--- a/doc/ТЗ.docx
+++ b/doc/ТЗ.docx
@@ -1,6 +1,6 @@
 
 <file path=word/document.xml><?xml version="1.0" encoding="utf-8"?>
-<w:document xmlns:wpc="http://schemas.microsoft.com/office/word/2010/wordprocessingCanvas" xmlns:cx="http://schemas.microsoft.com/office/drawing/2014/chartex" xmlns:cx1="http://schemas.microsoft.com/office/drawing/2015/9/8/chartex" xmlns:cx2="http://schemas.microsoft.com/office/drawing/2015/10/21/chartex" xmlns:cx3="http://schemas.microsoft.com/office/drawing/2016/5/9/chartex" xmlns:cx4="http://schemas.microsoft.com/office/drawing/2016/5/10/chartex" xmlns:cx5="http://schemas.microsoft.com/office/drawing/2016/5/11/chartex" xmlns:cx6="http://schemas.microsoft.com/office/drawing/2016/5/12/chartex" xmlns:cx7="http://schemas.microsoft.com/office/drawing/2016/5/13/chartex" xmlns:cx8="http://schemas.microsoft.com/office/drawing/2016/5/14/chartex" xmlns:mc="http://schemas.openxmlformats.org/markup-compatibility/2006" xmlns:aink="http://schemas.microsoft.com/office/drawing/2016/ink" xmlns:am3d="http://schemas.microsoft.com/office/drawing/2017/model3d" xmlns:o="urn:schemas-microsoft-com:office:office" xmlns:oel="http://schemas.microsoft.com/office/2019/extlst" xmlns:r="http://schemas.openxmlformats.org/officeDocument/2006/relationships" xmlns:m="http://schemas.openxmlformats.org/officeDocument/2006/math" xmlns:v="urn:schemas-microsoft-com:vml" xmlns:wp14="http://schemas.microsoft.com/office/word/2010/wordprocessingDrawing" xmlns:wp="http://schemas.openxmlformats.org/drawingml/2006/wordprocessingDrawing" xmlns:w10="urn:schemas-microsoft-com:office:word" xmlns:w="http://schemas.openxmlformats.org/wordprocessingml/2006/main" xmlns:w14="http://schemas.microsoft.com/office/word/2010/wordml" xmlns:w15="http://schemas.microsoft.com/office/word/2012/wordml" xmlns:w16cex="http://schemas.microsoft.com/office/word/2018/wordml/cex" xmlns:w16cid="http://schemas.microsoft.com/office/word/2016/wordml/cid" xmlns:w16="http://schemas.microsoft.com/office/word/2018/wordml" xmlns:w16sdtdh="http://schemas.microsoft.com/office/word/2020/wordml/sdtdatahash" xmlns:w16se="http://schemas.microsoft.com/office/word/2015/wordml/symex" xmlns:wpg="http://schemas.microsoft.com/office/word/2010/wordprocessingGroup" xmlns:wpi="http://schemas.microsoft.com/office/word/2010/wordprocessingInk" xmlns:wne="http://schemas.microsoft.com/office/word/2006/wordml" xmlns:wps="http://schemas.microsoft.com/office/word/2010/wordprocessingShape" mc:Ignorable="w14 w15 w16se w16cid w16 w16cex w16sdtdh wp14">
+<w:document xmlns:ve="http://schemas.openxmlformats.org/markup-compatibility/2006" xmlns:o="urn:schemas-microsoft-com:office:office" xmlns:r="http://schemas.openxmlformats.org/officeDocument/2006/relationships" xmlns:m="http://schemas.openxmlformats.org/officeDocument/2006/math" xmlns:v="urn:schemas-microsoft-com:vml" xmlns:wp="http://schemas.openxmlformats.org/drawingml/2006/wordprocessingDrawing" xmlns:w10="urn:schemas-microsoft-com:office:word" xmlns:w="http://schemas.openxmlformats.org/wordprocessingml/2006/main" xmlns:wne="http://schemas.microsoft.com/office/word/2006/wordml">
   <w:body>
     <w:p>
       <w:pPr>
@@ -37,7 +37,14 @@
           <w:sz w:val="28"/>
           <w:szCs w:val="28"/>
         </w:rPr>
-        <w:t>Автоматизация процессов обслуживания клиентов является одним из ключевых факторов повышения эффективности бизнеса строительных компаний. Современные технологии позволяют значительно оптимизировать взаимодействие с клиентами, повысить качество предоставляемых услуг и сократить временные затраты сотрудников на рутинные операции.</w:t>
+        <w:t xml:space="preserve">Автоматизация процессов обслуживания клиентов является одним из ключевых факторов повышения эффективности бизнеса строительных компаний. Современные технологии позволяют </w:t>
+      </w:r>
+      <w:r>
+        <w:rPr>
+          <w:sz w:val="28"/>
+          <w:szCs w:val="28"/>
+        </w:rPr>
+        <w:t>значительно оптимизировать взаимодействие с клиентами, повысить качество предоставляемых услуг и сократить временные затраты сотрудников на рутинные операции.</w:t>
       </w:r>
     </w:p>
     <w:p>
@@ -55,7 +62,21 @@
           <w:sz w:val="28"/>
           <w:szCs w:val="28"/>
         </w:rPr>
-        <w:t>Актуальность разработки обусловлена необходимостью снижения издержек, улучшения качества обслуживания и увеличения удовлетворенности клиентов услугами строительной компании. Использование современных технологий позволит интегрировать систему с существующими бизнес-процессами предприятия, обеспечивая удобный интерфейс взаимодействия пользователей и надежную защиту данных.</w:t>
+        <w:t>Актуальность разработки обусловлена необходимостью снижения издержек, улучшения качества обслужив</w:t>
+      </w:r>
+      <w:r>
+        <w:rPr>
+          <w:sz w:val="28"/>
+          <w:szCs w:val="28"/>
+        </w:rPr>
+        <w:t>ания и увеличения удовлетворенности клиентов услугами строительной компании. Использование современных технологий позволит интегрировать систему с существующими бизнес-процессами предприятия, обеспечивая удобный интерфейс взаимодействия пользователей и над</w:t>
+      </w:r>
+      <w:r>
+        <w:rPr>
+          <w:sz w:val="28"/>
+          <w:szCs w:val="28"/>
+        </w:rPr>
+        <w:t>ежную защиту данных.</w:t>
       </w:r>
     </w:p>
     <w:p>
@@ -88,7 +109,14 @@
           <w:sz w:val="28"/>
           <w:szCs w:val="28"/>
         </w:rPr>
-        <w:t>. Данная система должна обеспечить эффективное управление клиентской базой, обработку заявок, контроль сроков исполнения заказов и автоматизацию документооборота.</w:t>
+        <w:t>. Данная система должна обеспечить эффективное управление клиентской базой, обработ</w:t>
+      </w:r>
+      <w:r>
+        <w:rPr>
+          <w:sz w:val="28"/>
+          <w:szCs w:val="28"/>
+        </w:rPr>
+        <w:t>ку заявок, контроль сроков исполнения заказов и автоматизацию документооборота.</w:t>
       </w:r>
     </w:p>
     <w:p>
@@ -111,7 +139,7 @@
     </w:p>
     <w:p>
       <w:pPr>
-        <w:pStyle w:val="af2"/>
+        <w:pStyle w:val="af1"/>
         <w:numPr>
           <w:ilvl w:val="0"/>
           <w:numId w:val="9"/>
@@ -144,7 +172,7 @@
     </w:p>
     <w:p>
       <w:pPr>
-        <w:pStyle w:val="af2"/>
+        <w:pStyle w:val="af1"/>
         <w:numPr>
           <w:ilvl w:val="0"/>
           <w:numId w:val="9"/>
@@ -177,7 +205,7 @@
     </w:p>
     <w:p>
       <w:pPr>
-        <w:pStyle w:val="af2"/>
+        <w:pStyle w:val="af1"/>
         <w:numPr>
           <w:ilvl w:val="0"/>
           <w:numId w:val="9"/>
@@ -210,7 +238,7 @@
     </w:p>
     <w:p>
       <w:pPr>
-        <w:pStyle w:val="af2"/>
+        <w:pStyle w:val="af1"/>
         <w:numPr>
           <w:ilvl w:val="0"/>
           <w:numId w:val="9"/>
@@ -243,7 +271,7 @@
     </w:p>
     <w:p>
       <w:pPr>
-        <w:pStyle w:val="af2"/>
+        <w:pStyle w:val="af1"/>
         <w:numPr>
           <w:ilvl w:val="0"/>
           <w:numId w:val="9"/>
@@ -276,7 +304,7 @@
     </w:p>
     <w:p>
       <w:pPr>
-        <w:pStyle w:val="af2"/>
+        <w:pStyle w:val="af1"/>
         <w:numPr>
           <w:ilvl w:val="0"/>
           <w:numId w:val="9"/>
@@ -309,7 +337,7 @@
     </w:p>
     <w:p>
       <w:pPr>
-        <w:pStyle w:val="af2"/>
+        <w:pStyle w:val="af1"/>
         <w:numPr>
           <w:ilvl w:val="0"/>
           <w:numId w:val="9"/>
@@ -400,7 +428,23 @@
           <w:sz w:val="28"/>
           <w:szCs w:val="28"/>
         </w:rPr>
-        <w:t>Основанием для разработки является приказ №________от___________.</w:t>
+        <w:t>Основанием для разработки является приказ №________</w:t>
+      </w:r>
+      <w:proofErr w:type="gramStart"/>
+      <w:r>
+        <w:rPr>
+          <w:sz w:val="28"/>
+          <w:szCs w:val="28"/>
+        </w:rPr>
+        <w:t>от</w:t>
+      </w:r>
+      <w:proofErr w:type="gramEnd"/>
+      <w:r>
+        <w:rPr>
+          <w:sz w:val="28"/>
+          <w:szCs w:val="28"/>
+        </w:rPr>
+        <w:t>___________.</w:t>
       </w:r>
     </w:p>
     <w:p>
@@ -414,7 +458,14 @@
           <w:sz w:val="28"/>
           <w:szCs w:val="28"/>
         </w:rPr>
-        <w:t>Организация, утвердившая приказ: Государственное бюджетное профессиональное образовательное учреждение «Заволжский автом</w:t>
+        <w:t>Организация, утвердившая приказ:</w:t>
+      </w:r>
+      <w:r>
+        <w:rPr>
+          <w:sz w:val="28"/>
+          <w:szCs w:val="28"/>
+        </w:rPr>
+        <w:t xml:space="preserve"> Государственное бюджетное профессиональное образовательное учреждение «Заволжский автом</w:t>
       </w:r>
       <w:r>
         <w:rPr>
@@ -549,7 +600,15 @@
           <w:sz w:val="28"/>
           <w:szCs w:val="28"/>
         </w:rPr>
-        <w:t xml:space="preserve">3.1. Требования к функциональным характеристикам </w:t>
+        <w:t>3.</w:t>
+      </w:r>
+      <w:r>
+        <w:rPr>
+          <w:b/>
+          <w:sz w:val="28"/>
+          <w:szCs w:val="28"/>
+        </w:rPr>
+        <w:t xml:space="preserve">1. Требования к функциональным характеристикам </w:t>
       </w:r>
     </w:p>
     <w:p>
@@ -620,7 +679,7 @@
     </w:p>
     <w:p>
       <w:pPr>
-        <w:pStyle w:val="ad"/>
+        <w:pStyle w:val="10"/>
         <w:numPr>
           <w:ilvl w:val="0"/>
           <w:numId w:val="4"/>
@@ -640,12 +699,36 @@
           <w:sz w:val="28"/>
           <w:szCs w:val="28"/>
         </w:rPr>
-        <w:t>программное приложение должно иметь формы: ввода и вывода информации о клиентах, контрактах, объектах, сотрудниках;</w:t>
-      </w:r>
-    </w:p>
-    <w:p>
-      <w:pPr>
-        <w:pStyle w:val="ad"/>
+        <w:t>программное приложение должно иметь формы: ввода и вывода и</w:t>
+      </w:r>
+      <w:r>
+        <w:rPr>
+          <w:color w:val="000000"/>
+          <w:sz w:val="28"/>
+          <w:szCs w:val="28"/>
+        </w:rPr>
+        <w:t>н</w:t>
+      </w:r>
+      <w:r>
+        <w:rPr>
+          <w:color w:val="000000"/>
+          <w:sz w:val="28"/>
+          <w:szCs w:val="28"/>
+        </w:rPr>
+        <w:t>форма</w:t>
+      </w:r>
+      <w:r>
+        <w:rPr>
+          <w:color w:val="000000"/>
+          <w:sz w:val="28"/>
+          <w:szCs w:val="28"/>
+        </w:rPr>
+        <w:t>ции о клиентах, контрактах, объектах, сотрудниках;</w:t>
+      </w:r>
+    </w:p>
+    <w:p>
+      <w:pPr>
+        <w:pStyle w:val="10"/>
         <w:numPr>
           <w:ilvl w:val="0"/>
           <w:numId w:val="4"/>
@@ -671,7 +754,7 @@
     </w:p>
     <w:p>
       <w:pPr>
-        <w:pStyle w:val="ad"/>
+        <w:pStyle w:val="10"/>
         <w:numPr>
           <w:ilvl w:val="0"/>
           <w:numId w:val="4"/>
@@ -692,12 +775,30 @@
           <w:szCs w:val="28"/>
           <w:shd w:val="clear" w:color="auto" w:fill="FFFFFF"/>
         </w:rPr>
-        <w:t>фильтрация данных по статусу клиентов на форме «Просмотр клиентов» под ролью менеджера и руководителя;</w:t>
-      </w:r>
-    </w:p>
-    <w:p>
-      <w:pPr>
-        <w:pStyle w:val="ad"/>
+        <w:t>фильтрация данных по статусу клиентов на форме «Просмотр клие</w:t>
+      </w:r>
+      <w:r>
+        <w:rPr>
+          <w:color w:val="000000"/>
+          <w:sz w:val="28"/>
+          <w:szCs w:val="28"/>
+          <w:shd w:val="clear" w:color="auto" w:fill="FFFFFF"/>
+        </w:rPr>
+        <w:t>н</w:t>
+      </w:r>
+      <w:r>
+        <w:rPr>
+          <w:color w:val="000000"/>
+          <w:sz w:val="28"/>
+          <w:szCs w:val="28"/>
+          <w:shd w:val="clear" w:color="auto" w:fill="FFFFFF"/>
+        </w:rPr>
+        <w:t>тов» под ролью менеджера и руководителя;</w:t>
+      </w:r>
+    </w:p>
+    <w:p>
+      <w:pPr>
+        <w:pStyle w:val="10"/>
         <w:numPr>
           <w:ilvl w:val="0"/>
           <w:numId w:val="4"/>
@@ -718,7 +819,7 @@
           <w:szCs w:val="28"/>
           <w:shd w:val="clear" w:color="auto" w:fill="FFFFFF"/>
         </w:rPr>
-        <w:t xml:space="preserve">фильтрация данных по </w:t>
+        <w:t>фильтраци</w:t>
       </w:r>
       <w:r>
         <w:rPr>
@@ -726,6 +827,15 @@
           <w:sz w:val="28"/>
           <w:szCs w:val="28"/>
           <w:shd w:val="clear" w:color="auto" w:fill="FFFFFF"/>
+        </w:rPr>
+        <w:t xml:space="preserve">я данных по </w:t>
+      </w:r>
+      <w:r>
+        <w:rPr>
+          <w:color w:val="000000"/>
+          <w:sz w:val="28"/>
+          <w:szCs w:val="28"/>
+          <w:shd w:val="clear" w:color="auto" w:fill="FFFFFF"/>
           <w:lang w:val="en-US"/>
         </w:rPr>
         <w:t>LTV</w:t>
@@ -737,12 +847,30 @@
           <w:szCs w:val="28"/>
           <w:shd w:val="clear" w:color="auto" w:fill="FFFFFF"/>
         </w:rPr>
-        <w:t xml:space="preserve"> клиентов на форме «Просмотр клиентов» под ролью менеджера и руководителя;</w:t>
-      </w:r>
-    </w:p>
-    <w:p>
-      <w:pPr>
-        <w:pStyle w:val="ad"/>
+        <w:t xml:space="preserve"> клиентов на форме «Просмотр клие</w:t>
+      </w:r>
+      <w:r>
+        <w:rPr>
+          <w:color w:val="000000"/>
+          <w:sz w:val="28"/>
+          <w:szCs w:val="28"/>
+          <w:shd w:val="clear" w:color="auto" w:fill="FFFFFF"/>
+        </w:rPr>
+        <w:t>н</w:t>
+      </w:r>
+      <w:r>
+        <w:rPr>
+          <w:color w:val="000000"/>
+          <w:sz w:val="28"/>
+          <w:szCs w:val="28"/>
+          <w:shd w:val="clear" w:color="auto" w:fill="FFFFFF"/>
+        </w:rPr>
+        <w:t>тов» под ролью менеджера и руководителя;</w:t>
+      </w:r>
+    </w:p>
+    <w:p>
+      <w:pPr>
+        <w:pStyle w:val="10"/>
         <w:numPr>
           <w:ilvl w:val="0"/>
           <w:numId w:val="4"/>
@@ -768,7 +896,7 @@
     </w:p>
     <w:p>
       <w:pPr>
-        <w:pStyle w:val="ad"/>
+        <w:pStyle w:val="10"/>
         <w:numPr>
           <w:ilvl w:val="0"/>
           <w:numId w:val="4"/>
@@ -792,12 +920,39 @@
           <w:szCs w:val="28"/>
           <w:shd w:val="clear" w:color="auto" w:fill="FFFFFF"/>
         </w:rPr>
-        <w:t>сортировка данных по статусу клиентов на форме «Просмотр клиентов» под ролью менеджера и руководителя;</w:t>
-      </w:r>
-    </w:p>
-    <w:p>
-      <w:pPr>
-        <w:pStyle w:val="ad"/>
+        <w:t>сортировка данных по статусу клиентов на форме «Просмот</w:t>
+      </w:r>
+      <w:r>
+        <w:rPr>
+          <w:color w:val="000000"/>
+          <w:sz w:val="28"/>
+          <w:szCs w:val="28"/>
+          <w:shd w:val="clear" w:color="auto" w:fill="FFFFFF"/>
+        </w:rPr>
+        <w:t>р клие</w:t>
+      </w:r>
+      <w:r>
+        <w:rPr>
+          <w:color w:val="000000"/>
+          <w:sz w:val="28"/>
+          <w:szCs w:val="28"/>
+          <w:shd w:val="clear" w:color="auto" w:fill="FFFFFF"/>
+        </w:rPr>
+        <w:t>н</w:t>
+      </w:r>
+      <w:r>
+        <w:rPr>
+          <w:color w:val="000000"/>
+          <w:sz w:val="28"/>
+          <w:szCs w:val="28"/>
+          <w:shd w:val="clear" w:color="auto" w:fill="FFFFFF"/>
+        </w:rPr>
+        <w:t>тов» под ролью менеджера и руководителя;</w:t>
+      </w:r>
+    </w:p>
+    <w:p>
+      <w:pPr>
+        <w:pStyle w:val="10"/>
         <w:numPr>
           <w:ilvl w:val="0"/>
           <w:numId w:val="4"/>
@@ -819,12 +974,30 @@
           <w:shd w:val="clear" w:color="auto" w:fill="FFFFFF"/>
         </w:rPr>
         <w:lastRenderedPageBreak/>
-        <w:t>сортировка данных по ФИО клиентов на форме «Просмотр клиентов» под ролью менеджера и руководителя;</w:t>
-      </w:r>
-    </w:p>
-    <w:p>
-      <w:pPr>
-        <w:pStyle w:val="ad"/>
+        <w:t>сортировка данных по ФИО клиентов на форме «Просмотр клие</w:t>
+      </w:r>
+      <w:r>
+        <w:rPr>
+          <w:color w:val="000000"/>
+          <w:sz w:val="28"/>
+          <w:szCs w:val="28"/>
+          <w:shd w:val="clear" w:color="auto" w:fill="FFFFFF"/>
+        </w:rPr>
+        <w:t>н</w:t>
+      </w:r>
+      <w:r>
+        <w:rPr>
+          <w:color w:val="000000"/>
+          <w:sz w:val="28"/>
+          <w:szCs w:val="28"/>
+          <w:shd w:val="clear" w:color="auto" w:fill="FFFFFF"/>
+        </w:rPr>
+        <w:t>тов» под ролью менеджера и руководителя;</w:t>
+      </w:r>
+    </w:p>
+    <w:p>
+      <w:pPr>
+        <w:pStyle w:val="10"/>
         <w:numPr>
           <w:ilvl w:val="0"/>
           <w:numId w:val="4"/>
@@ -872,7 +1045,7 @@
     </w:p>
     <w:p>
       <w:pPr>
-        <w:pStyle w:val="ad"/>
+        <w:pStyle w:val="10"/>
         <w:numPr>
           <w:ilvl w:val="0"/>
           <w:numId w:val="4"/>
@@ -894,12 +1067,22 @@
           <w:szCs w:val="28"/>
           <w:shd w:val="clear" w:color="auto" w:fill="FFFFFF"/>
         </w:rPr>
-        <w:t>поиск, сортировка и фильтрация происходят в реальном времени;</w:t>
-      </w:r>
-    </w:p>
-    <w:p>
-      <w:pPr>
-        <w:pStyle w:val="ad"/>
+        <w:t>поиск, сор</w:t>
+      </w:r>
+      <w:r>
+        <w:rPr>
+          <w:rStyle w:val="docdata"/>
+          <w:color w:val="000000"/>
+          <w:sz w:val="28"/>
+          <w:szCs w:val="28"/>
+          <w:shd w:val="clear" w:color="auto" w:fill="FFFFFF"/>
+        </w:rPr>
+        <w:t>тировка и фильтрация происходят в реальном времени;</w:t>
+      </w:r>
+    </w:p>
+    <w:p>
+      <w:pPr>
+        <w:pStyle w:val="10"/>
         <w:numPr>
           <w:ilvl w:val="0"/>
           <w:numId w:val="4"/>
@@ -925,7 +1108,7 @@
     </w:p>
     <w:p>
       <w:pPr>
-        <w:pStyle w:val="ad"/>
+        <w:pStyle w:val="10"/>
         <w:numPr>
           <w:ilvl w:val="0"/>
           <w:numId w:val="4"/>
@@ -1127,15 +1310,43 @@
           <w:szCs w:val="28"/>
           <w:highlight w:val="yellow"/>
         </w:rPr>
-        <w:t>резервного копирования базы данных.</w:t>
-      </w:r>
+        <w:t>резервного копирования базы данных</w:t>
+      </w:r>
+      <w:proofErr w:type="gramStart"/>
       <w:r>
         <w:rPr>
           <w:sz w:val="28"/>
           <w:szCs w:val="28"/>
           <w:highlight w:val="yellow"/>
         </w:rPr>
-        <w:t xml:space="preserve"> - диплом</w:t>
+        <w:t>.</w:t>
+      </w:r>
+      <w:proofErr w:type="gramEnd"/>
+      <w:r>
+        <w:rPr>
+          <w:sz w:val="28"/>
+          <w:szCs w:val="28"/>
+          <w:highlight w:val="yellow"/>
+        </w:rPr>
+        <w:t xml:space="preserve"> - </w:t>
+      </w:r>
+      <w:proofErr w:type="gramStart"/>
+      <w:r>
+        <w:rPr>
+          <w:sz w:val="28"/>
+          <w:szCs w:val="28"/>
+          <w:highlight w:val="yellow"/>
+        </w:rPr>
+        <w:t>д</w:t>
+      </w:r>
+      <w:proofErr w:type="gramEnd"/>
+      <w:r>
+        <w:rPr>
+          <w:sz w:val="28"/>
+          <w:szCs w:val="28"/>
+          <w:highlight w:val="yellow"/>
+        </w:rPr>
+        <w:t>иплом</w:t>
       </w:r>
     </w:p>
     <w:p>
@@ -1223,7 +1434,17 @@
           <w:szCs w:val="28"/>
           <w:shd w:val="clear" w:color="auto" w:fill="FFFFFF"/>
         </w:rPr>
-        <w:t>просмотр, добавление, удаление и редактирование фотографий сотрудников;</w:t>
+        <w:t>просмотр, добавление, удаление и редакт</w:t>
+      </w:r>
+      <w:r>
+        <w:rPr>
+          <w:rStyle w:val="docdata"/>
+          <w:color w:val="000000"/>
+          <w:sz w:val="28"/>
+          <w:szCs w:val="28"/>
+          <w:shd w:val="clear" w:color="auto" w:fill="FFFFFF"/>
+        </w:rPr>
+        <w:t>ирование фотографий сотрудников;</w:t>
       </w:r>
     </w:p>
     <w:p>
@@ -1410,7 +1631,6 @@
         </w:rPr>
         <w:t>ко</w:t>
       </w:r>
-      <w:proofErr w:type="spellEnd"/>
       <w:r>
         <w:rPr>
           <w:rStyle w:val="docdata"/>
@@ -1419,7 +1639,6 @@
         </w:rPr>
         <w:t>н</w:t>
       </w:r>
-      <w:proofErr w:type="spellStart"/>
       <w:r>
         <w:rPr>
           <w:rStyle w:val="docdata"/>
@@ -1709,7 +1928,6 @@
         </w:rPr>
         <w:t>ко</w:t>
       </w:r>
-      <w:proofErr w:type="spellEnd"/>
       <w:r>
         <w:rPr>
           <w:rStyle w:val="docdata"/>
@@ -1718,7 +1936,6 @@
         </w:rPr>
         <w:t>н</w:t>
       </w:r>
-      <w:proofErr w:type="spellStart"/>
       <w:r>
         <w:rPr>
           <w:rStyle w:val="docdata"/>
@@ -1951,7 +2168,7 @@
     </w:p>
     <w:p>
       <w:pPr>
-        <w:pStyle w:val="ad"/>
+        <w:pStyle w:val="10"/>
         <w:numPr>
           <w:ilvl w:val="1"/>
           <w:numId w:val="4"/>
@@ -1974,12 +2191,21 @@
           <w:szCs w:val="28"/>
           <w:shd w:val="clear" w:color="auto" w:fill="FFFFFF"/>
         </w:rPr>
-        <w:t>фильтрация данных по закрепленным сотрудникам за клиентом на форме «Просмотр клиентов» под ролью руководителя;</w:t>
-      </w:r>
-    </w:p>
-    <w:p>
-      <w:pPr>
-        <w:pStyle w:val="ad"/>
+        <w:t xml:space="preserve">фильтрация данных по закрепленным сотрудникам за </w:t>
+      </w:r>
+      <w:r>
+        <w:rPr>
+          <w:color w:val="000000"/>
+          <w:sz w:val="28"/>
+          <w:szCs w:val="28"/>
+          <w:shd w:val="clear" w:color="auto" w:fill="FFFFFF"/>
+        </w:rPr>
+        <w:t>клиентом на форме «Просмотр клиентов» под ролью руководителя;</w:t>
+      </w:r>
+    </w:p>
+    <w:p>
+      <w:pPr>
+        <w:pStyle w:val="10"/>
         <w:numPr>
           <w:ilvl w:val="0"/>
           <w:numId w:val="4"/>
@@ -2031,7 +2257,7 @@
     </w:p>
     <w:p>
       <w:pPr>
-        <w:pStyle w:val="ad"/>
+        <w:pStyle w:val="10"/>
         <w:numPr>
           <w:ilvl w:val="1"/>
           <w:numId w:val="4"/>
@@ -2056,7 +2282,7 @@
     </w:p>
     <w:p>
       <w:pPr>
-        <w:pStyle w:val="ad"/>
+        <w:pStyle w:val="10"/>
         <w:numPr>
           <w:ilvl w:val="1"/>
           <w:numId w:val="4"/>
@@ -2076,12 +2302,21 @@
           <w:szCs w:val="28"/>
           <w:shd w:val="clear" w:color="auto" w:fill="FFFFFF"/>
         </w:rPr>
-        <w:t>выпадающий список используется при выборе сотрудников и статусе клиента при формировании карточки клиента;</w:t>
-      </w:r>
-    </w:p>
-    <w:p>
-      <w:pPr>
-        <w:pStyle w:val="ad"/>
+        <w:t>выпадающий список используется при выборе сотрудников и статусе клиента при формировании карточки кл</w:t>
+      </w:r>
+      <w:r>
+        <w:rPr>
+          <w:color w:val="000000"/>
+          <w:sz w:val="28"/>
+          <w:szCs w:val="28"/>
+          <w:shd w:val="clear" w:color="auto" w:fill="FFFFFF"/>
+        </w:rPr>
+        <w:t>иента;</w:t>
+      </w:r>
+    </w:p>
+    <w:p>
+      <w:pPr>
+        <w:pStyle w:val="10"/>
         <w:numPr>
           <w:ilvl w:val="1"/>
           <w:numId w:val="4"/>
@@ -2106,7 +2341,7 @@
     </w:p>
     <w:p>
       <w:pPr>
-        <w:pStyle w:val="ad"/>
+        <w:pStyle w:val="10"/>
         <w:numPr>
           <w:ilvl w:val="1"/>
           <w:numId w:val="4"/>
@@ -2174,7 +2409,14 @@
           <w:sz w:val="28"/>
           <w:szCs w:val="28"/>
         </w:rPr>
-        <w:t>при оформлении сотрудника, автоматически ставится системная дата;</w:t>
+        <w:t>при оформлении со</w:t>
+      </w:r>
+      <w:r>
+        <w:rPr>
+          <w:sz w:val="28"/>
+          <w:szCs w:val="28"/>
+        </w:rPr>
+        <w:t>трудника, автоматически ставится системная дата;</w:t>
       </w:r>
     </w:p>
     <w:p>
@@ -2294,7 +2536,14 @@
           <w:sz w:val="28"/>
           <w:szCs w:val="28"/>
         </w:rPr>
-        <w:t>блокировать английский язык во всех полях, кроме логина и пароля;</w:t>
+        <w:t xml:space="preserve">блокировать </w:t>
+      </w:r>
+      <w:r>
+        <w:rPr>
+          <w:sz w:val="28"/>
+          <w:szCs w:val="28"/>
+        </w:rPr>
+        <w:t>английский язык во всех полях, кроме логина и пароля;</w:t>
       </w:r>
     </w:p>
     <w:p>
@@ -2345,7 +2594,42 @@
           <w:szCs w:val="28"/>
         </w:rPr>
         <w:lastRenderedPageBreak/>
-        <w:t>контроль дублирования попытке авторизации, система выдаёт сообщение о неудачной авторизации, при повторной авторизации требуется заполнение логина и пароля;</w:t>
+        <w:t>контроль дублирования попытке авторизации, система выдаёт соо</w:t>
+      </w:r>
+      <w:r>
+        <w:rPr>
+          <w:sz w:val="28"/>
+          <w:szCs w:val="28"/>
+        </w:rPr>
+        <w:t>б</w:t>
+      </w:r>
+      <w:r>
+        <w:rPr>
+          <w:sz w:val="28"/>
+          <w:szCs w:val="28"/>
+        </w:rPr>
+        <w:t xml:space="preserve">щение о неудачной авторизации, при повторной авторизации требуется </w:t>
+      </w:r>
+      <w:r>
+        <w:rPr>
+          <w:sz w:val="28"/>
+          <w:szCs w:val="28"/>
+        </w:rPr>
+        <w:t>заполн</w:t>
+      </w:r>
+      <w:r>
+        <w:rPr>
+          <w:sz w:val="28"/>
+          <w:szCs w:val="28"/>
+        </w:rPr>
+        <w:t>е</w:t>
+      </w:r>
+      <w:r>
+        <w:rPr>
+          <w:sz w:val="28"/>
+          <w:szCs w:val="28"/>
+        </w:rPr>
+        <w:t>ние логина и пароля;</w:t>
       </w:r>
     </w:p>
     <w:p>
@@ -2395,7 +2679,21 @@
           <w:sz w:val="28"/>
           <w:szCs w:val="28"/>
         </w:rPr>
-        <w:t>при добавлении, изменении, удаления выводить сообщение о подтверждении действия;</w:t>
+        <w:t>при добавлении, изменении, удаления выводить сообщение о по</w:t>
+      </w:r>
+      <w:r>
+        <w:rPr>
+          <w:sz w:val="28"/>
+          <w:szCs w:val="28"/>
+        </w:rPr>
+        <w:t>д</w:t>
+      </w:r>
+      <w:r>
+        <w:rPr>
+          <w:sz w:val="28"/>
+          <w:szCs w:val="28"/>
+        </w:rPr>
+        <w:t>тверждении действия;</w:t>
       </w:r>
     </w:p>
     <w:p>
@@ -2445,7 +2743,14 @@
           <w:sz w:val="28"/>
           <w:szCs w:val="28"/>
         </w:rPr>
-        <w:t>при оформлении контракта, автоматически ставится системная дата.</w:t>
+        <w:t>при оформлении контракта, авт</w:t>
+      </w:r>
+      <w:r>
+        <w:rPr>
+          <w:sz w:val="28"/>
+          <w:szCs w:val="28"/>
+        </w:rPr>
+        <w:t>оматически ставится системная дата.</w:t>
       </w:r>
     </w:p>
     <w:p>
@@ -2746,7 +3051,15 @@
           <w:szCs w:val="28"/>
           <w:lang w:val="en-US"/>
         </w:rPr>
-        <w:t>процессора</w:t>
+        <w:t>про</w:t>
+      </w:r>
+      <w:r>
+        <w:rPr>
+          <w:sz w:val="28"/>
+          <w:szCs w:val="28"/>
+          <w:lang w:val="en-US"/>
+        </w:rPr>
+        <w:t>цессора</w:t>
       </w:r>
       <w:proofErr w:type="spellEnd"/>
       <w:r>
@@ -3043,7 +3356,14 @@
           <w:sz w:val="28"/>
           <w:szCs w:val="28"/>
         </w:rPr>
-        <w:t xml:space="preserve"> носителе информации в цифровом виде. Программная документация поставляется в электронном и печатном виде. </w:t>
+        <w:t xml:space="preserve"> носителе информации в цифровом виде. Программная документация по</w:t>
+      </w:r>
+      <w:r>
+        <w:rPr>
+          <w:sz w:val="28"/>
+          <w:szCs w:val="28"/>
+        </w:rPr>
+        <w:t xml:space="preserve">ставляется в электронном и печатном виде. </w:t>
       </w:r>
     </w:p>
     <w:p>
@@ -3228,6 +3548,7 @@
         </w:rPr>
       </w:pPr>
       <w:proofErr w:type="spellStart"/>
+      <w:proofErr w:type="gramStart"/>
       <w:r>
         <w:rPr>
           <w:sz w:val="28"/>
@@ -3237,6 +3558,7 @@
         <w:t>руководство</w:t>
       </w:r>
       <w:proofErr w:type="spellEnd"/>
+      <w:proofErr w:type="gramEnd"/>
       <w:r>
         <w:rPr>
           <w:sz w:val="28"/>
@@ -3294,7 +3616,16 @@
           <w:szCs w:val="28"/>
           <w:lang w:val="en-US"/>
         </w:rPr>
-        <w:t>Технико-экономическаое</w:t>
+        <w:t>Технико-экономическ</w:t>
+      </w:r>
+      <w:r>
+        <w:rPr>
+          <w:b/>
+          <w:sz w:val="28"/>
+          <w:szCs w:val="28"/>
+          <w:lang w:val="en-US"/>
+        </w:rPr>
+        <w:t>ое</w:t>
       </w:r>
       <w:proofErr w:type="spellEnd"/>
       <w:r>
@@ -3330,7 +3661,14 @@
           <w:sz w:val="28"/>
           <w:szCs w:val="28"/>
         </w:rPr>
-        <w:t>Существующие аналоги автоматизированной системы часто имеют избыточный функционал, которой может не соответствовать конкретным потребностям пользователей, что приводит к усложнению работы и снижению общей эффективности. Одним из таких аналогов является программный продукт “</w:t>
+        <w:t xml:space="preserve">Существующие аналоги автоматизированной системы часто имеют избыточный функционал, которой может не соответствовать конкретным потребностям пользователей, что приводит к усложнению работы и снижению общей эффективности. Одним из таких аналогов </w:t>
+      </w:r>
+      <w:r>
+        <w:rPr>
+          <w:sz w:val="28"/>
+          <w:szCs w:val="28"/>
+        </w:rPr>
+        <w:t>является программный продукт “</w:t>
       </w:r>
       <w:r>
         <w:rPr>
@@ -3376,7 +3714,7 @@
           <w:sz w:val="28"/>
           <w:szCs w:val="28"/>
         </w:rPr>
-        <w:t xml:space="preserve"> от центрального сервера компании-</w:t>
+        <w:t xml:space="preserve"> от центрального сервера </w:t>
       </w:r>
       <w:proofErr w:type="spellStart"/>
       <w:r>
@@ -3384,7 +3722,7 @@
           <w:sz w:val="28"/>
           <w:szCs w:val="28"/>
         </w:rPr>
-        <w:t>разаботчика</w:t>
+        <w:t>компании-разаботчика</w:t>
       </w:r>
       <w:proofErr w:type="spellEnd"/>
       <w:r>
@@ -3392,7 +3730,14 @@
           <w:sz w:val="28"/>
           <w:szCs w:val="28"/>
         </w:rPr>
-        <w:t>. Это создаёт большие расходы на оплату лицензий, техническую поддержку и администрирование.</w:t>
+        <w:t>. Это создаёт большие расходы на оплату лицензий,</w:t>
+      </w:r>
+      <w:r>
+        <w:rPr>
+          <w:sz w:val="28"/>
+          <w:szCs w:val="28"/>
+        </w:rPr>
+        <w:t xml:space="preserve"> техническую поддержку и администрирование.</w:t>
       </w:r>
     </w:p>
     <w:p>
@@ -3402,6 +3747,7 @@
         <w:ind w:firstLine="709"/>
         <w:jc w:val="both"/>
       </w:pPr>
+      <w:proofErr w:type="gramStart"/>
       <w:r>
         <w:rPr>
           <w:sz w:val="28"/>
@@ -3467,8 +3813,16 @@
           <w:sz w:val="28"/>
           <w:szCs w:val="28"/>
         </w:rPr>
-        <w:t>, не требующее дополнительного ПО, обеспечивает уровень безопасности данных – шифрование данных, что защищает информацию от несанкционированного доступа.</w:t>
-      </w:r>
+        <w:t>, не требующее дополнительного ПО, обеспечивает уровень безопасности данных – шифрование да</w:t>
+      </w:r>
+      <w:r>
+        <w:rPr>
+          <w:sz w:val="28"/>
+          <w:szCs w:val="28"/>
+        </w:rPr>
+        <w:t>нных, что защищает информацию от несанкционированного доступа.</w:t>
+      </w:r>
+      <w:proofErr w:type="gramEnd"/>
     </w:p>
     <w:p>
       <w:pPr>
@@ -3548,13 +3902,23 @@
         <w:t>языком</w:t>
       </w:r>
       <w:proofErr w:type="spellEnd"/>
-      <w:r>
-        <w:rPr>
-          <w:sz w:val="28"/>
-          <w:szCs w:val="28"/>
-          <w:lang w:val="en-US"/>
-        </w:rPr>
-        <w:t xml:space="preserve"> С#;</w:t>
+      <w:proofErr w:type="gramStart"/>
+      <w:r>
+        <w:rPr>
+          <w:sz w:val="28"/>
+          <w:szCs w:val="28"/>
+          <w:lang w:val="en-US"/>
+        </w:rPr>
+        <w:t xml:space="preserve"> С</w:t>
+      </w:r>
+      <w:proofErr w:type="gramEnd"/>
+      <w:r>
+        <w:rPr>
+          <w:sz w:val="28"/>
+          <w:szCs w:val="28"/>
+          <w:lang w:val="en-US"/>
+        </w:rPr>
+        <w:t>#;</w:t>
       </w:r>
     </w:p>
     <w:p>
@@ -3577,7 +3941,14 @@
           <w:sz w:val="28"/>
           <w:szCs w:val="28"/>
         </w:rPr>
-        <w:t>разработанный проект может быть использован в качестве портфолио при прохождении собеседований в рамках трудоустройства.</w:t>
+        <w:t>разработанный проект может быть использован</w:t>
+      </w:r>
+      <w:r>
+        <w:rPr>
+          <w:sz w:val="28"/>
+          <w:szCs w:val="28"/>
+        </w:rPr>
+        <w:t xml:space="preserve"> в качестве портфолио при прохождении собеседований в рамках трудоустройства.</w:t>
       </w:r>
     </w:p>
     <w:p>
@@ -3640,7 +4011,7 @@
         <w:tblW w:w="9781" w:type="dxa"/>
         <w:jc w:val="center"/>
         <w:tblLayout w:type="fixed"/>
-        <w:tblLook w:val="04A0" w:firstRow="1" w:lastRow="0" w:firstColumn="1" w:lastColumn="0" w:noHBand="0" w:noVBand="1"/>
+        <w:tblLook w:val="04A0"/>
       </w:tblPr>
       <w:tblGrid>
         <w:gridCol w:w="851"/>
@@ -3678,7 +4049,25 @@
                 <w:sz w:val="28"/>
                 <w:szCs w:val="28"/>
               </w:rPr>
-              <w:t>№ п/п</w:t>
+              <w:t xml:space="preserve">№ </w:t>
+            </w:r>
+            <w:proofErr w:type="gramStart"/>
+            <w:r>
+              <w:rPr>
+                <w:color w:val="000000"/>
+                <w:sz w:val="28"/>
+                <w:szCs w:val="28"/>
+              </w:rPr>
+              <w:t>п</w:t>
+            </w:r>
+            <w:proofErr w:type="gramEnd"/>
+            <w:r>
+              <w:rPr>
+                <w:color w:val="000000"/>
+                <w:sz w:val="28"/>
+                <w:szCs w:val="28"/>
+              </w:rPr>
+              <w:t>/п</w:t>
             </w:r>
           </w:p>
         </w:tc>
@@ -3708,7 +4097,15 @@
                 <w:sz w:val="28"/>
                 <w:szCs w:val="28"/>
               </w:rPr>
-              <w:t>Название этапа</w:t>
+              <w:t>Название э</w:t>
+            </w:r>
+            <w:r>
+              <w:rPr>
+                <w:color w:val="000000"/>
+                <w:sz w:val="28"/>
+                <w:szCs w:val="28"/>
+              </w:rPr>
+              <w:t>тапа</w:t>
             </w:r>
           </w:p>
         </w:tc>
@@ -4458,7 +4855,15 @@
                 <w:sz w:val="28"/>
                 <w:szCs w:val="28"/>
               </w:rPr>
-              <w:t>Проверка работоспособности всех функций программного продукта</w:t>
+              <w:t xml:space="preserve">Проверка </w:t>
+            </w:r>
+            <w:r>
+              <w:rPr>
+                <w:color w:val="000000"/>
+                <w:sz w:val="28"/>
+                <w:szCs w:val="28"/>
+              </w:rPr>
+              <w:t>работоспособности всех функций программного продукта</w:t>
             </w:r>
           </w:p>
         </w:tc>
@@ -5019,7 +5424,14 @@
           <w:sz w:val="28"/>
           <w:szCs w:val="28"/>
         </w:rPr>
-        <w:t>При приёмке программного продукта должны быть проведены следующие виды испытаний:</w:t>
+        <w:t xml:space="preserve">При приёмке программного продукта </w:t>
+      </w:r>
+      <w:r>
+        <w:rPr>
+          <w:sz w:val="28"/>
+          <w:szCs w:val="28"/>
+        </w:rPr>
+        <w:t>должны быть проведены следующие виды испытаний:</w:t>
       </w:r>
     </w:p>
     <w:p>
@@ -5038,7 +5450,21 @@
           <w:sz w:val="28"/>
           <w:szCs w:val="28"/>
         </w:rPr>
-        <w:t>установка и запуск приложения в соответствии с заявленными техническими требованиями и программной совместимостью;</w:t>
+        <w:t>установка и запуск приложения в соответствии с заявленными те</w:t>
+      </w:r>
+      <w:r>
+        <w:rPr>
+          <w:sz w:val="28"/>
+          <w:szCs w:val="28"/>
+        </w:rPr>
+        <w:t>х</w:t>
+      </w:r>
+      <w:r>
+        <w:rPr>
+          <w:sz w:val="28"/>
+          <w:szCs w:val="28"/>
+        </w:rPr>
+        <w:t>ническими требованиями и программной совместимостью;</w:t>
       </w:r>
     </w:p>
     <w:p>
@@ -5076,7 +5502,14 @@
           <w:sz w:val="28"/>
           <w:szCs w:val="28"/>
         </w:rPr>
-        <w:t>наличие и соответствие эксплуатационных документов;</w:t>
+        <w:t>наличие и соответствие эксплуата</w:t>
+      </w:r>
+      <w:r>
+        <w:rPr>
+          <w:sz w:val="28"/>
+          <w:szCs w:val="28"/>
+        </w:rPr>
+        <w:t>ционных документов;</w:t>
       </w:r>
     </w:p>
     <w:p>
@@ -5193,7 +5626,15 @@
           <w:sz w:val="28"/>
           <w:szCs w:val="28"/>
         </w:rPr>
-        <w:t xml:space="preserve"> Б.Л. Практическая программная инженерия на основе учебного примера - М.:БИНОМ, Лаборатория знаний – ЭБК BOOK.RU 2022.</w:t>
+        <w:t xml:space="preserve"> Б.Л. Практическая программная инженерия на основе учебного примера - М.:БИНОМ</w:t>
+      </w:r>
+      <w:r>
+        <w:rPr>
+          <w:color w:val="000000"/>
+          <w:sz w:val="28"/>
+          <w:szCs w:val="28"/>
+        </w:rPr>
+        <w:t>, Лаборатория знаний – ЭБК BOOK.RU 2022.</w:t>
       </w:r>
     </w:p>
     <w:p>
@@ -5230,7 +5671,25 @@
           <w:sz w:val="28"/>
           <w:szCs w:val="28"/>
         </w:rPr>
-        <w:t xml:space="preserve"> Е.П. Основы языка SQL, учебное пособие. – СПб.: БХВ-Петербург, 2022.</w:t>
+        <w:t xml:space="preserve"> Е.П. Основы языка SQL, учебное пособие. – СПб</w:t>
+      </w:r>
+      <w:proofErr w:type="gramStart"/>
+      <w:r>
+        <w:rPr>
+          <w:color w:val="000000"/>
+          <w:sz w:val="28"/>
+          <w:szCs w:val="28"/>
+        </w:rPr>
+        <w:t xml:space="preserve">.: </w:t>
+      </w:r>
+      <w:proofErr w:type="gramEnd"/>
+      <w:r>
+        <w:rPr>
+          <w:color w:val="000000"/>
+          <w:sz w:val="28"/>
+          <w:szCs w:val="28"/>
+        </w:rPr>
+        <w:t>БХВ-Петербург, 2022.</w:t>
       </w:r>
     </w:p>
     <w:p>
@@ -5267,7 +5726,25 @@
           <w:sz w:val="28"/>
           <w:szCs w:val="28"/>
         </w:rPr>
-        <w:t xml:space="preserve"> Professional. - М., 2021.</w:t>
+        <w:t xml:space="preserve"> </w:t>
+      </w:r>
+      <w:proofErr w:type="spellStart"/>
+      <w:r>
+        <w:rPr>
+          <w:color w:val="000000"/>
+          <w:sz w:val="28"/>
+          <w:szCs w:val="28"/>
+        </w:rPr>
+        <w:t>Professional</w:t>
+      </w:r>
+      <w:proofErr w:type="spellEnd"/>
+      <w:r>
+        <w:rPr>
+          <w:color w:val="000000"/>
+          <w:sz w:val="28"/>
+          <w:szCs w:val="28"/>
+        </w:rPr>
+        <w:t>. - М., 2021.</w:t>
       </w:r>
     </w:p>
     <w:p>
@@ -5286,7 +5763,25 @@
           <w:sz w:val="28"/>
           <w:szCs w:val="28"/>
         </w:rPr>
-        <w:t>5. Прайс Марк Дж. C# 7 и .NET Core Кросс-платформенная разработка для профессионалов. 3-е изд. - СПб.: Питер, 2022.</w:t>
+        <w:t xml:space="preserve">5. Прайс Марк Дж. C# 7 и .NET Core </w:t>
+      </w:r>
+      <w:proofErr w:type="gramStart"/>
+      <w:r>
+        <w:rPr>
+          <w:color w:val="000000"/>
+          <w:sz w:val="28"/>
+          <w:szCs w:val="28"/>
+        </w:rPr>
+        <w:t>Кросс-платформенная</w:t>
+      </w:r>
+      <w:proofErr w:type="gramEnd"/>
+      <w:r>
+        <w:rPr>
+          <w:color w:val="000000"/>
+          <w:sz w:val="28"/>
+          <w:szCs w:val="28"/>
+        </w:rPr>
+        <w:t xml:space="preserve"> разработка для профессионалов. 3-е изд. - СПб.: Питер, 2022.</w:t>
       </w:r>
     </w:p>
     <w:p>
@@ -5355,8 +5850,19 @@
           <w:sz w:val="28"/>
         </w:rPr>
         <w:lastRenderedPageBreak/>
-        <w:t>Приложение А</w:t>
-      </w:r>
+        <w:t>Приложение</w:t>
+      </w:r>
+      <w:proofErr w:type="gramStart"/>
+      <w:r>
+        <w:rPr>
+          <w:b/>
+          <w:bCs/>
+          <w:color w:val="000000"/>
+          <w:sz w:val="28"/>
+        </w:rPr>
+        <w:t xml:space="preserve"> А</w:t>
+      </w:r>
+      <w:proofErr w:type="gramEnd"/>
     </w:p>
     <w:p>
       <w:pPr>
@@ -5457,7 +5963,7 @@
           <w:sz w:val="28"/>
         </w:rPr>
         <w:drawing>
-          <wp:inline distT="0" distB="0" distL="0" distR="0" wp14:anchorId="324171E8" wp14:editId="6CE86810">
+          <wp:inline distT="0" distB="0" distL="0" distR="0">
             <wp:extent cx="5654040" cy="4312920"/>
             <wp:effectExtent l="0" t="0" r="0" b="0"/>
             <wp:docPr id="23" name="Drawing 176966911"/>
@@ -5474,10 +5980,10 @@
                     </pic:cNvPicPr>
                   </pic:nvPicPr>
                   <pic:blipFill>
-                    <a:blip r:embed="rId7">
+                    <a:blip r:embed="rId7" cstate="print">
                       <a:extLst>
                         <a:ext uri="{28A0092B-C50C-407E-A947-70E740481C1C}">
-                          <a14:useLocalDpi xmlns:a14="http://schemas.microsoft.com/office/drawing/2010/main" val="0"/>
+                          <a14:useLocalDpi xmlns:a14="http://schemas.microsoft.com/office/drawing/2010/main" xmlns:wps="http://schemas.microsoft.com/office/word/2010/wordprocessingShape" xmlns:wpi="http://schemas.microsoft.com/office/word/2010/wordprocessingInk" xmlns:wpg="http://schemas.microsoft.com/office/word/2010/wordprocessingGroup" xmlns:w16se="http://schemas.microsoft.com/office/word/2015/wordml/symex" xmlns:w16sdtdh="http://schemas.microsoft.com/office/word/2020/wordml/sdtdatahash" xmlns:w16="http://schemas.microsoft.com/office/word/2018/wordml" xmlns:w16cid="http://schemas.microsoft.com/office/word/2016/wordml/cid" xmlns:w16cex="http://schemas.microsoft.com/office/word/2018/wordml/cex" xmlns:w15="http://schemas.microsoft.com/office/word/2012/wordml" xmlns:w14="http://schemas.microsoft.com/office/word/2010/wordml" xmlns:w="http://schemas.openxmlformats.org/wordprocessingml/2006/main" xmlns:w10="urn:schemas-microsoft-com:office:word" xmlns:wp14="http://schemas.microsoft.com/office/word/2010/wordprocessingDrawing" xmlns:v="urn:schemas-microsoft-com:vml" xmlns:oel="http://schemas.microsoft.com/office/2019/extlst" xmlns:o="urn:schemas-microsoft-com:office:office" xmlns:am3d="http://schemas.microsoft.com/office/drawing/2017/model3d" xmlns:aink="http://schemas.microsoft.com/office/drawing/2016/ink" xmlns:mc="http://schemas.openxmlformats.org/markup-compatibility/2006" xmlns:cx8="http://schemas.microsoft.com/office/drawing/2016/5/14/chartex" xmlns:cx7="http://schemas.microsoft.com/office/drawing/2016/5/13/chartex" xmlns:cx6="http://schemas.microsoft.com/office/drawing/2016/5/12/chartex" xmlns:cx5="http://schemas.microsoft.com/office/drawing/2016/5/11/chartex" xmlns:cx4="http://schemas.microsoft.com/office/drawing/2016/5/10/chartex" xmlns:cx3="http://schemas.microsoft.com/office/drawing/2016/5/9/chartex" xmlns:cx2="http://schemas.microsoft.com/office/drawing/2015/10/21/chartex" xmlns:cx1="http://schemas.microsoft.com/office/drawing/2015/9/8/chartex" xmlns:cx="http://schemas.microsoft.com/office/drawing/2014/chartex" xmlns:wpc="http://schemas.microsoft.com/office/word/2010/wordprocessingCanvas" xmlns="" val="0"/>
                         </a:ext>
                       </a:extLst>
                     </a:blip>
@@ -5596,7 +6102,7 @@
         </w:rPr>
         <w:lastRenderedPageBreak/>
         <w:drawing>
-          <wp:inline distT="0" distB="0" distL="0" distR="0" wp14:anchorId="39E27AEE" wp14:editId="65F25EEB">
+          <wp:inline distT="0" distB="0" distL="0" distR="0">
             <wp:extent cx="5496371" cy="3226204"/>
             <wp:effectExtent l="0" t="0" r="0" b="0"/>
             <wp:docPr id="1" name="Рисунок 1"/>
@@ -5611,7 +6117,7 @@
                     <pic:cNvPicPr/>
                   </pic:nvPicPr>
                   <pic:blipFill>
-                    <a:blip r:embed="rId8"/>
+                    <a:blip r:embed="rId8" cstate="print"/>
                     <a:stretch>
                       <a:fillRect/>
                     </a:stretch>
@@ -5705,27 +6211,38 @@
           <w:szCs w:val="28"/>
         </w:rPr>
         <w:lastRenderedPageBreak/>
-        <w:t>Приложение Б</w:t>
-      </w:r>
-    </w:p>
-    <w:p>
-      <w:pPr>
-        <w:spacing w:line="360" w:lineRule="auto"/>
-        <w:jc w:val="center"/>
+        <w:t>Приложение</w:t>
+      </w:r>
+      <w:proofErr w:type="gramStart"/>
+      <w:r>
         <w:rPr>
           <w:rFonts w:eastAsia="Calibri"/>
           <w:b/>
           <w:sz w:val="28"/>
           <w:szCs w:val="28"/>
         </w:rPr>
-      </w:pPr>
-      <w:r>
+        <w:t xml:space="preserve"> Б</w:t>
+      </w:r>
+      <w:proofErr w:type="gramEnd"/>
+    </w:p>
+    <w:p>
+      <w:pPr>
+        <w:spacing w:line="360" w:lineRule="auto"/>
+        <w:jc w:val="center"/>
         <w:rPr>
           <w:rFonts w:eastAsia="Calibri"/>
           <w:b/>
           <w:sz w:val="28"/>
           <w:szCs w:val="28"/>
         </w:rPr>
+      </w:pPr>
+      <w:r>
+        <w:rPr>
+          <w:rFonts w:eastAsia="Calibri"/>
+          <w:b/>
+          <w:sz w:val="28"/>
+          <w:szCs w:val="28"/>
+        </w:rPr>
         <w:t>Прототипы программы</w:t>
       </w:r>
     </w:p>
@@ -5763,10 +6280,9 @@
           <w:noProof/>
           <w:sz w:val="28"/>
           <w:szCs w:val="28"/>
-          <w:lang w:val="en-US"/>
         </w:rPr>
         <w:drawing>
-          <wp:inline distT="0" distB="0" distL="0" distR="0" wp14:anchorId="71949264" wp14:editId="78B45D6B">
+          <wp:inline distT="0" distB="0" distL="0" distR="0">
             <wp:extent cx="2697480" cy="3447096"/>
             <wp:effectExtent l="0" t="0" r="7620" b="1270"/>
             <wp:docPr id="25" name="Рисунок 25"/>
@@ -5781,7 +6297,7 @@
                     <pic:cNvPicPr/>
                   </pic:nvPicPr>
                   <pic:blipFill>
-                    <a:blip r:embed="rId9"/>
+                    <a:blip r:embed="rId9" cstate="print"/>
                     <a:stretch>
                       <a:fillRect/>
                     </a:stretch>
@@ -5837,10 +6353,9 @@
           <w:noProof/>
           <w:sz w:val="28"/>
           <w:szCs w:val="28"/>
-          <w:lang w:val="en-US"/>
         </w:rPr>
         <w:drawing>
-          <wp:inline distT="0" distB="0" distL="0" distR="0" wp14:anchorId="67AB551B" wp14:editId="46840A18">
+          <wp:inline distT="0" distB="0" distL="0" distR="0">
             <wp:extent cx="2122338" cy="2819400"/>
             <wp:effectExtent l="0" t="0" r="0" b="0"/>
             <wp:docPr id="26" name="Рисунок 26"/>
@@ -5855,7 +6370,7 @@
                     <pic:cNvPicPr/>
                   </pic:nvPicPr>
                   <pic:blipFill>
-                    <a:blip r:embed="rId10"/>
+                    <a:blip r:embed="rId10" cstate="print"/>
                     <a:stretch>
                       <a:fillRect/>
                     </a:stretch>
@@ -5920,7 +6435,7 @@
           <w:szCs w:val="28"/>
         </w:rPr>
         <w:drawing>
-          <wp:inline distT="0" distB="0" distL="0" distR="0" wp14:anchorId="15B7893E" wp14:editId="03814C13">
+          <wp:inline distT="0" distB="0" distL="0" distR="0">
             <wp:extent cx="4389120" cy="3023785"/>
             <wp:effectExtent l="0" t="0" r="0" b="5715"/>
             <wp:docPr id="27" name="Рисунок 27"/>
@@ -5935,7 +6450,7 @@
                     <pic:cNvPicPr/>
                   </pic:nvPicPr>
                   <pic:blipFill>
-                    <a:blip r:embed="rId11"/>
+                    <a:blip r:embed="rId11" cstate="print"/>
                     <a:stretch>
                       <a:fillRect/>
                     </a:stretch>
@@ -5985,7 +6500,7 @@
           <w:szCs w:val="28"/>
         </w:rPr>
         <w:drawing>
-          <wp:inline distT="0" distB="0" distL="0" distR="0" wp14:anchorId="28F13ABB" wp14:editId="53FC91AF">
+          <wp:inline distT="0" distB="0" distL="0" distR="0">
             <wp:extent cx="4145280" cy="2784793"/>
             <wp:effectExtent l="0" t="0" r="7620" b="0"/>
             <wp:docPr id="28" name="Рисунок 28"/>
@@ -6000,7 +6515,7 @@
                     <pic:cNvPicPr/>
                   </pic:nvPicPr>
                   <pic:blipFill>
-                    <a:blip r:embed="rId12"/>
+                    <a:blip r:embed="rId12" cstate="print"/>
                     <a:stretch>
                       <a:fillRect/>
                     </a:stretch>
@@ -6057,7 +6572,7 @@
         </w:rPr>
         <w:lastRenderedPageBreak/>
         <w:drawing>
-          <wp:inline distT="0" distB="0" distL="0" distR="0" wp14:anchorId="3AF60117" wp14:editId="74FD961E">
+          <wp:inline distT="0" distB="0" distL="0" distR="0">
             <wp:extent cx="3611880" cy="2624579"/>
             <wp:effectExtent l="0" t="0" r="7620" b="4445"/>
             <wp:docPr id="29" name="Рисунок 29"/>
@@ -6072,7 +6587,7 @@
                     <pic:cNvPicPr/>
                   </pic:nvPicPr>
                   <pic:blipFill>
-                    <a:blip r:embed="rId13"/>
+                    <a:blip r:embed="rId13" cstate="print"/>
                     <a:stretch>
                       <a:fillRect/>
                     </a:stretch>
@@ -6128,10 +6643,9 @@
           <w:noProof/>
           <w:sz w:val="28"/>
           <w:szCs w:val="28"/>
-          <w:lang w:val="en-US"/>
         </w:rPr>
         <w:drawing>
-          <wp:inline distT="0" distB="0" distL="0" distR="0" wp14:anchorId="7E10206F" wp14:editId="6701BD00">
+          <wp:inline distT="0" distB="0" distL="0" distR="0">
             <wp:extent cx="4259580" cy="2693073"/>
             <wp:effectExtent l="0" t="0" r="7620" b="0"/>
             <wp:docPr id="30" name="Рисунок 30"/>
@@ -6146,7 +6660,7 @@
                     <pic:cNvPicPr/>
                   </pic:nvPicPr>
                   <pic:blipFill>
-                    <a:blip r:embed="rId14"/>
+                    <a:blip r:embed="rId14" cstate="print"/>
                     <a:stretch>
                       <a:fillRect/>
                     </a:stretch>
@@ -6219,7 +6733,7 @@
         </w:rPr>
         <w:lastRenderedPageBreak/>
         <w:drawing>
-          <wp:inline distT="0" distB="0" distL="0" distR="0" wp14:anchorId="658862A1" wp14:editId="48140ADF">
+          <wp:inline distT="0" distB="0" distL="0" distR="0">
             <wp:extent cx="3124200" cy="3269512"/>
             <wp:effectExtent l="0" t="0" r="0" b="7620"/>
             <wp:docPr id="31" name="Рисунок 31"/>
@@ -6234,7 +6748,7 @@
                     <pic:cNvPicPr/>
                   </pic:nvPicPr>
                   <pic:blipFill>
-                    <a:blip r:embed="rId15"/>
+                    <a:blip r:embed="rId15" cstate="print"/>
                     <a:stretch>
                       <a:fillRect/>
                     </a:stretch>
@@ -6355,7 +6869,7 @@
 </file>
 
 <file path=word/endnotes.xml><?xml version="1.0" encoding="utf-8"?>
-<w:endnotes xmlns:wpc="http://schemas.microsoft.com/office/word/2010/wordprocessingCanvas" xmlns:cx="http://schemas.microsoft.com/office/drawing/2014/chartex" xmlns:cx1="http://schemas.microsoft.com/office/drawing/2015/9/8/chartex" xmlns:cx2="http://schemas.microsoft.com/office/drawing/2015/10/21/chartex" xmlns:cx3="http://schemas.microsoft.com/office/drawing/2016/5/9/chartex" xmlns:cx4="http://schemas.microsoft.com/office/drawing/2016/5/10/chartex" xmlns:cx5="http://schemas.microsoft.com/office/drawing/2016/5/11/chartex" xmlns:cx6="http://schemas.microsoft.com/office/drawing/2016/5/12/chartex" xmlns:cx7="http://schemas.microsoft.com/office/drawing/2016/5/13/chartex" xmlns:cx8="http://schemas.microsoft.com/office/drawing/2016/5/14/chartex" xmlns:mc="http://schemas.openxmlformats.org/markup-compatibility/2006" xmlns:aink="http://schemas.microsoft.com/office/drawing/2016/ink" xmlns:am3d="http://schemas.microsoft.com/office/drawing/2017/model3d" xmlns:o="urn:schemas-microsoft-com:office:office" xmlns:oel="http://schemas.microsoft.com/office/2019/extlst" xmlns:r="http://schemas.openxmlformats.org/officeDocument/2006/relationships" xmlns:m="http://schemas.openxmlformats.org/officeDocument/2006/math" xmlns:v="urn:schemas-microsoft-com:vml" xmlns:wp14="http://schemas.microsoft.com/office/word/2010/wordprocessingDrawing" xmlns:wp="http://schemas.openxmlformats.org/drawingml/2006/wordprocessingDrawing" xmlns:w10="urn:schemas-microsoft-com:office:word" xmlns:w="http://schemas.openxmlformats.org/wordprocessingml/2006/main" xmlns:w14="http://schemas.microsoft.com/office/word/2010/wordml" xmlns:w15="http://schemas.microsoft.com/office/word/2012/wordml" xmlns:w16cex="http://schemas.microsoft.com/office/word/2018/wordml/cex" xmlns:w16cid="http://schemas.microsoft.com/office/word/2016/wordml/cid" xmlns:w16="http://schemas.microsoft.com/office/word/2018/wordml" xmlns:w16sdtdh="http://schemas.microsoft.com/office/word/2020/wordml/sdtdatahash" xmlns:w16se="http://schemas.microsoft.com/office/word/2015/wordml/symex" xmlns:wpg="http://schemas.microsoft.com/office/word/2010/wordprocessingGroup" xmlns:wpi="http://schemas.microsoft.com/office/word/2010/wordprocessingInk" xmlns:wne="http://schemas.microsoft.com/office/word/2006/wordml" xmlns:wps="http://schemas.microsoft.com/office/word/2010/wordprocessingShape" mc:Ignorable="w14 w15 w16se w16cid w16 w16cex w16sdtdh wp14">
+<w:endnotes xmlns:ve="http://schemas.openxmlformats.org/markup-compatibility/2006" xmlns:o="urn:schemas-microsoft-com:office:office" xmlns:r="http://schemas.openxmlformats.org/officeDocument/2006/relationships" xmlns:m="http://schemas.openxmlformats.org/officeDocument/2006/math" xmlns:v="urn:schemas-microsoft-com:vml" xmlns:wp="http://schemas.openxmlformats.org/drawingml/2006/wordprocessingDrawing" xmlns:w10="urn:schemas-microsoft-com:office:word" xmlns:w="http://schemas.openxmlformats.org/wordprocessingml/2006/main" xmlns:wne="http://schemas.microsoft.com/office/word/2006/wordml">
   <w:endnote w:type="separator" w:id="-1">
     <w:p>
       <w:r>
@@ -6374,7 +6888,7 @@
 </file>
 
 <file path=word/footer1.xml><?xml version="1.0" encoding="utf-8"?>
-<w:ftr xmlns:wpc="http://schemas.microsoft.com/office/word/2010/wordprocessingCanvas" xmlns:cx="http://schemas.microsoft.com/office/drawing/2014/chartex" xmlns:cx1="http://schemas.microsoft.com/office/drawing/2015/9/8/chartex" xmlns:cx2="http://schemas.microsoft.com/office/drawing/2015/10/21/chartex" xmlns:cx3="http://schemas.microsoft.com/office/drawing/2016/5/9/chartex" xmlns:cx4="http://schemas.microsoft.com/office/drawing/2016/5/10/chartex" xmlns:cx5="http://schemas.microsoft.com/office/drawing/2016/5/11/chartex" xmlns:cx6="http://schemas.microsoft.com/office/drawing/2016/5/12/chartex" xmlns:cx7="http://schemas.microsoft.com/office/drawing/2016/5/13/chartex" xmlns:cx8="http://schemas.microsoft.com/office/drawing/2016/5/14/chartex" xmlns:mc="http://schemas.openxmlformats.org/markup-compatibility/2006" xmlns:aink="http://schemas.microsoft.com/office/drawing/2016/ink" xmlns:am3d="http://schemas.microsoft.com/office/drawing/2017/model3d" xmlns:o="urn:schemas-microsoft-com:office:office" xmlns:oel="http://schemas.microsoft.com/office/2019/extlst" xmlns:r="http://schemas.openxmlformats.org/officeDocument/2006/relationships" xmlns:m="http://schemas.openxmlformats.org/officeDocument/2006/math" xmlns:v="urn:schemas-microsoft-com:vml" xmlns:wp14="http://schemas.microsoft.com/office/word/2010/wordprocessingDrawing" xmlns:wp="http://schemas.openxmlformats.org/drawingml/2006/wordprocessingDrawing" xmlns:w10="urn:schemas-microsoft-com:office:word" xmlns:w="http://schemas.openxmlformats.org/wordprocessingml/2006/main" xmlns:w14="http://schemas.microsoft.com/office/word/2010/wordml" xmlns:w15="http://schemas.microsoft.com/office/word/2012/wordml" xmlns:w16cex="http://schemas.microsoft.com/office/word/2018/wordml/cex" xmlns:w16cid="http://schemas.microsoft.com/office/word/2016/wordml/cid" xmlns:w16="http://schemas.microsoft.com/office/word/2018/wordml" xmlns:w16sdtdh="http://schemas.microsoft.com/office/word/2020/wordml/sdtdatahash" xmlns:w16se="http://schemas.microsoft.com/office/word/2015/wordml/symex" xmlns:wpg="http://schemas.microsoft.com/office/word/2010/wordprocessingGroup" xmlns:wpi="http://schemas.microsoft.com/office/word/2010/wordprocessingInk" xmlns:wne="http://schemas.microsoft.com/office/word/2006/wordml" xmlns:wps="http://schemas.microsoft.com/office/word/2010/wordprocessingShape" mc:Ignorable="w14 w15 w16se w16cid w16 w16cex w16sdtdh wp14">
+<w:ftr xmlns:ve="http://schemas.openxmlformats.org/markup-compatibility/2006" xmlns:o="urn:schemas-microsoft-com:office:office" xmlns:r="http://schemas.openxmlformats.org/officeDocument/2006/relationships" xmlns:m="http://schemas.openxmlformats.org/officeDocument/2006/math" xmlns:v="urn:schemas-microsoft-com:vml" xmlns:wp="http://schemas.openxmlformats.org/drawingml/2006/wordprocessingDrawing" xmlns:w10="urn:schemas-microsoft-com:office:word" xmlns:w="http://schemas.openxmlformats.org/wordprocessingml/2006/main" xmlns:wne="http://schemas.microsoft.com/office/word/2006/wordml">
   <w:p>
     <w:pPr>
       <w:ind w:right="283"/>
@@ -6388,477 +6902,78 @@
       <w:rPr>
         <w:noProof/>
       </w:rPr>
-      <mc:AlternateContent>
-        <mc:Choice Requires="wps">
-          <w:drawing>
-            <wp:anchor distT="0" distB="0" distL="114935" distR="114935" simplePos="0" relativeHeight="55" behindDoc="1" locked="0" layoutInCell="1" allowOverlap="1" wp14:anchorId="4B51DE34" wp14:editId="472201DE">
-              <wp:simplePos x="0" y="0"/>
-              <wp:positionH relativeFrom="column">
-                <wp:posOffset>-180340</wp:posOffset>
-              </wp:positionH>
-              <wp:positionV relativeFrom="paragraph">
-                <wp:posOffset>-17145</wp:posOffset>
-              </wp:positionV>
-              <wp:extent cx="6588760" cy="635"/>
-              <wp:effectExtent l="0" t="0" r="2540" b="18415"/>
-              <wp:wrapNone/>
-              <wp:docPr id="15" name="Прямая соединительная линия 15"/>
-              <wp:cNvGraphicFramePr>
-                <a:graphicFrameLocks xmlns:a="http://schemas.openxmlformats.org/drawingml/2006/main"/>
-              </wp:cNvGraphicFramePr>
-              <a:graphic xmlns:a="http://schemas.openxmlformats.org/drawingml/2006/main">
-                <a:graphicData uri="http://schemas.microsoft.com/office/word/2010/wordprocessingShape">
-                  <wps:wsp>
-                    <wps:cNvCnPr>
-                      <a:cxnSpLocks/>
-                    </wps:cNvCnPr>
-                    <wps:spPr>
-                      <a:xfrm>
-                        <a:off x="0" y="0"/>
-                        <a:ext cx="6588760" cy="635"/>
-                      </a:xfrm>
-                      <a:prstGeom prst="line">
-                        <a:avLst/>
-                      </a:prstGeom>
-                      <a:noFill/>
-                      <a:ln w="25560">
-                        <a:solidFill>
-                          <a:srgbClr val="000000"/>
-                        </a:solidFill>
-                        <a:miter/>
-                      </a:ln>
-                      <a:effectLst/>
-                    </wps:spPr>
-                    <wps:bodyPr/>
-                  </wps:wsp>
-                </a:graphicData>
-              </a:graphic>
-              <wp14:sizeRelH relativeFrom="page">
-                <wp14:pctWidth>0</wp14:pctWidth>
-              </wp14:sizeRelH>
-              <wp14:sizeRelV relativeFrom="page">
-                <wp14:pctHeight>0</wp14:pctHeight>
-              </wp14:sizeRelV>
-            </wp:anchor>
-          </w:drawing>
-        </mc:Choice>
-        <mc:Fallback>
-          <w:pict>
-            <v:line w14:anchorId="6A3BABDC" id="Прямая соединительная линия 15" o:spid="_x0000_s1026" style="position:absolute;z-index:-503316425;visibility:visible;mso-wrap-style:square;mso-width-percent:0;mso-height-percent:0;mso-wrap-distance-left:9.05pt;mso-wrap-distance-top:0;mso-wrap-distance-right:9.05pt;mso-wrap-distance-bottom:0;mso-position-horizontal:absolute;mso-position-horizontal-relative:text;mso-position-vertical:absolute;mso-position-vertical-relative:text;mso-width-percent:0;mso-height-percent:0;mso-width-relative:page;mso-height-relative:page" from="-14.2pt,-1.35pt" to="504.6pt,-1.3pt" o:gfxdata="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" strokeweight=".71mm">
-              <v:stroke joinstyle="miter"/>
-              <o:lock v:ext="edit" shapetype="f"/>
-            </v:line>
-          </w:pict>
-        </mc:Fallback>
-      </mc:AlternateContent>
+      <w:pict>
+        <v:line id="Прямая соединительная линия 15" o:spid="_x0000_s1043" style="position:absolute;z-index:-503316425;visibility:visible;mso-wrap-distance-left:9.05pt;mso-wrap-distance-right:9.05pt" from="-14.2pt,-1.35pt" to="504.6pt,-1.3pt" o:gfxdata="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" strokeweight=".71mm">
+          <v:stroke joinstyle="miter"/>
+          <o:lock v:ext="edit" shapetype="f"/>
+        </v:line>
+      </w:pict>
     </w:r>
     <w:r>
       <w:rPr>
         <w:noProof/>
       </w:rPr>
-      <mc:AlternateContent>
-        <mc:Choice Requires="wps">
-          <w:drawing>
-            <wp:anchor distT="0" distB="0" distL="114935" distR="114935" simplePos="0" relativeHeight="64" behindDoc="1" locked="0" layoutInCell="1" allowOverlap="1" wp14:anchorId="2BEB2F00" wp14:editId="496B65C1">
-              <wp:simplePos x="0" y="0"/>
-              <wp:positionH relativeFrom="column">
-                <wp:posOffset>108585</wp:posOffset>
-              </wp:positionH>
-              <wp:positionV relativeFrom="paragraph">
-                <wp:posOffset>-17145</wp:posOffset>
-              </wp:positionV>
-              <wp:extent cx="635" cy="540385"/>
-              <wp:effectExtent l="0" t="0" r="18415" b="12065"/>
-              <wp:wrapNone/>
-              <wp:docPr id="14" name="Прямая соединительная линия 14"/>
-              <wp:cNvGraphicFramePr>
-                <a:graphicFrameLocks xmlns:a="http://schemas.openxmlformats.org/drawingml/2006/main"/>
-              </wp:cNvGraphicFramePr>
-              <a:graphic xmlns:a="http://schemas.openxmlformats.org/drawingml/2006/main">
-                <a:graphicData uri="http://schemas.microsoft.com/office/word/2010/wordprocessingShape">
-                  <wps:wsp>
-                    <wps:cNvCnPr>
-                      <a:cxnSpLocks/>
-                    </wps:cNvCnPr>
-                    <wps:spPr>
-                      <a:xfrm>
-                        <a:off x="0" y="0"/>
-                        <a:ext cx="635" cy="540385"/>
-                      </a:xfrm>
-                      <a:prstGeom prst="line">
-                        <a:avLst/>
-                      </a:prstGeom>
-                      <a:noFill/>
-                      <a:ln w="25560">
-                        <a:solidFill>
-                          <a:srgbClr val="000000"/>
-                        </a:solidFill>
-                        <a:miter/>
-                      </a:ln>
-                      <a:effectLst/>
-                    </wps:spPr>
-                    <wps:bodyPr/>
-                  </wps:wsp>
-                </a:graphicData>
-              </a:graphic>
-              <wp14:sizeRelH relativeFrom="page">
-                <wp14:pctWidth>0</wp14:pctWidth>
-              </wp14:sizeRelH>
-              <wp14:sizeRelV relativeFrom="page">
-                <wp14:pctHeight>0</wp14:pctHeight>
-              </wp14:sizeRelV>
-            </wp:anchor>
-          </w:drawing>
-        </mc:Choice>
-        <mc:Fallback>
-          <w:pict>
-            <v:line w14:anchorId="79C01F65" id="Прямая соединительная линия 14" o:spid="_x0000_s1026" style="position:absolute;z-index:-503316416;visibility:visible;mso-wrap-style:square;mso-width-percent:0;mso-height-percent:0;mso-wrap-distance-left:9.05pt;mso-wrap-distance-top:0;mso-wrap-distance-right:9.05pt;mso-wrap-distance-bottom:0;mso-position-horizontal:absolute;mso-position-horizontal-relative:text;mso-position-vertical:absolute;mso-position-vertical-relative:text;mso-width-percent:0;mso-height-percent:0;mso-width-relative:page;mso-height-relative:page" from="8.55pt,-1.35pt" to="8.6pt,41.2pt" o:gfxdata="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" strokeweight=".71mm">
-              <v:stroke joinstyle="miter"/>
-              <o:lock v:ext="edit" shapetype="f"/>
-            </v:line>
-          </w:pict>
-        </mc:Fallback>
-      </mc:AlternateContent>
+      <w:pict>
+        <v:line id="Прямая соединительная линия 14" o:spid="_x0000_s1042" style="position:absolute;z-index:-503316416;visibility:visible;mso-wrap-distance-left:9.05pt;mso-wrap-distance-right:9.05pt" from="8.55pt,-1.35pt" to="8.6pt,41.2pt" o:gfxdata="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" strokeweight=".71mm">
+          <v:stroke joinstyle="miter"/>
+          <o:lock v:ext="edit" shapetype="f"/>
+        </v:line>
+      </w:pict>
     </w:r>
     <w:r>
       <w:rPr>
         <w:noProof/>
       </w:rPr>
-      <mc:AlternateContent>
-        <mc:Choice Requires="wps">
-          <w:drawing>
-            <wp:anchor distT="0" distB="0" distL="114935" distR="114935" simplePos="0" relativeHeight="73" behindDoc="1" locked="0" layoutInCell="1" allowOverlap="1" wp14:anchorId="0F1D1C8F" wp14:editId="0E31988F">
-              <wp:simplePos x="0" y="0"/>
-              <wp:positionH relativeFrom="column">
-                <wp:posOffset>468630</wp:posOffset>
-              </wp:positionH>
-              <wp:positionV relativeFrom="paragraph">
-                <wp:posOffset>-17145</wp:posOffset>
-              </wp:positionV>
-              <wp:extent cx="635" cy="540385"/>
-              <wp:effectExtent l="0" t="0" r="18415" b="12065"/>
-              <wp:wrapNone/>
-              <wp:docPr id="13" name="Прямая соединительная линия 13"/>
-              <wp:cNvGraphicFramePr>
-                <a:graphicFrameLocks xmlns:a="http://schemas.openxmlformats.org/drawingml/2006/main"/>
-              </wp:cNvGraphicFramePr>
-              <a:graphic xmlns:a="http://schemas.openxmlformats.org/drawingml/2006/main">
-                <a:graphicData uri="http://schemas.microsoft.com/office/word/2010/wordprocessingShape">
-                  <wps:wsp>
-                    <wps:cNvCnPr>
-                      <a:cxnSpLocks/>
-                    </wps:cNvCnPr>
-                    <wps:spPr>
-                      <a:xfrm>
-                        <a:off x="0" y="0"/>
-                        <a:ext cx="635" cy="540385"/>
-                      </a:xfrm>
-                      <a:prstGeom prst="line">
-                        <a:avLst/>
-                      </a:prstGeom>
-                      <a:noFill/>
-                      <a:ln w="25560">
-                        <a:solidFill>
-                          <a:srgbClr val="000000"/>
-                        </a:solidFill>
-                        <a:miter/>
-                      </a:ln>
-                      <a:effectLst/>
-                    </wps:spPr>
-                    <wps:bodyPr/>
-                  </wps:wsp>
-                </a:graphicData>
-              </a:graphic>
-              <wp14:sizeRelH relativeFrom="page">
-                <wp14:pctWidth>0</wp14:pctWidth>
-              </wp14:sizeRelH>
-              <wp14:sizeRelV relativeFrom="page">
-                <wp14:pctHeight>0</wp14:pctHeight>
-              </wp14:sizeRelV>
-            </wp:anchor>
-          </w:drawing>
-        </mc:Choice>
-        <mc:Fallback>
-          <w:pict>
-            <v:line w14:anchorId="306ED433" id="Прямая соединительная линия 13" o:spid="_x0000_s1026" style="position:absolute;z-index:-503316407;visibility:visible;mso-wrap-style:square;mso-width-percent:0;mso-height-percent:0;mso-wrap-distance-left:9.05pt;mso-wrap-distance-top:0;mso-wrap-distance-right:9.05pt;mso-wrap-distance-bottom:0;mso-position-horizontal:absolute;mso-position-horizontal-relative:text;mso-position-vertical:absolute;mso-position-vertical-relative:text;mso-width-percent:0;mso-height-percent:0;mso-width-relative:page;mso-height-relative:page" from="36.9pt,-1.35pt" to="36.95pt,41.2pt" o:gfxdata="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" strokeweight=".71mm">
-              <v:stroke joinstyle="miter"/>
-              <o:lock v:ext="edit" shapetype="f"/>
-            </v:line>
-          </w:pict>
-        </mc:Fallback>
-      </mc:AlternateContent>
+      <w:pict>
+        <v:line id="Прямая соединительная линия 13" o:spid="_x0000_s1041" style="position:absolute;z-index:-503316407;visibility:visible;mso-wrap-distance-left:9.05pt;mso-wrap-distance-right:9.05pt" from="36.9pt,-1.35pt" to="36.95pt,41.2pt" o:gfxdata="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" strokeweight=".71mm">
+          <v:stroke joinstyle="miter"/>
+          <o:lock v:ext="edit" shapetype="f"/>
+        </v:line>
+      </w:pict>
     </w:r>
     <w:r>
       <w:rPr>
         <w:noProof/>
       </w:rPr>
-      <mc:AlternateContent>
-        <mc:Choice Requires="wps">
-          <w:drawing>
-            <wp:anchor distT="0" distB="0" distL="114935" distR="114935" simplePos="0" relativeHeight="82" behindDoc="1" locked="0" layoutInCell="1" allowOverlap="1" wp14:anchorId="6C76821B" wp14:editId="58A4AAFD">
-              <wp:simplePos x="0" y="0"/>
-              <wp:positionH relativeFrom="column">
-                <wp:posOffset>1332230</wp:posOffset>
-              </wp:positionH>
-              <wp:positionV relativeFrom="paragraph">
-                <wp:posOffset>-17145</wp:posOffset>
-              </wp:positionV>
-              <wp:extent cx="635" cy="540385"/>
-              <wp:effectExtent l="0" t="0" r="18415" b="12065"/>
-              <wp:wrapNone/>
-              <wp:docPr id="12" name="Прямая соединительная линия 12"/>
-              <wp:cNvGraphicFramePr>
-                <a:graphicFrameLocks xmlns:a="http://schemas.openxmlformats.org/drawingml/2006/main"/>
-              </wp:cNvGraphicFramePr>
-              <a:graphic xmlns:a="http://schemas.openxmlformats.org/drawingml/2006/main">
-                <a:graphicData uri="http://schemas.microsoft.com/office/word/2010/wordprocessingShape">
-                  <wps:wsp>
-                    <wps:cNvCnPr>
-                      <a:cxnSpLocks/>
-                    </wps:cNvCnPr>
-                    <wps:spPr>
-                      <a:xfrm>
-                        <a:off x="0" y="0"/>
-                        <a:ext cx="635" cy="540385"/>
-                      </a:xfrm>
-                      <a:prstGeom prst="line">
-                        <a:avLst/>
-                      </a:prstGeom>
-                      <a:noFill/>
-                      <a:ln w="25560">
-                        <a:solidFill>
-                          <a:srgbClr val="000000"/>
-                        </a:solidFill>
-                        <a:miter/>
-                      </a:ln>
-                      <a:effectLst/>
-                    </wps:spPr>
-                    <wps:bodyPr/>
-                  </wps:wsp>
-                </a:graphicData>
-              </a:graphic>
-              <wp14:sizeRelH relativeFrom="page">
-                <wp14:pctWidth>0</wp14:pctWidth>
-              </wp14:sizeRelH>
-              <wp14:sizeRelV relativeFrom="page">
-                <wp14:pctHeight>0</wp14:pctHeight>
-              </wp14:sizeRelV>
-            </wp:anchor>
-          </w:drawing>
-        </mc:Choice>
-        <mc:Fallback>
-          <w:pict>
-            <v:line w14:anchorId="13493983" id="Прямая соединительная линия 12" o:spid="_x0000_s1026" style="position:absolute;z-index:-503316398;visibility:visible;mso-wrap-style:square;mso-width-percent:0;mso-height-percent:0;mso-wrap-distance-left:9.05pt;mso-wrap-distance-top:0;mso-wrap-distance-right:9.05pt;mso-wrap-distance-bottom:0;mso-position-horizontal:absolute;mso-position-horizontal-relative:text;mso-position-vertical:absolute;mso-position-vertical-relative:text;mso-width-percent:0;mso-height-percent:0;mso-width-relative:page;mso-height-relative:page" from="104.9pt,-1.35pt" to="104.95pt,41.2pt" o:gfxdata="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" strokeweight=".71mm">
-              <v:stroke joinstyle="miter"/>
-              <o:lock v:ext="edit" shapetype="f"/>
-            </v:line>
-          </w:pict>
-        </mc:Fallback>
-      </mc:AlternateContent>
+      <w:pict>
+        <v:line id="Прямая соединительная линия 12" o:spid="_x0000_s1040" style="position:absolute;z-index:-503316398;visibility:visible;mso-wrap-distance-left:9.05pt;mso-wrap-distance-right:9.05pt" from="104.9pt,-1.35pt" to="104.95pt,41.2pt" o:gfxdata="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" strokeweight=".71mm">
+          <v:stroke joinstyle="miter"/>
+          <o:lock v:ext="edit" shapetype="f"/>
+        </v:line>
+      </w:pict>
     </w:r>
     <w:r>
       <w:rPr>
         <w:noProof/>
       </w:rPr>
-      <mc:AlternateContent>
-        <mc:Choice Requires="wps">
-          <w:drawing>
-            <wp:anchor distT="0" distB="0" distL="114935" distR="114935" simplePos="0" relativeHeight="91" behindDoc="1" locked="0" layoutInCell="1" allowOverlap="1" wp14:anchorId="10704D7F" wp14:editId="798087E2">
-              <wp:simplePos x="0" y="0"/>
-              <wp:positionH relativeFrom="column">
-                <wp:posOffset>1872615</wp:posOffset>
-              </wp:positionH>
-              <wp:positionV relativeFrom="paragraph">
-                <wp:posOffset>-17145</wp:posOffset>
-              </wp:positionV>
-              <wp:extent cx="635" cy="540385"/>
-              <wp:effectExtent l="0" t="0" r="18415" b="12065"/>
-              <wp:wrapNone/>
-              <wp:docPr id="11" name="Прямая соединительная линия 11"/>
-              <wp:cNvGraphicFramePr>
-                <a:graphicFrameLocks xmlns:a="http://schemas.openxmlformats.org/drawingml/2006/main"/>
-              </wp:cNvGraphicFramePr>
-              <a:graphic xmlns:a="http://schemas.openxmlformats.org/drawingml/2006/main">
-                <a:graphicData uri="http://schemas.microsoft.com/office/word/2010/wordprocessingShape">
-                  <wps:wsp>
-                    <wps:cNvCnPr>
-                      <a:cxnSpLocks/>
-                    </wps:cNvCnPr>
-                    <wps:spPr>
-                      <a:xfrm>
-                        <a:off x="0" y="0"/>
-                        <a:ext cx="635" cy="540385"/>
-                      </a:xfrm>
-                      <a:prstGeom prst="line">
-                        <a:avLst/>
-                      </a:prstGeom>
-                      <a:noFill/>
-                      <a:ln w="25560">
-                        <a:solidFill>
-                          <a:srgbClr val="000000"/>
-                        </a:solidFill>
-                        <a:miter/>
-                      </a:ln>
-                      <a:effectLst/>
-                    </wps:spPr>
-                    <wps:bodyPr/>
-                  </wps:wsp>
-                </a:graphicData>
-              </a:graphic>
-              <wp14:sizeRelH relativeFrom="page">
-                <wp14:pctWidth>0</wp14:pctWidth>
-              </wp14:sizeRelH>
-              <wp14:sizeRelV relativeFrom="page">
-                <wp14:pctHeight>0</wp14:pctHeight>
-              </wp14:sizeRelV>
-            </wp:anchor>
-          </w:drawing>
-        </mc:Choice>
-        <mc:Fallback>
-          <w:pict>
-            <v:line w14:anchorId="1EE65BF2" id="Прямая соединительная линия 11" o:spid="_x0000_s1026" style="position:absolute;z-index:-503316389;visibility:visible;mso-wrap-style:square;mso-width-percent:0;mso-height-percent:0;mso-wrap-distance-left:9.05pt;mso-wrap-distance-top:0;mso-wrap-distance-right:9.05pt;mso-wrap-distance-bottom:0;mso-position-horizontal:absolute;mso-position-horizontal-relative:text;mso-position-vertical:absolute;mso-position-vertical-relative:text;mso-width-percent:0;mso-height-percent:0;mso-width-relative:page;mso-height-relative:page" from="147.45pt,-1.35pt" to="147.5pt,41.2pt" o:gfxdata="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" strokeweight=".71mm">
-              <v:stroke joinstyle="miter"/>
-              <o:lock v:ext="edit" shapetype="f"/>
-            </v:line>
-          </w:pict>
-        </mc:Fallback>
-      </mc:AlternateContent>
+      <w:pict>
+        <v:line id="Прямая соединительная линия 11" o:spid="_x0000_s1039" style="position:absolute;z-index:-503316389;visibility:visible;mso-wrap-distance-left:9.05pt;mso-wrap-distance-right:9.05pt" from="147.45pt,-1.35pt" to="147.5pt,41.2pt" o:gfxdata="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" strokeweight=".71mm">
+          <v:stroke joinstyle="miter"/>
+          <o:lock v:ext="edit" shapetype="f"/>
+        </v:line>
+      </w:pict>
     </w:r>
     <w:r>
       <w:rPr>
         <w:noProof/>
       </w:rPr>
-      <mc:AlternateContent>
-        <mc:Choice Requires="wps">
-          <w:drawing>
-            <wp:anchor distT="0" distB="0" distL="114935" distR="114935" simplePos="0" relativeHeight="100" behindDoc="1" locked="0" layoutInCell="1" allowOverlap="1" wp14:anchorId="3F391562" wp14:editId="36D4CDF3">
-              <wp:simplePos x="0" y="0"/>
-              <wp:positionH relativeFrom="column">
-                <wp:posOffset>2232660</wp:posOffset>
-              </wp:positionH>
-              <wp:positionV relativeFrom="paragraph">
-                <wp:posOffset>-17145</wp:posOffset>
-              </wp:positionV>
-              <wp:extent cx="635" cy="540385"/>
-              <wp:effectExtent l="0" t="0" r="18415" b="12065"/>
-              <wp:wrapNone/>
-              <wp:docPr id="10" name="Прямая соединительная линия 10"/>
-              <wp:cNvGraphicFramePr>
-                <a:graphicFrameLocks xmlns:a="http://schemas.openxmlformats.org/drawingml/2006/main"/>
-              </wp:cNvGraphicFramePr>
-              <a:graphic xmlns:a="http://schemas.openxmlformats.org/drawingml/2006/main">
-                <a:graphicData uri="http://schemas.microsoft.com/office/word/2010/wordprocessingShape">
-                  <wps:wsp>
-                    <wps:cNvCnPr>
-                      <a:cxnSpLocks/>
-                    </wps:cNvCnPr>
-                    <wps:spPr>
-                      <a:xfrm>
-                        <a:off x="0" y="0"/>
-                        <a:ext cx="635" cy="540385"/>
-                      </a:xfrm>
-                      <a:prstGeom prst="line">
-                        <a:avLst/>
-                      </a:prstGeom>
-                      <a:noFill/>
-                      <a:ln w="25560">
-                        <a:solidFill>
-                          <a:srgbClr val="000000"/>
-                        </a:solidFill>
-                        <a:miter/>
-                      </a:ln>
-                      <a:effectLst/>
-                    </wps:spPr>
-                    <wps:bodyPr/>
-                  </wps:wsp>
-                </a:graphicData>
-              </a:graphic>
-              <wp14:sizeRelH relativeFrom="page">
-                <wp14:pctWidth>0</wp14:pctWidth>
-              </wp14:sizeRelH>
-              <wp14:sizeRelV relativeFrom="page">
-                <wp14:pctHeight>0</wp14:pctHeight>
-              </wp14:sizeRelV>
-            </wp:anchor>
-          </w:drawing>
-        </mc:Choice>
-        <mc:Fallback>
-          <w:pict>
-            <v:line w14:anchorId="15A6D3AA" id="Прямая соединительная линия 10" o:spid="_x0000_s1026" style="position:absolute;z-index:-503316380;visibility:visible;mso-wrap-style:square;mso-width-percent:0;mso-height-percent:0;mso-wrap-distance-left:9.05pt;mso-wrap-distance-top:0;mso-wrap-distance-right:9.05pt;mso-wrap-distance-bottom:0;mso-position-horizontal:absolute;mso-position-horizontal-relative:text;mso-position-vertical:absolute;mso-position-vertical-relative:text;mso-width-percent:0;mso-height-percent:0;mso-width-relative:page;mso-height-relative:page" from="175.8pt,-1.35pt" to="175.85pt,41.2pt" o:gfxdata="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" strokeweight=".71mm">
-              <v:stroke joinstyle="miter"/>
-              <o:lock v:ext="edit" shapetype="f"/>
-            </v:line>
-          </w:pict>
-        </mc:Fallback>
-      </mc:AlternateContent>
+      <w:pict>
+        <v:line id="Прямая соединительная линия 10" o:spid="_x0000_s1038" style="position:absolute;z-index:-503316380;visibility:visible;mso-wrap-distance-left:9.05pt;mso-wrap-distance-right:9.05pt" from="175.8pt,-1.35pt" to="175.85pt,41.2pt" o:gfxdata="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" strokeweight=".71mm">
+          <v:stroke joinstyle="miter"/>
+          <o:lock v:ext="edit" shapetype="f"/>
+        </v:line>
+      </w:pict>
     </w:r>
     <w:r>
       <w:rPr>
         <w:noProof/>
       </w:rPr>
-      <mc:AlternateContent>
-        <mc:Choice Requires="wps">
-          <w:drawing>
-            <wp:anchor distT="0" distB="0" distL="114935" distR="114935" simplePos="0" relativeHeight="109" behindDoc="1" locked="0" layoutInCell="1" allowOverlap="1" wp14:anchorId="4657F581" wp14:editId="64852E35">
-              <wp:simplePos x="0" y="0"/>
-              <wp:positionH relativeFrom="column">
-                <wp:posOffset>6049645</wp:posOffset>
-              </wp:positionH>
-              <wp:positionV relativeFrom="paragraph">
-                <wp:posOffset>-17145</wp:posOffset>
-              </wp:positionV>
-              <wp:extent cx="635" cy="540385"/>
-              <wp:effectExtent l="0" t="0" r="18415" b="12065"/>
-              <wp:wrapNone/>
-              <wp:docPr id="9" name="Прямая соединительная линия 9"/>
-              <wp:cNvGraphicFramePr>
-                <a:graphicFrameLocks xmlns:a="http://schemas.openxmlformats.org/drawingml/2006/main"/>
-              </wp:cNvGraphicFramePr>
-              <a:graphic xmlns:a="http://schemas.openxmlformats.org/drawingml/2006/main">
-                <a:graphicData uri="http://schemas.microsoft.com/office/word/2010/wordprocessingShape">
-                  <wps:wsp>
-                    <wps:cNvCnPr>
-                      <a:cxnSpLocks/>
-                    </wps:cNvCnPr>
-                    <wps:spPr>
-                      <a:xfrm>
-                        <a:off x="0" y="0"/>
-                        <a:ext cx="635" cy="540385"/>
-                      </a:xfrm>
-                      <a:prstGeom prst="line">
-                        <a:avLst/>
-                      </a:prstGeom>
-                      <a:noFill/>
-                      <a:ln w="25560">
-                        <a:solidFill>
-                          <a:srgbClr val="000000"/>
-                        </a:solidFill>
-                        <a:miter/>
-                      </a:ln>
-                      <a:effectLst/>
-                    </wps:spPr>
-                    <wps:bodyPr/>
-                  </wps:wsp>
-                </a:graphicData>
-              </a:graphic>
-              <wp14:sizeRelH relativeFrom="page">
-                <wp14:pctWidth>0</wp14:pctWidth>
-              </wp14:sizeRelH>
-              <wp14:sizeRelV relativeFrom="page">
-                <wp14:pctHeight>0</wp14:pctHeight>
-              </wp14:sizeRelV>
-            </wp:anchor>
-          </w:drawing>
-        </mc:Choice>
-        <mc:Fallback>
-          <w:pict>
-            <v:line w14:anchorId="0C3AD72E" id="Прямая соединительная линия 9" o:spid="_x0000_s1026" style="position:absolute;z-index:-503316371;visibility:visible;mso-wrap-style:square;mso-width-percent:0;mso-height-percent:0;mso-wrap-distance-left:9.05pt;mso-wrap-distance-top:0;mso-wrap-distance-right:9.05pt;mso-wrap-distance-bottom:0;mso-position-horizontal:absolute;mso-position-horizontal-relative:text;mso-position-vertical:absolute;mso-position-vertical-relative:text;mso-width-percent:0;mso-height-percent:0;mso-width-relative:page;mso-height-relative:page" from="476.35pt,-1.35pt" to="476.4pt,41.2pt" o:gfxdata="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" strokeweight=".71mm">
-              <v:stroke joinstyle="miter"/>
-              <o:lock v:ext="edit" shapetype="f"/>
-            </v:line>
-          </w:pict>
-        </mc:Fallback>
-      </mc:AlternateContent>
+      <w:pict>
+        <v:line id="Прямая соединительная линия 9" o:spid="_x0000_s1037" style="position:absolute;z-index:-503316371;visibility:visible;mso-wrap-distance-left:9.05pt;mso-wrap-distance-right:9.05pt" from="476.35pt,-1.35pt" to="476.4pt,41.2pt" o:gfxdata="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" strokeweight=".71mm">
+          <v:stroke joinstyle="miter"/>
+          <o:lock v:ext="edit" shapetype="f"/>
+        </v:line>
+      </w:pict>
     </w:r>
     <w:r>
       <w:rPr>
@@ -6871,181 +6986,46 @@
       <w:rPr>
         <w:noProof/>
       </w:rPr>
-      <mc:AlternateContent>
-        <mc:Choice Requires="wps">
-          <w:drawing>
-            <wp:anchor distT="0" distB="0" distL="114935" distR="114935" simplePos="0" relativeHeight="136" behindDoc="1" locked="0" layoutInCell="1" allowOverlap="1" wp14:anchorId="195F3E57" wp14:editId="3B6008C7">
-              <wp:simplePos x="0" y="0"/>
-              <wp:positionH relativeFrom="column">
-                <wp:posOffset>2336165</wp:posOffset>
-              </wp:positionH>
-              <wp:positionV relativeFrom="paragraph">
-                <wp:posOffset>121920</wp:posOffset>
-              </wp:positionV>
-              <wp:extent cx="3626485" cy="332105"/>
-              <wp:effectExtent l="0" t="0" r="0" b="0"/>
-              <wp:wrapNone/>
-              <wp:docPr id="8" name="Надпись 8"/>
-              <wp:cNvGraphicFramePr>
-                <a:graphicFrameLocks xmlns:a="http://schemas.openxmlformats.org/drawingml/2006/main"/>
-              </wp:cNvGraphicFramePr>
-              <a:graphic xmlns:a="http://schemas.openxmlformats.org/drawingml/2006/main">
-                <a:graphicData uri="http://schemas.microsoft.com/office/word/2010/wordprocessingShape">
-                  <wps:wsp>
-                    <wps:cNvSpPr txBox="1">
-                      <a:spLocks/>
-                    </wps:cNvSpPr>
-                    <wps:spPr>
-                      <a:xfrm>
-                        <a:off x="0" y="0"/>
-                        <a:ext cx="3626485" cy="332105"/>
-                      </a:xfrm>
-                      <a:prstGeom prst="rect">
-                        <a:avLst/>
-                      </a:prstGeom>
-                      <a:solidFill>
-                        <a:srgbClr val="FFFFFF"/>
-                      </a:solidFill>
-                      <a:ln w="9525">
-                        <a:solidFill>
-                          <a:srgbClr val="FFFFFF"/>
-                        </a:solidFill>
-                      </a:ln>
-                    </wps:spPr>
-                    <wps:txbx>
-                      <w:txbxContent>
-                        <w:p/>
-                      </w:txbxContent>
-                    </wps:txbx>
-                    <wps:bodyPr lIns="0" tIns="0" rIns="0" bIns="0" anchor="t">
-                      <a:noAutofit/>
-                    </wps:bodyPr>
-                  </wps:wsp>
-                </a:graphicData>
-              </a:graphic>
-              <wp14:sizeRelH relativeFrom="page">
-                <wp14:pctWidth>0</wp14:pctWidth>
-              </wp14:sizeRelH>
-              <wp14:sizeRelV relativeFrom="page">
-                <wp14:pctHeight>0</wp14:pctHeight>
-              </wp14:sizeRelV>
-            </wp:anchor>
-          </w:drawing>
-        </mc:Choice>
-        <mc:Fallback>
-          <w:pict>
-            <v:shapetype w14:anchorId="195F3E57" id="_x0000_t202" coordsize="21600,21600" o:spt="202" path="m,l,21600r21600,l21600,xe">
-              <v:stroke joinstyle="miter"/>
-              <v:path gradientshapeok="t" o:connecttype="rect"/>
-            </v:shapetype>
-            <v:shape id="Надпись 8" o:spid="_x0000_s1030" type="#_x0000_t202" style="position:absolute;margin-left:183.95pt;margin-top:9.6pt;width:285.55pt;height:26.15pt;z-index:-503316344;visibility:visible;mso-wrap-style:square;mso-width-percent:0;mso-height-percent:0;mso-wrap-distance-left:9.05pt;mso-wrap-distance-top:0;mso-wrap-distance-right:9.05pt;mso-wrap-distance-bottom:0;mso-position-horizontal:absolute;mso-position-horizontal-relative:text;mso-position-vertical:absolute;mso-position-vertical-relative:text;mso-width-percent:0;mso-height-percent:0;mso-width-relative:page;mso-height-relative:page;v-text-anchor:top" o:gfxdata="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" strokecolor="white">
-              <v:path arrowok="t"/>
-              <v:textbox inset="0,0,0,0">
-                <w:txbxContent>
-                  <w:p/>
-                </w:txbxContent>
-              </v:textbox>
-            </v:shape>
-          </w:pict>
-        </mc:Fallback>
-      </mc:AlternateContent>
+      <w:pict>
+        <v:shapetype id="_x0000_t202" coordsize="21600,21600" o:spt="202" path="m,l,21600r21600,l21600,xe">
+          <v:stroke joinstyle="miter"/>
+          <v:path gradientshapeok="t" o:connecttype="rect"/>
+        </v:shapetype>
+        <v:shape id="Надпись 8" o:spid="_x0000_s1030" type="#_x0000_t202" style="position:absolute;margin-left:183.95pt;margin-top:9.6pt;width:285.55pt;height:26.15pt;z-index:-503316344;visibility:visible;mso-wrap-distance-left:9.05pt;mso-wrap-distance-right:9.05pt;mso-position-horizontal-relative:text;mso-position-vertical-relative:text" o:gfxdata="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" strokecolor="white">
+          <v:path arrowok="t"/>
+          <v:textbox inset="0,0,0,0">
+            <w:txbxContent>
+              <w:p/>
+            </w:txbxContent>
+          </v:textbox>
+        </v:shape>
+      </w:pict>
     </w:r>
     <w:r>
       <w:rPr>
         <w:noProof/>
       </w:rPr>
-      <mc:AlternateContent>
-        <mc:Choice Requires="wps">
-          <w:drawing>
-            <wp:anchor distT="0" distB="0" distL="114935" distR="114935" simplePos="0" relativeHeight="145" behindDoc="1" locked="0" layoutInCell="1" allowOverlap="1" wp14:anchorId="662E02E7" wp14:editId="5FB2A904">
-              <wp:simplePos x="0" y="0"/>
-              <wp:positionH relativeFrom="column">
-                <wp:posOffset>2288540</wp:posOffset>
-              </wp:positionH>
-              <wp:positionV relativeFrom="paragraph">
-                <wp:posOffset>34290</wp:posOffset>
-              </wp:positionV>
-              <wp:extent cx="3657600" cy="458470"/>
-              <wp:effectExtent l="0" t="0" r="0" b="0"/>
-              <wp:wrapNone/>
-              <wp:docPr id="7" name="Надпись 7"/>
-              <wp:cNvGraphicFramePr>
-                <a:graphicFrameLocks xmlns:a="http://schemas.openxmlformats.org/drawingml/2006/main"/>
-              </wp:cNvGraphicFramePr>
-              <a:graphic xmlns:a="http://schemas.openxmlformats.org/drawingml/2006/main">
-                <a:graphicData uri="http://schemas.microsoft.com/office/word/2010/wordprocessingShape">
-                  <wps:wsp>
-                    <wps:cNvSpPr txBox="1">
-                      <a:spLocks/>
-                    </wps:cNvSpPr>
-                    <wps:spPr>
-                      <a:xfrm>
-                        <a:off x="0" y="0"/>
-                        <a:ext cx="3657600" cy="458470"/>
-                      </a:xfrm>
-                      <a:prstGeom prst="rect">
-                        <a:avLst/>
-                      </a:prstGeom>
-                      <a:solidFill>
-                        <a:srgbClr val="FFFFFF"/>
-                      </a:solidFill>
-                    </wps:spPr>
-                    <wps:txbx>
-                      <w:txbxContent>
-                        <w:p>
-                          <w:pPr>
-                            <w:jc w:val="center"/>
-                          </w:pPr>
-                          <w:r>
-                            <w:rPr>
-                              <w:b/>
-                              <w:sz w:val="28"/>
-                              <w:szCs w:val="28"/>
-                            </w:rPr>
-                            <w:t>ПМ.02 09.02.07 ИС-22Б УП.02 2025</w:t>
-                          </w:r>
-                        </w:p>
-                      </w:txbxContent>
-                    </wps:txbx>
-                    <wps:bodyPr lIns="92075" tIns="83185" rIns="92075" bIns="46355" anchor="t">
-                      <a:noAutofit/>
-                    </wps:bodyPr>
-                  </wps:wsp>
-                </a:graphicData>
-              </a:graphic>
-              <wp14:sizeRelH relativeFrom="page">
-                <wp14:pctWidth>0</wp14:pctWidth>
-              </wp14:sizeRelH>
-              <wp14:sizeRelV relativeFrom="page">
-                <wp14:pctHeight>0</wp14:pctHeight>
-              </wp14:sizeRelV>
-            </wp:anchor>
-          </w:drawing>
-        </mc:Choice>
-        <mc:Fallback>
-          <w:pict>
-            <v:shape w14:anchorId="662E02E7" id="Надпись 7" o:spid="_x0000_s1031" type="#_x0000_t202" style="position:absolute;margin-left:180.2pt;margin-top:2.7pt;width:4in;height:36.1pt;z-index:-503316335;visibility:visible;mso-wrap-style:square;mso-width-percent:0;mso-height-percent:0;mso-wrap-distance-left:9.05pt;mso-wrap-distance-top:0;mso-wrap-distance-right:9.05pt;mso-wrap-distance-bottom:0;mso-position-horizontal:absolute;mso-position-horizontal-relative:text;mso-position-vertical:absolute;mso-position-vertical-relative:text;mso-width-percent:0;mso-height-percent:0;mso-width-relative:page;mso-height-relative:page;v-text-anchor:top" o:gfxdata="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" stroked="f">
-              <v:textbox inset="7.25pt,6.55pt,7.25pt,3.65pt">
-                <w:txbxContent>
-                  <w:p>
-                    <w:pPr>
-                      <w:jc w:val="center"/>
-                    </w:pPr>
-                    <w:r>
-                      <w:rPr>
-                        <w:b/>
-                        <w:sz w:val="28"/>
-                        <w:szCs w:val="28"/>
-                      </w:rPr>
-                      <w:t>ПМ.02 09.02.07 ИС-22Б УП.02 2025</w:t>
-                    </w:r>
-                  </w:p>
-                </w:txbxContent>
-              </v:textbox>
-            </v:shape>
-          </w:pict>
-        </mc:Fallback>
-      </mc:AlternateContent>
+      <w:pict>
+        <v:shape id="Надпись 7" o:spid="_x0000_s1031" type="#_x0000_t202" style="position:absolute;margin-left:180.2pt;margin-top:2.7pt;width:4in;height:36.1pt;z-index:-503316335;visibility:visible;mso-wrap-distance-left:9.05pt;mso-wrap-distance-right:9.05pt;mso-position-horizontal-relative:text;mso-position-vertical-relative:text" o:gfxdata="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" stroked="f">
+          <v:textbox inset="7.25pt,6.55pt,7.25pt,3.65pt">
+            <w:txbxContent>
+              <w:p>
+                <w:pPr>
+                  <w:jc w:val="center"/>
+                </w:pPr>
+                <w:r>
+                  <w:rPr>
+                    <w:b/>
+                    <w:sz w:val="28"/>
+                    <w:szCs w:val="28"/>
+                  </w:rPr>
+                  <w:t>ПМ.02 09.02.07 ИС-22Б УП.02 2025</w:t>
+                </w:r>
+              </w:p>
+            </w:txbxContent>
+          </v:textbox>
+        </v:shape>
+      </w:pict>
     </w:r>
   </w:p>
   <w:p>
@@ -7060,273 +7040,45 @@
       <w:rPr>
         <w:noProof/>
       </w:rPr>
-      <mc:AlternateContent>
-        <mc:Choice Requires="wps">
-          <w:drawing>
-            <wp:anchor distT="4294967295" distB="4294967295" distL="114935" distR="114935" simplePos="0" relativeHeight="28" behindDoc="1" locked="0" layoutInCell="1" allowOverlap="1" wp14:anchorId="4003925F" wp14:editId="305444FA">
-              <wp:simplePos x="0" y="0"/>
-              <wp:positionH relativeFrom="column">
-                <wp:posOffset>-179070</wp:posOffset>
-              </wp:positionH>
-              <wp:positionV relativeFrom="paragraph">
-                <wp:posOffset>182244</wp:posOffset>
-              </wp:positionV>
-              <wp:extent cx="2412365" cy="0"/>
-              <wp:effectExtent l="0" t="0" r="0" b="0"/>
-              <wp:wrapNone/>
-              <wp:docPr id="6" name="Прямая соединительная линия 6"/>
-              <wp:cNvGraphicFramePr>
-                <a:graphicFrameLocks xmlns:a="http://schemas.openxmlformats.org/drawingml/2006/main"/>
-              </wp:cNvGraphicFramePr>
-              <a:graphic xmlns:a="http://schemas.openxmlformats.org/drawingml/2006/main">
-                <a:graphicData uri="http://schemas.microsoft.com/office/word/2010/wordprocessingShape">
-                  <wps:wsp>
-                    <wps:cNvCnPr>
-                      <a:cxnSpLocks/>
-                    </wps:cNvCnPr>
-                    <wps:spPr>
-                      <a:xfrm>
-                        <a:off x="0" y="0"/>
-                        <a:ext cx="2412365" cy="0"/>
-                      </a:xfrm>
-                      <a:prstGeom prst="line">
-                        <a:avLst/>
-                      </a:prstGeom>
-                      <a:noFill/>
-                      <a:ln w="25560">
-                        <a:solidFill>
-                          <a:srgbClr val="000000"/>
-                        </a:solidFill>
-                        <a:miter/>
-                      </a:ln>
-                      <a:effectLst/>
-                    </wps:spPr>
-                    <wps:bodyPr/>
-                  </wps:wsp>
-                </a:graphicData>
-              </a:graphic>
-              <wp14:sizeRelH relativeFrom="page">
-                <wp14:pctWidth>0</wp14:pctWidth>
-              </wp14:sizeRelH>
-              <wp14:sizeRelV relativeFrom="page">
-                <wp14:pctHeight>0</wp14:pctHeight>
-              </wp14:sizeRelV>
-            </wp:anchor>
-          </w:drawing>
-        </mc:Choice>
-        <mc:Fallback>
-          <w:pict>
-            <v:line w14:anchorId="157BFDB8" id="Прямая соединительная линия 6" o:spid="_x0000_s1026" style="position:absolute;z-index:-503316452;visibility:visible;mso-wrap-style:square;mso-width-percent:0;mso-height-percent:0;mso-wrap-distance-left:9.05pt;mso-wrap-distance-top:-3e-5mm;mso-wrap-distance-right:9.05pt;mso-wrap-distance-bottom:-3e-5mm;mso-position-horizontal:absolute;mso-position-horizontal-relative:text;mso-position-vertical:absolute;mso-position-vertical-relative:text;mso-width-percent:0;mso-height-percent:0;mso-width-relative:page;mso-height-relative:page" from="-14.1pt,14.35pt" to="175.85pt,14.35pt" o:gfxdata="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" strokeweight=".71mm">
-              <v:stroke joinstyle="miter"/>
-              <o:lock v:ext="edit" shapetype="f"/>
-            </v:line>
-          </w:pict>
-        </mc:Fallback>
-      </mc:AlternateContent>
+      <w:pict>
+        <v:line id="Прямая соединительная линия 6" o:spid="_x0000_s1036" style="position:absolute;z-index:-503316452;visibility:visible;mso-wrap-distance-left:9.05pt;mso-wrap-distance-top:-3e-5mm;mso-wrap-distance-right:9.05pt;mso-wrap-distance-bottom:-3e-5mm" from="-14.1pt,14.35pt" to="175.85pt,14.35pt" o:gfxdata="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" strokeweight=".71mm">
+          <v:stroke joinstyle="miter"/>
+          <o:lock v:ext="edit" shapetype="f"/>
+        </v:line>
+      </w:pict>
     </w:r>
     <w:r>
       <w:rPr>
         <w:noProof/>
       </w:rPr>
-      <mc:AlternateContent>
-        <mc:Choice Requires="wps">
-          <w:drawing>
-            <wp:anchor distT="4294967295" distB="4294967295" distL="114935" distR="114935" simplePos="0" relativeHeight="37" behindDoc="1" locked="0" layoutInCell="1" allowOverlap="1" wp14:anchorId="45C081FF" wp14:editId="6E113679">
-              <wp:simplePos x="0" y="0"/>
-              <wp:positionH relativeFrom="column">
-                <wp:posOffset>-178435</wp:posOffset>
-              </wp:positionH>
-              <wp:positionV relativeFrom="paragraph">
-                <wp:posOffset>1904</wp:posOffset>
-              </wp:positionV>
-              <wp:extent cx="2412365" cy="0"/>
-              <wp:effectExtent l="0" t="0" r="0" b="0"/>
-              <wp:wrapNone/>
-              <wp:docPr id="5" name="Прямая соединительная линия 5"/>
-              <wp:cNvGraphicFramePr>
-                <a:graphicFrameLocks xmlns:a="http://schemas.openxmlformats.org/drawingml/2006/main"/>
-              </wp:cNvGraphicFramePr>
-              <a:graphic xmlns:a="http://schemas.openxmlformats.org/drawingml/2006/main">
-                <a:graphicData uri="http://schemas.microsoft.com/office/word/2010/wordprocessingShape">
-                  <wps:wsp>
-                    <wps:cNvCnPr>
-                      <a:cxnSpLocks/>
-                    </wps:cNvCnPr>
-                    <wps:spPr>
-                      <a:xfrm>
-                        <a:off x="0" y="0"/>
-                        <a:ext cx="2412365" cy="0"/>
-                      </a:xfrm>
-                      <a:prstGeom prst="line">
-                        <a:avLst/>
-                      </a:prstGeom>
-                      <a:noFill/>
-                      <a:ln w="9360">
-                        <a:solidFill>
-                          <a:srgbClr val="000000"/>
-                        </a:solidFill>
-                        <a:miter/>
-                      </a:ln>
-                      <a:effectLst/>
-                    </wps:spPr>
-                    <wps:bodyPr/>
-                  </wps:wsp>
-                </a:graphicData>
-              </a:graphic>
-              <wp14:sizeRelH relativeFrom="page">
-                <wp14:pctWidth>0</wp14:pctWidth>
-              </wp14:sizeRelH>
-              <wp14:sizeRelV relativeFrom="page">
-                <wp14:pctHeight>0</wp14:pctHeight>
-              </wp14:sizeRelV>
-            </wp:anchor>
-          </w:drawing>
-        </mc:Choice>
-        <mc:Fallback>
-          <w:pict>
-            <v:line w14:anchorId="7C8976B3" id="Прямая соединительная линия 5" o:spid="_x0000_s1026" style="position:absolute;z-index:-503316443;visibility:visible;mso-wrap-style:square;mso-width-percent:0;mso-height-percent:0;mso-wrap-distance-left:9.05pt;mso-wrap-distance-top:-3e-5mm;mso-wrap-distance-right:9.05pt;mso-wrap-distance-bottom:-3e-5mm;mso-position-horizontal:absolute;mso-position-horizontal-relative:text;mso-position-vertical:absolute;mso-position-vertical-relative:text;mso-width-percent:0;mso-height-percent:0;mso-width-relative:page;mso-height-relative:page" from="-14.05pt,.15pt" to="175.9pt,.15pt" o:gfxdata="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" strokeweight=".26mm">
-              <v:stroke joinstyle="miter"/>
-              <o:lock v:ext="edit" shapetype="f"/>
-            </v:line>
-          </w:pict>
-        </mc:Fallback>
-      </mc:AlternateContent>
+      <w:pict>
+        <v:line id="Прямая соединительная линия 5" o:spid="_x0000_s1035" style="position:absolute;z-index:-503316443;visibility:visible;mso-wrap-distance-left:9.05pt;mso-wrap-distance-top:-3e-5mm;mso-wrap-distance-right:9.05pt;mso-wrap-distance-bottom:-3e-5mm" from="-14.05pt,.15pt" to="175.9pt,.15pt" o:gfxdata="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" strokeweight=".26mm">
+          <v:stroke joinstyle="miter"/>
+          <o:lock v:ext="edit" shapetype="f"/>
+        </v:line>
+      </w:pict>
     </w:r>
     <w:r>
       <w:rPr>
         <w:noProof/>
       </w:rPr>
-      <mc:AlternateContent>
-        <mc:Choice Requires="wps">
-          <w:drawing>
-            <wp:anchor distT="0" distB="0" distL="114935" distR="114935" simplePos="0" relativeHeight="46" behindDoc="1" locked="0" layoutInCell="1" allowOverlap="1" wp14:anchorId="412C01F5" wp14:editId="2F1EAAF7">
-              <wp:simplePos x="0" y="0"/>
-              <wp:positionH relativeFrom="column">
-                <wp:posOffset>-179705</wp:posOffset>
-              </wp:positionH>
-              <wp:positionV relativeFrom="paragraph">
-                <wp:posOffset>361950</wp:posOffset>
-              </wp:positionV>
-              <wp:extent cx="6588125" cy="635"/>
-              <wp:effectExtent l="0" t="0" r="3175" b="18415"/>
-              <wp:wrapNone/>
-              <wp:docPr id="4" name="Прямая соединительная линия 4"/>
-              <wp:cNvGraphicFramePr>
-                <a:graphicFrameLocks xmlns:a="http://schemas.openxmlformats.org/drawingml/2006/main"/>
-              </wp:cNvGraphicFramePr>
-              <a:graphic xmlns:a="http://schemas.openxmlformats.org/drawingml/2006/main">
-                <a:graphicData uri="http://schemas.microsoft.com/office/word/2010/wordprocessingShape">
-                  <wps:wsp>
-                    <wps:cNvCnPr>
-                      <a:cxnSpLocks/>
-                    </wps:cNvCnPr>
-                    <wps:spPr>
-                      <a:xfrm>
-                        <a:off x="0" y="0"/>
-                        <a:ext cx="6588125" cy="635"/>
-                      </a:xfrm>
-                      <a:prstGeom prst="line">
-                        <a:avLst/>
-                      </a:prstGeom>
-                      <a:noFill/>
-                      <a:ln w="25560">
-                        <a:solidFill>
-                          <a:srgbClr val="000000"/>
-                        </a:solidFill>
-                        <a:miter/>
-                      </a:ln>
-                      <a:effectLst/>
-                    </wps:spPr>
-                    <wps:bodyPr/>
-                  </wps:wsp>
-                </a:graphicData>
-              </a:graphic>
-              <wp14:sizeRelH relativeFrom="page">
-                <wp14:pctWidth>0</wp14:pctWidth>
-              </wp14:sizeRelH>
-              <wp14:sizeRelV relativeFrom="page">
-                <wp14:pctHeight>0</wp14:pctHeight>
-              </wp14:sizeRelV>
-            </wp:anchor>
-          </w:drawing>
-        </mc:Choice>
-        <mc:Fallback>
-          <w:pict>
-            <v:line w14:anchorId="09015E65" id="Прямая соединительная линия 4" o:spid="_x0000_s1026" style="position:absolute;z-index:-503316434;visibility:visible;mso-wrap-style:square;mso-width-percent:0;mso-height-percent:0;mso-wrap-distance-left:9.05pt;mso-wrap-distance-top:0;mso-wrap-distance-right:9.05pt;mso-wrap-distance-bottom:0;mso-position-horizontal:absolute;mso-position-horizontal-relative:text;mso-position-vertical:absolute;mso-position-vertical-relative:text;mso-width-percent:0;mso-height-percent:0;mso-width-relative:page;mso-height-relative:page" from="-14.15pt,28.5pt" to="504.6pt,28.55pt" o:gfxdata="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" strokeweight=".71mm">
-              <v:stroke joinstyle="miter"/>
-              <o:lock v:ext="edit" shapetype="f"/>
-            </v:line>
-          </w:pict>
-        </mc:Fallback>
-      </mc:AlternateContent>
+      <w:pict>
+        <v:line id="Прямая соединительная линия 4" o:spid="_x0000_s1034" style="position:absolute;z-index:-503316434;visibility:visible;mso-wrap-distance-left:9.05pt;mso-wrap-distance-right:9.05pt" from="-14.15pt,28.5pt" to="504.6pt,28.55pt" o:gfxdata="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" strokeweight=".71mm">
+          <v:stroke joinstyle="miter"/>
+          <o:lock v:ext="edit" shapetype="f"/>
+        </v:line>
+      </w:pict>
     </w:r>
     <w:r>
       <w:rPr>
         <w:noProof/>
       </w:rPr>
-      <mc:AlternateContent>
-        <mc:Choice Requires="wps">
-          <w:drawing>
-            <wp:anchor distT="0" distB="0" distL="114935" distR="114935" simplePos="0" relativeHeight="118" behindDoc="1" locked="0" layoutInCell="1" allowOverlap="1" wp14:anchorId="37AAD036" wp14:editId="5682C5F0">
-              <wp:simplePos x="0" y="0"/>
-              <wp:positionH relativeFrom="column">
-                <wp:posOffset>6049010</wp:posOffset>
-              </wp:positionH>
-              <wp:positionV relativeFrom="paragraph">
-                <wp:posOffset>73660</wp:posOffset>
-              </wp:positionV>
-              <wp:extent cx="360045" cy="635"/>
-              <wp:effectExtent l="0" t="0" r="1905" b="18415"/>
-              <wp:wrapNone/>
-              <wp:docPr id="3" name="Прямая соединительная линия 3"/>
-              <wp:cNvGraphicFramePr>
-                <a:graphicFrameLocks xmlns:a="http://schemas.openxmlformats.org/drawingml/2006/main"/>
-              </wp:cNvGraphicFramePr>
-              <a:graphic xmlns:a="http://schemas.openxmlformats.org/drawingml/2006/main">
-                <a:graphicData uri="http://schemas.microsoft.com/office/word/2010/wordprocessingShape">
-                  <wps:wsp>
-                    <wps:cNvCnPr>
-                      <a:cxnSpLocks/>
-                    </wps:cNvCnPr>
-                    <wps:spPr>
-                      <a:xfrm>
-                        <a:off x="0" y="0"/>
-                        <a:ext cx="360045" cy="635"/>
-                      </a:xfrm>
-                      <a:prstGeom prst="line">
-                        <a:avLst/>
-                      </a:prstGeom>
-                      <a:noFill/>
-                      <a:ln w="25560">
-                        <a:solidFill>
-                          <a:srgbClr val="000000"/>
-                        </a:solidFill>
-                        <a:miter/>
-                      </a:ln>
-                      <a:effectLst/>
-                    </wps:spPr>
-                    <wps:bodyPr/>
-                  </wps:wsp>
-                </a:graphicData>
-              </a:graphic>
-              <wp14:sizeRelH relativeFrom="page">
-                <wp14:pctWidth>0</wp14:pctWidth>
-              </wp14:sizeRelH>
-              <wp14:sizeRelV relativeFrom="page">
-                <wp14:pctHeight>0</wp14:pctHeight>
-              </wp14:sizeRelV>
-            </wp:anchor>
-          </w:drawing>
-        </mc:Choice>
-        <mc:Fallback>
-          <w:pict>
-            <v:line w14:anchorId="3EE5834D" id="Прямая соединительная линия 3" o:spid="_x0000_s1026" style="position:absolute;z-index:-503316362;visibility:visible;mso-wrap-style:square;mso-width-percent:0;mso-height-percent:0;mso-wrap-distance-left:9.05pt;mso-wrap-distance-top:0;mso-wrap-distance-right:9.05pt;mso-wrap-distance-bottom:0;mso-position-horizontal:absolute;mso-position-horizontal-relative:text;mso-position-vertical:absolute;mso-position-vertical-relative:text;mso-width-percent:0;mso-height-percent:0;mso-width-relative:page;mso-height-relative:page" from="476.3pt,5.8pt" to="504.65pt,5.85pt" o:gfxdata="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" strokeweight=".71mm">
-              <v:stroke joinstyle="miter"/>
-              <o:lock v:ext="edit" shapetype="f"/>
-            </v:line>
-          </w:pict>
-        </mc:Fallback>
-      </mc:AlternateContent>
+      <w:pict>
+        <v:line id="Прямая соединительная линия 3" o:spid="_x0000_s1033" style="position:absolute;z-index:-503316362;visibility:visible;mso-wrap-distance-left:9.05pt;mso-wrap-distance-right:9.05pt" from="476.3pt,5.8pt" to="504.65pt,5.85pt" o:gfxdata="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" strokeweight=".71mm">
+          <v:stroke joinstyle="miter"/>
+          <o:lock v:ext="edit" shapetype="f"/>
+        </v:line>
+      </w:pict>
     </w:r>
     <w:r>
       <w:rPr>
@@ -7339,168 +7091,66 @@
       <w:rPr>
         <w:noProof/>
       </w:rPr>
-      <mc:AlternateContent>
-        <mc:Choice Requires="wps">
-          <w:drawing>
-            <wp:anchor distT="0" distB="0" distL="114935" distR="114935" simplePos="0" relativeHeight="154" behindDoc="1" locked="0" layoutInCell="1" allowOverlap="1" wp14:anchorId="302EFBA9" wp14:editId="40D494B3">
-              <wp:simplePos x="0" y="0"/>
-              <wp:positionH relativeFrom="column">
-                <wp:posOffset>6129020</wp:posOffset>
-              </wp:positionH>
-              <wp:positionV relativeFrom="paragraph">
-                <wp:posOffset>124460</wp:posOffset>
-              </wp:positionV>
-              <wp:extent cx="302260" cy="237490"/>
-              <wp:effectExtent l="0" t="0" r="0" b="0"/>
-              <wp:wrapNone/>
-              <wp:docPr id="2" name="Надпись 2"/>
-              <wp:cNvGraphicFramePr>
-                <a:graphicFrameLocks xmlns:a="http://schemas.openxmlformats.org/drawingml/2006/main"/>
-              </wp:cNvGraphicFramePr>
-              <a:graphic xmlns:a="http://schemas.openxmlformats.org/drawingml/2006/main">
-                <a:graphicData uri="http://schemas.microsoft.com/office/word/2010/wordprocessingShape">
-                  <wps:wsp>
-                    <wps:cNvSpPr txBox="1">
-                      <a:spLocks/>
-                    </wps:cNvSpPr>
-                    <wps:spPr>
-                      <a:xfrm>
-                        <a:off x="0" y="0"/>
-                        <a:ext cx="302260" cy="237490"/>
-                      </a:xfrm>
-                      <a:prstGeom prst="rect">
-                        <a:avLst/>
-                      </a:prstGeom>
-                      <a:solidFill>
-                        <a:srgbClr val="FFFFFF">
-                          <a:alpha val="0"/>
-                        </a:srgbClr>
-                      </a:solidFill>
-                    </wps:spPr>
-                    <wps:txbx>
-                      <w:txbxContent>
-                        <w:p>
-                          <w:pPr>
-                            <w:rPr>
-                              <w:sz w:val="28"/>
-                              <w:szCs w:val="28"/>
-                            </w:rPr>
-                          </w:pPr>
-                          <w:r>
-                            <w:rPr>
-                              <w:sz w:val="28"/>
-                              <w:szCs w:val="28"/>
-                            </w:rPr>
-                            <w:fldChar w:fldCharType="begin"/>
-                          </w:r>
-                          <w:r>
-                            <w:rPr>
-                              <w:sz w:val="28"/>
-                              <w:szCs w:val="28"/>
-                            </w:rPr>
-                            <w:instrText xml:space="preserve"> PAGE </w:instrText>
-                          </w:r>
-                          <w:r>
-                            <w:rPr>
-                              <w:sz w:val="28"/>
-                              <w:szCs w:val="28"/>
-                            </w:rPr>
-                            <w:fldChar w:fldCharType="separate"/>
-                          </w:r>
-                          <w:r>
-                            <w:rPr>
-                              <w:sz w:val="28"/>
-                              <w:szCs w:val="28"/>
-                            </w:rPr>
-                            <w:t>11</w:t>
-                          </w:r>
-                          <w:r>
-                            <w:rPr>
-                              <w:sz w:val="28"/>
-                              <w:szCs w:val="28"/>
-                            </w:rPr>
-                            <w:fldChar w:fldCharType="end"/>
-                          </w:r>
-                        </w:p>
-                      </w:txbxContent>
-                    </wps:txbx>
-                    <wps:bodyPr lIns="635" tIns="635" rIns="635" bIns="635" anchor="t">
-                      <a:noAutofit/>
-                    </wps:bodyPr>
-                  </wps:wsp>
-                </a:graphicData>
-              </a:graphic>
-              <wp14:sizeRelH relativeFrom="page">
-                <wp14:pctWidth>0</wp14:pctWidth>
-              </wp14:sizeRelH>
-              <wp14:sizeRelV relativeFrom="page">
-                <wp14:pctHeight>0</wp14:pctHeight>
-              </wp14:sizeRelV>
-            </wp:anchor>
-          </w:drawing>
-        </mc:Choice>
-        <mc:Fallback>
-          <w:pict>
-            <v:shape w14:anchorId="302EFBA9" id="Надпись 2" o:spid="_x0000_s1032" type="#_x0000_t202" style="position:absolute;margin-left:482.6pt;margin-top:9.8pt;width:23.8pt;height:18.7pt;z-index:-503316326;visibility:visible;mso-wrap-style:square;mso-width-percent:0;mso-height-percent:0;mso-wrap-distance-left:9.05pt;mso-wrap-distance-top:0;mso-wrap-distance-right:9.05pt;mso-wrap-distance-bottom:0;mso-position-horizontal:absolute;mso-position-horizontal-relative:text;mso-position-vertical:absolute;mso-position-vertical-relative:text;mso-width-percent:0;mso-height-percent:0;mso-width-relative:page;mso-height-relative:page;v-text-anchor:top" o:gfxdata="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" stroked="f">
-              <v:fill opacity="0"/>
-              <v:textbox inset=".05pt,.05pt,.05pt,.05pt">
-                <w:txbxContent>
-                  <w:p>
-                    <w:pPr>
-                      <w:rPr>
-                        <w:sz w:val="28"/>
-                        <w:szCs w:val="28"/>
-                      </w:rPr>
-                    </w:pPr>
-                    <w:r>
-                      <w:rPr>
-                        <w:sz w:val="28"/>
-                        <w:szCs w:val="28"/>
-                      </w:rPr>
-                      <w:fldChar w:fldCharType="begin"/>
-                    </w:r>
-                    <w:r>
-                      <w:rPr>
-                        <w:sz w:val="28"/>
-                        <w:szCs w:val="28"/>
-                      </w:rPr>
-                      <w:instrText xml:space="preserve"> PAGE </w:instrText>
-                    </w:r>
-                    <w:r>
-                      <w:rPr>
-                        <w:sz w:val="28"/>
-                        <w:szCs w:val="28"/>
-                      </w:rPr>
-                      <w:fldChar w:fldCharType="separate"/>
-                    </w:r>
-                    <w:r>
-                      <w:rPr>
-                        <w:sz w:val="28"/>
-                        <w:szCs w:val="28"/>
-                      </w:rPr>
-                      <w:t>11</w:t>
-                    </w:r>
-                    <w:r>
-                      <w:rPr>
-                        <w:sz w:val="28"/>
-                        <w:szCs w:val="28"/>
-                      </w:rPr>
-                      <w:fldChar w:fldCharType="end"/>
-                    </w:r>
-                  </w:p>
-                </w:txbxContent>
-              </v:textbox>
-            </v:shape>
-          </w:pict>
-        </mc:Fallback>
-      </mc:AlternateContent>
+      <w:pict>
+        <v:shape id="Надпись 2" o:spid="_x0000_s1032" type="#_x0000_t202" style="position:absolute;margin-left:482.6pt;margin-top:9.8pt;width:23.8pt;height:18.7pt;z-index:-503316326;visibility:visible;mso-wrap-distance-left:9.05pt;mso-wrap-distance-right:9.05pt;mso-position-horizontal-relative:text;mso-position-vertical-relative:text" o:gfxdata="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" stroked="f">
+          <v:fill opacity="0"/>
+          <v:textbox inset=".05pt,.05pt,.05pt,.05pt">
+            <w:txbxContent>
+              <w:p>
+                <w:pPr>
+                  <w:rPr>
+                    <w:sz w:val="28"/>
+                    <w:szCs w:val="28"/>
+                  </w:rPr>
+                </w:pPr>
+                <w:r>
+                  <w:rPr>
+                    <w:sz w:val="28"/>
+                    <w:szCs w:val="28"/>
+                  </w:rPr>
+                  <w:fldChar w:fldCharType="begin"/>
+                </w:r>
+                <w:r>
+                  <w:rPr>
+                    <w:sz w:val="28"/>
+                    <w:szCs w:val="28"/>
+                  </w:rPr>
+                  <w:instrText xml:space="preserve"> PAGE </w:instrText>
+                </w:r>
+                <w:r>
+                  <w:rPr>
+                    <w:sz w:val="28"/>
+                    <w:szCs w:val="28"/>
+                  </w:rPr>
+                  <w:fldChar w:fldCharType="separate"/>
+                </w:r>
+                <w:r>
+                  <w:rPr>
+                    <w:noProof/>
+                    <w:sz w:val="28"/>
+                    <w:szCs w:val="28"/>
+                  </w:rPr>
+                  <w:t>8</w:t>
+                </w:r>
+                <w:r>
+                  <w:rPr>
+                    <w:sz w:val="28"/>
+                    <w:szCs w:val="28"/>
+                  </w:rPr>
+                  <w:fldChar w:fldCharType="end"/>
+                </w:r>
+              </w:p>
+            </w:txbxContent>
+          </v:textbox>
+        </v:shape>
+      </w:pict>
     </w:r>
   </w:p>
 </w:ftr>
 </file>
 
 <file path=word/footnotes.xml><?xml version="1.0" encoding="utf-8"?>
-<w:footnotes xmlns:wpc="http://schemas.microsoft.com/office/word/2010/wordprocessingCanvas" xmlns:cx="http://schemas.microsoft.com/office/drawing/2014/chartex" xmlns:cx1="http://schemas.microsoft.com/office/drawing/2015/9/8/chartex" xmlns:cx2="http://schemas.microsoft.com/office/drawing/2015/10/21/chartex" xmlns:cx3="http://schemas.microsoft.com/office/drawing/2016/5/9/chartex" xmlns:cx4="http://schemas.microsoft.com/office/drawing/2016/5/10/chartex" xmlns:cx5="http://schemas.microsoft.com/office/drawing/2016/5/11/chartex" xmlns:cx6="http://schemas.microsoft.com/office/drawing/2016/5/12/chartex" xmlns:cx7="http://schemas.microsoft.com/office/drawing/2016/5/13/chartex" xmlns:cx8="http://schemas.microsoft.com/office/drawing/2016/5/14/chartex" xmlns:mc="http://schemas.openxmlformats.org/markup-compatibility/2006" xmlns:aink="http://schemas.microsoft.com/office/drawing/2016/ink" xmlns:am3d="http://schemas.microsoft.com/office/drawing/2017/model3d" xmlns:o="urn:schemas-microsoft-com:office:office" xmlns:oel="http://schemas.microsoft.com/office/2019/extlst" xmlns:r="http://schemas.openxmlformats.org/officeDocument/2006/relationships" xmlns:m="http://schemas.openxmlformats.org/officeDocument/2006/math" xmlns:v="urn:schemas-microsoft-com:vml" xmlns:wp14="http://schemas.microsoft.com/office/word/2010/wordprocessingDrawing" xmlns:wp="http://schemas.openxmlformats.org/drawingml/2006/wordprocessingDrawing" xmlns:w10="urn:schemas-microsoft-com:office:word" xmlns:w="http://schemas.openxmlformats.org/wordprocessingml/2006/main" xmlns:w14="http://schemas.microsoft.com/office/word/2010/wordml" xmlns:w15="http://schemas.microsoft.com/office/word/2012/wordml" xmlns:w16cex="http://schemas.microsoft.com/office/word/2018/wordml/cex" xmlns:w16cid="http://schemas.microsoft.com/office/word/2016/wordml/cid" xmlns:w16="http://schemas.microsoft.com/office/word/2018/wordml" xmlns:w16sdtdh="http://schemas.microsoft.com/office/word/2020/wordml/sdtdatahash" xmlns:w16se="http://schemas.microsoft.com/office/word/2015/wordml/symex" xmlns:wpg="http://schemas.microsoft.com/office/word/2010/wordprocessingGroup" xmlns:wpi="http://schemas.microsoft.com/office/word/2010/wordprocessingInk" xmlns:wne="http://schemas.microsoft.com/office/word/2006/wordml" xmlns:wps="http://schemas.microsoft.com/office/word/2010/wordprocessingShape" mc:Ignorable="w14 w15 w16se w16cid w16 w16cex w16sdtdh wp14">
+<w:footnotes xmlns:ve="http://schemas.openxmlformats.org/markup-compatibility/2006" xmlns:o="urn:schemas-microsoft-com:office:office" xmlns:r="http://schemas.openxmlformats.org/officeDocument/2006/relationships" xmlns:m="http://schemas.openxmlformats.org/officeDocument/2006/math" xmlns:v="urn:schemas-microsoft-com:vml" xmlns:wp="http://schemas.openxmlformats.org/drawingml/2006/wordprocessingDrawing" xmlns:w10="urn:schemas-microsoft-com:office:word" xmlns:w="http://schemas.openxmlformats.org/wordprocessingml/2006/main" xmlns:wne="http://schemas.microsoft.com/office/word/2006/wordml">
   <w:footnote w:type="separator" w:id="-1">
     <w:p>
       <w:r>
@@ -7519,7 +7169,7 @@
 </file>
 
 <file path=word/header1.xml><?xml version="1.0" encoding="utf-8"?>
-<w:hdr xmlns:wpc="http://schemas.microsoft.com/office/word/2010/wordprocessingCanvas" xmlns:cx="http://schemas.microsoft.com/office/drawing/2014/chartex" xmlns:cx1="http://schemas.microsoft.com/office/drawing/2015/9/8/chartex" xmlns:cx2="http://schemas.microsoft.com/office/drawing/2015/10/21/chartex" xmlns:cx3="http://schemas.microsoft.com/office/drawing/2016/5/9/chartex" xmlns:cx4="http://schemas.microsoft.com/office/drawing/2016/5/10/chartex" xmlns:cx5="http://schemas.microsoft.com/office/drawing/2016/5/11/chartex" xmlns:cx6="http://schemas.microsoft.com/office/drawing/2016/5/12/chartex" xmlns:cx7="http://schemas.microsoft.com/office/drawing/2016/5/13/chartex" xmlns:cx8="http://schemas.microsoft.com/office/drawing/2016/5/14/chartex" xmlns:mc="http://schemas.openxmlformats.org/markup-compatibility/2006" xmlns:aink="http://schemas.microsoft.com/office/drawing/2016/ink" xmlns:am3d="http://schemas.microsoft.com/office/drawing/2017/model3d" xmlns:o="urn:schemas-microsoft-com:office:office" xmlns:oel="http://schemas.microsoft.com/office/2019/extlst" xmlns:r="http://schemas.openxmlformats.org/officeDocument/2006/relationships" xmlns:m="http://schemas.openxmlformats.org/officeDocument/2006/math" xmlns:v="urn:schemas-microsoft-com:vml" xmlns:wp14="http://schemas.microsoft.com/office/word/2010/wordprocessingDrawing" xmlns:wp="http://schemas.openxmlformats.org/drawingml/2006/wordprocessingDrawing" xmlns:w10="urn:schemas-microsoft-com:office:word" xmlns:w="http://schemas.openxmlformats.org/wordprocessingml/2006/main" xmlns:w14="http://schemas.microsoft.com/office/word/2010/wordml" xmlns:w15="http://schemas.microsoft.com/office/word/2012/wordml" xmlns:w16cex="http://schemas.microsoft.com/office/word/2018/wordml/cex" xmlns:w16cid="http://schemas.microsoft.com/office/word/2016/wordml/cid" xmlns:w16="http://schemas.microsoft.com/office/word/2018/wordml" xmlns:w16sdtdh="http://schemas.microsoft.com/office/word/2020/wordml/sdtdatahash" xmlns:w16se="http://schemas.microsoft.com/office/word/2015/wordml/symex" xmlns:wpg="http://schemas.microsoft.com/office/word/2010/wordprocessingGroup" xmlns:wpi="http://schemas.microsoft.com/office/word/2010/wordprocessingInk" xmlns:wne="http://schemas.microsoft.com/office/word/2006/wordml" xmlns:wps="http://schemas.microsoft.com/office/word/2010/wordprocessingShape" mc:Ignorable="w14 w15 w16se w16cid w16 w16cex w16sdtdh wp14">
+<w:hdr xmlns:ve="http://schemas.openxmlformats.org/markup-compatibility/2006" xmlns:o="urn:schemas-microsoft-com:office:office" xmlns:r="http://schemas.openxmlformats.org/officeDocument/2006/relationships" xmlns:m="http://schemas.openxmlformats.org/officeDocument/2006/math" xmlns:v="urn:schemas-microsoft-com:vml" xmlns:wp="http://schemas.openxmlformats.org/drawingml/2006/wordprocessingDrawing" xmlns:w10="urn:schemas-microsoft-com:office:word" xmlns:w="http://schemas.openxmlformats.org/wordprocessingml/2006/main" xmlns:wne="http://schemas.microsoft.com/office/word/2006/wordml">
   <w:p>
     <w:pPr>
       <w:pStyle w:val="a7"/>
@@ -7531,368 +7181,81 @@
       <w:rPr>
         <w:noProof/>
       </w:rPr>
-      <mc:AlternateContent>
-        <mc:Choice Requires="wps">
-          <w:drawing>
-            <wp:anchor distT="0" distB="0" distL="114935" distR="114935" simplePos="0" relativeHeight="10" behindDoc="1" locked="0" layoutInCell="1" allowOverlap="1" wp14:anchorId="720D9E54" wp14:editId="648BAFF8">
-              <wp:simplePos x="0" y="0"/>
-              <wp:positionH relativeFrom="column">
-                <wp:posOffset>6409055</wp:posOffset>
-              </wp:positionH>
-              <wp:positionV relativeFrom="paragraph">
-                <wp:posOffset>-267335</wp:posOffset>
-              </wp:positionV>
-              <wp:extent cx="635" cy="10275570"/>
-              <wp:effectExtent l="0" t="0" r="18415" b="0"/>
-              <wp:wrapNone/>
-              <wp:docPr id="21" name="Полилиния: фигура 21"/>
-              <wp:cNvGraphicFramePr>
-                <a:graphicFrameLocks xmlns:a="http://schemas.openxmlformats.org/drawingml/2006/main"/>
-              </wp:cNvGraphicFramePr>
-              <a:graphic xmlns:a="http://schemas.openxmlformats.org/drawingml/2006/main">
-                <a:graphicData uri="http://schemas.microsoft.com/office/word/2010/wordprocessingShape">
-                  <wps:wsp>
-                    <wps:cNvSpPr>
-                      <a:spLocks/>
-                    </wps:cNvSpPr>
-                    <wps:spPr>
-                      <a:xfrm>
-                        <a:off x="0" y="0"/>
-                        <a:ext cx="635" cy="10275570"/>
-                      </a:xfrm>
-                      <a:custGeom>
-                        <a:avLst/>
-                        <a:gdLst/>
-                        <a:ahLst/>
-                        <a:cxnLst/>
-                        <a:rect l="l" t="t" r="r" b="b"/>
-                        <a:pathLst>
-                          <a:path w="3" h="16182">
-                            <a:moveTo>
-                              <a:pt x="0" y="0"/>
-                            </a:moveTo>
-                            <a:lnTo>
-                              <a:pt x="3" y="16182"/>
-                            </a:lnTo>
-                          </a:path>
-                        </a:pathLst>
-                      </a:custGeom>
-                      <a:solidFill>
-                        <a:srgbClr val="FFFFFF"/>
-                      </a:solidFill>
-                      <a:ln w="25560">
-                        <a:solidFill>
-                          <a:srgbClr val="000000"/>
-                        </a:solidFill>
-                        <a:round/>
-                      </a:ln>
-                      <a:effectLst/>
-                    </wps:spPr>
-                    <wps:bodyPr/>
-                  </wps:wsp>
-                </a:graphicData>
-              </a:graphic>
-              <wp14:sizeRelH relativeFrom="page">
-                <wp14:pctWidth>0</wp14:pctWidth>
-              </wp14:sizeRelH>
-              <wp14:sizeRelV relativeFrom="page">
-                <wp14:pctHeight>0</wp14:pctHeight>
-              </wp14:sizeRelV>
-            </wp:anchor>
-          </w:drawing>
-        </mc:Choice>
-        <mc:Fallback>
-          <w:pict>
-            <v:shape w14:anchorId="170E2A93" id="Полилиния: фигура 21" o:spid="_x0000_s1026" style="position:absolute;margin-left:504.65pt;margin-top:-21.05pt;width:.05pt;height:809.1pt;z-index:-503316470;visibility:visible;mso-wrap-style:square;mso-width-percent:0;mso-height-percent:0;mso-wrap-distance-left:9.05pt;mso-wrap-distance-top:0;mso-wrap-distance-right:9.05pt;mso-wrap-distance-bottom:0;mso-position-horizontal:absolute;mso-position-horizontal-relative:text;mso-position-vertical:absolute;mso-position-vertical-relative:text;mso-width-percent:0;mso-height-percent:0;mso-width-relative:page;mso-height-relative:page;v-text-anchor:top" coordsize="3,16182" o:gfxdata="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" path="m,l3,16182e" strokeweight=".71mm">
-              <v:path arrowok="t"/>
-            </v:shape>
-          </w:pict>
-        </mc:Fallback>
-      </mc:AlternateContent>
+      <w:pict>
+        <v:shape id="Полилиния: фигура 21" o:spid="_x0000_s1026" style="position:absolute;margin-left:504.65pt;margin-top:-21.05pt;width:.05pt;height:809.1pt;z-index:-503316470;visibility:visible;mso-wrap-style:square;mso-width-percent:0;mso-height-percent:0;mso-wrap-distance-left:9.05pt;mso-wrap-distance-top:0;mso-wrap-distance-right:9.05pt;mso-wrap-distance-bottom:0;mso-position-horizontal:absolute;mso-position-horizontal-relative:text;mso-position-vertical:absolute;mso-position-vertical-relative:text;mso-width-percent:0;mso-height-percent:0;mso-width-relative:page;mso-height-relative:page;v-text-anchor:top" coordsize="3,16182" o:gfxdata="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" path="m,l3,16182e" strokeweight=".71mm">
+          <v:path arrowok="t"/>
+        </v:shape>
+      </w:pict>
     </w:r>
     <w:r>
       <w:rPr>
         <w:noProof/>
       </w:rPr>
-      <mc:AlternateContent>
-        <mc:Choice Requires="wps">
-          <w:drawing>
-            <wp:anchor distT="0" distB="0" distL="114935" distR="114935" simplePos="0" relativeHeight="19" behindDoc="1" locked="0" layoutInCell="1" allowOverlap="1" wp14:anchorId="2E2EE7E7" wp14:editId="70D450FB">
-              <wp:simplePos x="0" y="0"/>
-              <wp:positionH relativeFrom="column">
-                <wp:posOffset>-180340</wp:posOffset>
-              </wp:positionH>
-              <wp:positionV relativeFrom="paragraph">
-                <wp:posOffset>-267335</wp:posOffset>
-              </wp:positionV>
-              <wp:extent cx="635" cy="10275570"/>
-              <wp:effectExtent l="0" t="0" r="18415" b="0"/>
-              <wp:wrapNone/>
-              <wp:docPr id="20" name="Полилиния: фигура 20"/>
-              <wp:cNvGraphicFramePr>
-                <a:graphicFrameLocks xmlns:a="http://schemas.openxmlformats.org/drawingml/2006/main"/>
-              </wp:cNvGraphicFramePr>
-              <a:graphic xmlns:a="http://schemas.openxmlformats.org/drawingml/2006/main">
-                <a:graphicData uri="http://schemas.microsoft.com/office/word/2010/wordprocessingShape">
-                  <wps:wsp>
-                    <wps:cNvSpPr>
-                      <a:spLocks/>
-                    </wps:cNvSpPr>
-                    <wps:spPr>
-                      <a:xfrm>
-                        <a:off x="0" y="0"/>
-                        <a:ext cx="635" cy="10275570"/>
-                      </a:xfrm>
-                      <a:custGeom>
-                        <a:avLst/>
-                        <a:gdLst/>
-                        <a:ahLst/>
-                        <a:cxnLst/>
-                        <a:rect l="l" t="t" r="r" b="b"/>
-                        <a:pathLst>
-                          <a:path w="1" h="16182">
-                            <a:moveTo>
-                              <a:pt x="1" y="0"/>
-                            </a:moveTo>
-                            <a:lnTo>
-                              <a:pt x="0" y="16182"/>
-                            </a:lnTo>
-                          </a:path>
-                        </a:pathLst>
-                      </a:custGeom>
-                      <a:solidFill>
-                        <a:srgbClr val="FFFFFF"/>
-                      </a:solidFill>
-                      <a:ln w="25560">
-                        <a:solidFill>
-                          <a:srgbClr val="000000"/>
-                        </a:solidFill>
-                        <a:round/>
-                      </a:ln>
-                      <a:effectLst/>
-                    </wps:spPr>
-                    <wps:bodyPr/>
-                  </wps:wsp>
-                </a:graphicData>
-              </a:graphic>
-              <wp14:sizeRelH relativeFrom="page">
-                <wp14:pctWidth>0</wp14:pctWidth>
-              </wp14:sizeRelH>
-              <wp14:sizeRelV relativeFrom="page">
-                <wp14:pctHeight>0</wp14:pctHeight>
-              </wp14:sizeRelV>
-            </wp:anchor>
-          </w:drawing>
-        </mc:Choice>
-        <mc:Fallback>
-          <w:pict>
-            <v:polyline w14:anchorId="50FD5D7D" id="Полилиния: фигура 20" o:spid="_x0000_s1026" style="position:absolute;z-index:-503316461;visibility:visible;mso-wrap-style:square;mso-width-percent:0;mso-height-percent:0;mso-wrap-distance-left:9.05pt;mso-wrap-distance-top:0;mso-wrap-distance-right:9.05pt;mso-wrap-distance-bottom:0;mso-position-horizontal:absolute;mso-position-horizontal-relative:text;mso-position-vertical:absolute;mso-position-vertical-relative:text;mso-width-percent:0;mso-height-percent:0;mso-width-relative:page;mso-height-relative:page;v-text-anchor:top" points="-14.15pt,-21.05pt,-14.2pt,788.05pt" coordsize="1,16182" o:gfxdata="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" strokeweight=".71mm">
-              <v:path arrowok="t"/>
-            </v:polyline>
-          </w:pict>
-        </mc:Fallback>
-      </mc:AlternateContent>
+      <w:pict>
+        <v:polyline id="Полилиния: фигура 20" o:spid="_x0000_s1045" style="position:absolute;z-index:-503316461;visibility:visible;mso-wrap-style:square;mso-width-percent:0;mso-height-percent:0;mso-wrap-distance-left:9.05pt;mso-wrap-distance-top:0;mso-wrap-distance-right:9.05pt;mso-wrap-distance-bottom:0;mso-position-horizontal:absolute;mso-position-horizontal-relative:text;mso-position-vertical:absolute;mso-position-vertical-relative:text;mso-width-percent:0;mso-height-percent:0;mso-width-relative:page;mso-height-relative:page;v-text-anchor:top" points="-14.15pt,-21.05pt,-14.2pt,788.05pt" coordsize="1,16182" o:gfxdata="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" strokeweight=".71mm">
+          <v:path arrowok="t"/>
+        </v:polyline>
+      </w:pict>
     </w:r>
     <w:r>
       <w:rPr>
         <w:noProof/>
       </w:rPr>
-      <mc:AlternateContent>
-        <mc:Choice Requires="wpg">
-          <w:drawing>
-            <wp:anchor distT="0" distB="0" distL="114935" distR="114935" simplePos="0" relativeHeight="127" behindDoc="1" locked="0" layoutInCell="1" allowOverlap="1" wp14:anchorId="24B0BF67" wp14:editId="2B591626">
-              <wp:simplePos x="0" y="0"/>
-              <wp:positionH relativeFrom="column">
-                <wp:posOffset>-179705</wp:posOffset>
-              </wp:positionH>
-              <wp:positionV relativeFrom="paragraph">
-                <wp:posOffset>-255905</wp:posOffset>
-              </wp:positionV>
-              <wp:extent cx="6610350" cy="10218420"/>
-              <wp:effectExtent l="0" t="0" r="0" b="0"/>
-              <wp:wrapNone/>
-              <wp:docPr id="16" name="Группа 16"/>
-              <wp:cNvGraphicFramePr>
-                <a:graphicFrameLocks xmlns:a="http://schemas.openxmlformats.org/drawingml/2006/main"/>
-              </wp:cNvGraphicFramePr>
-              <a:graphic xmlns:a="http://schemas.openxmlformats.org/drawingml/2006/main">
-                <a:graphicData uri="http://schemas.microsoft.com/office/word/2010/wordprocessingGroup">
-                  <wpg:wgp>
-                    <wpg:cNvGrpSpPr>
-                      <a:grpSpLocks/>
-                    </wpg:cNvGrpSpPr>
-                    <wpg:grpSpPr>
-                      <a:xfrm>
-                        <a:off x="0" y="0"/>
-                        <a:ext cx="6610350" cy="10218420"/>
-                        <a:chOff x="0" y="0"/>
-                        <a:chExt cx="6610320" cy="10218600"/>
-                      </a:xfrm>
-                    </wpg:grpSpPr>
-                    <wps:wsp>
-                      <wps:cNvPr id="17" name="Прямая соединительная линия 4"/>
-                      <wps:cNvCnPr/>
-                      <wps:spPr>
-                        <a:xfrm>
-                          <a:off x="0" y="0"/>
-                          <a:ext cx="6588000" cy="0"/>
-                        </a:xfrm>
-                        <a:prstGeom prst="line">
-                          <a:avLst/>
-                        </a:prstGeom>
-                        <a:noFill/>
-                        <a:ln w="25560">
-                          <a:solidFill>
-                            <a:srgbClr val="000000"/>
-                          </a:solidFill>
-                          <a:miter/>
-                        </a:ln>
-                        <a:effectLst/>
-                      </wps:spPr>
-                      <wps:bodyPr/>
-                    </wps:wsp>
-                    <wps:wsp>
-                      <wps:cNvPr id="18" name="Надпись 5"/>
-                      <wps:cNvSpPr txBox="1"/>
-                      <wps:spPr>
-                        <a:xfrm>
-                          <a:off x="10800" y="10035720"/>
-                          <a:ext cx="2377440" cy="182880"/>
-                        </a:xfrm>
-                        <a:prstGeom prst="rect">
-                          <a:avLst/>
-                        </a:prstGeom>
-                        <a:noFill/>
-                        <a:ln w="0">
-                          <a:noFill/>
-                        </a:ln>
-                      </wps:spPr>
-                      <wps:txbx>
-                        <w:txbxContent>
-                          <w:p>
-                            <w:pPr>
-                              <w:overflowPunct w:val="0"/>
-                            </w:pPr>
-                            <w:r>
-                              <w:rPr>
-                                <w:kern w:val="2"/>
-                                <w:sz w:val="22"/>
-                              </w:rPr>
-                              <w:t>Изм  Лист     № докум.       Подп.    Дата</w:t>
-                            </w:r>
-                          </w:p>
-                        </w:txbxContent>
-                      </wps:txbx>
-                      <wps:bodyPr wrap="square" lIns="0" tIns="54000" rIns="0" bIns="0" anchor="t">
-                        <a:noAutofit/>
-                      </wps:bodyPr>
-                    </wps:wsp>
-                    <wps:wsp>
-                      <wps:cNvPr id="19" name="Надпись 6"/>
-                      <wps:cNvSpPr txBox="1"/>
-                      <wps:spPr>
-                        <a:xfrm>
-                          <a:off x="6251400" y="9744120"/>
-                          <a:ext cx="358920" cy="198720"/>
-                        </a:xfrm>
-                        <a:prstGeom prst="rect">
-                          <a:avLst/>
-                        </a:prstGeom>
-                        <a:noFill/>
-                        <a:ln w="0">
-                          <a:noFill/>
-                        </a:ln>
-                      </wps:spPr>
-                      <wps:txbx>
-                        <w:txbxContent>
-                          <w:p>
-                            <w:pPr>
-                              <w:overflowPunct w:val="0"/>
-                            </w:pPr>
-                            <w:r>
-                              <w:rPr>
-                                <w:kern w:val="2"/>
-                                <w:sz w:val="22"/>
-                              </w:rPr>
-                              <w:t>Лист</w:t>
-                            </w:r>
-                          </w:p>
-                        </w:txbxContent>
-                      </wps:txbx>
-                      <wps:bodyPr wrap="square" lIns="12600" tIns="12600" rIns="12600" bIns="12600" anchor="t">
-                        <a:noAutofit/>
-                      </wps:bodyPr>
-                    </wps:wsp>
-                  </wpg:wgp>
-                </a:graphicData>
-              </a:graphic>
-              <wp14:sizeRelH relativeFrom="page">
-                <wp14:pctWidth>0</wp14:pctWidth>
-              </wp14:sizeRelH>
-              <wp14:sizeRelV relativeFrom="page">
-                <wp14:pctHeight>0</wp14:pctHeight>
-              </wp14:sizeRelV>
-            </wp:anchor>
-          </w:drawing>
-        </mc:Choice>
-        <mc:Fallback>
-          <w:pict>
-            <v:group w14:anchorId="24B0BF67" id="Группа 16" o:spid="_x0000_s1026" style="position:absolute;margin-left:-14.15pt;margin-top:-20.15pt;width:520.5pt;height:804.6pt;z-index:-503316353;mso-wrap-distance-left:9.05pt;mso-wrap-distance-right:9.05pt" coordsize="66103,102186" o:gfxdata="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">
-              <v:line id="Прямая соединительная линия 4" o:spid="_x0000_s1027" style="position:absolute;visibility:visible;mso-wrap-style:square" from="0,0" to="65880,0" o:connectortype="straight" o:gfxdata="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" strokeweight=".71mm">
-                <v:stroke joinstyle="miter"/>
-              </v:line>
-              <v:shapetype id="_x0000_t202" coordsize="21600,21600" o:spt="202" path="m,l,21600r21600,l21600,xe">
-                <v:stroke joinstyle="miter"/>
-                <v:path gradientshapeok="t" o:connecttype="rect"/>
-              </v:shapetype>
-              <v:shape id="Надпись 5" o:spid="_x0000_s1028" type="#_x0000_t202" style="position:absolute;left:108;top:100357;width:23774;height:1829;visibility:visible;mso-wrap-style:square;v-text-anchor:top" o:gfxdata="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" filled="f" stroked="f" strokeweight="0">
-                <v:textbox inset="0,1.5mm,0,0">
-                  <w:txbxContent>
-                    <w:p>
-                      <w:pPr>
-                        <w:overflowPunct w:val="0"/>
-                      </w:pPr>
-                      <w:r>
-                        <w:rPr>
-                          <w:kern w:val="2"/>
-                          <w:sz w:val="22"/>
-                        </w:rPr>
-                        <w:t>Изм  Лист     № докум.       Подп.    Дата</w:t>
-                      </w:r>
-                    </w:p>
-                  </w:txbxContent>
-                </v:textbox>
-              </v:shape>
-              <v:shape id="Надпись 6" o:spid="_x0000_s1029" type="#_x0000_t202" style="position:absolute;left:62514;top:97441;width:3589;height:1987;visibility:visible;mso-wrap-style:square;v-text-anchor:top" o:gfxdata="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" filled="f" stroked="f" strokeweight="0">
-                <v:textbox inset=".35mm,.35mm,.35mm,.35mm">
-                  <w:txbxContent>
-                    <w:p>
-                      <w:pPr>
-                        <w:overflowPunct w:val="0"/>
-                      </w:pPr>
-                      <w:r>
-                        <w:rPr>
-                          <w:kern w:val="2"/>
-                          <w:sz w:val="22"/>
-                        </w:rPr>
-                        <w:t>Лист</w:t>
-                      </w:r>
-                    </w:p>
-                  </w:txbxContent>
-                </v:textbox>
-              </v:shape>
-            </v:group>
-          </w:pict>
-        </mc:Fallback>
-      </mc:AlternateContent>
+      <w:pict>
+        <v:group id="Группа 16" o:spid="_x0000_s1044" style="position:absolute;margin-left:-14.15pt;margin-top:-20.15pt;width:520.5pt;height:804.6pt;z-index:-503316353;mso-wrap-distance-left:9.05pt;mso-wrap-distance-right:9.05pt" coordsize="66103,102186" o:gfxdata="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">
+          <v:line id="_x0000_s1027" style="position:absolute;visibility:visible" from="0,0" to="65880,0" o:connectortype="straight" o:gfxdata="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" strokeweight=".71mm">
+            <v:stroke joinstyle="miter"/>
+          </v:line>
+          <v:shapetype id="_x0000_t202" coordsize="21600,21600" o:spt="202" path="m,l,21600r21600,l21600,xe">
+            <v:stroke joinstyle="miter"/>
+            <v:path gradientshapeok="t" o:connecttype="rect"/>
+          </v:shapetype>
+          <v:shape id="Надпись 5" o:spid="_x0000_s1028" type="#_x0000_t202" style="position:absolute;left:108;top:100357;width:23774;height:1829;visibility:visible" o:gfxdata="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" filled="f" stroked="f" strokeweight="0">
+            <v:textbox inset="0,1.5mm,0,0">
+              <w:txbxContent>
+                <w:p>
+                  <w:pPr>
+                    <w:overflowPunct w:val="0"/>
+                  </w:pPr>
+                  <w:r>
+                    <w:rPr>
+                      <w:kern w:val="2"/>
+                      <w:sz w:val="22"/>
+                    </w:rPr>
+                    <w:t>Изм  Лист     № докум.       Подп.    Дата</w:t>
+                  </w:r>
+                </w:p>
+              </w:txbxContent>
+            </v:textbox>
+          </v:shape>
+          <v:shape id="Надпись 6" o:spid="_x0000_s1029" type="#_x0000_t202" style="position:absolute;left:62514;top:97441;width:3589;height:1987;visibility:visible" o:gfxdata="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" filled="f" stroked="f" strokeweight="0">
+            <v:textbox inset=".35mm,.35mm,.35mm,.35mm">
+              <w:txbxContent>
+                <w:p>
+                  <w:pPr>
+                    <w:overflowPunct w:val="0"/>
+                  </w:pPr>
+                  <w:r>
+                    <w:rPr>
+                      <w:kern w:val="2"/>
+                      <w:sz w:val="22"/>
+                    </w:rPr>
+                    <w:t>Лист</w:t>
+                  </w:r>
+                </w:p>
+              </w:txbxContent>
+            </v:textbox>
+          </v:shape>
+        </v:group>
+      </w:pict>
     </w:r>
   </w:p>
 </w:hdr>
 </file>
 
 <file path=word/numbering.xml><?xml version="1.0" encoding="utf-8"?>
-<w:numbering xmlns:wpc="http://schemas.microsoft.com/office/word/2010/wordprocessingCanvas" xmlns:cx="http://schemas.microsoft.com/office/drawing/2014/chartex" xmlns:cx1="http://schemas.microsoft.com/office/drawing/2015/9/8/chartex" xmlns:cx2="http://schemas.microsoft.com/office/drawing/2015/10/21/chartex" xmlns:cx3="http://schemas.microsoft.com/office/drawing/2016/5/9/chartex" xmlns:cx4="http://schemas.microsoft.com/office/drawing/2016/5/10/chartex" xmlns:cx5="http://schemas.microsoft.com/office/drawing/2016/5/11/chartex" xmlns:cx6="http://schemas.microsoft.com/office/drawing/2016/5/12/chartex" xmlns:cx7="http://schemas.microsoft.com/office/drawing/2016/5/13/chartex" xmlns:cx8="http://schemas.microsoft.com/office/drawing/2016/5/14/chartex" xmlns:mc="http://schemas.openxmlformats.org/markup-compatibility/2006" xmlns:aink="http://schemas.microsoft.com/office/drawing/2016/ink" xmlns:am3d="http://schemas.microsoft.com/office/drawing/2017/model3d" xmlns:o="urn:schemas-microsoft-com:office:office" xmlns:oel="http://schemas.microsoft.com/office/2019/extlst" xmlns:r="http://schemas.openxmlformats.org/officeDocument/2006/relationships" xmlns:m="http://schemas.openxmlformats.org/officeDocument/2006/math" xmlns:v="urn:schemas-microsoft-com:vml" xmlns:wp14="http://schemas.microsoft.com/office/word/2010/wordprocessingDrawing" xmlns:wp="http://schemas.openxmlformats.org/drawingml/2006/wordprocessingDrawing" xmlns:w10="urn:schemas-microsoft-com:office:word" xmlns:w="http://schemas.openxmlformats.org/wordprocessingml/2006/main" xmlns:w14="http://schemas.microsoft.com/office/word/2010/wordml" xmlns:w15="http://schemas.microsoft.com/office/word/2012/wordml" xmlns:w16cex="http://schemas.microsoft.com/office/word/2018/wordml/cex" xmlns:w16cid="http://schemas.microsoft.com/office/word/2016/wordml/cid" xmlns:w16="http://schemas.microsoft.com/office/word/2018/wordml" xmlns:w16sdtdh="http://schemas.microsoft.com/office/word/2020/wordml/sdtdatahash" xmlns:w16se="http://schemas.microsoft.com/office/word/2015/wordml/symex" xmlns:wpg="http://schemas.microsoft.com/office/word/2010/wordprocessingGroup" xmlns:wpi="http://schemas.microsoft.com/office/word/2010/wordprocessingInk" xmlns:wne="http://schemas.microsoft.com/office/word/2006/wordml" xmlns:wps="http://schemas.microsoft.com/office/word/2010/wordprocessingShape" mc:Ignorable="w14 w15 w16se w16cid w16 w16cex w16sdtdh wp14">
-  <w:abstractNum w:abstractNumId="0" w15:restartNumberingAfterBreak="0">
+<w:numbering xmlns:ve="http://schemas.openxmlformats.org/markup-compatibility/2006" xmlns:o="urn:schemas-microsoft-com:office:office" xmlns:r="http://schemas.openxmlformats.org/officeDocument/2006/relationships" xmlns:m="http://schemas.openxmlformats.org/officeDocument/2006/math" xmlns:v="urn:schemas-microsoft-com:vml" xmlns:wp="http://schemas.openxmlformats.org/drawingml/2006/wordprocessingDrawing" xmlns:w10="urn:schemas-microsoft-com:office:word" xmlns:w="http://schemas.openxmlformats.org/wordprocessingml/2006/main" xmlns:wne="http://schemas.microsoft.com/office/word/2006/wordml">
+  <w:abstractNum w:abstractNumId="0">
     <w:nsid w:val="07FE4F93"/>
     <w:multiLevelType w:val="multilevel"/>
     <w:tmpl w:val="273E008E"/>
@@ -8016,7 +7379,7 @@
       </w:pPr>
     </w:lvl>
   </w:abstractNum>
-  <w:abstractNum w:abstractNumId="1" w15:restartNumberingAfterBreak="0">
+  <w:abstractNum w:abstractNumId="1">
     <w:nsid w:val="0DD01C41"/>
     <w:multiLevelType w:val="multilevel"/>
     <w:tmpl w:val="3D10F120"/>
@@ -8076,7 +7439,7 @@
       <w:lvlJc w:val="left"/>
     </w:lvl>
   </w:abstractNum>
-  <w:abstractNum w:abstractNumId="2" w15:restartNumberingAfterBreak="0">
+  <w:abstractNum w:abstractNumId="2">
     <w:nsid w:val="0E947224"/>
     <w:multiLevelType w:val="multilevel"/>
     <w:tmpl w:val="5D142780"/>
@@ -8136,7 +7499,7 @@
       <w:lvlJc w:val="left"/>
     </w:lvl>
   </w:abstractNum>
-  <w:abstractNum w:abstractNumId="3" w15:restartNumberingAfterBreak="0">
+  <w:abstractNum w:abstractNumId="3">
     <w:nsid w:val="1F3C041F"/>
     <w:multiLevelType w:val="multilevel"/>
     <w:tmpl w:val="89564714"/>
@@ -8196,7 +7559,7 @@
       <w:lvlJc w:val="left"/>
     </w:lvl>
   </w:abstractNum>
-  <w:abstractNum w:abstractNumId="4" w15:restartNumberingAfterBreak="0">
+  <w:abstractNum w:abstractNumId="4">
     <w:nsid w:val="372E0C3D"/>
     <w:multiLevelType w:val="multilevel"/>
     <w:tmpl w:val="4F6432F8"/>
@@ -8256,7 +7619,7 @@
       <w:lvlJc w:val="left"/>
     </w:lvl>
   </w:abstractNum>
-  <w:abstractNum w:abstractNumId="5" w15:restartNumberingAfterBreak="0">
+  <w:abstractNum w:abstractNumId="5">
     <w:nsid w:val="4A6D6D8C"/>
     <w:multiLevelType w:val="hybridMultilevel"/>
     <w:tmpl w:val="EA1CFA5A"/>
@@ -8370,7 +7733,7 @@
       </w:rPr>
     </w:lvl>
   </w:abstractNum>
-  <w:abstractNum w:abstractNumId="6" w15:restartNumberingAfterBreak="0">
+  <w:abstractNum w:abstractNumId="6">
     <w:nsid w:val="5E8B4C25"/>
     <w:multiLevelType w:val="multilevel"/>
     <w:tmpl w:val="F0661F28"/>
@@ -8510,7 +7873,7 @@
       </w:rPr>
     </w:lvl>
   </w:abstractNum>
-  <w:abstractNum w:abstractNumId="7" w15:restartNumberingAfterBreak="0">
+  <w:abstractNum w:abstractNumId="7">
     <w:nsid w:val="62E253C1"/>
     <w:multiLevelType w:val="multilevel"/>
     <w:tmpl w:val="C83AF2E6"/>
@@ -8570,7 +7933,7 @@
       <w:lvlJc w:val="left"/>
     </w:lvl>
   </w:abstractNum>
-  <w:abstractNum w:abstractNumId="8" w15:restartNumberingAfterBreak="0">
+  <w:abstractNum w:abstractNumId="8">
     <w:nsid w:val="7F5B0DF5"/>
     <w:multiLevelType w:val="multilevel"/>
     <w:tmpl w:val="4A18E3EC"/>
@@ -8630,38 +7993,38 @@
       <w:lvlJc w:val="left"/>
     </w:lvl>
   </w:abstractNum>
-  <w:num w:numId="1" w16cid:durableId="67315608">
+  <w:num w:numId="1">
     <w:abstractNumId w:val="0"/>
   </w:num>
-  <w:num w:numId="2" w16cid:durableId="268201187">
+  <w:num w:numId="2">
     <w:abstractNumId w:val="8"/>
   </w:num>
-  <w:num w:numId="3" w16cid:durableId="170029714">
+  <w:num w:numId="3">
     <w:abstractNumId w:val="2"/>
   </w:num>
-  <w:num w:numId="4" w16cid:durableId="1499341287">
+  <w:num w:numId="4">
     <w:abstractNumId w:val="6"/>
   </w:num>
-  <w:num w:numId="5" w16cid:durableId="856503965">
+  <w:num w:numId="5">
     <w:abstractNumId w:val="1"/>
   </w:num>
-  <w:num w:numId="6" w16cid:durableId="501818205">
+  <w:num w:numId="6">
     <w:abstractNumId w:val="7"/>
   </w:num>
-  <w:num w:numId="7" w16cid:durableId="889536574">
+  <w:num w:numId="7">
     <w:abstractNumId w:val="4"/>
   </w:num>
-  <w:num w:numId="8" w16cid:durableId="1703748198">
+  <w:num w:numId="8">
     <w:abstractNumId w:val="3"/>
   </w:num>
-  <w:num w:numId="9" w16cid:durableId="507018082">
+  <w:num w:numId="9">
     <w:abstractNumId w:val="5"/>
   </w:num>
 </w:numbering>
 </file>
 
 <file path=word/styles.xml><?xml version="1.0" encoding="utf-8"?>
-<w:styles xmlns:mc="http://schemas.openxmlformats.org/markup-compatibility/2006" xmlns:r="http://schemas.openxmlformats.org/officeDocument/2006/relationships" xmlns:w="http://schemas.openxmlformats.org/wordprocessingml/2006/main" xmlns:w14="http://schemas.microsoft.com/office/word/2010/wordml" xmlns:w15="http://schemas.microsoft.com/office/word/2012/wordml" xmlns:w16cex="http://schemas.microsoft.com/office/word/2018/wordml/cex" xmlns:w16cid="http://schemas.microsoft.com/office/word/2016/wordml/cid" xmlns:w16="http://schemas.microsoft.com/office/word/2018/wordml" xmlns:w16sdtdh="http://schemas.microsoft.com/office/word/2020/wordml/sdtdatahash" xmlns:w16se="http://schemas.microsoft.com/office/word/2015/wordml/symex" mc:Ignorable="w14 w15 w16se w16cid w16 w16cex w16sdtdh">
+<w:styles xmlns:r="http://schemas.openxmlformats.org/officeDocument/2006/relationships" xmlns:w="http://schemas.openxmlformats.org/wordprocessingml/2006/main">
   <w:docDefaults>
     <w:rPrDefault>
       <w:rPr>
@@ -8671,383 +8034,144 @@
     </w:rPrDefault>
     <w:pPrDefault/>
   </w:docDefaults>
-  <w:latentStyles w:defLockedState="0" w:defUIPriority="99" w:defSemiHidden="0" w:defUnhideWhenUsed="0" w:defQFormat="0" w:count="376">
-    <w:lsdException w:name="Normal" w:uiPriority="0" w:qFormat="1"/>
-    <w:lsdException w:name="heading 1" w:uiPriority="9" w:qFormat="1"/>
-    <w:lsdException w:name="heading 2" w:semiHidden="1" w:uiPriority="9" w:unhideWhenUsed="1" w:qFormat="1"/>
-    <w:lsdException w:name="heading 3" w:semiHidden="1" w:uiPriority="9" w:unhideWhenUsed="1" w:qFormat="1"/>
-    <w:lsdException w:name="heading 4" w:semiHidden="1" w:uiPriority="9" w:unhideWhenUsed="1" w:qFormat="1"/>
-    <w:lsdException w:name="heading 5" w:semiHidden="1" w:uiPriority="9" w:unhideWhenUsed="1" w:qFormat="1"/>
-    <w:lsdException w:name="heading 6" w:semiHidden="1" w:uiPriority="9" w:unhideWhenUsed="1" w:qFormat="1"/>
-    <w:lsdException w:name="heading 7" w:semiHidden="1" w:uiPriority="9" w:unhideWhenUsed="1" w:qFormat="1"/>
-    <w:lsdException w:name="heading 8" w:semiHidden="1" w:uiPriority="9" w:unhideWhenUsed="1" w:qFormat="1"/>
-    <w:lsdException w:name="heading 9" w:semiHidden="1" w:uiPriority="9" w:unhideWhenUsed="1" w:qFormat="1"/>
-    <w:lsdException w:name="index 1" w:semiHidden="1" w:unhideWhenUsed="1"/>
-    <w:lsdException w:name="index 2" w:semiHidden="1" w:unhideWhenUsed="1"/>
-    <w:lsdException w:name="index 3" w:semiHidden="1" w:unhideWhenUsed="1"/>
-    <w:lsdException w:name="index 4" w:semiHidden="1" w:unhideWhenUsed="1"/>
-    <w:lsdException w:name="index 5" w:semiHidden="1" w:unhideWhenUsed="1"/>
-    <w:lsdException w:name="index 6" w:semiHidden="1" w:unhideWhenUsed="1"/>
-    <w:lsdException w:name="index 7" w:semiHidden="1" w:unhideWhenUsed="1"/>
-    <w:lsdException w:name="index 8" w:semiHidden="1" w:unhideWhenUsed="1"/>
-    <w:lsdException w:name="index 9" w:semiHidden="1" w:unhideWhenUsed="1"/>
-    <w:lsdException w:name="toc 1" w:semiHidden="1" w:uiPriority="39" w:unhideWhenUsed="1"/>
-    <w:lsdException w:name="toc 2" w:semiHidden="1" w:uiPriority="39" w:unhideWhenUsed="1"/>
-    <w:lsdException w:name="toc 3" w:semiHidden="1" w:uiPriority="39" w:unhideWhenUsed="1"/>
-    <w:lsdException w:name="toc 4" w:semiHidden="1" w:uiPriority="39" w:unhideWhenUsed="1"/>
-    <w:lsdException w:name="toc 5" w:semiHidden="1" w:uiPriority="39" w:unhideWhenUsed="1"/>
-    <w:lsdException w:name="toc 6" w:semiHidden="1" w:uiPriority="39" w:unhideWhenUsed="1"/>
-    <w:lsdException w:name="toc 7" w:semiHidden="1" w:uiPriority="39" w:unhideWhenUsed="1"/>
-    <w:lsdException w:name="toc 8" w:semiHidden="1" w:uiPriority="39" w:unhideWhenUsed="1"/>
-    <w:lsdException w:name="toc 9" w:semiHidden="1" w:uiPriority="39" w:unhideWhenUsed="1"/>
-    <w:lsdException w:name="Normal Indent" w:semiHidden="1" w:unhideWhenUsed="1"/>
-    <w:lsdException w:name="footnote text" w:semiHidden="1" w:unhideWhenUsed="1"/>
-    <w:lsdException w:name="annotation text" w:semiHidden="1" w:unhideWhenUsed="1"/>
-    <w:lsdException w:name="header" w:semiHidden="1" w:unhideWhenUsed="1"/>
-    <w:lsdException w:name="footer" w:semiHidden="1" w:unhideWhenUsed="1"/>
-    <w:lsdException w:name="index heading" w:semiHidden="1" w:unhideWhenUsed="1"/>
-    <w:lsdException w:name="caption" w:semiHidden="1" w:uiPriority="35" w:unhideWhenUsed="1" w:qFormat="1"/>
-    <w:lsdException w:name="table of figures" w:semiHidden="1" w:unhideWhenUsed="1"/>
-    <w:lsdException w:name="envelope address" w:semiHidden="1" w:unhideWhenUsed="1"/>
-    <w:lsdException w:name="envelope return" w:semiHidden="1" w:unhideWhenUsed="1"/>
-    <w:lsdException w:name="footnote reference" w:semiHidden="1" w:unhideWhenUsed="1"/>
-    <w:lsdException w:name="annotation reference" w:semiHidden="1" w:unhideWhenUsed="1"/>
-    <w:lsdException w:name="line number" w:semiHidden="1" w:unhideWhenUsed="1"/>
-    <w:lsdException w:name="page number" w:semiHidden="1" w:unhideWhenUsed="1"/>
-    <w:lsdException w:name="endnote reference" w:semiHidden="1" w:unhideWhenUsed="1"/>
-    <w:lsdException w:name="endnote text" w:semiHidden="1" w:unhideWhenUsed="1"/>
-    <w:lsdException w:name="table of authorities" w:semiHidden="1" w:unhideWhenUsed="1"/>
-    <w:lsdException w:name="macro" w:semiHidden="1" w:unhideWhenUsed="1"/>
-    <w:lsdException w:name="toa heading" w:semiHidden="1" w:unhideWhenUsed="1"/>
-    <w:lsdException w:name="List" w:semiHidden="1" w:unhideWhenUsed="1"/>
-    <w:lsdException w:name="List Bullet" w:semiHidden="1" w:unhideWhenUsed="1"/>
-    <w:lsdException w:name="List Number" w:semiHidden="1" w:unhideWhenUsed="1"/>
-    <w:lsdException w:name="List 2" w:semiHidden="1" w:unhideWhenUsed="1"/>
-    <w:lsdException w:name="List 3" w:semiHidden="1" w:unhideWhenUsed="1"/>
-    <w:lsdException w:name="List 4" w:semiHidden="1" w:unhideWhenUsed="1"/>
-    <w:lsdException w:name="List 5" w:semiHidden="1" w:unhideWhenUsed="1"/>
-    <w:lsdException w:name="List Bullet 2" w:semiHidden="1" w:unhideWhenUsed="1"/>
-    <w:lsdException w:name="List Bullet 3" w:semiHidden="1" w:unhideWhenUsed="1"/>
-    <w:lsdException w:name="List Bullet 4" w:semiHidden="1" w:unhideWhenUsed="1"/>
-    <w:lsdException w:name="List Bullet 5" w:semiHidden="1" w:unhideWhenUsed="1"/>
-    <w:lsdException w:name="List Number 2" w:semiHidden="1" w:unhideWhenUsed="1"/>
-    <w:lsdException w:name="List Number 3" w:semiHidden="1" w:unhideWhenUsed="1"/>
-    <w:lsdException w:name="List Number 4" w:semiHidden="1" w:unhideWhenUsed="1"/>
-    <w:lsdException w:name="List Number 5" w:semiHidden="1" w:unhideWhenUsed="1"/>
-    <w:lsdException w:name="Title" w:uiPriority="10" w:qFormat="1"/>
-    <w:lsdException w:name="Closing" w:semiHidden="1" w:unhideWhenUsed="1"/>
-    <w:lsdException w:name="Signature" w:semiHidden="1" w:unhideWhenUsed="1"/>
-    <w:lsdException w:name="Default Paragraph Font" w:semiHidden="1" w:uiPriority="1" w:unhideWhenUsed="1"/>
-    <w:lsdException w:name="Body Text" w:semiHidden="1" w:unhideWhenUsed="1"/>
-    <w:lsdException w:name="Body Text Indent" w:semiHidden="1" w:unhideWhenUsed="1"/>
-    <w:lsdException w:name="List Continue" w:semiHidden="1" w:unhideWhenUsed="1"/>
-    <w:lsdException w:name="List Continue 2" w:semiHidden="1" w:unhideWhenUsed="1"/>
-    <w:lsdException w:name="List Continue 3" w:semiHidden="1" w:unhideWhenUsed="1"/>
-    <w:lsdException w:name="List Continue 4" w:semiHidden="1" w:unhideWhenUsed="1"/>
-    <w:lsdException w:name="List Continue 5" w:semiHidden="1" w:unhideWhenUsed="1"/>
-    <w:lsdException w:name="Message Header" w:semiHidden="1" w:unhideWhenUsed="1"/>
-    <w:lsdException w:name="Subtitle" w:uiPriority="11" w:qFormat="1"/>
-    <w:lsdException w:name="Salutation" w:semiHidden="1" w:unhideWhenUsed="1"/>
-    <w:lsdException w:name="Date" w:semiHidden="1" w:unhideWhenUsed="1"/>
-    <w:lsdException w:name="Body Text First Indent" w:semiHidden="1" w:unhideWhenUsed="1"/>
-    <w:lsdException w:name="Body Text First Indent 2" w:semiHidden="1" w:unhideWhenUsed="1"/>
-    <w:lsdException w:name="Note Heading" w:semiHidden="1" w:unhideWhenUsed="1"/>
-    <w:lsdException w:name="Body Text 2" w:semiHidden="1" w:unhideWhenUsed="1"/>
-    <w:lsdException w:name="Body Text 3" w:semiHidden="1" w:unhideWhenUsed="1"/>
-    <w:lsdException w:name="Body Text Indent 2" w:semiHidden="1" w:unhideWhenUsed="1"/>
-    <w:lsdException w:name="Body Text Indent 3" w:semiHidden="1" w:unhideWhenUsed="1"/>
-    <w:lsdException w:name="Block Text" w:semiHidden="1" w:unhideWhenUsed="1"/>
-    <w:lsdException w:name="Hyperlink" w:semiHidden="1" w:unhideWhenUsed="1"/>
-    <w:lsdException w:name="FollowedHyperlink" w:semiHidden="1" w:unhideWhenUsed="1"/>
-    <w:lsdException w:name="Strong" w:uiPriority="22" w:qFormat="1"/>
-    <w:lsdException w:name="Emphasis" w:uiPriority="20" w:qFormat="1"/>
-    <w:lsdException w:name="Document Map" w:semiHidden="1" w:unhideWhenUsed="1"/>
-    <w:lsdException w:name="Plain Text" w:semiHidden="1" w:unhideWhenUsed="1"/>
-    <w:lsdException w:name="E-mail Signature" w:semiHidden="1" w:unhideWhenUsed="1"/>
-    <w:lsdException w:name="HTML Top of Form" w:semiHidden="1" w:unhideWhenUsed="1"/>
-    <w:lsdException w:name="HTML Bottom of Form" w:semiHidden="1" w:unhideWhenUsed="1"/>
-    <w:lsdException w:name="Normal (Web)" w:semiHidden="1" w:unhideWhenUsed="1"/>
-    <w:lsdException w:name="HTML Acronym" w:semiHidden="1" w:unhideWhenUsed="1"/>
-    <w:lsdException w:name="HTML Address" w:semiHidden="1" w:unhideWhenUsed="1"/>
-    <w:lsdException w:name="HTML Cite" w:semiHidden="1" w:unhideWhenUsed="1"/>
-    <w:lsdException w:name="HTML Code" w:semiHidden="1" w:unhideWhenUsed="1"/>
-    <w:lsdException w:name="HTML Definition" w:semiHidden="1" w:unhideWhenUsed="1"/>
-    <w:lsdException w:name="HTML Keyboard" w:semiHidden="1" w:unhideWhenUsed="1"/>
-    <w:lsdException w:name="HTML Preformatted" w:semiHidden="1" w:unhideWhenUsed="1"/>
-    <w:lsdException w:name="HTML Sample" w:semiHidden="1" w:unhideWhenUsed="1"/>
-    <w:lsdException w:name="HTML Typewriter" w:semiHidden="1" w:unhideWhenUsed="1"/>
-    <w:lsdException w:name="HTML Variable" w:semiHidden="1" w:unhideWhenUsed="1"/>
-    <w:lsdException w:name="Normal Table" w:semiHidden="1" w:unhideWhenUsed="1"/>
-    <w:lsdException w:name="annotation subject" w:semiHidden="1" w:unhideWhenUsed="1"/>
-    <w:lsdException w:name="No List" w:semiHidden="1" w:unhideWhenUsed="1"/>
-    <w:lsdException w:name="Outline List 1" w:semiHidden="1" w:unhideWhenUsed="1"/>
-    <w:lsdException w:name="Outline List 2" w:semiHidden="1" w:unhideWhenUsed="1"/>
-    <w:lsdException w:name="Outline List 3" w:semiHidden="1" w:unhideWhenUsed="1"/>
-    <w:lsdException w:name="Table Simple 1" w:semiHidden="1" w:unhideWhenUsed="1"/>
-    <w:lsdException w:name="Table Simple 2" w:semiHidden="1" w:unhideWhenUsed="1"/>
-    <w:lsdException w:name="Table Simple 3" w:semiHidden="1" w:unhideWhenUsed="1"/>
-    <w:lsdException w:name="Table Classic 1" w:semiHidden="1" w:unhideWhenUsed="1"/>
-    <w:lsdException w:name="Table Classic 2" w:semiHidden="1" w:unhideWhenUsed="1"/>
-    <w:lsdException w:name="Table Classic 3" w:semiHidden="1" w:unhideWhenUsed="1"/>
-    <w:lsdException w:name="Table Classic 4" w:semiHidden="1" w:unhideWhenUsed="1"/>
-    <w:lsdException w:name="Table Colorful 1" w:semiHidden="1" w:unhideWhenUsed="1"/>
-    <w:lsdException w:name="Table Colorful 2" w:semiHidden="1" w:unhideWhenUsed="1"/>
-    <w:lsdException w:name="Table Colorful 3" w:semiHidden="1" w:unhideWhenUsed="1"/>
-    <w:lsdException w:name="Table Columns 1" w:semiHidden="1" w:unhideWhenUsed="1"/>
-    <w:lsdException w:name="Table Columns 2" w:semiHidden="1" w:unhideWhenUsed="1"/>
-    <w:lsdException w:name="Table Columns 3" w:semiHidden="1" w:unhideWhenUsed="1"/>
-    <w:lsdException w:name="Table Columns 4" w:semiHidden="1" w:unhideWhenUsed="1"/>
-    <w:lsdException w:name="Table Columns 5" w:semiHidden="1" w:unhideWhenUsed="1"/>
-    <w:lsdException w:name="Table Grid 1" w:semiHidden="1" w:unhideWhenUsed="1"/>
-    <w:lsdException w:name="Table Grid 2" w:semiHidden="1" w:unhideWhenUsed="1"/>
-    <w:lsdException w:name="Table Grid 3" w:semiHidden="1" w:unhideWhenUsed="1"/>
-    <w:lsdException w:name="Table Grid 4" w:semiHidden="1" w:unhideWhenUsed="1"/>
-    <w:lsdException w:name="Table Grid 5" w:semiHidden="1" w:unhideWhenUsed="1"/>
-    <w:lsdException w:name="Table Grid 6" w:semiHidden="1" w:unhideWhenUsed="1"/>
-    <w:lsdException w:name="Table Grid 7" w:semiHidden="1" w:unhideWhenUsed="1"/>
-    <w:lsdException w:name="Table Grid 8" w:semiHidden="1" w:unhideWhenUsed="1"/>
-    <w:lsdException w:name="Table List 1" w:semiHidden="1" w:unhideWhenUsed="1"/>
-    <w:lsdException w:name="Table List 2" w:semiHidden="1" w:unhideWhenUsed="1"/>
-    <w:lsdException w:name="Table List 3" w:semiHidden="1" w:unhideWhenUsed="1"/>
-    <w:lsdException w:name="Table List 4" w:semiHidden="1" w:unhideWhenUsed="1"/>
-    <w:lsdException w:name="Table List 5" w:semiHidden="1" w:unhideWhenUsed="1"/>
-    <w:lsdException w:name="Table List 6" w:semiHidden="1" w:unhideWhenUsed="1"/>
-    <w:lsdException w:name="Table List 7" w:semiHidden="1" w:unhideWhenUsed="1"/>
-    <w:lsdException w:name="Table List 8" w:semiHidden="1" w:unhideWhenUsed="1"/>
-    <w:lsdException w:name="Table 3D effects 1" w:semiHidden="1" w:unhideWhenUsed="1"/>
-    <w:lsdException w:name="Table 3D effects 2" w:semiHidden="1" w:unhideWhenUsed="1"/>
-    <w:lsdException w:name="Table 3D effects 3" w:semiHidden="1" w:unhideWhenUsed="1"/>
-    <w:lsdException w:name="Table Contemporary" w:semiHidden="1" w:unhideWhenUsed="1"/>
-    <w:lsdException w:name="Table Elegant" w:semiHidden="1" w:unhideWhenUsed="1"/>
-    <w:lsdException w:name="Table Professional" w:semiHidden="1" w:unhideWhenUsed="1"/>
-    <w:lsdException w:name="Table Subtle 1" w:semiHidden="1" w:unhideWhenUsed="1"/>
-    <w:lsdException w:name="Table Subtle 2" w:semiHidden="1" w:unhideWhenUsed="1"/>
-    <w:lsdException w:name="Table Web 1" w:semiHidden="1" w:unhideWhenUsed="1"/>
-    <w:lsdException w:name="Table Web 2" w:semiHidden="1" w:unhideWhenUsed="1"/>
-    <w:lsdException w:name="Table Web 3" w:semiHidden="1" w:unhideWhenUsed="1"/>
-    <w:lsdException w:name="Balloon Text" w:semiHidden="1" w:unhideWhenUsed="1"/>
-    <w:lsdException w:name="Table Grid" w:uiPriority="39"/>
-    <w:lsdException w:name="Table Theme" w:semiHidden="1" w:unhideWhenUsed="1"/>
-    <w:lsdException w:name="Placeholder Text" w:semiHidden="1"/>
-    <w:lsdException w:name="No Spacing" w:uiPriority="1" w:qFormat="1"/>
-    <w:lsdException w:name="Light Shading" w:uiPriority="60"/>
-    <w:lsdException w:name="Light List" w:uiPriority="61"/>
-    <w:lsdException w:name="Light Grid" w:uiPriority="62"/>
-    <w:lsdException w:name="Medium Shading 1" w:uiPriority="63"/>
-    <w:lsdException w:name="Medium Shading 2" w:uiPriority="64"/>
-    <w:lsdException w:name="Medium List 1" w:uiPriority="65"/>
-    <w:lsdException w:name="Medium List 2" w:uiPriority="66"/>
-    <w:lsdException w:name="Medium Grid 1" w:uiPriority="67"/>
-    <w:lsdException w:name="Medium Grid 2" w:uiPriority="68"/>
-    <w:lsdException w:name="Medium Grid 3" w:uiPriority="69"/>
-    <w:lsdException w:name="Dark List" w:uiPriority="70"/>
-    <w:lsdException w:name="Colorful Shading" w:uiPriority="71"/>
-    <w:lsdException w:name="Colorful List" w:uiPriority="72"/>
-    <w:lsdException w:name="Colorful Grid" w:uiPriority="73"/>
-    <w:lsdException w:name="Light Shading Accent 1" w:uiPriority="60"/>
-    <w:lsdException w:name="Light List Accent 1" w:uiPriority="61"/>
-    <w:lsdException w:name="Light Grid Accent 1" w:uiPriority="62"/>
-    <w:lsdException w:name="Medium Shading 1 Accent 1" w:uiPriority="63"/>
-    <w:lsdException w:name="Medium Shading 2 Accent 1" w:uiPriority="64"/>
-    <w:lsdException w:name="Medium List 1 Accent 1" w:uiPriority="65"/>
-    <w:lsdException w:name="Revision" w:semiHidden="1"/>
-    <w:lsdException w:name="List Paragraph" w:uiPriority="34" w:qFormat="1"/>
-    <w:lsdException w:name="Quote" w:uiPriority="29" w:qFormat="1"/>
-    <w:lsdException w:name="Intense Quote" w:uiPriority="30" w:qFormat="1"/>
-    <w:lsdException w:name="Medium List 2 Accent 1" w:uiPriority="66"/>
-    <w:lsdException w:name="Medium Grid 1 Accent 1" w:uiPriority="67"/>
-    <w:lsdException w:name="Medium Grid 2 Accent 1" w:uiPriority="68"/>
-    <w:lsdException w:name="Medium Grid 3 Accent 1" w:uiPriority="69"/>
-    <w:lsdException w:name="Dark List Accent 1" w:uiPriority="70"/>
-    <w:lsdException w:name="Colorful Shading Accent 1" w:uiPriority="71"/>
-    <w:lsdException w:name="Colorful List Accent 1" w:uiPriority="72"/>
-    <w:lsdException w:name="Colorful Grid Accent 1" w:uiPriority="73"/>
-    <w:lsdException w:name="Light Shading Accent 2" w:uiPriority="60"/>
-    <w:lsdException w:name="Light List Accent 2" w:uiPriority="61"/>
-    <w:lsdException w:name="Light Grid Accent 2" w:uiPriority="62"/>
-    <w:lsdException w:name="Medium Shading 1 Accent 2" w:uiPriority="63"/>
-    <w:lsdException w:name="Medium Shading 2 Accent 2" w:uiPriority="64"/>
-    <w:lsdException w:name="Medium List 1 Accent 2" w:uiPriority="65"/>
-    <w:lsdException w:name="Medium List 2 Accent 2" w:uiPriority="66"/>
-    <w:lsdException w:name="Medium Grid 1 Accent 2" w:uiPriority="67"/>
-    <w:lsdException w:name="Medium Grid 2 Accent 2" w:uiPriority="68"/>
-    <w:lsdException w:name="Medium Grid 3 Accent 2" w:uiPriority="69"/>
-    <w:lsdException w:name="Dark List Accent 2" w:uiPriority="70"/>
-    <w:lsdException w:name="Colorful Shading Accent 2" w:uiPriority="71"/>
-    <w:lsdException w:name="Colorful List Accent 2" w:uiPriority="72"/>
-    <w:lsdException w:name="Colorful Grid Accent 2" w:uiPriority="73"/>
-    <w:lsdException w:name="Light Shading Accent 3" w:uiPriority="60"/>
-    <w:lsdException w:name="Light List Accent 3" w:uiPriority="61"/>
-    <w:lsdException w:name="Light Grid Accent 3" w:uiPriority="62"/>
-    <w:lsdException w:name="Medium Shading 1 Accent 3" w:uiPriority="63"/>
-    <w:lsdException w:name="Medium Shading 2 Accent 3" w:uiPriority="64"/>
-    <w:lsdException w:name="Medium List 1 Accent 3" w:uiPriority="65"/>
-    <w:lsdException w:name="Medium List 2 Accent 3" w:uiPriority="66"/>
-    <w:lsdException w:name="Medium Grid 1 Accent 3" w:uiPriority="67"/>
-    <w:lsdException w:name="Medium Grid 2 Accent 3" w:uiPriority="68"/>
-    <w:lsdException w:name="Medium Grid 3 Accent 3" w:uiPriority="69"/>
-    <w:lsdException w:name="Dark List Accent 3" w:uiPriority="70"/>
-    <w:lsdException w:name="Colorful Shading Accent 3" w:uiPriority="71"/>
-    <w:lsdException w:name="Colorful List Accent 3" w:uiPriority="72"/>
-    <w:lsdException w:name="Colorful Grid Accent 3" w:uiPriority="73"/>
-    <w:lsdException w:name="Light Shading Accent 4" w:uiPriority="60"/>
-    <w:lsdException w:name="Light List Accent 4" w:uiPriority="61"/>
-    <w:lsdException w:name="Light Grid Accent 4" w:uiPriority="62"/>
-    <w:lsdException w:name="Medium Shading 1 Accent 4" w:uiPriority="63"/>
-    <w:lsdException w:name="Medium Shading 2 Accent 4" w:uiPriority="64"/>
-    <w:lsdException w:name="Medium List 1 Accent 4" w:uiPriority="65"/>
-    <w:lsdException w:name="Medium List 2 Accent 4" w:uiPriority="66"/>
-    <w:lsdException w:name="Medium Grid 1 Accent 4" w:uiPriority="67"/>
-    <w:lsdException w:name="Medium Grid 2 Accent 4" w:uiPriority="68"/>
-    <w:lsdException w:name="Medium Grid 3 Accent 4" w:uiPriority="69"/>
-    <w:lsdException w:name="Dark List Accent 4" w:uiPriority="70"/>
-    <w:lsdException w:name="Colorful Shading Accent 4" w:uiPriority="71"/>
-    <w:lsdException w:name="Colorful List Accent 4" w:uiPriority="72"/>
-    <w:lsdException w:name="Colorful Grid Accent 4" w:uiPriority="73"/>
-    <w:lsdException w:name="Light Shading Accent 5" w:uiPriority="60"/>
-    <w:lsdException w:name="Light List Accent 5" w:uiPriority="61"/>
-    <w:lsdException w:name="Light Grid Accent 5" w:uiPriority="62"/>
-    <w:lsdException w:name="Medium Shading 1 Accent 5" w:uiPriority="63"/>
-    <w:lsdException w:name="Medium Shading 2 Accent 5" w:uiPriority="64"/>
-    <w:lsdException w:name="Medium List 1 Accent 5" w:uiPriority="65"/>
-    <w:lsdException w:name="Medium List 2 Accent 5" w:uiPriority="66"/>
-    <w:lsdException w:name="Medium Grid 1 Accent 5" w:uiPriority="67"/>
-    <w:lsdException w:name="Medium Grid 2 Accent 5" w:uiPriority="68"/>
-    <w:lsdException w:name="Medium Grid 3 Accent 5" w:uiPriority="69"/>
-    <w:lsdException w:name="Dark List Accent 5" w:uiPriority="70"/>
-    <w:lsdException w:name="Colorful Shading Accent 5" w:uiPriority="71"/>
-    <w:lsdException w:name="Colorful List Accent 5" w:uiPriority="72"/>
-    <w:lsdException w:name="Colorful Grid Accent 5" w:uiPriority="73"/>
-    <w:lsdException w:name="Light Shading Accent 6" w:uiPriority="60"/>
-    <w:lsdException w:name="Light List Accent 6" w:uiPriority="61"/>
-    <w:lsdException w:name="Light Grid Accent 6" w:uiPriority="62"/>
-    <w:lsdException w:name="Medium Shading 1 Accent 6" w:uiPriority="63"/>
-    <w:lsdException w:name="Medium Shading 2 Accent 6" w:uiPriority="64"/>
-    <w:lsdException w:name="Medium List 1 Accent 6" w:uiPriority="65"/>
-    <w:lsdException w:name="Medium List 2 Accent 6" w:uiPriority="66"/>
-    <w:lsdException w:name="Medium Grid 1 Accent 6" w:uiPriority="67"/>
-    <w:lsdException w:name="Medium Grid 2 Accent 6" w:uiPriority="68"/>
-    <w:lsdException w:name="Medium Grid 3 Accent 6" w:uiPriority="69"/>
-    <w:lsdException w:name="Dark List Accent 6" w:uiPriority="70"/>
-    <w:lsdException w:name="Colorful Shading Accent 6" w:uiPriority="71"/>
-    <w:lsdException w:name="Colorful List Accent 6" w:uiPriority="72"/>
-    <w:lsdException w:name="Colorful Grid Accent 6" w:uiPriority="73"/>
-    <w:lsdException w:name="Subtle Emphasis" w:uiPriority="19" w:qFormat="1"/>
-    <w:lsdException w:name="Intense Emphasis" w:uiPriority="21" w:qFormat="1"/>
-    <w:lsdException w:name="Subtle Reference" w:uiPriority="31" w:qFormat="1"/>
-    <w:lsdException w:name="Intense Reference" w:uiPriority="32" w:qFormat="1"/>
-    <w:lsdException w:name="Book Title" w:uiPriority="33" w:qFormat="1"/>
-    <w:lsdException w:name="Bibliography" w:semiHidden="1" w:uiPriority="37" w:unhideWhenUsed="1"/>
-    <w:lsdException w:name="TOC Heading" w:semiHidden="1" w:uiPriority="39" w:unhideWhenUsed="1" w:qFormat="1"/>
-    <w:lsdException w:name="Plain Table 1" w:uiPriority="41"/>
-    <w:lsdException w:name="Plain Table 2" w:uiPriority="42"/>
-    <w:lsdException w:name="Plain Table 3" w:uiPriority="43"/>
-    <w:lsdException w:name="Plain Table 4" w:uiPriority="44"/>
-    <w:lsdException w:name="Plain Table 5" w:uiPriority="45"/>
-    <w:lsdException w:name="Grid Table Light" w:uiPriority="40"/>
-    <w:lsdException w:name="Grid Table 1 Light" w:uiPriority="46"/>
-    <w:lsdException w:name="Grid Table 2" w:uiPriority="47"/>
-    <w:lsdException w:name="Grid Table 3" w:uiPriority="48"/>
-    <w:lsdException w:name="Grid Table 4" w:uiPriority="49"/>
-    <w:lsdException w:name="Grid Table 5 Dark" w:uiPriority="50"/>
-    <w:lsdException w:name="Grid Table 6 Colorful" w:uiPriority="51"/>
-    <w:lsdException w:name="Grid Table 7 Colorful" w:uiPriority="52"/>
-    <w:lsdException w:name="Grid Table 1 Light Accent 1" w:uiPriority="46"/>
-    <w:lsdException w:name="Grid Table 2 Accent 1" w:uiPriority="47"/>
-    <w:lsdException w:name="Grid Table 3 Accent 1" w:uiPriority="48"/>
-    <w:lsdException w:name="Grid Table 4 Accent 1" w:uiPriority="49"/>
-    <w:lsdException w:name="Grid Table 5 Dark Accent 1" w:uiPriority="50"/>
-    <w:lsdException w:name="Grid Table 6 Colorful Accent 1" w:uiPriority="51"/>
-    <w:lsdException w:name="Grid Table 7 Colorful Accent 1" w:uiPriority="52"/>
-    <w:lsdException w:name="Grid Table 1 Light Accent 2" w:uiPriority="46"/>
-    <w:lsdException w:name="Grid Table 2 Accent 2" w:uiPriority="47"/>
-    <w:lsdException w:name="Grid Table 3 Accent 2" w:uiPriority="48"/>
-    <w:lsdException w:name="Grid Table 4 Accent 2" w:uiPriority="49"/>
-    <w:lsdException w:name="Grid Table 5 Dark Accent 2" w:uiPriority="50"/>
-    <w:lsdException w:name="Grid Table 6 Colorful Accent 2" w:uiPriority="51"/>
-    <w:lsdException w:name="Grid Table 7 Colorful Accent 2" w:uiPriority="52"/>
-    <w:lsdException w:name="Grid Table 1 Light Accent 3" w:uiPriority="46"/>
-    <w:lsdException w:name="Grid Table 2 Accent 3" w:uiPriority="47"/>
-    <w:lsdException w:name="Grid Table 3 Accent 3" w:uiPriority="48"/>
-    <w:lsdException w:name="Grid Table 4 Accent 3" w:uiPriority="49"/>
-    <w:lsdException w:name="Grid Table 5 Dark Accent 3" w:uiPriority="50"/>
-    <w:lsdException w:name="Grid Table 6 Colorful Accent 3" w:uiPriority="51"/>
-    <w:lsdException w:name="Grid Table 7 Colorful Accent 3" w:uiPriority="52"/>
-    <w:lsdException w:name="Grid Table 1 Light Accent 4" w:uiPriority="46"/>
-    <w:lsdException w:name="Grid Table 2 Accent 4" w:uiPriority="47"/>
-    <w:lsdException w:name="Grid Table 3 Accent 4" w:uiPriority="48"/>
-    <w:lsdException w:name="Grid Table 4 Accent 4" w:uiPriority="49"/>
-    <w:lsdException w:name="Grid Table 5 Dark Accent 4" w:uiPriority="50"/>
-    <w:lsdException w:name="Grid Table 6 Colorful Accent 4" w:uiPriority="51"/>
-    <w:lsdException w:name="Grid Table 7 Colorful Accent 4" w:uiPriority="52"/>
-    <w:lsdException w:name="Grid Table 1 Light Accent 5" w:uiPriority="46"/>
-    <w:lsdException w:name="Grid Table 2 Accent 5" w:uiPriority="47"/>
-    <w:lsdException w:name="Grid Table 3 Accent 5" w:uiPriority="48"/>
-    <w:lsdException w:name="Grid Table 4 Accent 5" w:uiPriority="49"/>
-    <w:lsdException w:name="Grid Table 5 Dark Accent 5" w:uiPriority="50"/>
-    <w:lsdException w:name="Grid Table 6 Colorful Accent 5" w:uiPriority="51"/>
-    <w:lsdException w:name="Grid Table 7 Colorful Accent 5" w:uiPriority="52"/>
-    <w:lsdException w:name="Grid Table 1 Light Accent 6" w:uiPriority="46"/>
-    <w:lsdException w:name="Grid Table 2 Accent 6" w:uiPriority="47"/>
-    <w:lsdException w:name="Grid Table 3 Accent 6" w:uiPriority="48"/>
-    <w:lsdException w:name="Grid Table 4 Accent 6" w:uiPriority="49"/>
-    <w:lsdException w:name="Grid Table 5 Dark Accent 6" w:uiPriority="50"/>
-    <w:lsdException w:name="Grid Table 6 Colorful Accent 6" w:uiPriority="51"/>
-    <w:lsdException w:name="Grid Table 7 Colorful Accent 6" w:uiPriority="52"/>
-    <w:lsdException w:name="List Table 1 Light" w:uiPriority="46"/>
-    <w:lsdException w:name="List Table 2" w:uiPriority="47"/>
-    <w:lsdException w:name="List Table 3" w:uiPriority="48"/>
-    <w:lsdException w:name="List Table 4" w:uiPriority="49"/>
-    <w:lsdException w:name="List Table 5 Dark" w:uiPriority="50"/>
-    <w:lsdException w:name="List Table 6 Colorful" w:uiPriority="51"/>
-    <w:lsdException w:name="List Table 7 Colorful" w:uiPriority="52"/>
-    <w:lsdException w:name="List Table 1 Light Accent 1" w:uiPriority="46"/>
-    <w:lsdException w:name="List Table 2 Accent 1" w:uiPriority="47"/>
-    <w:lsdException w:name="List Table 3 Accent 1" w:uiPriority="48"/>
-    <w:lsdException w:name="List Table 4 Accent 1" w:uiPriority="49"/>
-    <w:lsdException w:name="List Table 5 Dark Accent 1" w:uiPriority="50"/>
-    <w:lsdException w:name="List Table 6 Colorful Accent 1" w:uiPriority="51"/>
-    <w:lsdException w:name="List Table 7 Colorful Accent 1" w:uiPriority="52"/>
-    <w:lsdException w:name="List Table 1 Light Accent 2" w:uiPriority="46"/>
-    <w:lsdException w:name="List Table 2 Accent 2" w:uiPriority="47"/>
-    <w:lsdException w:name="List Table 3 Accent 2" w:uiPriority="48"/>
-    <w:lsdException w:name="List Table 4 Accent 2" w:uiPriority="49"/>
-    <w:lsdException w:name="List Table 5 Dark Accent 2" w:uiPriority="50"/>
-    <w:lsdException w:name="List Table 6 Colorful Accent 2" w:uiPriority="51"/>
-    <w:lsdException w:name="List Table 7 Colorful Accent 2" w:uiPriority="52"/>
-    <w:lsdException w:name="List Table 1 Light Accent 3" w:uiPriority="46"/>
-    <w:lsdException w:name="List Table 2 Accent 3" w:uiPriority="47"/>
-    <w:lsdException w:name="List Table 3 Accent 3" w:uiPriority="48"/>
-    <w:lsdException w:name="List Table 4 Accent 3" w:uiPriority="49"/>
-    <w:lsdException w:name="List Table 5 Dark Accent 3" w:uiPriority="50"/>
-    <w:lsdException w:name="List Table 6 Colorful Accent 3" w:uiPriority="51"/>
-    <w:lsdException w:name="List Table 7 Colorful Accent 3" w:uiPriority="52"/>
-    <w:lsdException w:name="List Table 1 Light Accent 4" w:uiPriority="46"/>
-    <w:lsdException w:name="List Table 2 Accent 4" w:uiPriority="47"/>
-    <w:lsdException w:name="List Table 3 Accent 4" w:uiPriority="48"/>
-    <w:lsdException w:name="List Table 4 Accent 4" w:uiPriority="49"/>
-    <w:lsdException w:name="List Table 5 Dark Accent 4" w:uiPriority="50"/>
-    <w:lsdException w:name="List Table 6 Colorful Accent 4" w:uiPriority="51"/>
-    <w:lsdException w:name="List Table 7 Colorful Accent 4" w:uiPriority="52"/>
-    <w:lsdException w:name="List Table 1 Light Accent 5" w:uiPriority="46"/>
-    <w:lsdException w:name="List Table 2 Accent 5" w:uiPriority="47"/>
-    <w:lsdException w:name="List Table 3 Accent 5" w:uiPriority="48"/>
-    <w:lsdException w:name="List Table 4 Accent 5" w:uiPriority="49"/>
-    <w:lsdException w:name="List Table 5 Dark Accent 5" w:uiPriority="50"/>
-    <w:lsdException w:name="List Table 6 Colorful Accent 5" w:uiPriority="51"/>
-    <w:lsdException w:name="List Table 7 Colorful Accent 5" w:uiPriority="52"/>
-    <w:lsdException w:name="List Table 1 Light Accent 6" w:uiPriority="46"/>
-    <w:lsdException w:name="List Table 2 Accent 6" w:uiPriority="47"/>
-    <w:lsdException w:name="List Table 3 Accent 6" w:uiPriority="48"/>
-    <w:lsdException w:name="List Table 4 Accent 6" w:uiPriority="49"/>
-    <w:lsdException w:name="List Table 5 Dark Accent 6" w:uiPriority="50"/>
-    <w:lsdException w:name="List Table 6 Colorful Accent 6" w:uiPriority="51"/>
-    <w:lsdException w:name="List Table 7 Colorful Accent 6" w:uiPriority="52"/>
-    <w:lsdException w:name="Mention" w:semiHidden="1" w:unhideWhenUsed="1"/>
-    <w:lsdException w:name="Smart Hyperlink" w:semiHidden="1" w:unhideWhenUsed="1"/>
-    <w:lsdException w:name="Hashtag" w:semiHidden="1" w:unhideWhenUsed="1"/>
-    <w:lsdException w:name="Unresolved Mention" w:semiHidden="1" w:unhideWhenUsed="1"/>
-    <w:lsdException w:name="Smart Link" w:semiHidden="1" w:unhideWhenUsed="1"/>
+  <w:latentStyles w:defLockedState="0" w:defUIPriority="99" w:defSemiHidden="1" w:defUnhideWhenUsed="1" w:defQFormat="0" w:count="267">
+    <w:lsdException w:name="Normal" w:semiHidden="0" w:uiPriority="0" w:unhideWhenUsed="0" w:qFormat="1"/>
+    <w:lsdException w:name="heading 1" w:semiHidden="0" w:uiPriority="9" w:unhideWhenUsed="0" w:qFormat="1"/>
+    <w:lsdException w:name="heading 2" w:uiPriority="9" w:qFormat="1"/>
+    <w:lsdException w:name="heading 3" w:uiPriority="9" w:qFormat="1"/>
+    <w:lsdException w:name="heading 4" w:uiPriority="9" w:qFormat="1"/>
+    <w:lsdException w:name="heading 5" w:uiPriority="9" w:qFormat="1"/>
+    <w:lsdException w:name="heading 6" w:uiPriority="9" w:qFormat="1"/>
+    <w:lsdException w:name="heading 7" w:uiPriority="9" w:qFormat="1"/>
+    <w:lsdException w:name="heading 8" w:uiPriority="9" w:qFormat="1"/>
+    <w:lsdException w:name="heading 9" w:uiPriority="9" w:qFormat="1"/>
+    <w:lsdException w:name="toc 1" w:uiPriority="39"/>
+    <w:lsdException w:name="toc 2" w:uiPriority="39"/>
+    <w:lsdException w:name="toc 3" w:uiPriority="39"/>
+    <w:lsdException w:name="toc 4" w:uiPriority="39"/>
+    <w:lsdException w:name="toc 5" w:uiPriority="39"/>
+    <w:lsdException w:name="toc 6" w:uiPriority="39"/>
+    <w:lsdException w:name="toc 7" w:uiPriority="39"/>
+    <w:lsdException w:name="toc 8" w:uiPriority="39"/>
+    <w:lsdException w:name="toc 9" w:uiPriority="39"/>
+    <w:lsdException w:name="caption" w:uiPriority="35" w:qFormat="1"/>
+    <w:lsdException w:name="Title" w:semiHidden="0" w:uiPriority="10" w:unhideWhenUsed="0" w:qFormat="1"/>
+    <w:lsdException w:name="Default Paragraph Font" w:uiPriority="1"/>
+    <w:lsdException w:name="Subtitle" w:semiHidden="0" w:uiPriority="11" w:unhideWhenUsed="0" w:qFormat="1"/>
+    <w:lsdException w:name="Strong" w:semiHidden="0" w:uiPriority="22" w:unhideWhenUsed="0" w:qFormat="1"/>
+    <w:lsdException w:name="Emphasis" w:semiHidden="0" w:uiPriority="20" w:unhideWhenUsed="0" w:qFormat="1"/>
+    <w:lsdException w:name="Table Grid" w:semiHidden="0" w:uiPriority="39" w:unhideWhenUsed="0"/>
+    <w:lsdException w:name="Placeholder Text" w:unhideWhenUsed="0"/>
+    <w:lsdException w:name="No Spacing" w:semiHidden="0" w:uiPriority="1" w:unhideWhenUsed="0" w:qFormat="1"/>
+    <w:lsdException w:name="Light Shading" w:semiHidden="0" w:uiPriority="60" w:unhideWhenUsed="0"/>
+    <w:lsdException w:name="Light List" w:semiHidden="0" w:uiPriority="61" w:unhideWhenUsed="0"/>
+    <w:lsdException w:name="Light Grid" w:semiHidden="0" w:uiPriority="62" w:unhideWhenUsed="0"/>
+    <w:lsdException w:name="Medium Shading 1" w:semiHidden="0" w:uiPriority="63" w:unhideWhenUsed="0"/>
+    <w:lsdException w:name="Medium Shading 2" w:semiHidden="0" w:uiPriority="64" w:unhideWhenUsed="0"/>
+    <w:lsdException w:name="Medium List 1" w:semiHidden="0" w:uiPriority="65" w:unhideWhenUsed="0"/>
+    <w:lsdException w:name="Medium List 2" w:semiHidden="0" w:uiPriority="66" w:unhideWhenUsed="0"/>
+    <w:lsdException w:name="Medium Grid 1" w:semiHidden="0" w:uiPriority="67" w:unhideWhenUsed="0"/>
+    <w:lsdException w:name="Medium Grid 2" w:semiHidden="0" w:uiPriority="68" w:unhideWhenUsed="0"/>
+    <w:lsdException w:name="Medium Grid 3" w:semiHidden="0" w:uiPriority="69" w:unhideWhenUsed="0"/>
+    <w:lsdException w:name="Dark List" w:semiHidden="0" w:uiPriority="70" w:unhideWhenUsed="0"/>
+    <w:lsdException w:name="Colorful Shading" w:semiHidden="0" w:uiPriority="71" w:unhideWhenUsed="0"/>
+    <w:lsdException w:name="Colorful List" w:semiHidden="0" w:uiPriority="72" w:unhideWhenUsed="0"/>
+    <w:lsdException w:name="Colorful Grid" w:semiHidden="0" w:uiPriority="73" w:unhideWhenUsed="0"/>
+    <w:lsdException w:name="Light Shading Accent 1" w:semiHidden="0" w:uiPriority="60" w:unhideWhenUsed="0"/>
+    <w:lsdException w:name="Light List Accent 1" w:semiHidden="0" w:uiPriority="61" w:unhideWhenUsed="0"/>
+    <w:lsdException w:name="Light Grid Accent 1" w:semiHidden="0" w:uiPriority="62" w:unhideWhenUsed="0"/>
+    <w:lsdException w:name="Medium Shading 1 Accent 1" w:semiHidden="0" w:uiPriority="63" w:unhideWhenUsed="0"/>
+    <w:lsdException w:name="Medium Shading 2 Accent 1" w:semiHidden="0" w:uiPriority="64" w:unhideWhenUsed="0"/>
+    <w:lsdException w:name="Medium List 1 Accent 1" w:semiHidden="0" w:uiPriority="65" w:unhideWhenUsed="0"/>
+    <w:lsdException w:name="Revision" w:unhideWhenUsed="0"/>
+    <w:lsdException w:name="List Paragraph" w:semiHidden="0" w:uiPriority="34" w:unhideWhenUsed="0" w:qFormat="1"/>
+    <w:lsdException w:name="Quote" w:semiHidden="0" w:uiPriority="29" w:unhideWhenUsed="0" w:qFormat="1"/>
+    <w:lsdException w:name="Intense Quote" w:semiHidden="0" w:uiPriority="30" w:unhideWhenUsed="0" w:qFormat="1"/>
+    <w:lsdException w:name="Medium List 2 Accent 1" w:semiHidden="0" w:uiPriority="66" w:unhideWhenUsed="0"/>
+    <w:lsdException w:name="Medium Grid 1 Accent 1" w:semiHidden="0" w:uiPriority="67" w:unhideWhenUsed="0"/>
+    <w:lsdException w:name="Medium Grid 2 Accent 1" w:semiHidden="0" w:uiPriority="68" w:unhideWhenUsed="0"/>
+    <w:lsdException w:name="Medium Grid 3 Accent 1" w:semiHidden="0" w:uiPriority="69" w:unhideWhenUsed="0"/>
+    <w:lsdException w:name="Dark List Accent 1" w:semiHidden="0" w:uiPriority="70" w:unhideWhenUsed="0"/>
+    <w:lsdException w:name="Colorful Shading Accent 1" w:semiHidden="0" w:uiPriority="71" w:unhideWhenUsed="0"/>
+    <w:lsdException w:name="Colorful List Accent 1" w:semiHidden="0" w:uiPriority="72" w:unhideWhenUsed="0"/>
+    <w:lsdException w:name="Colorful Grid Accent 1" w:semiHidden="0" w:uiPriority="73" w:unhideWhenUsed="0"/>
+    <w:lsdException w:name="Light Shading Accent 2" w:semiHidden="0" w:uiPriority="60" w:unhideWhenUsed="0"/>
+    <w:lsdException w:name="Light List Accent 2" w:semiHidden="0" w:uiPriority="61" w:unhideWhenUsed="0"/>
+    <w:lsdException w:name="Light Grid Accent 2" w:semiHidden="0" w:uiPriority="62" w:unhideWhenUsed="0"/>
+    <w:lsdException w:name="Medium Shading 1 Accent 2" w:semiHidden="0" w:uiPriority="63" w:unhideWhenUsed="0"/>
+    <w:lsdException w:name="Medium Shading 2 Accent 2" w:semiHidden="0" w:uiPriority="64" w:unhideWhenUsed="0"/>
+    <w:lsdException w:name="Medium List 1 Accent 2" w:semiHidden="0" w:uiPriority="65" w:unhideWhenUsed="0"/>
+    <w:lsdException w:name="Medium List 2 Accent 2" w:semiHidden="0" w:uiPriority="66" w:unhideWhenUsed="0"/>
+    <w:lsdException w:name="Medium Grid 1 Accent 2" w:semiHidden="0" w:uiPriority="67" w:unhideWhenUsed="0"/>
+    <w:lsdException w:name="Medium Grid 2 Accent 2" w:semiHidden="0" w:uiPriority="68" w:unhideWhenUsed="0"/>
+    <w:lsdException w:name="Medium Grid 3 Accent 2" w:semiHidden="0" w:uiPriority="69" w:unhideWhenUsed="0"/>
+    <w:lsdException w:name="Dark List Accent 2" w:semiHidden="0" w:uiPriority="70" w:unhideWhenUsed="0"/>
+    <w:lsdException w:name="Colorful Shading Accent 2" w:semiHidden="0" w:uiPriority="71" w:unhideWhenUsed="0"/>
+    <w:lsdException w:name="Colorful List Accent 2" w:semiHidden="0" w:uiPriority="72" w:unhideWhenUsed="0"/>
+    <w:lsdException w:name="Colorful Grid Accent 2" w:semiHidden="0" w:uiPriority="73" w:unhideWhenUsed="0"/>
+    <w:lsdException w:name="Light Shading Accent 3" w:semiHidden="0" w:uiPriority="60" w:unhideWhenUsed="0"/>
+    <w:lsdException w:name="Light List Accent 3" w:semiHidden="0" w:uiPriority="61" w:unhideWhenUsed="0"/>
+    <w:lsdException w:name="Light Grid Accent 3" w:semiHidden="0" w:uiPriority="62" w:unhideWhenUsed="0"/>
+    <w:lsdException w:name="Medium Shading 1 Accent 3" w:semiHidden="0" w:uiPriority="63" w:unhideWhenUsed="0"/>
+    <w:lsdException w:name="Medium Shading 2 Accent 3" w:semiHidden="0" w:uiPriority="64" w:unhideWhenUsed="0"/>
+    <w:lsdException w:name="Medium List 1 Accent 3" w:semiHidden="0" w:uiPriority="65" w:unhideWhenUsed="0"/>
+    <w:lsdException w:name="Medium List 2 Accent 3" w:semiHidden="0" w:uiPriority="66" w:unhideWhenUsed="0"/>
+    <w:lsdException w:name="Medium Grid 1 Accent 3" w:semiHidden="0" w:uiPriority="67" w:unhideWhenUsed="0"/>
+    <w:lsdException w:name="Medium Grid 2 Accent 3" w:semiHidden="0" w:uiPriority="68" w:unhideWhenUsed="0"/>
+    <w:lsdException w:name="Medium Grid 3 Accent 3" w:semiHidden="0" w:uiPriority="69" w:unhideWhenUsed="0"/>
+    <w:lsdException w:name="Dark List Accent 3" w:semiHidden="0" w:uiPriority="70" w:unhideWhenUsed="0"/>
+    <w:lsdException w:name="Colorful Shading Accent 3" w:semiHidden="0" w:uiPriority="71" w:unhideWhenUsed="0"/>
+    <w:lsdException w:name="Colorful List Accent 3" w:semiHidden="0" w:uiPriority="72" w:unhideWhenUsed="0"/>
+    <w:lsdException w:name="Colorful Grid Accent 3" w:semiHidden="0" w:uiPriority="73" w:unhideWhenUsed="0"/>
+    <w:lsdException w:name="Light Shading Accent 4" w:semiHidden="0" w:uiPriority="60" w:unhideWhenUsed="0"/>
+    <w:lsdException w:name="Light List Accent 4" w:semiHidden="0" w:uiPriority="61" w:unhideWhenUsed="0"/>
+    <w:lsdException w:name="Light Grid Accent 4" w:semiHidden="0" w:uiPriority="62" w:unhideWhenUsed="0"/>
+    <w:lsdException w:name="Medium Shading 1 Accent 4" w:semiHidden="0" w:uiPriority="63" w:unhideWhenUsed="0"/>
+    <w:lsdException w:name="Medium Shading 2 Accent 4" w:semiHidden="0" w:uiPriority="64" w:unhideWhenUsed="0"/>
+    <w:lsdException w:name="Medium List 1 Accent 4" w:semiHidden="0" w:uiPriority="65" w:unhideWhenUsed="0"/>
+    <w:lsdException w:name="Medium List 2 Accent 4" w:semiHidden="0" w:uiPriority="66" w:unhideWhenUsed="0"/>
+    <w:lsdException w:name="Medium Grid 1 Accent 4" w:semiHidden="0" w:uiPriority="67" w:unhideWhenUsed="0"/>
+    <w:lsdException w:name="Medium Grid 2 Accent 4" w:semiHidden="0" w:uiPriority="68" w:unhideWhenUsed="0"/>
+    <w:lsdException w:name="Medium Grid 3 Accent 4" w:semiHidden="0" w:uiPriority="69" w:unhideWhenUsed="0"/>
+    <w:lsdException w:name="Dark List Accent 4" w:semiHidden="0" w:uiPriority="70" w:unhideWhenUsed="0"/>
+    <w:lsdException w:name="Colorful Shading Accent 4" w:semiHidden="0" w:uiPriority="71" w:unhideWhenUsed="0"/>
+    <w:lsdException w:name="Colorful List Accent 4" w:semiHidden="0" w:uiPriority="72" w:unhideWhenUsed="0"/>
+    <w:lsdException w:name="Colorful Grid Accent 4" w:semiHidden="0" w:uiPriority="73" w:unhideWhenUsed="0"/>
+    <w:lsdException w:name="Light Shading Accent 5" w:semiHidden="0" w:uiPriority="60" w:unhideWhenUsed="0"/>
+    <w:lsdException w:name="Light List Accent 5" w:semiHidden="0" w:uiPriority="61" w:unhideWhenUsed="0"/>
+    <w:lsdException w:name="Light Grid Accent 5" w:semiHidden="0" w:uiPriority="62" w:unhideWhenUsed="0"/>
+    <w:lsdException w:name="Medium Shading 1 Accent 5" w:semiHidden="0" w:uiPriority="63" w:unhideWhenUsed="0"/>
+    <w:lsdException w:name="Medium Shading 2 Accent 5" w:semiHidden="0" w:uiPriority="64" w:unhideWhenUsed="0"/>
+    <w:lsdException w:name="Medium List 1 Accent 5" w:semiHidden="0" w:uiPriority="65" w:unhideWhenUsed="0"/>
+    <w:lsdException w:name="Medium List 2 Accent 5" w:semiHidden="0" w:uiPriority="66" w:unhideWhenUsed="0"/>
+    <w:lsdException w:name="Medium Grid 1 Accent 5" w:semiHidden="0" w:uiPriority="67" w:unhideWhenUsed="0"/>
+    <w:lsdException w:name="Medium Grid 2 Accent 5" w:semiHidden="0" w:uiPriority="68" w:unhideWhenUsed="0"/>
+    <w:lsdException w:name="Medium Grid 3 Accent 5" w:semiHidden="0" w:uiPriority="69" w:unhideWhenUsed="0"/>
+    <w:lsdException w:name="Dark List Accent 5" w:semiHidden="0" w:uiPriority="70" w:unhideWhenUsed="0"/>
+    <w:lsdException w:name="Colorful Shading Accent 5" w:semiHidden="0" w:uiPriority="71" w:unhideWhenUsed="0"/>
+    <w:lsdException w:name="Colorful List Accent 5" w:semiHidden="0" w:uiPriority="72" w:unhideWhenUsed="0"/>
+    <w:lsdException w:name="Colorful Grid Accent 5" w:semiHidden="0" w:uiPriority="73" w:unhideWhenUsed="0"/>
+    <w:lsdException w:name="Light Shading Accent 6" w:semiHidden="0" w:uiPriority="60" w:unhideWhenUsed="0"/>
+    <w:lsdException w:name="Light List Accent 6" w:semiHidden="0" w:uiPriority="61" w:unhideWhenUsed="0"/>
+    <w:lsdException w:name="Light Grid Accent 6" w:semiHidden="0" w:uiPriority="62" w:unhideWhenUsed="0"/>
+    <w:lsdException w:name="Medium Shading 1 Accent 6" w:semiHidden="0" w:uiPriority="63" w:unhideWhenUsed="0"/>
+    <w:lsdException w:name="Medium Shading 2 Accent 6" w:semiHidden="0" w:uiPriority="64" w:unhideWhenUsed="0"/>
+    <w:lsdException w:name="Medium List 1 Accent 6" w:semiHidden="0" w:uiPriority="65" w:unhideWhenUsed="0"/>
+    <w:lsdException w:name="Medium List 2 Accent 6" w:semiHidden="0" w:uiPriority="66" w:unhideWhenUsed="0"/>
+    <w:lsdException w:name="Medium Grid 1 Accent 6" w:semiHidden="0" w:uiPriority="67" w:unhideWhenUsed="0"/>
+    <w:lsdException w:name="Medium Grid 2 Accent 6" w:semiHidden="0" w:uiPriority="68" w:unhideWhenUsed="0"/>
+    <w:lsdException w:name="Medium Grid 3 Accent 6" w:semiHidden="0" w:uiPriority="69" w:unhideWhenUsed="0"/>
+    <w:lsdException w:name="Dark List Accent 6" w:semiHidden="0" w:uiPriority="70" w:unhideWhenUsed="0"/>
+    <w:lsdException w:name="Colorful Shading Accent 6" w:semiHidden="0" w:uiPriority="71" w:unhideWhenUsed="0"/>
+    <w:lsdException w:name="Colorful List Accent 6" w:semiHidden="0" w:uiPriority="72" w:unhideWhenUsed="0"/>
+    <w:lsdException w:name="Colorful Grid Accent 6" w:semiHidden="0" w:uiPriority="73" w:unhideWhenUsed="0"/>
+    <w:lsdException w:name="Subtle Emphasis" w:semiHidden="0" w:uiPriority="19" w:unhideWhenUsed="0" w:qFormat="1"/>
+    <w:lsdException w:name="Intense Emphasis" w:semiHidden="0" w:uiPriority="21" w:unhideWhenUsed="0" w:qFormat="1"/>
+    <w:lsdException w:name="Subtle Reference" w:semiHidden="0" w:uiPriority="31" w:unhideWhenUsed="0" w:qFormat="1"/>
+    <w:lsdException w:name="Intense Reference" w:semiHidden="0" w:uiPriority="32" w:unhideWhenUsed="0" w:qFormat="1"/>
+    <w:lsdException w:name="Book Title" w:semiHidden="0" w:uiPriority="33" w:unhideWhenUsed="0" w:qFormat="1"/>
+    <w:lsdException w:name="Bibliography" w:uiPriority="37"/>
+    <w:lsdException w:name="TOC Heading" w:uiPriority="39" w:qFormat="1"/>
   </w:latentStyles>
   <w:style w:type="paragraph" w:default="1" w:styleId="a">
     <w:name w:val="Normal"/>
@@ -9066,6 +8190,7 @@
     <w:next w:val="a"/>
     <w:uiPriority w:val="9"/>
     <w:qFormat/>
+    <w:rsid w:val="003F2DFE"/>
     <w:pPr>
       <w:keepNext/>
       <w:numPr>
@@ -9086,6 +8211,7 @@
     <w:semiHidden/>
     <w:unhideWhenUsed/>
     <w:qFormat/>
+    <w:rsid w:val="003F2DFE"/>
     <w:pPr>
       <w:keepNext/>
       <w:numPr>
@@ -9107,6 +8233,7 @@
     <w:semiHidden/>
     <w:unhideWhenUsed/>
     <w:qFormat/>
+    <w:rsid w:val="003F2DFE"/>
     <w:pPr>
       <w:spacing w:beforeAutospacing="1" w:afterAutospacing="1"/>
       <w:outlineLvl w:val="2"/>
@@ -9126,6 +8253,7 @@
     <w:uiPriority w:val="99"/>
     <w:semiHidden/>
     <w:unhideWhenUsed/>
+    <w:qFormat/>
     <w:tblPr>
       <w:tblInd w:w="0" w:type="dxa"/>
       <w:tblCellMar>
@@ -9146,6 +8274,7 @@
     <w:name w:val="1751"/>
     <w:basedOn w:val="a"/>
     <w:qFormat/>
+    <w:rsid w:val="003F2DFE"/>
     <w:pPr>
       <w:spacing w:before="280" w:after="280"/>
     </w:pPr>
@@ -9158,6 +8287,7 @@
     <w:name w:val="1775"/>
     <w:basedOn w:val="a"/>
     <w:qFormat/>
+    <w:rsid w:val="003F2DFE"/>
     <w:pPr>
       <w:spacing w:before="280" w:after="280"/>
     </w:pPr>
@@ -9170,6 +8300,7 @@
     <w:name w:val="4650"/>
     <w:basedOn w:val="a"/>
     <w:qFormat/>
+    <w:rsid w:val="003F2DFE"/>
     <w:pPr>
       <w:spacing w:before="280" w:after="280"/>
     </w:pPr>
@@ -9181,6 +8312,7 @@
   <w:style w:type="paragraph" w:styleId="a3">
     <w:name w:val="Body Text"/>
     <w:basedOn w:val="a"/>
+    <w:rsid w:val="003F2DFE"/>
     <w:rPr>
       <w:sz w:val="30"/>
     </w:rPr>
@@ -9188,6 +8320,7 @@
   <w:style w:type="paragraph" w:styleId="a4">
     <w:name w:val="Body Text Indent"/>
     <w:basedOn w:val="a"/>
+    <w:rsid w:val="003F2DFE"/>
     <w:pPr>
       <w:ind w:left="-284" w:firstLine="567"/>
     </w:pPr>
@@ -9199,6 +8332,7 @@
     <w:name w:val="caption"/>
     <w:basedOn w:val="a"/>
     <w:qFormat/>
+    <w:rsid w:val="003F2DFE"/>
     <w:pPr>
       <w:suppressLineNumbers/>
       <w:spacing w:before="120" w:after="120"/>
@@ -9213,6 +8347,7 @@
   <w:style w:type="paragraph" w:styleId="a6">
     <w:name w:val="footer"/>
     <w:basedOn w:val="a"/>
+    <w:rsid w:val="003F2DFE"/>
     <w:pPr>
       <w:tabs>
         <w:tab w:val="center" w:pos="4153"/>
@@ -9224,10 +8359,12 @@
     <w:name w:val="Frame Contents"/>
     <w:basedOn w:val="a"/>
     <w:qFormat/>
+    <w:rsid w:val="003F2DFE"/>
   </w:style>
   <w:style w:type="paragraph" w:styleId="a7">
     <w:name w:val="header"/>
     <w:basedOn w:val="a"/>
+    <w:rsid w:val="003F2DFE"/>
     <w:pPr>
       <w:tabs>
         <w:tab w:val="center" w:pos="4153"/>
@@ -9239,6 +8376,7 @@
     <w:name w:val="Header and Footer"/>
     <w:basedOn w:val="a"/>
     <w:qFormat/>
+    <w:rsid w:val="003F2DFE"/>
     <w:pPr>
       <w:suppressLineNumbers/>
       <w:tabs>
@@ -9252,6 +8390,7 @@
     <w:basedOn w:val="a"/>
     <w:next w:val="a3"/>
     <w:qFormat/>
+    <w:rsid w:val="003F2DFE"/>
     <w:pPr>
       <w:keepNext/>
       <w:spacing w:before="240" w:after="120"/>
@@ -9267,6 +8406,7 @@
     <w:uiPriority w:val="99"/>
     <w:semiHidden/>
     <w:unhideWhenUsed/>
+    <w:rsid w:val="003F2DFE"/>
     <w:rPr>
       <w:color w:val="2F69C7"/>
       <w:u w:val="single"/>
@@ -9276,6 +8416,7 @@
     <w:name w:val="Index"/>
     <w:basedOn w:val="a"/>
     <w:qFormat/>
+    <w:rsid w:val="003F2DFE"/>
     <w:pPr>
       <w:suppressLineNumbers/>
     </w:pPr>
@@ -9283,10 +8424,12 @@
   <w:style w:type="paragraph" w:styleId="a9">
     <w:name w:val="List"/>
     <w:basedOn w:val="a3"/>
+    <w:rsid w:val="003F2DFE"/>
   </w:style>
   <w:style w:type="paragraph" w:customStyle="1" w:styleId="Normal1">
     <w:name w:val="Normal1"/>
     <w:qFormat/>
+    <w:rsid w:val="003F2DFE"/>
     <w:pPr>
       <w:suppressAutoHyphens/>
       <w:spacing w:before="100" w:after="100"/>
@@ -9299,11 +8442,13 @@
   <w:style w:type="character" w:styleId="aa">
     <w:name w:val="page number"/>
     <w:basedOn w:val="a0"/>
+    <w:rsid w:val="003F2DFE"/>
   </w:style>
   <w:style w:type="paragraph" w:styleId="ab">
     <w:name w:val="Plain Text"/>
     <w:basedOn w:val="a"/>
     <w:qFormat/>
+    <w:rsid w:val="003F2DFE"/>
     <w:rPr>
       <w:rFonts w:ascii="Courier New" w:hAnsi="Courier New" w:cs="Courier New"/>
     </w:rPr>
@@ -9311,15 +8456,17 @@
   <w:style w:type="character" w:styleId="ac">
     <w:name w:val="Strong"/>
     <w:qFormat/>
+    <w:rsid w:val="003F2DFE"/>
     <w:rPr>
       <w:b/>
       <w:bCs/>
     </w:rPr>
   </w:style>
-  <w:style w:type="paragraph" w:customStyle="1" w:styleId="ad">
-    <w:name w:val="Обычный (веб)"/>
+  <w:style w:type="paragraph" w:customStyle="1" w:styleId="10">
+    <w:name w:val="Обычный (веб)1"/>
     <w:basedOn w:val="a"/>
     <w:qFormat/>
+    <w:rsid w:val="003F2DFE"/>
     <w:pPr>
       <w:spacing w:before="280" w:after="280"/>
     </w:pPr>
@@ -9328,10 +8475,11 @@
       <w:szCs w:val="24"/>
     </w:rPr>
   </w:style>
-  <w:style w:type="paragraph" w:customStyle="1" w:styleId="ae">
+  <w:style w:type="paragraph" w:customStyle="1" w:styleId="ad">
     <w:name w:val="Обычный абзац"/>
     <w:basedOn w:val="a"/>
     <w:qFormat/>
+    <w:rsid w:val="003F2DFE"/>
     <w:pPr>
       <w:widowControl w:val="0"/>
       <w:autoSpaceDE w:val="0"/>
@@ -9344,12 +8492,13 @@
       <w:szCs w:val="28"/>
     </w:rPr>
   </w:style>
-  <w:style w:type="paragraph" w:styleId="af">
+  <w:style w:type="paragraph" w:styleId="ae">
     <w:name w:val="Subtitle"/>
     <w:basedOn w:val="a"/>
     <w:next w:val="a"/>
     <w:uiPriority w:val="11"/>
     <w:qFormat/>
+    <w:rsid w:val="003F2DFE"/>
     <w:pPr>
       <w:spacing w:afterAutospacing="1"/>
     </w:pPr>
@@ -9362,15 +8511,18 @@
     <w:name w:val="Table Contents"/>
     <w:basedOn w:val="a"/>
     <w:qFormat/>
+    <w:rsid w:val="003F2DFE"/>
     <w:pPr>
       <w:widowControl w:val="0"/>
       <w:suppressLineNumbers/>
     </w:pPr>
   </w:style>
-  <w:style w:type="table" w:styleId="af0">
+  <w:style w:type="table" w:styleId="af">
     <w:name w:val="Table Grid"/>
     <w:basedOn w:val="a1"/>
+    <w:rsid w:val="003F2DFE"/>
     <w:tblPr>
+      <w:tblInd w:w="0" w:type="dxa"/>
       <w:tblBorders>
         <w:top w:val="single" w:sz="6" w:space="0" w:color="000000"/>
         <w:left w:val="single" w:sz="6" w:space="0" w:color="000000"/>
@@ -9379,12 +8531,19 @@
         <w:insideH w:val="single" w:sz="6" w:space="0" w:color="000000"/>
         <w:insideV w:val="single" w:sz="6" w:space="0" w:color="000000"/>
       </w:tblBorders>
+      <w:tblCellMar>
+        <w:top w:w="0" w:type="dxa"/>
+        <w:left w:w="108" w:type="dxa"/>
+        <w:bottom w:w="0" w:type="dxa"/>
+        <w:right w:w="108" w:type="dxa"/>
+      </w:tblCellMar>
     </w:tblPr>
   </w:style>
   <w:style w:type="paragraph" w:customStyle="1" w:styleId="TableHeading">
     <w:name w:val="Table Heading"/>
     <w:basedOn w:val="TableContents"/>
     <w:qFormat/>
+    <w:rsid w:val="003F2DFE"/>
     <w:pPr>
       <w:jc w:val="center"/>
     </w:pPr>
@@ -9393,12 +8552,13 @@
       <w:bCs/>
     </w:rPr>
   </w:style>
-  <w:style w:type="paragraph" w:styleId="af1">
+  <w:style w:type="paragraph" w:styleId="af0">
     <w:name w:val="Title"/>
     <w:basedOn w:val="a"/>
     <w:next w:val="a"/>
     <w:uiPriority w:val="10"/>
     <w:qFormat/>
+    <w:rsid w:val="003F2DFE"/>
     <w:pPr>
       <w:spacing w:afterAutospacing="1"/>
     </w:pPr>
@@ -9409,14 +8569,17 @@
   <w:style w:type="numbering" w:customStyle="1" w:styleId="WW8Num1">
     <w:name w:val="WW8Num1"/>
     <w:qFormat/>
+    <w:rsid w:val="003F2DFE"/>
   </w:style>
   <w:style w:type="numbering" w:customStyle="1" w:styleId="WW8Num10">
     <w:name w:val="WW8Num10"/>
     <w:qFormat/>
+    <w:rsid w:val="003F2DFE"/>
   </w:style>
   <w:style w:type="character" w:customStyle="1" w:styleId="WW8Num10z0">
     <w:name w:val="WW8Num10z0"/>
     <w:qFormat/>
+    <w:rsid w:val="003F2DFE"/>
     <w:rPr>
       <w:rFonts w:ascii="Times New Roman" w:eastAsia="Times New Roman" w:hAnsi="Times New Roman" w:cs="Times New Roman"/>
     </w:rPr>
@@ -9424,6 +8587,7 @@
   <w:style w:type="character" w:customStyle="1" w:styleId="WW8Num10z1">
     <w:name w:val="WW8Num10z1"/>
     <w:qFormat/>
+    <w:rsid w:val="003F2DFE"/>
     <w:rPr>
       <w:rFonts w:ascii="Courier New" w:hAnsi="Courier New" w:cs="Courier New"/>
     </w:rPr>
@@ -9431,6 +8595,7 @@
   <w:style w:type="character" w:customStyle="1" w:styleId="WW8Num10z2">
     <w:name w:val="WW8Num10z2"/>
     <w:qFormat/>
+    <w:rsid w:val="003F2DFE"/>
     <w:rPr>
       <w:rFonts w:ascii="Wingdings" w:hAnsi="Wingdings" w:cs="Wingdings"/>
     </w:rPr>
@@ -9438,6 +8603,7 @@
   <w:style w:type="character" w:customStyle="1" w:styleId="WW8Num10z3">
     <w:name w:val="WW8Num10z3"/>
     <w:qFormat/>
+    <w:rsid w:val="003F2DFE"/>
     <w:rPr>
       <w:rFonts w:ascii="Symbol" w:hAnsi="Symbol" w:cs="Symbol"/>
     </w:rPr>
@@ -9445,10 +8611,12 @@
   <w:style w:type="numbering" w:customStyle="1" w:styleId="WW8Num11">
     <w:name w:val="WW8Num11"/>
     <w:qFormat/>
+    <w:rsid w:val="003F2DFE"/>
   </w:style>
   <w:style w:type="character" w:customStyle="1" w:styleId="WW8Num11z0">
     <w:name w:val="WW8Num11z0"/>
     <w:qFormat/>
+    <w:rsid w:val="003F2DFE"/>
     <w:rPr>
       <w:rFonts w:ascii="Symbol" w:hAnsi="Symbol" w:cs="Symbol"/>
     </w:rPr>
@@ -9456,6 +8624,7 @@
   <w:style w:type="character" w:customStyle="1" w:styleId="WW8Num11z1">
     <w:name w:val="WW8Num11z1"/>
     <w:qFormat/>
+    <w:rsid w:val="003F2DFE"/>
     <w:rPr>
       <w:rFonts w:ascii="Courier New" w:hAnsi="Courier New" w:cs="Courier New"/>
     </w:rPr>
@@ -9463,6 +8632,7 @@
   <w:style w:type="character" w:customStyle="1" w:styleId="WW8Num11z2">
     <w:name w:val="WW8Num11z2"/>
     <w:qFormat/>
+    <w:rsid w:val="003F2DFE"/>
     <w:rPr>
       <w:rFonts w:ascii="Wingdings" w:hAnsi="Wingdings" w:cs="Wingdings"/>
     </w:rPr>
@@ -9470,18 +8640,22 @@
   <w:style w:type="numbering" w:customStyle="1" w:styleId="WW8Num12">
     <w:name w:val="WW8Num12"/>
     <w:qFormat/>
+    <w:rsid w:val="003F2DFE"/>
   </w:style>
   <w:style w:type="character" w:customStyle="1" w:styleId="WW8Num12z0">
     <w:name w:val="WW8Num12z0"/>
     <w:qFormat/>
+    <w:rsid w:val="003F2DFE"/>
   </w:style>
   <w:style w:type="numbering" w:customStyle="1" w:styleId="WW8Num13">
     <w:name w:val="WW8Num13"/>
     <w:qFormat/>
+    <w:rsid w:val="003F2DFE"/>
   </w:style>
   <w:style w:type="character" w:customStyle="1" w:styleId="WW8Num13z0">
     <w:name w:val="WW8Num13z0"/>
     <w:qFormat/>
+    <w:rsid w:val="003F2DFE"/>
     <w:rPr>
       <w:rFonts w:ascii="Symbol" w:hAnsi="Symbol" w:cs="Symbol"/>
     </w:rPr>
@@ -9489,6 +8663,7 @@
   <w:style w:type="character" w:customStyle="1" w:styleId="WW8Num13z1">
     <w:name w:val="WW8Num13z1"/>
     <w:qFormat/>
+    <w:rsid w:val="003F2DFE"/>
     <w:rPr>
       <w:rFonts w:ascii="Courier New" w:hAnsi="Courier New" w:cs="Courier New"/>
     </w:rPr>
@@ -9496,6 +8671,7 @@
   <w:style w:type="character" w:customStyle="1" w:styleId="WW8Num13z2">
     <w:name w:val="WW8Num13z2"/>
     <w:qFormat/>
+    <w:rsid w:val="003F2DFE"/>
     <w:rPr>
       <w:rFonts w:ascii="Wingdings" w:hAnsi="Wingdings" w:cs="Wingdings"/>
     </w:rPr>
@@ -9503,10 +8679,12 @@
   <w:style w:type="numbering" w:customStyle="1" w:styleId="WW8Num14">
     <w:name w:val="WW8Num14"/>
     <w:qFormat/>
+    <w:rsid w:val="003F2DFE"/>
   </w:style>
   <w:style w:type="character" w:customStyle="1" w:styleId="WW8Num14z0">
     <w:name w:val="WW8Num14z0"/>
     <w:qFormat/>
+    <w:rsid w:val="003F2DFE"/>
     <w:rPr>
       <w:rFonts w:ascii="Symbol" w:hAnsi="Symbol" w:cs="Symbol"/>
     </w:rPr>
@@ -9514,6 +8692,7 @@
   <w:style w:type="character" w:customStyle="1" w:styleId="WW8Num14z1">
     <w:name w:val="WW8Num14z1"/>
     <w:qFormat/>
+    <w:rsid w:val="003F2DFE"/>
     <w:rPr>
       <w:rFonts w:ascii="Courier New" w:hAnsi="Courier New" w:cs="Courier New"/>
     </w:rPr>
@@ -9521,6 +8700,7 @@
   <w:style w:type="character" w:customStyle="1" w:styleId="WW8Num14z2">
     <w:name w:val="WW8Num14z2"/>
     <w:qFormat/>
+    <w:rsid w:val="003F2DFE"/>
     <w:rPr>
       <w:rFonts w:ascii="Wingdings" w:hAnsi="Wingdings" w:cs="Wingdings"/>
     </w:rPr>
@@ -9528,10 +8708,12 @@
   <w:style w:type="numbering" w:customStyle="1" w:styleId="WW8Num15">
     <w:name w:val="WW8Num15"/>
     <w:qFormat/>
+    <w:rsid w:val="003F2DFE"/>
   </w:style>
   <w:style w:type="character" w:customStyle="1" w:styleId="WW8Num15z0">
     <w:name w:val="WW8Num15z0"/>
     <w:qFormat/>
+    <w:rsid w:val="003F2DFE"/>
     <w:rPr>
       <w:rFonts w:ascii="Symbol" w:hAnsi="Symbol" w:cs="Symbol"/>
     </w:rPr>
@@ -9539,6 +8721,7 @@
   <w:style w:type="character" w:customStyle="1" w:styleId="WW8Num15z1">
     <w:name w:val="WW8Num15z1"/>
     <w:qFormat/>
+    <w:rsid w:val="003F2DFE"/>
     <w:rPr>
       <w:rFonts w:ascii="Courier New" w:hAnsi="Courier New" w:cs="Courier New"/>
     </w:rPr>
@@ -9546,6 +8729,7 @@
   <w:style w:type="character" w:customStyle="1" w:styleId="WW8Num15z2">
     <w:name w:val="WW8Num15z2"/>
     <w:qFormat/>
+    <w:rsid w:val="003F2DFE"/>
     <w:rPr>
       <w:rFonts w:ascii="Wingdings" w:hAnsi="Wingdings" w:cs="Wingdings"/>
     </w:rPr>
@@ -9553,10 +8737,12 @@
   <w:style w:type="numbering" w:customStyle="1" w:styleId="WW8Num16">
     <w:name w:val="WW8Num16"/>
     <w:qFormat/>
+    <w:rsid w:val="003F2DFE"/>
   </w:style>
   <w:style w:type="character" w:customStyle="1" w:styleId="WW8Num16z0">
     <w:name w:val="WW8Num16z0"/>
     <w:qFormat/>
+    <w:rsid w:val="003F2DFE"/>
     <w:rPr>
       <w:rFonts w:ascii="Symbol" w:hAnsi="Symbol" w:cs="Symbol"/>
       <w:sz w:val="20"/>
@@ -9565,6 +8751,7 @@
   <w:style w:type="character" w:customStyle="1" w:styleId="WW8Num16z1">
     <w:name w:val="WW8Num16z1"/>
     <w:qFormat/>
+    <w:rsid w:val="003F2DFE"/>
     <w:rPr>
       <w:rFonts w:ascii="Courier New" w:hAnsi="Courier New" w:cs="Courier New"/>
       <w:sz w:val="20"/>
@@ -9573,6 +8760,7 @@
   <w:style w:type="character" w:customStyle="1" w:styleId="WW8Num16z2">
     <w:name w:val="WW8Num16z2"/>
     <w:qFormat/>
+    <w:rsid w:val="003F2DFE"/>
     <w:rPr>
       <w:rFonts w:ascii="Wingdings" w:hAnsi="Wingdings" w:cs="Wingdings"/>
       <w:sz w:val="20"/>
@@ -9581,10 +8769,12 @@
   <w:style w:type="numbering" w:customStyle="1" w:styleId="WW8Num17">
     <w:name w:val="WW8Num17"/>
     <w:qFormat/>
+    <w:rsid w:val="003F2DFE"/>
   </w:style>
   <w:style w:type="character" w:customStyle="1" w:styleId="WW8Num17z0">
     <w:name w:val="WW8Num17z0"/>
     <w:qFormat/>
+    <w:rsid w:val="003F2DFE"/>
     <w:rPr>
       <w:rFonts w:ascii="Symbol" w:hAnsi="Symbol" w:cs="Symbol"/>
     </w:rPr>
@@ -9592,6 +8782,7 @@
   <w:style w:type="character" w:customStyle="1" w:styleId="WW8Num17z1">
     <w:name w:val="WW8Num17z1"/>
     <w:qFormat/>
+    <w:rsid w:val="003F2DFE"/>
     <w:rPr>
       <w:rFonts w:ascii="Courier New" w:hAnsi="Courier New" w:cs="Courier New"/>
     </w:rPr>
@@ -9599,6 +8790,7 @@
   <w:style w:type="character" w:customStyle="1" w:styleId="WW8Num17z2">
     <w:name w:val="WW8Num17z2"/>
     <w:qFormat/>
+    <w:rsid w:val="003F2DFE"/>
     <w:rPr>
       <w:rFonts w:ascii="Wingdings" w:hAnsi="Wingdings" w:cs="Wingdings"/>
     </w:rPr>
@@ -9606,10 +8798,12 @@
   <w:style w:type="numbering" w:customStyle="1" w:styleId="WW8Num18">
     <w:name w:val="WW8Num18"/>
     <w:qFormat/>
+    <w:rsid w:val="003F2DFE"/>
   </w:style>
   <w:style w:type="character" w:customStyle="1" w:styleId="WW8Num18z0">
     <w:name w:val="WW8Num18z0"/>
     <w:qFormat/>
+    <w:rsid w:val="003F2DFE"/>
     <w:rPr>
       <w:rFonts w:ascii="Symbol" w:hAnsi="Symbol" w:cs="Symbol"/>
     </w:rPr>
@@ -9617,6 +8811,7 @@
   <w:style w:type="character" w:customStyle="1" w:styleId="WW8Num18z1">
     <w:name w:val="WW8Num18z1"/>
     <w:qFormat/>
+    <w:rsid w:val="003F2DFE"/>
     <w:rPr>
       <w:rFonts w:ascii="Courier New" w:hAnsi="Courier New" w:cs="Courier New"/>
     </w:rPr>
@@ -9624,6 +8819,7 @@
   <w:style w:type="character" w:customStyle="1" w:styleId="WW8Num18z2">
     <w:name w:val="WW8Num18z2"/>
     <w:qFormat/>
+    <w:rsid w:val="003F2DFE"/>
     <w:rPr>
       <w:rFonts w:ascii="Wingdings" w:hAnsi="Wingdings" w:cs="Wingdings"/>
     </w:rPr>
@@ -9631,10 +8827,12 @@
   <w:style w:type="numbering" w:customStyle="1" w:styleId="WW8Num19">
     <w:name w:val="WW8Num19"/>
     <w:qFormat/>
+    <w:rsid w:val="003F2DFE"/>
   </w:style>
   <w:style w:type="character" w:customStyle="1" w:styleId="WW8Num19z0">
     <w:name w:val="WW8Num19z0"/>
     <w:qFormat/>
+    <w:rsid w:val="003F2DFE"/>
     <w:rPr>
       <w:rFonts w:ascii="Symbol" w:hAnsi="Symbol" w:cs="Symbol"/>
     </w:rPr>
@@ -9642,6 +8840,7 @@
   <w:style w:type="character" w:customStyle="1" w:styleId="WW8Num19z1">
     <w:name w:val="WW8Num19z1"/>
     <w:qFormat/>
+    <w:rsid w:val="003F2DFE"/>
     <w:rPr>
       <w:rFonts w:ascii="Courier New" w:hAnsi="Courier New" w:cs="Courier New"/>
     </w:rPr>
@@ -9649,6 +8848,7 @@
   <w:style w:type="character" w:customStyle="1" w:styleId="WW8Num19z2">
     <w:name w:val="WW8Num19z2"/>
     <w:qFormat/>
+    <w:rsid w:val="003F2DFE"/>
     <w:rPr>
       <w:rFonts w:ascii="Wingdings" w:hAnsi="Wingdings" w:cs="Wingdings"/>
     </w:rPr>
@@ -9656,6 +8856,7 @@
   <w:style w:type="character" w:customStyle="1" w:styleId="WW8Num1z0">
     <w:name w:val="WW8Num1z0"/>
     <w:qFormat/>
+    <w:rsid w:val="003F2DFE"/>
     <w:rPr>
       <w:rFonts w:ascii="Symbol" w:hAnsi="Symbol" w:cs="Symbol"/>
     </w:rPr>
@@ -9663,14 +8864,17 @@
   <w:style w:type="numbering" w:customStyle="1" w:styleId="WW8Num2">
     <w:name w:val="WW8Num2"/>
     <w:qFormat/>
+    <w:rsid w:val="003F2DFE"/>
   </w:style>
   <w:style w:type="numbering" w:customStyle="1" w:styleId="WW8Num20">
     <w:name w:val="WW8Num20"/>
     <w:qFormat/>
+    <w:rsid w:val="003F2DFE"/>
   </w:style>
   <w:style w:type="character" w:customStyle="1" w:styleId="WW8Num20z0">
     <w:name w:val="WW8Num20z0"/>
     <w:qFormat/>
+    <w:rsid w:val="003F2DFE"/>
     <w:rPr>
       <w:rFonts w:ascii="Symbol" w:hAnsi="Symbol" w:cs="Symbol"/>
       <w:sz w:val="20"/>
@@ -9679,6 +8883,7 @@
   <w:style w:type="character" w:customStyle="1" w:styleId="WW8Num20z1">
     <w:name w:val="WW8Num20z1"/>
     <w:qFormat/>
+    <w:rsid w:val="003F2DFE"/>
     <w:rPr>
       <w:rFonts w:ascii="Courier New" w:hAnsi="Courier New" w:cs="Courier New"/>
       <w:sz w:val="20"/>
@@ -9687,6 +8892,7 @@
   <w:style w:type="character" w:customStyle="1" w:styleId="WW8Num20z2">
     <w:name w:val="WW8Num20z2"/>
     <w:qFormat/>
+    <w:rsid w:val="003F2DFE"/>
     <w:rPr>
       <w:rFonts w:ascii="Wingdings" w:hAnsi="Wingdings" w:cs="Wingdings"/>
       <w:sz w:val="20"/>
@@ -9695,22 +8901,27 @@
   <w:style w:type="numbering" w:customStyle="1" w:styleId="WW8Num21">
     <w:name w:val="WW8Num21"/>
     <w:qFormat/>
+    <w:rsid w:val="003F2DFE"/>
   </w:style>
   <w:style w:type="numbering" w:customStyle="1" w:styleId="WW8Num22">
     <w:name w:val="WW8Num22"/>
     <w:qFormat/>
+    <w:rsid w:val="003F2DFE"/>
   </w:style>
   <w:style w:type="character" w:customStyle="1" w:styleId="WW8Num22z0">
     <w:name w:val="WW8Num22z0"/>
     <w:qFormat/>
+    <w:rsid w:val="003F2DFE"/>
   </w:style>
   <w:style w:type="numbering" w:customStyle="1" w:styleId="WW8Num23">
     <w:name w:val="WW8Num23"/>
     <w:qFormat/>
+    <w:rsid w:val="003F2DFE"/>
   </w:style>
   <w:style w:type="character" w:customStyle="1" w:styleId="WW8Num23z0">
     <w:name w:val="WW8Num23z0"/>
     <w:qFormat/>
+    <w:rsid w:val="003F2DFE"/>
     <w:rPr>
       <w:rFonts w:ascii="Symbol" w:hAnsi="Symbol" w:cs="Symbol"/>
       <w:sz w:val="20"/>
@@ -9719,6 +8930,7 @@
   <w:style w:type="character" w:customStyle="1" w:styleId="WW8Num23z1">
     <w:name w:val="WW8Num23z1"/>
     <w:qFormat/>
+    <w:rsid w:val="003F2DFE"/>
     <w:rPr>
       <w:rFonts w:ascii="Courier New" w:hAnsi="Courier New" w:cs="Courier New"/>
       <w:sz w:val="20"/>
@@ -9727,6 +8939,7 @@
   <w:style w:type="character" w:customStyle="1" w:styleId="WW8Num23z2">
     <w:name w:val="WW8Num23z2"/>
     <w:qFormat/>
+    <w:rsid w:val="003F2DFE"/>
     <w:rPr>
       <w:rFonts w:ascii="Wingdings" w:hAnsi="Wingdings" w:cs="Wingdings"/>
       <w:sz w:val="20"/>
@@ -9735,26 +8948,32 @@
   <w:style w:type="numbering" w:customStyle="1" w:styleId="WW8Num24">
     <w:name w:val="WW8Num24"/>
     <w:qFormat/>
+    <w:rsid w:val="003F2DFE"/>
   </w:style>
   <w:style w:type="character" w:customStyle="1" w:styleId="WW8Num24z0">
     <w:name w:val="WW8Num24z0"/>
     <w:qFormat/>
+    <w:rsid w:val="003F2DFE"/>
   </w:style>
   <w:style w:type="numbering" w:customStyle="1" w:styleId="WW8Num25">
     <w:name w:val="WW8Num25"/>
     <w:qFormat/>
+    <w:rsid w:val="003F2DFE"/>
   </w:style>
   <w:style w:type="character" w:customStyle="1" w:styleId="WW8Num25z0">
     <w:name w:val="WW8Num25z0"/>
     <w:qFormat/>
+    <w:rsid w:val="003F2DFE"/>
   </w:style>
   <w:style w:type="numbering" w:customStyle="1" w:styleId="WW8Num26">
     <w:name w:val="WW8Num26"/>
     <w:qFormat/>
+    <w:rsid w:val="003F2DFE"/>
   </w:style>
   <w:style w:type="character" w:customStyle="1" w:styleId="WW8Num26z0">
     <w:name w:val="WW8Num26z0"/>
     <w:qFormat/>
+    <w:rsid w:val="003F2DFE"/>
     <w:rPr>
       <w:rFonts w:ascii="Symbol" w:hAnsi="Symbol" w:cs="Symbol"/>
     </w:rPr>
@@ -9762,6 +8981,7 @@
   <w:style w:type="character" w:customStyle="1" w:styleId="WW8Num26z1">
     <w:name w:val="WW8Num26z1"/>
     <w:qFormat/>
+    <w:rsid w:val="003F2DFE"/>
     <w:rPr>
       <w:rFonts w:ascii="Courier New" w:hAnsi="Courier New" w:cs="Courier New"/>
     </w:rPr>
@@ -9769,6 +8989,7 @@
   <w:style w:type="character" w:customStyle="1" w:styleId="WW8Num26z2">
     <w:name w:val="WW8Num26z2"/>
     <w:qFormat/>
+    <w:rsid w:val="003F2DFE"/>
     <w:rPr>
       <w:rFonts w:ascii="Wingdings" w:hAnsi="Wingdings" w:cs="Wingdings"/>
     </w:rPr>
@@ -9776,18 +8997,22 @@
   <w:style w:type="numbering" w:customStyle="1" w:styleId="WW8Num27">
     <w:name w:val="WW8Num27"/>
     <w:qFormat/>
+    <w:rsid w:val="003F2DFE"/>
   </w:style>
   <w:style w:type="character" w:customStyle="1" w:styleId="WW8Num27z0">
     <w:name w:val="WW8Num27z0"/>
     <w:qFormat/>
+    <w:rsid w:val="003F2DFE"/>
   </w:style>
   <w:style w:type="numbering" w:customStyle="1" w:styleId="WW8Num28">
     <w:name w:val="WW8Num28"/>
     <w:qFormat/>
+    <w:rsid w:val="003F2DFE"/>
   </w:style>
   <w:style w:type="character" w:customStyle="1" w:styleId="WW8Num28z0">
     <w:name w:val="WW8Num28z0"/>
     <w:qFormat/>
+    <w:rsid w:val="003F2DFE"/>
     <w:rPr>
       <w:rFonts w:ascii="Symbol" w:hAnsi="Symbol" w:cs="Symbol"/>
       <w:sz w:val="20"/>
@@ -9796,6 +9021,7 @@
   <w:style w:type="character" w:customStyle="1" w:styleId="WW8Num28z1">
     <w:name w:val="WW8Num28z1"/>
     <w:qFormat/>
+    <w:rsid w:val="003F2DFE"/>
     <w:rPr>
       <w:rFonts w:ascii="Courier New" w:hAnsi="Courier New" w:cs="Courier New"/>
       <w:sz w:val="20"/>
@@ -9804,6 +9030,7 @@
   <w:style w:type="character" w:customStyle="1" w:styleId="WW8Num28z2">
     <w:name w:val="WW8Num28z2"/>
     <w:qFormat/>
+    <w:rsid w:val="003F2DFE"/>
     <w:rPr>
       <w:rFonts w:ascii="Wingdings" w:hAnsi="Wingdings" w:cs="Wingdings"/>
       <w:sz w:val="20"/>
@@ -9812,6 +9039,7 @@
   <w:style w:type="character" w:customStyle="1" w:styleId="WW8Num2z0">
     <w:name w:val="WW8Num2z0"/>
     <w:qFormat/>
+    <w:rsid w:val="003F2DFE"/>
     <w:rPr>
       <w:rFonts w:ascii="Symbol" w:hAnsi="Symbol" w:cs="Symbol"/>
       <w:sz w:val="20"/>
@@ -9820,6 +9048,7 @@
   <w:style w:type="character" w:customStyle="1" w:styleId="WW8Num2z1">
     <w:name w:val="WW8Num2z1"/>
     <w:qFormat/>
+    <w:rsid w:val="003F2DFE"/>
     <w:rPr>
       <w:rFonts w:ascii="Courier New" w:hAnsi="Courier New" w:cs="Courier New"/>
       <w:sz w:val="20"/>
@@ -9828,6 +9057,7 @@
   <w:style w:type="character" w:customStyle="1" w:styleId="WW8Num2z2">
     <w:name w:val="WW8Num2z2"/>
     <w:qFormat/>
+    <w:rsid w:val="003F2DFE"/>
     <w:rPr>
       <w:rFonts w:ascii="Wingdings" w:hAnsi="Wingdings" w:cs="Wingdings"/>
       <w:sz w:val="20"/>
@@ -9836,10 +9066,12 @@
   <w:style w:type="numbering" w:customStyle="1" w:styleId="WW8Num3">
     <w:name w:val="WW8Num3"/>
     <w:qFormat/>
+    <w:rsid w:val="003F2DFE"/>
   </w:style>
   <w:style w:type="character" w:customStyle="1" w:styleId="WW8Num3z0">
     <w:name w:val="WW8Num3z0"/>
     <w:qFormat/>
+    <w:rsid w:val="003F2DFE"/>
     <w:rPr>
       <w:rFonts w:ascii="Symbol" w:hAnsi="Symbol" w:cs="Symbol"/>
     </w:rPr>
@@ -9847,6 +9079,7 @@
   <w:style w:type="character" w:customStyle="1" w:styleId="WW8Num3z1">
     <w:name w:val="WW8Num3z1"/>
     <w:qFormat/>
+    <w:rsid w:val="003F2DFE"/>
     <w:rPr>
       <w:rFonts w:ascii="Courier New" w:hAnsi="Courier New" w:cs="Courier New"/>
     </w:rPr>
@@ -9854,6 +9087,7 @@
   <w:style w:type="character" w:customStyle="1" w:styleId="WW8Num3z2">
     <w:name w:val="WW8Num3z2"/>
     <w:qFormat/>
+    <w:rsid w:val="003F2DFE"/>
     <w:rPr>
       <w:rFonts w:ascii="Wingdings" w:hAnsi="Wingdings" w:cs="Wingdings"/>
     </w:rPr>
@@ -9861,30 +9095,37 @@
   <w:style w:type="numbering" w:customStyle="1" w:styleId="WW8Num4">
     <w:name w:val="WW8Num4"/>
     <w:qFormat/>
+    <w:rsid w:val="003F2DFE"/>
   </w:style>
   <w:style w:type="character" w:customStyle="1" w:styleId="WW8Num4z0">
     <w:name w:val="WW8Num4z0"/>
     <w:qFormat/>
+    <w:rsid w:val="003F2DFE"/>
   </w:style>
   <w:style w:type="numbering" w:customStyle="1" w:styleId="WW8Num5">
     <w:name w:val="WW8Num5"/>
     <w:qFormat/>
+    <w:rsid w:val="003F2DFE"/>
   </w:style>
   <w:style w:type="character" w:customStyle="1" w:styleId="WW8Num5z0">
     <w:name w:val="WW8Num5z0"/>
     <w:qFormat/>
+    <w:rsid w:val="003F2DFE"/>
   </w:style>
   <w:style w:type="numbering" w:customStyle="1" w:styleId="WW8Num6">
     <w:name w:val="WW8Num6"/>
     <w:qFormat/>
+    <w:rsid w:val="003F2DFE"/>
   </w:style>
   <w:style w:type="numbering" w:customStyle="1" w:styleId="WW8Num7">
     <w:name w:val="WW8Num7"/>
     <w:qFormat/>
+    <w:rsid w:val="003F2DFE"/>
   </w:style>
   <w:style w:type="character" w:customStyle="1" w:styleId="WW8Num7z0">
     <w:name w:val="WW8Num7z0"/>
     <w:qFormat/>
+    <w:rsid w:val="003F2DFE"/>
     <w:rPr>
       <w:rFonts w:ascii="Symbol" w:hAnsi="Symbol" w:cs="Symbol"/>
       <w:sz w:val="20"/>
@@ -9893,6 +9134,7 @@
   <w:style w:type="character" w:customStyle="1" w:styleId="WW8Num7z1">
     <w:name w:val="WW8Num7z1"/>
     <w:qFormat/>
+    <w:rsid w:val="003F2DFE"/>
     <w:rPr>
       <w:rFonts w:ascii="Courier New" w:hAnsi="Courier New" w:cs="Courier New"/>
       <w:sz w:val="20"/>
@@ -9901,6 +9143,7 @@
   <w:style w:type="character" w:customStyle="1" w:styleId="WW8Num7z2">
     <w:name w:val="WW8Num7z2"/>
     <w:qFormat/>
+    <w:rsid w:val="003F2DFE"/>
     <w:rPr>
       <w:rFonts w:ascii="Wingdings" w:hAnsi="Wingdings" w:cs="Wingdings"/>
       <w:sz w:val="20"/>
@@ -9909,10 +9152,12 @@
   <w:style w:type="numbering" w:customStyle="1" w:styleId="WW8Num8">
     <w:name w:val="WW8Num8"/>
     <w:qFormat/>
+    <w:rsid w:val="003F2DFE"/>
   </w:style>
   <w:style w:type="character" w:customStyle="1" w:styleId="WW8Num8z0">
     <w:name w:val="WW8Num8z0"/>
     <w:qFormat/>
+    <w:rsid w:val="003F2DFE"/>
     <w:rPr>
       <w:rFonts w:ascii="Wingdings" w:hAnsi="Wingdings" w:cs="Wingdings"/>
     </w:rPr>
@@ -9920,10 +9165,12 @@
   <w:style w:type="numbering" w:customStyle="1" w:styleId="WW8Num9">
     <w:name w:val="WW8Num9"/>
     <w:qFormat/>
+    <w:rsid w:val="003F2DFE"/>
   </w:style>
   <w:style w:type="character" w:customStyle="1" w:styleId="WW8Num9z0">
     <w:name w:val="WW8Num9z0"/>
     <w:qFormat/>
+    <w:rsid w:val="003F2DFE"/>
     <w:rPr>
       <w:rFonts w:ascii="Symbol" w:hAnsi="Symbol" w:cs="Symbol"/>
     </w:rPr>
@@ -9931,6 +9178,7 @@
   <w:style w:type="character" w:customStyle="1" w:styleId="WW8Num9z1">
     <w:name w:val="WW8Num9z1"/>
     <w:qFormat/>
+    <w:rsid w:val="003F2DFE"/>
     <w:rPr>
       <w:rFonts w:ascii="Courier New" w:hAnsi="Courier New" w:cs="Courier New"/>
     </w:rPr>
@@ -9938,6 +9186,7 @@
   <w:style w:type="character" w:customStyle="1" w:styleId="WW8Num9z2">
     <w:name w:val="WW8Num9z2"/>
     <w:qFormat/>
+    <w:rsid w:val="003F2DFE"/>
     <w:rPr>
       <w:rFonts w:ascii="Wingdings" w:hAnsi="Wingdings" w:cs="Wingdings"/>
     </w:rPr>
@@ -9946,8 +9195,9 @@
     <w:name w:val="docdata"/>
     <w:basedOn w:val="a0"/>
     <w:qFormat/>
-  </w:style>
-  <w:style w:type="paragraph" w:styleId="af2">
+    <w:rsid w:val="003F2DFE"/>
+  </w:style>
+  <w:style w:type="paragraph" w:styleId="af1">
     <w:name w:val="List Paragraph"/>
     <w:basedOn w:val="a"/>
     <w:uiPriority w:val="34"/>

--- a/doc/ТЗ.docx
+++ b/doc/ТЗ.docx
@@ -1,6 +1,6 @@
 
 <file path=word/document.xml><?xml version="1.0" encoding="utf-8"?>
-<w:document xmlns:ve="http://schemas.openxmlformats.org/markup-compatibility/2006" xmlns:o="urn:schemas-microsoft-com:office:office" xmlns:r="http://schemas.openxmlformats.org/officeDocument/2006/relationships" xmlns:m="http://schemas.openxmlformats.org/officeDocument/2006/math" xmlns:v="urn:schemas-microsoft-com:vml" xmlns:wp="http://schemas.openxmlformats.org/drawingml/2006/wordprocessingDrawing" xmlns:w10="urn:schemas-microsoft-com:office:word" xmlns:w="http://schemas.openxmlformats.org/wordprocessingml/2006/main" xmlns:wne="http://schemas.microsoft.com/office/word/2006/wordml">
+<w:document xmlns:wpc="http://schemas.microsoft.com/office/word/2010/wordprocessingCanvas" xmlns:cx="http://schemas.microsoft.com/office/drawing/2014/chartex" xmlns:cx1="http://schemas.microsoft.com/office/drawing/2015/9/8/chartex" xmlns:cx2="http://schemas.microsoft.com/office/drawing/2015/10/21/chartex" xmlns:cx3="http://schemas.microsoft.com/office/drawing/2016/5/9/chartex" xmlns:cx4="http://schemas.microsoft.com/office/drawing/2016/5/10/chartex" xmlns:cx5="http://schemas.microsoft.com/office/drawing/2016/5/11/chartex" xmlns:cx6="http://schemas.microsoft.com/office/drawing/2016/5/12/chartex" xmlns:cx7="http://schemas.microsoft.com/office/drawing/2016/5/13/chartex" xmlns:cx8="http://schemas.microsoft.com/office/drawing/2016/5/14/chartex" xmlns:mc="http://schemas.openxmlformats.org/markup-compatibility/2006" xmlns:aink="http://schemas.microsoft.com/office/drawing/2016/ink" xmlns:am3d="http://schemas.microsoft.com/office/drawing/2017/model3d" xmlns:o="urn:schemas-microsoft-com:office:office" xmlns:oel="http://schemas.microsoft.com/office/2019/extlst" xmlns:r="http://schemas.openxmlformats.org/officeDocument/2006/relationships" xmlns:m="http://schemas.openxmlformats.org/officeDocument/2006/math" xmlns:v="urn:schemas-microsoft-com:vml" xmlns:wp14="http://schemas.microsoft.com/office/word/2010/wordprocessingDrawing" xmlns:wp="http://schemas.openxmlformats.org/drawingml/2006/wordprocessingDrawing" xmlns:w10="urn:schemas-microsoft-com:office:word" xmlns:w="http://schemas.openxmlformats.org/wordprocessingml/2006/main" xmlns:w14="http://schemas.microsoft.com/office/word/2010/wordml" xmlns:w15="http://schemas.microsoft.com/office/word/2012/wordml" xmlns:w16cex="http://schemas.microsoft.com/office/word/2018/wordml/cex" xmlns:w16cid="http://schemas.microsoft.com/office/word/2016/wordml/cid" xmlns:w16="http://schemas.microsoft.com/office/word/2018/wordml" xmlns:w16sdtdh="http://schemas.microsoft.com/office/word/2020/wordml/sdtdatahash" xmlns:w16se="http://schemas.microsoft.com/office/word/2015/wordml/symex" xmlns:wpg="http://schemas.microsoft.com/office/word/2010/wordprocessingGroup" xmlns:wpi="http://schemas.microsoft.com/office/word/2010/wordprocessingInk" xmlns:wne="http://schemas.microsoft.com/office/word/2006/wordml" xmlns:wps="http://schemas.microsoft.com/office/word/2010/wordprocessingShape" mc:Ignorable="w14 w15 w16se w16cid w16 w16cex w16sdtdh wp14">
   <w:body>
     <w:p>
       <w:pPr>
@@ -37,14 +37,7 @@
           <w:sz w:val="28"/>
           <w:szCs w:val="28"/>
         </w:rPr>
-        <w:t xml:space="preserve">Автоматизация процессов обслуживания клиентов является одним из ключевых факторов повышения эффективности бизнеса строительных компаний. Современные технологии позволяют </w:t>
-      </w:r>
-      <w:r>
-        <w:rPr>
-          <w:sz w:val="28"/>
-          <w:szCs w:val="28"/>
-        </w:rPr>
-        <w:t>значительно оптимизировать взаимодействие с клиентами, повысить качество предоставляемых услуг и сократить временные затраты сотрудников на рутинные операции.</w:t>
+        <w:t>Автоматизация процессов обслуживания клиентов является одним из ключевых факторов повышения эффективности бизнеса строительных компаний. Современные технологии позволяют значительно оптимизировать взаимодействие с клиентами, повысить качество предоставляемых услуг и сократить временные затраты сотрудников на рутинные операции.</w:t>
       </w:r>
     </w:p>
     <w:p>
@@ -62,21 +55,7 @@
           <w:sz w:val="28"/>
           <w:szCs w:val="28"/>
         </w:rPr>
-        <w:t>Актуальность разработки обусловлена необходимостью снижения издержек, улучшения качества обслужив</w:t>
-      </w:r>
-      <w:r>
-        <w:rPr>
-          <w:sz w:val="28"/>
-          <w:szCs w:val="28"/>
-        </w:rPr>
-        <w:t>ания и увеличения удовлетворенности клиентов услугами строительной компании. Использование современных технологий позволит интегрировать систему с существующими бизнес-процессами предприятия, обеспечивая удобный интерфейс взаимодействия пользователей и над</w:t>
-      </w:r>
-      <w:r>
-        <w:rPr>
-          <w:sz w:val="28"/>
-          <w:szCs w:val="28"/>
-        </w:rPr>
-        <w:t>ежную защиту данных.</w:t>
+        <w:t>Актуальность разработки обусловлена необходимостью снижения издержек, улучшения качества обслуживания и увеличения удовлетворенности клиентов услугами строительной компании. Использование современных технологий позволит интегрировать систему с существующими бизнес-процессами предприятия, обеспечивая удобный интерфейс взаимодействия пользователей и надежную защиту данных.</w:t>
       </w:r>
     </w:p>
     <w:p>
@@ -109,14 +88,7 @@
           <w:sz w:val="28"/>
           <w:szCs w:val="28"/>
         </w:rPr>
-        <w:t>. Данная система должна обеспечить эффективное управление клиентской базой, обработ</w:t>
-      </w:r>
-      <w:r>
-        <w:rPr>
-          <w:sz w:val="28"/>
-          <w:szCs w:val="28"/>
-        </w:rPr>
-        <w:t>ку заявок, контроль сроков исполнения заказов и автоматизацию документооборота.</w:t>
+        <w:t>. Данная система должна обеспечить эффективное управление клиентской базой, обработку заявок, контроль сроков исполнения заказов и автоматизацию документооборота.</w:t>
       </w:r>
     </w:p>
     <w:p>
@@ -428,23 +400,7 @@
           <w:sz w:val="28"/>
           <w:szCs w:val="28"/>
         </w:rPr>
-        <w:t>Основанием для разработки является приказ №________</w:t>
-      </w:r>
-      <w:proofErr w:type="gramStart"/>
-      <w:r>
-        <w:rPr>
-          <w:sz w:val="28"/>
-          <w:szCs w:val="28"/>
-        </w:rPr>
-        <w:t>от</w:t>
-      </w:r>
-      <w:proofErr w:type="gramEnd"/>
-      <w:r>
-        <w:rPr>
-          <w:sz w:val="28"/>
-          <w:szCs w:val="28"/>
-        </w:rPr>
-        <w:t>___________.</w:t>
+        <w:t>Основанием для разработки является приказ №________от___________.</w:t>
       </w:r>
     </w:p>
     <w:p>
@@ -458,14 +414,7 @@
           <w:sz w:val="28"/>
           <w:szCs w:val="28"/>
         </w:rPr>
-        <w:t>Организация, утвердившая приказ:</w:t>
-      </w:r>
-      <w:r>
-        <w:rPr>
-          <w:sz w:val="28"/>
-          <w:szCs w:val="28"/>
-        </w:rPr>
-        <w:t xml:space="preserve"> Государственное бюджетное профессиональное образовательное учреждение «Заволжский автом</w:t>
+        <w:t>Организация, утвердившая приказ: Государственное бюджетное профессиональное образовательное учреждение «Заволжский автом</w:t>
       </w:r>
       <w:r>
         <w:rPr>
@@ -600,15 +549,7 @@
           <w:sz w:val="28"/>
           <w:szCs w:val="28"/>
         </w:rPr>
-        <w:t>3.</w:t>
-      </w:r>
-      <w:r>
-        <w:rPr>
-          <w:b/>
-          <w:sz w:val="28"/>
-          <w:szCs w:val="28"/>
-        </w:rPr>
-        <w:t xml:space="preserve">1. Требования к функциональным характеристикам </w:t>
+        <w:t xml:space="preserve">3.1. Требования к функциональным характеристикам </w:t>
       </w:r>
     </w:p>
     <w:p>
@@ -699,31 +640,7 @@
           <w:sz w:val="28"/>
           <w:szCs w:val="28"/>
         </w:rPr>
-        <w:t>программное приложение должно иметь формы: ввода и вывода и</w:t>
-      </w:r>
-      <w:r>
-        <w:rPr>
-          <w:color w:val="000000"/>
-          <w:sz w:val="28"/>
-          <w:szCs w:val="28"/>
-        </w:rPr>
-        <w:t>н</w:t>
-      </w:r>
-      <w:r>
-        <w:rPr>
-          <w:color w:val="000000"/>
-          <w:sz w:val="28"/>
-          <w:szCs w:val="28"/>
-        </w:rPr>
-        <w:t>форма</w:t>
-      </w:r>
-      <w:r>
-        <w:rPr>
-          <w:color w:val="000000"/>
-          <w:sz w:val="28"/>
-          <w:szCs w:val="28"/>
-        </w:rPr>
-        <w:t>ции о клиентах, контрактах, объектах, сотрудниках;</w:t>
+        <w:t>программное приложение должно иметь формы: ввода и вывода информации о клиентах, контрактах, объектах, сотрудниках;</w:t>
       </w:r>
     </w:p>
     <w:p>
@@ -775,25 +692,7 @@
           <w:szCs w:val="28"/>
           <w:shd w:val="clear" w:color="auto" w:fill="FFFFFF"/>
         </w:rPr>
-        <w:t>фильтрация данных по статусу клиентов на форме «Просмотр клие</w:t>
-      </w:r>
-      <w:r>
-        <w:rPr>
-          <w:color w:val="000000"/>
-          <w:sz w:val="28"/>
-          <w:szCs w:val="28"/>
-          <w:shd w:val="clear" w:color="auto" w:fill="FFFFFF"/>
-        </w:rPr>
-        <w:t>н</w:t>
-      </w:r>
-      <w:r>
-        <w:rPr>
-          <w:color w:val="000000"/>
-          <w:sz w:val="28"/>
-          <w:szCs w:val="28"/>
-          <w:shd w:val="clear" w:color="auto" w:fill="FFFFFF"/>
-        </w:rPr>
-        <w:t>тов» под ролью менеджера и руководителя;</w:t>
+        <w:t>фильтрация данных по статусу клиентов на форме «Просмотр клиентов» под ролью менеджера и руководителя;</w:t>
       </w:r>
     </w:p>
     <w:p>
@@ -819,7 +718,7 @@
           <w:szCs w:val="28"/>
           <w:shd w:val="clear" w:color="auto" w:fill="FFFFFF"/>
         </w:rPr>
-        <w:t>фильтраци</w:t>
+        <w:t xml:space="preserve">фильтрация данных по </w:t>
       </w:r>
       <w:r>
         <w:rPr>
@@ -827,8 +726,9 @@
           <w:sz w:val="28"/>
           <w:szCs w:val="28"/>
           <w:shd w:val="clear" w:color="auto" w:fill="FFFFFF"/>
-        </w:rPr>
-        <w:t xml:space="preserve">я данных по </w:t>
+          <w:lang w:val="en-US"/>
+        </w:rPr>
+        <w:t>LTV</w:t>
       </w:r>
       <w:r>
         <w:rPr>
@@ -836,36 +736,8 @@
           <w:sz w:val="28"/>
           <w:szCs w:val="28"/>
           <w:shd w:val="clear" w:color="auto" w:fill="FFFFFF"/>
-          <w:lang w:val="en-US"/>
-        </w:rPr>
-        <w:t>LTV</w:t>
-      </w:r>
-      <w:r>
-        <w:rPr>
-          <w:color w:val="000000"/>
-          <w:sz w:val="28"/>
-          <w:szCs w:val="28"/>
-          <w:shd w:val="clear" w:color="auto" w:fill="FFFFFF"/>
-        </w:rPr>
-        <w:t xml:space="preserve"> клиентов на форме «Просмотр клие</w:t>
-      </w:r>
-      <w:r>
-        <w:rPr>
-          <w:color w:val="000000"/>
-          <w:sz w:val="28"/>
-          <w:szCs w:val="28"/>
-          <w:shd w:val="clear" w:color="auto" w:fill="FFFFFF"/>
-        </w:rPr>
-        <w:t>н</w:t>
-      </w:r>
-      <w:r>
-        <w:rPr>
-          <w:color w:val="000000"/>
-          <w:sz w:val="28"/>
-          <w:szCs w:val="28"/>
-          <w:shd w:val="clear" w:color="auto" w:fill="FFFFFF"/>
-        </w:rPr>
-        <w:t>тов» под ролью менеджера и руководителя;</w:t>
+        </w:rPr>
+        <w:t xml:space="preserve"> клиентов на форме «Просмотр клиентов» под ролью менеджера и руководителя;</w:t>
       </w:r>
     </w:p>
     <w:p>
@@ -920,34 +792,7 @@
           <w:szCs w:val="28"/>
           <w:shd w:val="clear" w:color="auto" w:fill="FFFFFF"/>
         </w:rPr>
-        <w:t>сортировка данных по статусу клиентов на форме «Просмот</w:t>
-      </w:r>
-      <w:r>
-        <w:rPr>
-          <w:color w:val="000000"/>
-          <w:sz w:val="28"/>
-          <w:szCs w:val="28"/>
-          <w:shd w:val="clear" w:color="auto" w:fill="FFFFFF"/>
-        </w:rPr>
-        <w:t>р клие</w:t>
-      </w:r>
-      <w:r>
-        <w:rPr>
-          <w:color w:val="000000"/>
-          <w:sz w:val="28"/>
-          <w:szCs w:val="28"/>
-          <w:shd w:val="clear" w:color="auto" w:fill="FFFFFF"/>
-        </w:rPr>
-        <w:t>н</w:t>
-      </w:r>
-      <w:r>
-        <w:rPr>
-          <w:color w:val="000000"/>
-          <w:sz w:val="28"/>
-          <w:szCs w:val="28"/>
-          <w:shd w:val="clear" w:color="auto" w:fill="FFFFFF"/>
-        </w:rPr>
-        <w:t>тов» под ролью менеджера и руководителя;</w:t>
+        <w:t>сортировка данных по статусу клиентов на форме «Просмотр клиентов» под ролью менеджера и руководителя;</w:t>
       </w:r>
     </w:p>
     <w:p>
@@ -974,25 +819,7 @@
           <w:shd w:val="clear" w:color="auto" w:fill="FFFFFF"/>
         </w:rPr>
         <w:lastRenderedPageBreak/>
-        <w:t>сортировка данных по ФИО клиентов на форме «Просмотр клие</w:t>
-      </w:r>
-      <w:r>
-        <w:rPr>
-          <w:color w:val="000000"/>
-          <w:sz w:val="28"/>
-          <w:szCs w:val="28"/>
-          <w:shd w:val="clear" w:color="auto" w:fill="FFFFFF"/>
-        </w:rPr>
-        <w:t>н</w:t>
-      </w:r>
-      <w:r>
-        <w:rPr>
-          <w:color w:val="000000"/>
-          <w:sz w:val="28"/>
-          <w:szCs w:val="28"/>
-          <w:shd w:val="clear" w:color="auto" w:fill="FFFFFF"/>
-        </w:rPr>
-        <w:t>тов» под ролью менеджера и руководителя;</w:t>
+        <w:t>сортировка данных по ФИО клиентов на форме «Просмотр клиентов» под ролью менеджера и руководителя;</w:t>
       </w:r>
     </w:p>
     <w:p>
@@ -1067,17 +894,7 @@
           <w:szCs w:val="28"/>
           <w:shd w:val="clear" w:color="auto" w:fill="FFFFFF"/>
         </w:rPr>
-        <w:t>поиск, сор</w:t>
-      </w:r>
-      <w:r>
-        <w:rPr>
-          <w:rStyle w:val="docdata"/>
-          <w:color w:val="000000"/>
-          <w:sz w:val="28"/>
-          <w:szCs w:val="28"/>
-          <w:shd w:val="clear" w:color="auto" w:fill="FFFFFF"/>
-        </w:rPr>
-        <w:t>тировка и фильтрация происходят в реальном времени;</w:t>
+        <w:t>поиск, сортировка и фильтрация происходят в реальном времени;</w:t>
       </w:r>
     </w:p>
     <w:p>
@@ -1108,6 +925,844 @@
     </w:p>
     <w:p>
       <w:pPr>
+        <w:numPr>
+          <w:ilvl w:val="0"/>
+          <w:numId w:val="4"/>
+        </w:numPr>
+        <w:suppressAutoHyphens w:val="0"/>
+        <w:autoSpaceDE w:val="0"/>
+        <w:spacing w:line="360" w:lineRule="auto"/>
+        <w:ind w:left="0" w:firstLine="709"/>
+        <w:jc w:val="both"/>
+        <w:rPr>
+          <w:rStyle w:val="docdata"/>
+          <w:sz w:val="28"/>
+          <w:szCs w:val="28"/>
+        </w:rPr>
+      </w:pPr>
+      <w:r>
+        <w:rPr>
+          <w:rStyle w:val="docdata"/>
+          <w:color w:val="000000"/>
+          <w:sz w:val="28"/>
+          <w:szCs w:val="28"/>
+          <w:shd w:val="clear" w:color="auto" w:fill="FFFFFF"/>
+        </w:rPr>
+        <w:t>в режиме «администратора» предоставляется возможность:</w:t>
+      </w:r>
+    </w:p>
+    <w:p>
+      <w:pPr>
+        <w:numPr>
+          <w:ilvl w:val="1"/>
+          <w:numId w:val="4"/>
+        </w:numPr>
+        <w:autoSpaceDE w:val="0"/>
+        <w:spacing w:line="360" w:lineRule="auto"/>
+        <w:jc w:val="both"/>
+        <w:rPr>
+          <w:rStyle w:val="docdata"/>
+          <w:sz w:val="28"/>
+          <w:szCs w:val="28"/>
+        </w:rPr>
+      </w:pPr>
+      <w:r>
+        <w:rPr>
+          <w:rStyle w:val="docdata"/>
+          <w:color w:val="000000"/>
+          <w:sz w:val="28"/>
+          <w:szCs w:val="28"/>
+          <w:shd w:val="clear" w:color="auto" w:fill="FFFFFF"/>
+        </w:rPr>
+        <w:t>просмотр, добавление, удаление и редактирование информации сотрудниках, объектах;</w:t>
+      </w:r>
+      <w:r>
+        <w:rPr>
+          <w:rStyle w:val="docdata"/>
+          <w:sz w:val="28"/>
+          <w:szCs w:val="28"/>
+        </w:rPr>
+        <w:t xml:space="preserve"> </w:t>
+      </w:r>
+    </w:p>
+    <w:p>
+      <w:pPr>
+        <w:numPr>
+          <w:ilvl w:val="1"/>
+          <w:numId w:val="4"/>
+        </w:numPr>
+        <w:autoSpaceDE w:val="0"/>
+        <w:spacing w:line="360" w:lineRule="auto"/>
+        <w:jc w:val="both"/>
+        <w:rPr>
+          <w:rStyle w:val="docdata"/>
+          <w:sz w:val="28"/>
+          <w:szCs w:val="28"/>
+        </w:rPr>
+      </w:pPr>
+      <w:r>
+        <w:rPr>
+          <w:rStyle w:val="docdata"/>
+          <w:color w:val="000000"/>
+          <w:sz w:val="28"/>
+          <w:szCs w:val="28"/>
+          <w:shd w:val="clear" w:color="auto" w:fill="FFFFFF"/>
+        </w:rPr>
+        <w:t>просмотр, добавление, удаление и редактирование фотографий сотрудников;</w:t>
+      </w:r>
+    </w:p>
+    <w:p>
+      <w:pPr>
+        <w:numPr>
+          <w:ilvl w:val="1"/>
+          <w:numId w:val="4"/>
+        </w:numPr>
+        <w:autoSpaceDE w:val="0"/>
+        <w:spacing w:line="360" w:lineRule="auto"/>
+        <w:jc w:val="both"/>
+        <w:rPr>
+          <w:rStyle w:val="docdata"/>
+          <w:sz w:val="28"/>
+          <w:szCs w:val="28"/>
+        </w:rPr>
+      </w:pPr>
+      <w:r>
+        <w:rPr>
+          <w:rStyle w:val="docdata"/>
+          <w:color w:val="000000"/>
+          <w:sz w:val="28"/>
+          <w:szCs w:val="28"/>
+          <w:shd w:val="clear" w:color="auto" w:fill="FFFFFF"/>
+        </w:rPr>
+        <w:t>просмотр, добавление, удаление и редактирование изображения объектов;</w:t>
+      </w:r>
+    </w:p>
+    <w:p>
+      <w:pPr>
+        <w:numPr>
+          <w:ilvl w:val="0"/>
+          <w:numId w:val="4"/>
+        </w:numPr>
+        <w:suppressAutoHyphens w:val="0"/>
+        <w:autoSpaceDE w:val="0"/>
+        <w:spacing w:line="360" w:lineRule="auto"/>
+        <w:ind w:left="0" w:firstLine="709"/>
+        <w:jc w:val="both"/>
+        <w:rPr>
+          <w:rStyle w:val="docdata"/>
+          <w:sz w:val="28"/>
+          <w:szCs w:val="28"/>
+          <w:lang w:val="en-US"/>
+        </w:rPr>
+      </w:pPr>
+      <w:r>
+        <w:rPr>
+          <w:rStyle w:val="docdata"/>
+          <w:sz w:val="28"/>
+          <w:szCs w:val="28"/>
+          <w:lang w:val="en-US"/>
+        </w:rPr>
+        <w:t xml:space="preserve">в </w:t>
+      </w:r>
+      <w:proofErr w:type="spellStart"/>
+      <w:r>
+        <w:rPr>
+          <w:rStyle w:val="docdata"/>
+          <w:sz w:val="28"/>
+          <w:szCs w:val="28"/>
+          <w:lang w:val="en-US"/>
+        </w:rPr>
+        <w:t>режиме</w:t>
+      </w:r>
+      <w:proofErr w:type="spellEnd"/>
+      <w:r>
+        <w:rPr>
+          <w:rStyle w:val="docdata"/>
+          <w:sz w:val="28"/>
+          <w:szCs w:val="28"/>
+          <w:lang w:val="en-US"/>
+        </w:rPr>
+        <w:t xml:space="preserve"> «</w:t>
+      </w:r>
+      <w:proofErr w:type="spellStart"/>
+      <w:r>
+        <w:rPr>
+          <w:rStyle w:val="docdata"/>
+          <w:sz w:val="28"/>
+          <w:szCs w:val="28"/>
+          <w:lang w:val="en-US"/>
+        </w:rPr>
+        <w:t>менеджера</w:t>
+      </w:r>
+      <w:proofErr w:type="spellEnd"/>
+      <w:r>
+        <w:rPr>
+          <w:rStyle w:val="docdata"/>
+          <w:sz w:val="28"/>
+          <w:szCs w:val="28"/>
+          <w:lang w:val="en-US"/>
+        </w:rPr>
+        <w:t>»:</w:t>
+      </w:r>
+    </w:p>
+    <w:p>
+      <w:pPr>
+        <w:numPr>
+          <w:ilvl w:val="1"/>
+          <w:numId w:val="4"/>
+        </w:numPr>
+        <w:autoSpaceDE w:val="0"/>
+        <w:spacing w:line="360" w:lineRule="auto"/>
+        <w:jc w:val="both"/>
+        <w:rPr>
+          <w:rStyle w:val="docdata"/>
+          <w:sz w:val="28"/>
+          <w:szCs w:val="28"/>
+        </w:rPr>
+      </w:pPr>
+      <w:r>
+        <w:rPr>
+          <w:rStyle w:val="docdata"/>
+          <w:sz w:val="28"/>
+          <w:szCs w:val="28"/>
+        </w:rPr>
+        <w:t>просмотр, добавление, изменение, удаление информации о клиентах;</w:t>
+      </w:r>
+    </w:p>
+    <w:p>
+      <w:pPr>
+        <w:numPr>
+          <w:ilvl w:val="1"/>
+          <w:numId w:val="4"/>
+        </w:numPr>
+        <w:autoSpaceDE w:val="0"/>
+        <w:spacing w:line="360" w:lineRule="auto"/>
+        <w:jc w:val="both"/>
+        <w:rPr>
+          <w:rStyle w:val="docdata"/>
+          <w:sz w:val="28"/>
+          <w:szCs w:val="28"/>
+          <w:lang w:val="en-US"/>
+        </w:rPr>
+      </w:pPr>
+      <w:proofErr w:type="spellStart"/>
+      <w:r>
+        <w:rPr>
+          <w:rStyle w:val="docdata"/>
+          <w:sz w:val="28"/>
+          <w:szCs w:val="28"/>
+          <w:lang w:val="en-US"/>
+        </w:rPr>
+        <w:t>просмотр</w:t>
+      </w:r>
+      <w:proofErr w:type="spellEnd"/>
+      <w:r>
+        <w:rPr>
+          <w:rStyle w:val="docdata"/>
+          <w:sz w:val="28"/>
+          <w:szCs w:val="28"/>
+          <w:lang w:val="en-US"/>
+        </w:rPr>
+        <w:t xml:space="preserve"> и </w:t>
+      </w:r>
+      <w:proofErr w:type="spellStart"/>
+      <w:r>
+        <w:rPr>
+          <w:rStyle w:val="docdata"/>
+          <w:sz w:val="28"/>
+          <w:szCs w:val="28"/>
+          <w:lang w:val="en-US"/>
+        </w:rPr>
+        <w:t>оформление</w:t>
+      </w:r>
+      <w:proofErr w:type="spellEnd"/>
+      <w:r>
+        <w:rPr>
+          <w:rStyle w:val="docdata"/>
+          <w:sz w:val="28"/>
+          <w:szCs w:val="28"/>
+          <w:lang w:val="en-US"/>
+        </w:rPr>
+        <w:t xml:space="preserve"> </w:t>
+      </w:r>
+      <w:proofErr w:type="spellStart"/>
+      <w:r>
+        <w:rPr>
+          <w:rStyle w:val="docdata"/>
+          <w:sz w:val="28"/>
+          <w:szCs w:val="28"/>
+          <w:lang w:val="en-US"/>
+        </w:rPr>
+        <w:t>ко</w:t>
+      </w:r>
+      <w:proofErr w:type="spellEnd"/>
+      <w:r>
+        <w:rPr>
+          <w:rStyle w:val="docdata"/>
+          <w:sz w:val="28"/>
+          <w:szCs w:val="28"/>
+        </w:rPr>
+        <w:t>н</w:t>
+      </w:r>
+      <w:proofErr w:type="spellStart"/>
+      <w:r>
+        <w:rPr>
+          <w:rStyle w:val="docdata"/>
+          <w:sz w:val="28"/>
+          <w:szCs w:val="28"/>
+          <w:lang w:val="en-US"/>
+        </w:rPr>
+        <w:t>трактов</w:t>
+      </w:r>
+      <w:proofErr w:type="spellEnd"/>
+      <w:r>
+        <w:rPr>
+          <w:rStyle w:val="docdata"/>
+          <w:sz w:val="28"/>
+          <w:szCs w:val="28"/>
+          <w:lang w:val="en-US"/>
+        </w:rPr>
+        <w:t>;</w:t>
+      </w:r>
+    </w:p>
+    <w:p>
+      <w:pPr>
+        <w:numPr>
+          <w:ilvl w:val="1"/>
+          <w:numId w:val="4"/>
+        </w:numPr>
+        <w:autoSpaceDE w:val="0"/>
+        <w:spacing w:line="360" w:lineRule="auto"/>
+        <w:jc w:val="both"/>
+        <w:rPr>
+          <w:rStyle w:val="docdata"/>
+          <w:sz w:val="28"/>
+          <w:szCs w:val="28"/>
+          <w:lang w:val="en-US"/>
+        </w:rPr>
+      </w:pPr>
+      <w:proofErr w:type="spellStart"/>
+      <w:r>
+        <w:rPr>
+          <w:rStyle w:val="docdata"/>
+          <w:sz w:val="28"/>
+          <w:szCs w:val="28"/>
+          <w:lang w:val="en-US"/>
+        </w:rPr>
+        <w:t>просмотр</w:t>
+      </w:r>
+      <w:proofErr w:type="spellEnd"/>
+      <w:r>
+        <w:rPr>
+          <w:rStyle w:val="docdata"/>
+          <w:sz w:val="28"/>
+          <w:szCs w:val="28"/>
+          <w:lang w:val="en-US"/>
+        </w:rPr>
+        <w:t xml:space="preserve"> </w:t>
+      </w:r>
+      <w:proofErr w:type="spellStart"/>
+      <w:r>
+        <w:rPr>
+          <w:rStyle w:val="docdata"/>
+          <w:sz w:val="28"/>
+          <w:szCs w:val="28"/>
+          <w:lang w:val="en-US"/>
+        </w:rPr>
+        <w:t>информации</w:t>
+      </w:r>
+      <w:proofErr w:type="spellEnd"/>
+      <w:r>
+        <w:rPr>
+          <w:rStyle w:val="docdata"/>
+          <w:sz w:val="28"/>
+          <w:szCs w:val="28"/>
+          <w:lang w:val="en-US"/>
+        </w:rPr>
+        <w:t xml:space="preserve"> </w:t>
+      </w:r>
+      <w:proofErr w:type="spellStart"/>
+      <w:r>
+        <w:rPr>
+          <w:rStyle w:val="docdata"/>
+          <w:sz w:val="28"/>
+          <w:szCs w:val="28"/>
+          <w:lang w:val="en-US"/>
+        </w:rPr>
+        <w:t>об</w:t>
+      </w:r>
+      <w:proofErr w:type="spellEnd"/>
+      <w:r>
+        <w:rPr>
+          <w:rStyle w:val="docdata"/>
+          <w:sz w:val="28"/>
+          <w:szCs w:val="28"/>
+          <w:lang w:val="en-US"/>
+        </w:rPr>
+        <w:t xml:space="preserve"> </w:t>
+      </w:r>
+      <w:proofErr w:type="spellStart"/>
+      <w:r>
+        <w:rPr>
+          <w:rStyle w:val="docdata"/>
+          <w:sz w:val="28"/>
+          <w:szCs w:val="28"/>
+          <w:lang w:val="en-US"/>
+        </w:rPr>
+        <w:t>объектах</w:t>
+      </w:r>
+      <w:proofErr w:type="spellEnd"/>
+      <w:r>
+        <w:rPr>
+          <w:rStyle w:val="docdata"/>
+          <w:sz w:val="28"/>
+          <w:szCs w:val="28"/>
+          <w:lang w:val="en-US"/>
+        </w:rPr>
+        <w:t>;</w:t>
+      </w:r>
+    </w:p>
+    <w:p>
+      <w:pPr>
+        <w:numPr>
+          <w:ilvl w:val="1"/>
+          <w:numId w:val="4"/>
+        </w:numPr>
+        <w:autoSpaceDE w:val="0"/>
+        <w:spacing w:line="360" w:lineRule="auto"/>
+        <w:jc w:val="both"/>
+        <w:rPr>
+          <w:rStyle w:val="docdata"/>
+          <w:sz w:val="28"/>
+          <w:szCs w:val="28"/>
+        </w:rPr>
+      </w:pPr>
+      <w:r>
+        <w:rPr>
+          <w:rStyle w:val="docdata"/>
+          <w:sz w:val="28"/>
+          <w:szCs w:val="28"/>
+        </w:rPr>
+        <w:t xml:space="preserve">печать контракта в формате </w:t>
+      </w:r>
+      <w:r>
+        <w:rPr>
+          <w:rStyle w:val="docdata"/>
+          <w:sz w:val="28"/>
+          <w:szCs w:val="28"/>
+          <w:lang w:val="en-US"/>
+        </w:rPr>
+        <w:t>MS</w:t>
+      </w:r>
+      <w:r>
+        <w:rPr>
+          <w:rStyle w:val="docdata"/>
+          <w:sz w:val="28"/>
+          <w:szCs w:val="28"/>
+        </w:rPr>
+        <w:t xml:space="preserve"> </w:t>
+      </w:r>
+      <w:r>
+        <w:rPr>
+          <w:rStyle w:val="docdata"/>
+          <w:sz w:val="28"/>
+          <w:szCs w:val="28"/>
+          <w:lang w:val="en-US"/>
+        </w:rPr>
+        <w:t>Word</w:t>
+      </w:r>
+      <w:r>
+        <w:rPr>
+          <w:rStyle w:val="docdata"/>
+          <w:sz w:val="28"/>
+          <w:szCs w:val="28"/>
+        </w:rPr>
+        <w:t>;</w:t>
+      </w:r>
+    </w:p>
+    <w:p>
+      <w:pPr>
+        <w:numPr>
+          <w:ilvl w:val="0"/>
+          <w:numId w:val="4"/>
+        </w:numPr>
+        <w:suppressAutoHyphens w:val="0"/>
+        <w:autoSpaceDE w:val="0"/>
+        <w:spacing w:line="360" w:lineRule="auto"/>
+        <w:ind w:left="0" w:firstLine="709"/>
+        <w:jc w:val="both"/>
+        <w:rPr>
+          <w:rStyle w:val="docdata"/>
+          <w:sz w:val="28"/>
+          <w:szCs w:val="28"/>
+          <w:lang w:val="en-US"/>
+        </w:rPr>
+      </w:pPr>
+      <w:r>
+        <w:rPr>
+          <w:rStyle w:val="docdata"/>
+          <w:sz w:val="28"/>
+          <w:szCs w:val="28"/>
+          <w:lang w:val="en-US"/>
+        </w:rPr>
+        <w:t xml:space="preserve">в </w:t>
+      </w:r>
+      <w:proofErr w:type="spellStart"/>
+      <w:r>
+        <w:rPr>
+          <w:rStyle w:val="docdata"/>
+          <w:sz w:val="28"/>
+          <w:szCs w:val="28"/>
+          <w:lang w:val="en-US"/>
+        </w:rPr>
+        <w:t>режиме</w:t>
+      </w:r>
+      <w:proofErr w:type="spellEnd"/>
+      <w:r>
+        <w:rPr>
+          <w:rStyle w:val="docdata"/>
+          <w:sz w:val="28"/>
+          <w:szCs w:val="28"/>
+          <w:lang w:val="en-US"/>
+        </w:rPr>
+        <w:t xml:space="preserve"> «</w:t>
+      </w:r>
+      <w:proofErr w:type="spellStart"/>
+      <w:r>
+        <w:rPr>
+          <w:rStyle w:val="docdata"/>
+          <w:sz w:val="28"/>
+          <w:szCs w:val="28"/>
+          <w:lang w:val="en-US"/>
+        </w:rPr>
+        <w:t>руководителя</w:t>
+      </w:r>
+      <w:proofErr w:type="spellEnd"/>
+      <w:r>
+        <w:rPr>
+          <w:rStyle w:val="docdata"/>
+          <w:sz w:val="28"/>
+          <w:szCs w:val="28"/>
+          <w:lang w:val="en-US"/>
+        </w:rPr>
+        <w:t>»:</w:t>
+      </w:r>
+    </w:p>
+    <w:p>
+      <w:pPr>
+        <w:numPr>
+          <w:ilvl w:val="1"/>
+          <w:numId w:val="4"/>
+        </w:numPr>
+        <w:autoSpaceDE w:val="0"/>
+        <w:spacing w:line="360" w:lineRule="auto"/>
+        <w:jc w:val="both"/>
+        <w:rPr>
+          <w:rStyle w:val="docdata"/>
+          <w:sz w:val="28"/>
+          <w:szCs w:val="28"/>
+          <w:lang w:val="en-US"/>
+        </w:rPr>
+      </w:pPr>
+      <w:proofErr w:type="spellStart"/>
+      <w:r>
+        <w:rPr>
+          <w:rStyle w:val="docdata"/>
+          <w:sz w:val="28"/>
+          <w:szCs w:val="28"/>
+          <w:lang w:val="en-US"/>
+        </w:rPr>
+        <w:t>просмотр</w:t>
+      </w:r>
+      <w:proofErr w:type="spellEnd"/>
+      <w:r>
+        <w:rPr>
+          <w:rStyle w:val="docdata"/>
+          <w:sz w:val="28"/>
+          <w:szCs w:val="28"/>
+          <w:lang w:val="en-US"/>
+        </w:rPr>
+        <w:t xml:space="preserve"> </w:t>
+      </w:r>
+      <w:proofErr w:type="spellStart"/>
+      <w:r>
+        <w:rPr>
+          <w:rStyle w:val="docdata"/>
+          <w:sz w:val="28"/>
+          <w:szCs w:val="28"/>
+          <w:lang w:val="en-US"/>
+        </w:rPr>
+        <w:t>ко</w:t>
+      </w:r>
+      <w:proofErr w:type="spellEnd"/>
+      <w:r>
+        <w:rPr>
+          <w:rStyle w:val="docdata"/>
+          <w:sz w:val="28"/>
+          <w:szCs w:val="28"/>
+        </w:rPr>
+        <w:t>н</w:t>
+      </w:r>
+      <w:proofErr w:type="spellStart"/>
+      <w:r>
+        <w:rPr>
+          <w:rStyle w:val="docdata"/>
+          <w:sz w:val="28"/>
+          <w:szCs w:val="28"/>
+          <w:lang w:val="en-US"/>
+        </w:rPr>
+        <w:t>трактов</w:t>
+      </w:r>
+      <w:proofErr w:type="spellEnd"/>
+      <w:r>
+        <w:rPr>
+          <w:rStyle w:val="docdata"/>
+          <w:sz w:val="28"/>
+          <w:szCs w:val="28"/>
+          <w:lang w:val="en-US"/>
+        </w:rPr>
+        <w:t>;</w:t>
+      </w:r>
+    </w:p>
+    <w:p>
+      <w:pPr>
+        <w:numPr>
+          <w:ilvl w:val="1"/>
+          <w:numId w:val="4"/>
+        </w:numPr>
+        <w:autoSpaceDE w:val="0"/>
+        <w:spacing w:line="360" w:lineRule="auto"/>
+        <w:jc w:val="both"/>
+        <w:rPr>
+          <w:rStyle w:val="docdata"/>
+          <w:sz w:val="28"/>
+          <w:szCs w:val="28"/>
+          <w:lang w:val="en-US"/>
+        </w:rPr>
+      </w:pPr>
+      <w:proofErr w:type="spellStart"/>
+      <w:r>
+        <w:rPr>
+          <w:rStyle w:val="docdata"/>
+          <w:sz w:val="28"/>
+          <w:szCs w:val="28"/>
+          <w:lang w:val="en-US"/>
+        </w:rPr>
+        <w:t>просмотр</w:t>
+      </w:r>
+      <w:proofErr w:type="spellEnd"/>
+      <w:r>
+        <w:rPr>
+          <w:rStyle w:val="docdata"/>
+          <w:sz w:val="28"/>
+          <w:szCs w:val="28"/>
+          <w:lang w:val="en-US"/>
+        </w:rPr>
+        <w:t xml:space="preserve"> </w:t>
+      </w:r>
+      <w:proofErr w:type="spellStart"/>
+      <w:r>
+        <w:rPr>
+          <w:rStyle w:val="docdata"/>
+          <w:sz w:val="28"/>
+          <w:szCs w:val="28"/>
+          <w:lang w:val="en-US"/>
+        </w:rPr>
+        <w:t>информации</w:t>
+      </w:r>
+      <w:proofErr w:type="spellEnd"/>
+      <w:r>
+        <w:rPr>
+          <w:rStyle w:val="docdata"/>
+          <w:sz w:val="28"/>
+          <w:szCs w:val="28"/>
+          <w:lang w:val="en-US"/>
+        </w:rPr>
+        <w:t xml:space="preserve"> </w:t>
+      </w:r>
+      <w:proofErr w:type="spellStart"/>
+      <w:r>
+        <w:rPr>
+          <w:rStyle w:val="docdata"/>
+          <w:sz w:val="28"/>
+          <w:szCs w:val="28"/>
+          <w:lang w:val="en-US"/>
+        </w:rPr>
+        <w:t>об</w:t>
+      </w:r>
+      <w:proofErr w:type="spellEnd"/>
+      <w:r>
+        <w:rPr>
+          <w:rStyle w:val="docdata"/>
+          <w:sz w:val="28"/>
+          <w:szCs w:val="28"/>
+          <w:lang w:val="en-US"/>
+        </w:rPr>
+        <w:t xml:space="preserve"> </w:t>
+      </w:r>
+      <w:proofErr w:type="spellStart"/>
+      <w:r>
+        <w:rPr>
+          <w:rStyle w:val="docdata"/>
+          <w:sz w:val="28"/>
+          <w:szCs w:val="28"/>
+          <w:lang w:val="en-US"/>
+        </w:rPr>
+        <w:t>объектах</w:t>
+      </w:r>
+      <w:proofErr w:type="spellEnd"/>
+      <w:r>
+        <w:rPr>
+          <w:rStyle w:val="docdata"/>
+          <w:sz w:val="28"/>
+          <w:szCs w:val="28"/>
+          <w:lang w:val="en-US"/>
+        </w:rPr>
+        <w:t>;</w:t>
+      </w:r>
+    </w:p>
+    <w:p>
+      <w:pPr>
+        <w:numPr>
+          <w:ilvl w:val="1"/>
+          <w:numId w:val="4"/>
+        </w:numPr>
+        <w:autoSpaceDE w:val="0"/>
+        <w:spacing w:line="360" w:lineRule="auto"/>
+        <w:jc w:val="both"/>
+        <w:rPr>
+          <w:rStyle w:val="docdata"/>
+          <w:sz w:val="28"/>
+          <w:szCs w:val="28"/>
+        </w:rPr>
+      </w:pPr>
+      <w:r>
+        <w:rPr>
+          <w:rStyle w:val="docdata"/>
+          <w:sz w:val="28"/>
+          <w:szCs w:val="28"/>
+        </w:rPr>
+        <w:t>просмотр, добавление, изменение, удаление статусов клиентов;</w:t>
+      </w:r>
+    </w:p>
+    <w:p>
+      <w:pPr>
+        <w:numPr>
+          <w:ilvl w:val="1"/>
+          <w:numId w:val="4"/>
+        </w:numPr>
+        <w:autoSpaceDE w:val="0"/>
+        <w:spacing w:line="360" w:lineRule="auto"/>
+        <w:jc w:val="both"/>
+        <w:rPr>
+          <w:rStyle w:val="docdata"/>
+          <w:sz w:val="28"/>
+          <w:szCs w:val="28"/>
+          <w:lang w:val="en-US"/>
+        </w:rPr>
+      </w:pPr>
+      <w:proofErr w:type="spellStart"/>
+      <w:r>
+        <w:rPr>
+          <w:rStyle w:val="docdata"/>
+          <w:sz w:val="28"/>
+          <w:szCs w:val="28"/>
+          <w:lang w:val="en-US"/>
+        </w:rPr>
+        <w:t>печать</w:t>
+      </w:r>
+      <w:proofErr w:type="spellEnd"/>
+      <w:r>
+        <w:rPr>
+          <w:rStyle w:val="docdata"/>
+          <w:sz w:val="28"/>
+          <w:szCs w:val="28"/>
+          <w:lang w:val="en-US"/>
+        </w:rPr>
+        <w:t xml:space="preserve"> </w:t>
+      </w:r>
+      <w:proofErr w:type="spellStart"/>
+      <w:r>
+        <w:rPr>
+          <w:rStyle w:val="docdata"/>
+          <w:sz w:val="28"/>
+          <w:szCs w:val="28"/>
+          <w:lang w:val="en-US"/>
+        </w:rPr>
+        <w:t>отчета</w:t>
+      </w:r>
+      <w:proofErr w:type="spellEnd"/>
+      <w:r>
+        <w:rPr>
+          <w:rStyle w:val="docdata"/>
+          <w:sz w:val="28"/>
+          <w:szCs w:val="28"/>
+          <w:lang w:val="en-US"/>
+        </w:rPr>
+        <w:t xml:space="preserve"> </w:t>
+      </w:r>
+      <w:proofErr w:type="spellStart"/>
+      <w:r>
+        <w:rPr>
+          <w:rStyle w:val="docdata"/>
+          <w:sz w:val="28"/>
+          <w:szCs w:val="28"/>
+          <w:lang w:val="en-US"/>
+        </w:rPr>
+        <w:t>по</w:t>
+      </w:r>
+      <w:proofErr w:type="spellEnd"/>
+      <w:r>
+        <w:rPr>
+          <w:rStyle w:val="docdata"/>
+          <w:sz w:val="28"/>
+          <w:szCs w:val="28"/>
+          <w:lang w:val="en-US"/>
+        </w:rPr>
+        <w:t xml:space="preserve"> LTV </w:t>
+      </w:r>
+      <w:proofErr w:type="spellStart"/>
+      <w:r>
+        <w:rPr>
+          <w:rStyle w:val="docdata"/>
+          <w:sz w:val="28"/>
+          <w:szCs w:val="28"/>
+          <w:lang w:val="en-US"/>
+        </w:rPr>
+        <w:t>клиентов</w:t>
+      </w:r>
+      <w:proofErr w:type="spellEnd"/>
+    </w:p>
+    <w:p>
+      <w:pPr>
+        <w:pStyle w:val="10"/>
+        <w:numPr>
+          <w:ilvl w:val="1"/>
+          <w:numId w:val="4"/>
+        </w:numPr>
+        <w:tabs>
+          <w:tab w:val="clear" w:pos="697"/>
+          <w:tab w:val="left" w:pos="0"/>
+        </w:tabs>
+        <w:spacing w:before="0" w:after="120" w:line="360" w:lineRule="auto"/>
+        <w:ind w:right="284"/>
+        <w:jc w:val="both"/>
+        <w:rPr>
+          <w:rStyle w:val="docdata"/>
+        </w:rPr>
+      </w:pPr>
+      <w:r>
+        <w:rPr>
+          <w:color w:val="000000"/>
+          <w:sz w:val="28"/>
+          <w:szCs w:val="28"/>
+          <w:shd w:val="clear" w:color="auto" w:fill="FFFFFF"/>
+        </w:rPr>
+        <w:t>фильтрация данных по закрепленным сотрудникам за клиентом на форме «Просмотр клиентов» под ролью руководителя;</w:t>
+      </w:r>
+    </w:p>
+    <w:p>
+      <w:pPr>
         <w:pStyle w:val="10"/>
         <w:numPr>
           <w:ilvl w:val="0"/>
@@ -1121,18 +1776,15 @@
         <w:spacing w:before="0" w:after="0" w:line="360" w:lineRule="auto"/>
         <w:ind w:left="0" w:firstLine="709"/>
         <w:jc w:val="both"/>
-        <w:rPr>
-          <w:highlight w:val="yellow"/>
-        </w:rPr>
       </w:pPr>
       <w:r>
         <w:rPr>
           <w:color w:val="000000"/>
           <w:sz w:val="28"/>
           <w:szCs w:val="28"/>
-          <w:highlight w:val="yellow"/>
-        </w:rPr>
-        <w:t>в режиме локального администратора предоставляются возможности:</w:t>
+          <w:shd w:val="clear" w:color="auto" w:fill="FFFFFF"/>
+        </w:rPr>
+        <w:t>автоматизация ввода  исходных данных:</w:t>
       </w:r>
     </w:p>
     <w:p>
@@ -1143,222 +1795,7 @@
         </w:numPr>
         <w:autoSpaceDE w:val="0"/>
         <w:spacing w:line="360" w:lineRule="auto"/>
-        <w:jc w:val="both"/>
-        <w:rPr>
-          <w:sz w:val="28"/>
-          <w:szCs w:val="28"/>
-          <w:highlight w:val="yellow"/>
-          <w:lang w:val="en-US"/>
-        </w:rPr>
-      </w:pPr>
-      <w:proofErr w:type="spellStart"/>
-      <w:r>
-        <w:rPr>
-          <w:sz w:val="28"/>
-          <w:szCs w:val="28"/>
-          <w:highlight w:val="yellow"/>
-          <w:lang w:val="en-US"/>
-        </w:rPr>
-        <w:t>восстановление</w:t>
-      </w:r>
-      <w:proofErr w:type="spellEnd"/>
-      <w:r>
-        <w:rPr>
-          <w:sz w:val="28"/>
-          <w:szCs w:val="28"/>
-          <w:highlight w:val="yellow"/>
-          <w:lang w:val="en-US"/>
-        </w:rPr>
-        <w:t xml:space="preserve"> </w:t>
-      </w:r>
-      <w:proofErr w:type="spellStart"/>
-      <w:r>
-        <w:rPr>
-          <w:sz w:val="28"/>
-          <w:szCs w:val="28"/>
-          <w:highlight w:val="yellow"/>
-          <w:lang w:val="en-US"/>
-        </w:rPr>
-        <w:t>базы</w:t>
-      </w:r>
-      <w:proofErr w:type="spellEnd"/>
-      <w:r>
-        <w:rPr>
-          <w:sz w:val="28"/>
-          <w:szCs w:val="28"/>
-          <w:highlight w:val="yellow"/>
-          <w:lang w:val="en-US"/>
-        </w:rPr>
-        <w:t xml:space="preserve"> </w:t>
-      </w:r>
-      <w:proofErr w:type="spellStart"/>
-      <w:r>
-        <w:rPr>
-          <w:sz w:val="28"/>
-          <w:szCs w:val="28"/>
-          <w:highlight w:val="yellow"/>
-          <w:lang w:val="en-US"/>
-        </w:rPr>
-        <w:t>данных</w:t>
-      </w:r>
-      <w:proofErr w:type="spellEnd"/>
-      <w:r>
-        <w:rPr>
-          <w:sz w:val="28"/>
-          <w:szCs w:val="28"/>
-          <w:highlight w:val="yellow"/>
-          <w:lang w:val="en-US"/>
-        </w:rPr>
-        <w:t>;</w:t>
-      </w:r>
-    </w:p>
-    <w:p>
-      <w:pPr>
-        <w:numPr>
-          <w:ilvl w:val="1"/>
-          <w:numId w:val="4"/>
-        </w:numPr>
-        <w:autoSpaceDE w:val="0"/>
-        <w:spacing w:line="360" w:lineRule="auto"/>
-        <w:jc w:val="both"/>
-        <w:rPr>
-          <w:sz w:val="28"/>
-          <w:szCs w:val="28"/>
-          <w:highlight w:val="yellow"/>
-          <w:lang w:val="en-US"/>
-        </w:rPr>
-      </w:pPr>
-      <w:proofErr w:type="spellStart"/>
-      <w:r>
-        <w:rPr>
-          <w:sz w:val="28"/>
-          <w:szCs w:val="28"/>
-          <w:highlight w:val="yellow"/>
-          <w:lang w:val="en-US"/>
-        </w:rPr>
-        <w:t>импорта</w:t>
-      </w:r>
-      <w:proofErr w:type="spellEnd"/>
-      <w:r>
-        <w:rPr>
-          <w:sz w:val="28"/>
-          <w:szCs w:val="28"/>
-          <w:highlight w:val="yellow"/>
-          <w:lang w:val="en-US"/>
-        </w:rPr>
-        <w:t xml:space="preserve"> и </w:t>
-      </w:r>
-      <w:proofErr w:type="spellStart"/>
-      <w:r>
-        <w:rPr>
-          <w:sz w:val="28"/>
-          <w:szCs w:val="28"/>
-          <w:highlight w:val="yellow"/>
-          <w:lang w:val="en-US"/>
-        </w:rPr>
-        <w:t>экспорта</w:t>
-      </w:r>
-      <w:proofErr w:type="spellEnd"/>
-      <w:r>
-        <w:rPr>
-          <w:sz w:val="28"/>
-          <w:szCs w:val="28"/>
-          <w:highlight w:val="yellow"/>
-          <w:lang w:val="en-US"/>
-        </w:rPr>
-        <w:t xml:space="preserve"> </w:t>
-      </w:r>
-      <w:proofErr w:type="spellStart"/>
-      <w:r>
-        <w:rPr>
-          <w:sz w:val="28"/>
-          <w:szCs w:val="28"/>
-          <w:highlight w:val="yellow"/>
-          <w:lang w:val="en-US"/>
-        </w:rPr>
-        <w:t>данных</w:t>
-      </w:r>
-      <w:proofErr w:type="spellEnd"/>
-      <w:r>
-        <w:rPr>
-          <w:sz w:val="28"/>
-          <w:szCs w:val="28"/>
-          <w:highlight w:val="yellow"/>
-          <w:lang w:val="en-US"/>
-        </w:rPr>
-        <w:t>;</w:t>
-      </w:r>
-    </w:p>
-    <w:p>
-      <w:pPr>
-        <w:numPr>
-          <w:ilvl w:val="1"/>
-          <w:numId w:val="4"/>
-        </w:numPr>
-        <w:autoSpaceDE w:val="0"/>
-        <w:spacing w:line="360" w:lineRule="auto"/>
-        <w:jc w:val="both"/>
-        <w:rPr>
-          <w:sz w:val="28"/>
-          <w:szCs w:val="28"/>
-          <w:highlight w:val="yellow"/>
-        </w:rPr>
-      </w:pPr>
-      <w:r>
-        <w:rPr>
-          <w:sz w:val="28"/>
-          <w:szCs w:val="28"/>
-          <w:highlight w:val="yellow"/>
-        </w:rPr>
-        <w:t>резервного копирования базы данных</w:t>
-      </w:r>
-      <w:proofErr w:type="gramStart"/>
-      <w:r>
-        <w:rPr>
-          <w:sz w:val="28"/>
-          <w:szCs w:val="28"/>
-          <w:highlight w:val="yellow"/>
-        </w:rPr>
-        <w:t>.</w:t>
-      </w:r>
-      <w:proofErr w:type="gramEnd"/>
-      <w:r>
-        <w:rPr>
-          <w:sz w:val="28"/>
-          <w:szCs w:val="28"/>
-          <w:highlight w:val="yellow"/>
-        </w:rPr>
-        <w:t xml:space="preserve"> - </w:t>
-      </w:r>
-      <w:proofErr w:type="gramStart"/>
-      <w:r>
-        <w:rPr>
-          <w:sz w:val="28"/>
-          <w:szCs w:val="28"/>
-          <w:highlight w:val="yellow"/>
-        </w:rPr>
-        <w:t>д</w:t>
-      </w:r>
-      <w:proofErr w:type="gramEnd"/>
-      <w:r>
-        <w:rPr>
-          <w:sz w:val="28"/>
-          <w:szCs w:val="28"/>
-          <w:highlight w:val="yellow"/>
-        </w:rPr>
-        <w:t>иплом</w:t>
-      </w:r>
-    </w:p>
-    <w:p>
-      <w:pPr>
-        <w:numPr>
-          <w:ilvl w:val="0"/>
-          <w:numId w:val="4"/>
-        </w:numPr>
-        <w:suppressAutoHyphens w:val="0"/>
-        <w:autoSpaceDE w:val="0"/>
-        <w:spacing w:line="360" w:lineRule="auto"/>
-        <w:ind w:left="0" w:firstLine="709"/>
+        <w:ind w:hanging="357"/>
         <w:jc w:val="both"/>
         <w:rPr>
           <w:rStyle w:val="docdata"/>
@@ -1372,799 +1809,10 @@
           <w:color w:val="000000"/>
           <w:sz w:val="28"/>
           <w:szCs w:val="28"/>
-          <w:shd w:val="clear" w:color="auto" w:fill="FFFFFF"/>
-        </w:rPr>
-        <w:t>в режиме «администратора» предоставляется возможность:</w:t>
-      </w:r>
-    </w:p>
-    <w:p>
-      <w:pPr>
-        <w:numPr>
-          <w:ilvl w:val="1"/>
-          <w:numId w:val="4"/>
-        </w:numPr>
-        <w:autoSpaceDE w:val="0"/>
-        <w:spacing w:line="360" w:lineRule="auto"/>
-        <w:jc w:val="both"/>
-        <w:rPr>
-          <w:rStyle w:val="docdata"/>
-          <w:sz w:val="28"/>
-          <w:szCs w:val="28"/>
-        </w:rPr>
-      </w:pPr>
-      <w:r>
-        <w:rPr>
-          <w:rStyle w:val="docdata"/>
-          <w:color w:val="000000"/>
-          <w:sz w:val="28"/>
-          <w:szCs w:val="28"/>
-          <w:shd w:val="clear" w:color="auto" w:fill="FFFFFF"/>
-        </w:rPr>
-        <w:t>просмотр, добавление, удаление и редактирование информации сотрудниках, объектах, ролях;</w:t>
-      </w:r>
-      <w:r>
-        <w:rPr>
-          <w:rStyle w:val="docdata"/>
-          <w:sz w:val="28"/>
-          <w:szCs w:val="28"/>
-        </w:rPr>
-        <w:t xml:space="preserve"> </w:t>
-      </w:r>
-    </w:p>
-    <w:p>
-      <w:pPr>
-        <w:numPr>
-          <w:ilvl w:val="1"/>
-          <w:numId w:val="4"/>
-        </w:numPr>
-        <w:autoSpaceDE w:val="0"/>
-        <w:spacing w:line="360" w:lineRule="auto"/>
-        <w:jc w:val="both"/>
-        <w:rPr>
-          <w:rStyle w:val="docdata"/>
-          <w:sz w:val="28"/>
-          <w:szCs w:val="28"/>
-        </w:rPr>
-      </w:pPr>
-      <w:r>
-        <w:rPr>
-          <w:rStyle w:val="docdata"/>
-          <w:color w:val="000000"/>
-          <w:sz w:val="28"/>
-          <w:szCs w:val="28"/>
-          <w:shd w:val="clear" w:color="auto" w:fill="FFFFFF"/>
-        </w:rPr>
-        <w:t>просмотр, добавление, удаление и редакт</w:t>
-      </w:r>
-      <w:r>
-        <w:rPr>
-          <w:rStyle w:val="docdata"/>
-          <w:color w:val="000000"/>
-          <w:sz w:val="28"/>
-          <w:szCs w:val="28"/>
-          <w:shd w:val="clear" w:color="auto" w:fill="FFFFFF"/>
-        </w:rPr>
-        <w:t>ирование фотографий сотрудников;</w:t>
-      </w:r>
-    </w:p>
-    <w:p>
-      <w:pPr>
-        <w:numPr>
-          <w:ilvl w:val="1"/>
-          <w:numId w:val="4"/>
-        </w:numPr>
-        <w:autoSpaceDE w:val="0"/>
-        <w:spacing w:line="360" w:lineRule="auto"/>
-        <w:jc w:val="both"/>
-        <w:rPr>
-          <w:rStyle w:val="docdata"/>
-          <w:sz w:val="28"/>
-          <w:szCs w:val="28"/>
-        </w:rPr>
-      </w:pPr>
-      <w:r>
-        <w:rPr>
-          <w:rStyle w:val="docdata"/>
-          <w:color w:val="000000"/>
-          <w:sz w:val="28"/>
-          <w:szCs w:val="28"/>
-          <w:shd w:val="clear" w:color="auto" w:fill="FFFFFF"/>
-        </w:rPr>
-        <w:t>просмотр, добавление, удаление и редактирование изображения объектов;</w:t>
-      </w:r>
-    </w:p>
-    <w:p>
-      <w:pPr>
-        <w:numPr>
-          <w:ilvl w:val="0"/>
-          <w:numId w:val="4"/>
-        </w:numPr>
-        <w:suppressAutoHyphens w:val="0"/>
-        <w:autoSpaceDE w:val="0"/>
-        <w:spacing w:line="360" w:lineRule="auto"/>
-        <w:ind w:left="0" w:firstLine="709"/>
-        <w:jc w:val="both"/>
-        <w:rPr>
-          <w:rStyle w:val="docdata"/>
-          <w:sz w:val="28"/>
-          <w:szCs w:val="28"/>
-          <w:lang w:val="en-US"/>
-        </w:rPr>
-      </w:pPr>
-      <w:r>
-        <w:rPr>
-          <w:rStyle w:val="docdata"/>
-          <w:sz w:val="28"/>
-          <w:szCs w:val="28"/>
-          <w:lang w:val="en-US"/>
-        </w:rPr>
-        <w:t xml:space="preserve">в </w:t>
-      </w:r>
-      <w:proofErr w:type="spellStart"/>
-      <w:r>
-        <w:rPr>
-          <w:rStyle w:val="docdata"/>
-          <w:sz w:val="28"/>
-          <w:szCs w:val="28"/>
-          <w:lang w:val="en-US"/>
-        </w:rPr>
-        <w:t>режиме</w:t>
-      </w:r>
-      <w:proofErr w:type="spellEnd"/>
-      <w:r>
-        <w:rPr>
-          <w:rStyle w:val="docdata"/>
-          <w:sz w:val="28"/>
-          <w:szCs w:val="28"/>
-          <w:lang w:val="en-US"/>
-        </w:rPr>
-        <w:t xml:space="preserve"> «</w:t>
-      </w:r>
-      <w:proofErr w:type="spellStart"/>
-      <w:r>
-        <w:rPr>
-          <w:rStyle w:val="docdata"/>
-          <w:sz w:val="28"/>
-          <w:szCs w:val="28"/>
-          <w:lang w:val="en-US"/>
-        </w:rPr>
-        <w:t>менеджера</w:t>
-      </w:r>
-      <w:proofErr w:type="spellEnd"/>
-      <w:r>
-        <w:rPr>
-          <w:rStyle w:val="docdata"/>
-          <w:sz w:val="28"/>
-          <w:szCs w:val="28"/>
-          <w:lang w:val="en-US"/>
-        </w:rPr>
-        <w:t>»:</w:t>
-      </w:r>
-    </w:p>
-    <w:p>
-      <w:pPr>
-        <w:numPr>
-          <w:ilvl w:val="1"/>
-          <w:numId w:val="4"/>
-        </w:numPr>
-        <w:autoSpaceDE w:val="0"/>
-        <w:spacing w:line="360" w:lineRule="auto"/>
-        <w:jc w:val="both"/>
-        <w:rPr>
-          <w:rStyle w:val="docdata"/>
-          <w:sz w:val="28"/>
-          <w:szCs w:val="28"/>
-        </w:rPr>
-      </w:pPr>
-      <w:r>
-        <w:rPr>
-          <w:rStyle w:val="docdata"/>
-          <w:sz w:val="28"/>
-          <w:szCs w:val="28"/>
-        </w:rPr>
-        <w:t>просмотр, добавление, изменение, удаление информации о клиентах;</w:t>
-      </w:r>
-    </w:p>
-    <w:p>
-      <w:pPr>
-        <w:numPr>
-          <w:ilvl w:val="1"/>
-          <w:numId w:val="4"/>
-        </w:numPr>
-        <w:autoSpaceDE w:val="0"/>
-        <w:spacing w:line="360" w:lineRule="auto"/>
-        <w:jc w:val="both"/>
-        <w:rPr>
-          <w:rStyle w:val="docdata"/>
-          <w:sz w:val="28"/>
-          <w:szCs w:val="28"/>
-          <w:lang w:val="en-US"/>
-        </w:rPr>
-      </w:pPr>
-      <w:proofErr w:type="spellStart"/>
-      <w:r>
-        <w:rPr>
-          <w:rStyle w:val="docdata"/>
-          <w:sz w:val="28"/>
-          <w:szCs w:val="28"/>
-          <w:lang w:val="en-US"/>
-        </w:rPr>
-        <w:t>просмотр</w:t>
-      </w:r>
-      <w:proofErr w:type="spellEnd"/>
-      <w:r>
-        <w:rPr>
-          <w:rStyle w:val="docdata"/>
-          <w:sz w:val="28"/>
-          <w:szCs w:val="28"/>
-          <w:lang w:val="en-US"/>
-        </w:rPr>
-        <w:t xml:space="preserve"> и </w:t>
-      </w:r>
-      <w:proofErr w:type="spellStart"/>
-      <w:r>
-        <w:rPr>
-          <w:rStyle w:val="docdata"/>
-          <w:sz w:val="28"/>
-          <w:szCs w:val="28"/>
-          <w:lang w:val="en-US"/>
-        </w:rPr>
-        <w:t>оформление</w:t>
-      </w:r>
-      <w:proofErr w:type="spellEnd"/>
-      <w:r>
-        <w:rPr>
-          <w:rStyle w:val="docdata"/>
-          <w:sz w:val="28"/>
-          <w:szCs w:val="28"/>
-          <w:lang w:val="en-US"/>
-        </w:rPr>
-        <w:t xml:space="preserve"> </w:t>
-      </w:r>
-      <w:proofErr w:type="spellStart"/>
-      <w:r>
-        <w:rPr>
-          <w:rStyle w:val="docdata"/>
-          <w:sz w:val="28"/>
-          <w:szCs w:val="28"/>
-          <w:lang w:val="en-US"/>
-        </w:rPr>
-        <w:t>ко</w:t>
-      </w:r>
-      <w:r>
-        <w:rPr>
-          <w:rStyle w:val="docdata"/>
-          <w:sz w:val="28"/>
-          <w:szCs w:val="28"/>
-        </w:rPr>
-        <w:t>н</w:t>
-      </w:r>
-      <w:r>
-        <w:rPr>
-          <w:rStyle w:val="docdata"/>
-          <w:sz w:val="28"/>
-          <w:szCs w:val="28"/>
-          <w:lang w:val="en-US"/>
-        </w:rPr>
-        <w:t>трактов</w:t>
-      </w:r>
-      <w:proofErr w:type="spellEnd"/>
-      <w:r>
-        <w:rPr>
-          <w:rStyle w:val="docdata"/>
-          <w:sz w:val="28"/>
-          <w:szCs w:val="28"/>
-          <w:lang w:val="en-US"/>
-        </w:rPr>
-        <w:t>;</w:t>
-      </w:r>
-    </w:p>
-    <w:p>
-      <w:pPr>
-        <w:numPr>
-          <w:ilvl w:val="1"/>
-          <w:numId w:val="4"/>
-        </w:numPr>
-        <w:autoSpaceDE w:val="0"/>
-        <w:spacing w:line="360" w:lineRule="auto"/>
-        <w:jc w:val="both"/>
-        <w:rPr>
-          <w:rStyle w:val="docdata"/>
-          <w:sz w:val="28"/>
-          <w:szCs w:val="28"/>
-          <w:lang w:val="en-US"/>
-        </w:rPr>
-      </w:pPr>
-      <w:proofErr w:type="spellStart"/>
-      <w:r>
-        <w:rPr>
-          <w:rStyle w:val="docdata"/>
-          <w:sz w:val="28"/>
-          <w:szCs w:val="28"/>
-          <w:lang w:val="en-US"/>
-        </w:rPr>
-        <w:t>просмотр</w:t>
-      </w:r>
-      <w:proofErr w:type="spellEnd"/>
-      <w:r>
-        <w:rPr>
-          <w:rStyle w:val="docdata"/>
-          <w:sz w:val="28"/>
-          <w:szCs w:val="28"/>
-          <w:lang w:val="en-US"/>
-        </w:rPr>
-        <w:t xml:space="preserve"> </w:t>
-      </w:r>
-      <w:proofErr w:type="spellStart"/>
-      <w:r>
-        <w:rPr>
-          <w:rStyle w:val="docdata"/>
-          <w:sz w:val="28"/>
-          <w:szCs w:val="28"/>
-          <w:lang w:val="en-US"/>
-        </w:rPr>
-        <w:t>информации</w:t>
-      </w:r>
-      <w:proofErr w:type="spellEnd"/>
-      <w:r>
-        <w:rPr>
-          <w:rStyle w:val="docdata"/>
-          <w:sz w:val="28"/>
-          <w:szCs w:val="28"/>
-          <w:lang w:val="en-US"/>
-        </w:rPr>
-        <w:t xml:space="preserve"> </w:t>
-      </w:r>
-      <w:proofErr w:type="spellStart"/>
-      <w:r>
-        <w:rPr>
-          <w:rStyle w:val="docdata"/>
-          <w:sz w:val="28"/>
-          <w:szCs w:val="28"/>
-          <w:lang w:val="en-US"/>
-        </w:rPr>
-        <w:t>об</w:t>
-      </w:r>
-      <w:proofErr w:type="spellEnd"/>
-      <w:r>
-        <w:rPr>
-          <w:rStyle w:val="docdata"/>
-          <w:sz w:val="28"/>
-          <w:szCs w:val="28"/>
-          <w:lang w:val="en-US"/>
-        </w:rPr>
-        <w:t xml:space="preserve"> </w:t>
-      </w:r>
-      <w:proofErr w:type="spellStart"/>
-      <w:r>
-        <w:rPr>
-          <w:rStyle w:val="docdata"/>
-          <w:sz w:val="28"/>
-          <w:szCs w:val="28"/>
-          <w:lang w:val="en-US"/>
-        </w:rPr>
-        <w:t>объектах</w:t>
-      </w:r>
-      <w:proofErr w:type="spellEnd"/>
-      <w:r>
-        <w:rPr>
-          <w:rStyle w:val="docdata"/>
-          <w:sz w:val="28"/>
-          <w:szCs w:val="28"/>
-          <w:lang w:val="en-US"/>
-        </w:rPr>
-        <w:t>;</w:t>
-      </w:r>
-    </w:p>
-    <w:p>
-      <w:pPr>
-        <w:numPr>
-          <w:ilvl w:val="1"/>
-          <w:numId w:val="4"/>
-        </w:numPr>
-        <w:autoSpaceDE w:val="0"/>
-        <w:spacing w:line="360" w:lineRule="auto"/>
-        <w:jc w:val="both"/>
-        <w:rPr>
-          <w:rStyle w:val="docdata"/>
-          <w:sz w:val="28"/>
-          <w:szCs w:val="28"/>
-        </w:rPr>
-      </w:pPr>
-      <w:r>
-        <w:rPr>
-          <w:rStyle w:val="docdata"/>
-          <w:sz w:val="28"/>
-          <w:szCs w:val="28"/>
-        </w:rPr>
-        <w:t xml:space="preserve">печать контракта в формате </w:t>
-      </w:r>
-      <w:r>
-        <w:rPr>
-          <w:rStyle w:val="docdata"/>
-          <w:sz w:val="28"/>
-          <w:szCs w:val="28"/>
-          <w:lang w:val="en-US"/>
-        </w:rPr>
-        <w:t>MS</w:t>
-      </w:r>
-      <w:r>
-        <w:rPr>
-          <w:rStyle w:val="docdata"/>
-          <w:sz w:val="28"/>
-          <w:szCs w:val="28"/>
-        </w:rPr>
-        <w:t xml:space="preserve"> </w:t>
-      </w:r>
-      <w:r>
-        <w:rPr>
-          <w:rStyle w:val="docdata"/>
-          <w:sz w:val="28"/>
-          <w:szCs w:val="28"/>
-          <w:lang w:val="en-US"/>
-        </w:rPr>
-        <w:t>Word</w:t>
-      </w:r>
-      <w:r>
-        <w:rPr>
-          <w:rStyle w:val="docdata"/>
-          <w:sz w:val="28"/>
-          <w:szCs w:val="28"/>
-        </w:rPr>
-        <w:t>;</w:t>
-      </w:r>
-    </w:p>
-    <w:p>
-      <w:pPr>
-        <w:numPr>
-          <w:ilvl w:val="0"/>
-          <w:numId w:val="4"/>
-        </w:numPr>
-        <w:suppressAutoHyphens w:val="0"/>
-        <w:autoSpaceDE w:val="0"/>
-        <w:spacing w:line="360" w:lineRule="auto"/>
-        <w:ind w:left="0" w:firstLine="709"/>
-        <w:jc w:val="both"/>
-        <w:rPr>
-          <w:rStyle w:val="docdata"/>
-          <w:sz w:val="28"/>
-          <w:szCs w:val="28"/>
-          <w:lang w:val="en-US"/>
-        </w:rPr>
-      </w:pPr>
-      <w:r>
-        <w:rPr>
-          <w:rStyle w:val="docdata"/>
-          <w:sz w:val="28"/>
-          <w:szCs w:val="28"/>
-          <w:lang w:val="en-US"/>
-        </w:rPr>
-        <w:t xml:space="preserve">в </w:t>
-      </w:r>
-      <w:proofErr w:type="spellStart"/>
-      <w:r>
-        <w:rPr>
-          <w:rStyle w:val="docdata"/>
-          <w:sz w:val="28"/>
-          <w:szCs w:val="28"/>
-          <w:lang w:val="en-US"/>
-        </w:rPr>
-        <w:t>режиме</w:t>
-      </w:r>
-      <w:proofErr w:type="spellEnd"/>
-      <w:r>
-        <w:rPr>
-          <w:rStyle w:val="docdata"/>
-          <w:sz w:val="28"/>
-          <w:szCs w:val="28"/>
-          <w:lang w:val="en-US"/>
-        </w:rPr>
-        <w:t xml:space="preserve"> «</w:t>
-      </w:r>
-      <w:proofErr w:type="spellStart"/>
-      <w:r>
-        <w:rPr>
-          <w:rStyle w:val="docdata"/>
-          <w:sz w:val="28"/>
-          <w:szCs w:val="28"/>
-          <w:lang w:val="en-US"/>
-        </w:rPr>
-        <w:t>руководителя</w:t>
-      </w:r>
-      <w:proofErr w:type="spellEnd"/>
-      <w:r>
-        <w:rPr>
-          <w:rStyle w:val="docdata"/>
-          <w:sz w:val="28"/>
-          <w:szCs w:val="28"/>
-          <w:lang w:val="en-US"/>
-        </w:rPr>
-        <w:t>»:</w:t>
-      </w:r>
-    </w:p>
-    <w:p>
-      <w:pPr>
-        <w:numPr>
-          <w:ilvl w:val="1"/>
-          <w:numId w:val="4"/>
-        </w:numPr>
-        <w:autoSpaceDE w:val="0"/>
-        <w:spacing w:line="360" w:lineRule="auto"/>
-        <w:jc w:val="both"/>
-        <w:rPr>
-          <w:rStyle w:val="docdata"/>
-          <w:sz w:val="28"/>
-          <w:szCs w:val="28"/>
-          <w:lang w:val="en-US"/>
-        </w:rPr>
-      </w:pPr>
-      <w:proofErr w:type="spellStart"/>
-      <w:r>
-        <w:rPr>
-          <w:rStyle w:val="docdata"/>
-          <w:sz w:val="28"/>
-          <w:szCs w:val="28"/>
-          <w:lang w:val="en-US"/>
-        </w:rPr>
-        <w:t>просмотр</w:t>
-      </w:r>
-      <w:proofErr w:type="spellEnd"/>
-      <w:r>
-        <w:rPr>
-          <w:rStyle w:val="docdata"/>
-          <w:sz w:val="28"/>
-          <w:szCs w:val="28"/>
-          <w:lang w:val="en-US"/>
-        </w:rPr>
-        <w:t xml:space="preserve"> </w:t>
-      </w:r>
-      <w:proofErr w:type="spellStart"/>
-      <w:r>
-        <w:rPr>
-          <w:rStyle w:val="docdata"/>
-          <w:sz w:val="28"/>
-          <w:szCs w:val="28"/>
-          <w:lang w:val="en-US"/>
-        </w:rPr>
-        <w:t>ко</w:t>
-      </w:r>
-      <w:r>
-        <w:rPr>
-          <w:rStyle w:val="docdata"/>
-          <w:sz w:val="28"/>
-          <w:szCs w:val="28"/>
-        </w:rPr>
-        <w:t>н</w:t>
-      </w:r>
-      <w:r>
-        <w:rPr>
-          <w:rStyle w:val="docdata"/>
-          <w:sz w:val="28"/>
-          <w:szCs w:val="28"/>
-          <w:lang w:val="en-US"/>
-        </w:rPr>
-        <w:t>трактов</w:t>
-      </w:r>
-      <w:proofErr w:type="spellEnd"/>
-      <w:r>
-        <w:rPr>
-          <w:rStyle w:val="docdata"/>
-          <w:sz w:val="28"/>
-          <w:szCs w:val="28"/>
-          <w:lang w:val="en-US"/>
-        </w:rPr>
-        <w:t>;</w:t>
-      </w:r>
-    </w:p>
-    <w:p>
-      <w:pPr>
-        <w:numPr>
-          <w:ilvl w:val="1"/>
-          <w:numId w:val="4"/>
-        </w:numPr>
-        <w:autoSpaceDE w:val="0"/>
-        <w:spacing w:line="360" w:lineRule="auto"/>
-        <w:jc w:val="both"/>
-        <w:rPr>
-          <w:rStyle w:val="docdata"/>
-          <w:sz w:val="28"/>
-          <w:szCs w:val="28"/>
-          <w:lang w:val="en-US"/>
-        </w:rPr>
-      </w:pPr>
-      <w:proofErr w:type="spellStart"/>
-      <w:r>
-        <w:rPr>
-          <w:rStyle w:val="docdata"/>
-          <w:sz w:val="28"/>
-          <w:szCs w:val="28"/>
-          <w:lang w:val="en-US"/>
-        </w:rPr>
-        <w:t>просмотр</w:t>
-      </w:r>
-      <w:proofErr w:type="spellEnd"/>
-      <w:r>
-        <w:rPr>
-          <w:rStyle w:val="docdata"/>
-          <w:sz w:val="28"/>
-          <w:szCs w:val="28"/>
-          <w:lang w:val="en-US"/>
-        </w:rPr>
-        <w:t xml:space="preserve"> </w:t>
-      </w:r>
-      <w:proofErr w:type="spellStart"/>
-      <w:r>
-        <w:rPr>
-          <w:rStyle w:val="docdata"/>
-          <w:sz w:val="28"/>
-          <w:szCs w:val="28"/>
-          <w:lang w:val="en-US"/>
-        </w:rPr>
-        <w:t>информации</w:t>
-      </w:r>
-      <w:proofErr w:type="spellEnd"/>
-      <w:r>
-        <w:rPr>
-          <w:rStyle w:val="docdata"/>
-          <w:sz w:val="28"/>
-          <w:szCs w:val="28"/>
-          <w:lang w:val="en-US"/>
-        </w:rPr>
-        <w:t xml:space="preserve"> </w:t>
-      </w:r>
-      <w:proofErr w:type="spellStart"/>
-      <w:r>
-        <w:rPr>
-          <w:rStyle w:val="docdata"/>
-          <w:sz w:val="28"/>
-          <w:szCs w:val="28"/>
-          <w:lang w:val="en-US"/>
-        </w:rPr>
-        <w:t>об</w:t>
-      </w:r>
-      <w:proofErr w:type="spellEnd"/>
-      <w:r>
-        <w:rPr>
-          <w:rStyle w:val="docdata"/>
-          <w:sz w:val="28"/>
-          <w:szCs w:val="28"/>
-          <w:lang w:val="en-US"/>
-        </w:rPr>
-        <w:t xml:space="preserve"> </w:t>
-      </w:r>
-      <w:proofErr w:type="spellStart"/>
-      <w:r>
-        <w:rPr>
-          <w:rStyle w:val="docdata"/>
-          <w:sz w:val="28"/>
-          <w:szCs w:val="28"/>
-          <w:lang w:val="en-US"/>
-        </w:rPr>
-        <w:t>объектах</w:t>
-      </w:r>
-      <w:proofErr w:type="spellEnd"/>
-      <w:r>
-        <w:rPr>
-          <w:rStyle w:val="docdata"/>
-          <w:sz w:val="28"/>
-          <w:szCs w:val="28"/>
-          <w:lang w:val="en-US"/>
-        </w:rPr>
-        <w:t>;</w:t>
-      </w:r>
-    </w:p>
-    <w:p>
-      <w:pPr>
-        <w:numPr>
-          <w:ilvl w:val="1"/>
-          <w:numId w:val="4"/>
-        </w:numPr>
-        <w:autoSpaceDE w:val="0"/>
-        <w:spacing w:line="360" w:lineRule="auto"/>
-        <w:jc w:val="both"/>
-        <w:rPr>
-          <w:rStyle w:val="docdata"/>
-          <w:sz w:val="28"/>
-          <w:szCs w:val="28"/>
-        </w:rPr>
-      </w:pPr>
-      <w:r>
-        <w:rPr>
-          <w:rStyle w:val="docdata"/>
-          <w:sz w:val="28"/>
-          <w:szCs w:val="28"/>
-        </w:rPr>
-        <w:t>просмотр, добавление, изменение, удаление статусов клиентов;</w:t>
-      </w:r>
-    </w:p>
-    <w:p>
-      <w:pPr>
-        <w:numPr>
-          <w:ilvl w:val="1"/>
-          <w:numId w:val="4"/>
-        </w:numPr>
-        <w:autoSpaceDE w:val="0"/>
-        <w:spacing w:line="360" w:lineRule="auto"/>
-        <w:jc w:val="both"/>
-        <w:rPr>
-          <w:rStyle w:val="docdata"/>
-          <w:sz w:val="28"/>
-          <w:szCs w:val="28"/>
-          <w:lang w:val="en-US"/>
-        </w:rPr>
-      </w:pPr>
-      <w:proofErr w:type="spellStart"/>
-      <w:r>
-        <w:rPr>
-          <w:rStyle w:val="docdata"/>
-          <w:sz w:val="28"/>
-          <w:szCs w:val="28"/>
-          <w:lang w:val="en-US"/>
         </w:rPr>
         <w:lastRenderedPageBreak/>
-        <w:t>печать</w:t>
-      </w:r>
-      <w:proofErr w:type="spellEnd"/>
-      <w:r>
-        <w:rPr>
-          <w:rStyle w:val="docdata"/>
-          <w:sz w:val="28"/>
-          <w:szCs w:val="28"/>
-          <w:lang w:val="en-US"/>
-        </w:rPr>
-        <w:t xml:space="preserve"> </w:t>
-      </w:r>
-      <w:proofErr w:type="spellStart"/>
-      <w:r>
-        <w:rPr>
-          <w:rStyle w:val="docdata"/>
-          <w:sz w:val="28"/>
-          <w:szCs w:val="28"/>
-          <w:lang w:val="en-US"/>
-        </w:rPr>
-        <w:t>отчета</w:t>
-      </w:r>
-      <w:proofErr w:type="spellEnd"/>
-      <w:r>
-        <w:rPr>
-          <w:rStyle w:val="docdata"/>
-          <w:sz w:val="28"/>
-          <w:szCs w:val="28"/>
-          <w:lang w:val="en-US"/>
-        </w:rPr>
-        <w:t xml:space="preserve"> </w:t>
-      </w:r>
-      <w:proofErr w:type="spellStart"/>
-      <w:r>
-        <w:rPr>
-          <w:rStyle w:val="docdata"/>
-          <w:sz w:val="28"/>
-          <w:szCs w:val="28"/>
-          <w:lang w:val="en-US"/>
-        </w:rPr>
-        <w:t>по</w:t>
-      </w:r>
-      <w:proofErr w:type="spellEnd"/>
-      <w:r>
-        <w:rPr>
-          <w:rStyle w:val="docdata"/>
-          <w:sz w:val="28"/>
-          <w:szCs w:val="28"/>
-          <w:lang w:val="en-US"/>
-        </w:rPr>
-        <w:t xml:space="preserve"> LTV </w:t>
-      </w:r>
-      <w:proofErr w:type="spellStart"/>
-      <w:r>
-        <w:rPr>
-          <w:rStyle w:val="docdata"/>
-          <w:sz w:val="28"/>
-          <w:szCs w:val="28"/>
-          <w:lang w:val="en-US"/>
-        </w:rPr>
-        <w:t>клиентов</w:t>
-      </w:r>
-      <w:proofErr w:type="spellEnd"/>
+        <w:t>ввод полей «Фамилия», «Имя», «Отчество» автоматически на русском языке с заглавной буквы на формах «Редактирование клиента» и «Добавление клиента»;</w:t>
+      </w:r>
     </w:p>
     <w:p>
       <w:pPr>
@@ -2180,9 +1828,6 @@
         <w:spacing w:before="0" w:after="120" w:line="360" w:lineRule="auto"/>
         <w:ind w:right="284"/>
         <w:jc w:val="both"/>
-        <w:rPr>
-          <w:rStyle w:val="docdata"/>
-        </w:rPr>
       </w:pPr>
       <w:r>
         <w:rPr>
@@ -2191,68 +1836,7 @@
           <w:szCs w:val="28"/>
           <w:shd w:val="clear" w:color="auto" w:fill="FFFFFF"/>
         </w:rPr>
-        <w:t xml:space="preserve">фильтрация данных по закрепленным сотрудникам за </w:t>
-      </w:r>
-      <w:r>
-        <w:rPr>
-          <w:color w:val="000000"/>
-          <w:sz w:val="28"/>
-          <w:szCs w:val="28"/>
-          <w:shd w:val="clear" w:color="auto" w:fill="FFFFFF"/>
-        </w:rPr>
-        <w:t>клиентом на форме «Просмотр клиентов» под ролью руководителя;</w:t>
-      </w:r>
-    </w:p>
-    <w:p>
-      <w:pPr>
-        <w:pStyle w:val="10"/>
-        <w:numPr>
-          <w:ilvl w:val="0"/>
-          <w:numId w:val="4"/>
-        </w:numPr>
-        <w:tabs>
-          <w:tab w:val="clear" w:pos="697"/>
-          <w:tab w:val="left" w:pos="0"/>
-        </w:tabs>
-        <w:suppressAutoHyphens w:val="0"/>
-        <w:spacing w:before="0" w:after="0" w:line="360" w:lineRule="auto"/>
-        <w:ind w:left="0" w:firstLine="709"/>
-        <w:jc w:val="both"/>
-      </w:pPr>
-      <w:r>
-        <w:rPr>
-          <w:color w:val="000000"/>
-          <w:sz w:val="28"/>
-          <w:szCs w:val="28"/>
-          <w:shd w:val="clear" w:color="auto" w:fill="FFFFFF"/>
-        </w:rPr>
-        <w:t>автоматизация ввода  исходных данных:</w:t>
-      </w:r>
-    </w:p>
-    <w:p>
-      <w:pPr>
-        <w:numPr>
-          <w:ilvl w:val="1"/>
-          <w:numId w:val="4"/>
-        </w:numPr>
-        <w:autoSpaceDE w:val="0"/>
-        <w:spacing w:line="360" w:lineRule="auto"/>
-        <w:ind w:hanging="357"/>
-        <w:jc w:val="both"/>
-        <w:rPr>
-          <w:rStyle w:val="docdata"/>
-          <w:sz w:val="28"/>
-          <w:szCs w:val="28"/>
-        </w:rPr>
-      </w:pPr>
-      <w:r>
-        <w:rPr>
-          <w:rStyle w:val="docdata"/>
-          <w:color w:val="000000"/>
-          <w:sz w:val="28"/>
-          <w:szCs w:val="28"/>
-        </w:rPr>
-        <w:t>ввод полей «Фамилия», «Имя», «Отчество» автоматически на русском языке с заглавной буквы на формах «Редактирование клиента» и «Добавление клиента»;</w:t>
+        <w:t>использование маски ввода  на формах «Добавление сотрудника», «Редактирование сотрудника», «Добавление клиента», «Редактирование клиента» в поле «Телефон»;</w:t>
       </w:r>
     </w:p>
     <w:p>
@@ -2277,7 +1861,7 @@
           <w:szCs w:val="28"/>
           <w:shd w:val="clear" w:color="auto" w:fill="FFFFFF"/>
         </w:rPr>
-        <w:t>использование маски ввода  на формах «Добавление сотрудника», «Редактирование сотрудника», «Добавление клиента», «Редактирование клиента» в поле «Телефон»;</w:t>
+        <w:t>выпадающий список используется при выборе сотрудников и статусе клиента при формировании карточки клиента;</w:t>
       </w:r>
     </w:p>
     <w:p>
@@ -2302,16 +1886,7 @@
           <w:szCs w:val="28"/>
           <w:shd w:val="clear" w:color="auto" w:fill="FFFFFF"/>
         </w:rPr>
-        <w:t>выпадающий список используется при выборе сотрудников и статусе клиента при формировании карточки кл</w:t>
-      </w:r>
-      <w:r>
-        <w:rPr>
-          <w:color w:val="000000"/>
-          <w:sz w:val="28"/>
-          <w:szCs w:val="28"/>
-          <w:shd w:val="clear" w:color="auto" w:fill="FFFFFF"/>
-        </w:rPr>
-        <w:t>иента;</w:t>
+        <w:t>выпадающий список используется при выборе категории фильтрации таблицы при просмотре клиентов;</w:t>
       </w:r>
     </w:p>
     <w:p>
@@ -2336,31 +1911,6 @@
           <w:szCs w:val="28"/>
           <w:shd w:val="clear" w:color="auto" w:fill="FFFFFF"/>
         </w:rPr>
-        <w:t>выпадающий список используется при выборе категории фильтрации таблицы при просмотре клиентов;</w:t>
-      </w:r>
-    </w:p>
-    <w:p>
-      <w:pPr>
-        <w:pStyle w:val="10"/>
-        <w:numPr>
-          <w:ilvl w:val="1"/>
-          <w:numId w:val="4"/>
-        </w:numPr>
-        <w:tabs>
-          <w:tab w:val="clear" w:pos="697"/>
-          <w:tab w:val="left" w:pos="0"/>
-        </w:tabs>
-        <w:spacing w:before="0" w:after="120" w:line="360" w:lineRule="auto"/>
-        <w:ind w:right="284"/>
-        <w:jc w:val="both"/>
-      </w:pPr>
-      <w:r>
-        <w:rPr>
-          <w:color w:val="000000"/>
-          <w:sz w:val="28"/>
-          <w:szCs w:val="28"/>
-          <w:shd w:val="clear" w:color="auto" w:fill="FFFFFF"/>
-        </w:rPr>
         <w:t>выпадающий список используется при выборе роли при создании сотрудника;</w:t>
       </w:r>
     </w:p>
@@ -2409,14 +1959,7 @@
           <w:sz w:val="28"/>
           <w:szCs w:val="28"/>
         </w:rPr>
-        <w:t>при оформлении со</w:t>
-      </w:r>
-      <w:r>
-        <w:rPr>
-          <w:sz w:val="28"/>
-          <w:szCs w:val="28"/>
-        </w:rPr>
-        <w:t>трудника, автоматически ставится системная дата;</w:t>
+        <w:t>при оформлении сотрудника, автоматически ставится системная дата;</w:t>
       </w:r>
     </w:p>
     <w:p>
@@ -2536,14 +2079,7 @@
           <w:sz w:val="28"/>
           <w:szCs w:val="28"/>
         </w:rPr>
-        <w:t xml:space="preserve">блокировать </w:t>
-      </w:r>
-      <w:r>
-        <w:rPr>
-          <w:sz w:val="28"/>
-          <w:szCs w:val="28"/>
-        </w:rPr>
-        <w:t>английский язык во всех полях, кроме логина и пароля;</w:t>
+        <w:t>блокировать английский язык во всех полях, кроме логина и пароля;</w:t>
       </w:r>
     </w:p>
     <w:p>
@@ -2593,43 +2129,7 @@
           <w:sz w:val="28"/>
           <w:szCs w:val="28"/>
         </w:rPr>
-        <w:lastRenderedPageBreak/>
-        <w:t>контроль дублирования попытке авторизации, система выдаёт соо</w:t>
-      </w:r>
-      <w:r>
-        <w:rPr>
-          <w:sz w:val="28"/>
-          <w:szCs w:val="28"/>
-        </w:rPr>
-        <w:t>б</w:t>
-      </w:r>
-      <w:r>
-        <w:rPr>
-          <w:sz w:val="28"/>
-          <w:szCs w:val="28"/>
-        </w:rPr>
-        <w:t xml:space="preserve">щение о неудачной авторизации, при повторной авторизации требуется </w:t>
-      </w:r>
-      <w:r>
-        <w:rPr>
-          <w:sz w:val="28"/>
-          <w:szCs w:val="28"/>
-        </w:rPr>
-        <w:t>заполн</w:t>
-      </w:r>
-      <w:r>
-        <w:rPr>
-          <w:sz w:val="28"/>
-          <w:szCs w:val="28"/>
-        </w:rPr>
-        <w:t>е</w:t>
-      </w:r>
-      <w:r>
-        <w:rPr>
-          <w:sz w:val="28"/>
-          <w:szCs w:val="28"/>
-        </w:rPr>
-        <w:t>ние логина и пароля;</w:t>
+        <w:t>контроль дублирования попытке авторизации, система выдаёт сообщение о неудачной авторизации, при повторной авторизации требуется заполнение логина и пароля;</w:t>
       </w:r>
     </w:p>
     <w:p>
@@ -2679,21 +2179,8 @@
           <w:sz w:val="28"/>
           <w:szCs w:val="28"/>
         </w:rPr>
-        <w:t>при добавлении, изменении, удаления выводить сообщение о по</w:t>
-      </w:r>
-      <w:r>
-        <w:rPr>
-          <w:sz w:val="28"/>
-          <w:szCs w:val="28"/>
-        </w:rPr>
-        <w:t>д</w:t>
-      </w:r>
-      <w:r>
-        <w:rPr>
-          <w:sz w:val="28"/>
-          <w:szCs w:val="28"/>
-        </w:rPr>
-        <w:t>тверждении действия;</w:t>
+        <w:lastRenderedPageBreak/>
+        <w:t>при добавлении, изменении, удаления выводить сообщение о подтверждении действия;</w:t>
       </w:r>
     </w:p>
     <w:p>
@@ -2743,14 +2230,7 @@
           <w:sz w:val="28"/>
           <w:szCs w:val="28"/>
         </w:rPr>
-        <w:t>при оформлении контракта, авт</w:t>
-      </w:r>
-      <w:r>
-        <w:rPr>
-          <w:sz w:val="28"/>
-          <w:szCs w:val="28"/>
-        </w:rPr>
-        <w:t>оматически ставится системная дата.</w:t>
+        <w:t>при оформлении контракта, автоматически ставится системная дата.</w:t>
       </w:r>
     </w:p>
     <w:p>
@@ -3051,15 +2531,7 @@
           <w:szCs w:val="28"/>
           <w:lang w:val="en-US"/>
         </w:rPr>
-        <w:t>про</w:t>
-      </w:r>
-      <w:r>
-        <w:rPr>
-          <w:sz w:val="28"/>
-          <w:szCs w:val="28"/>
-          <w:lang w:val="en-US"/>
-        </w:rPr>
-        <w:t>цессора</w:t>
+        <w:t>процессора</w:t>
       </w:r>
       <w:proofErr w:type="spellEnd"/>
       <w:r>
@@ -3356,14 +2828,7 @@
           <w:sz w:val="28"/>
           <w:szCs w:val="28"/>
         </w:rPr>
-        <w:t xml:space="preserve"> носителе информации в цифровом виде. Программная документация по</w:t>
-      </w:r>
-      <w:r>
-        <w:rPr>
-          <w:sz w:val="28"/>
-          <w:szCs w:val="28"/>
-        </w:rPr>
-        <w:t xml:space="preserve">ставляется в электронном и печатном виде. </w:t>
+        <w:t xml:space="preserve"> носителе информации в цифровом виде. Программная документация поставляется в электронном и печатном виде. </w:t>
       </w:r>
     </w:p>
     <w:p>
@@ -3403,7 +2868,6 @@
           <w:sz w:val="28"/>
           <w:szCs w:val="28"/>
         </w:rPr>
-        <w:lastRenderedPageBreak/>
         <w:t>Основными документами, регламентирующие разработку системы является:</w:t>
       </w:r>
     </w:p>
@@ -3548,7 +3012,6 @@
         </w:rPr>
       </w:pPr>
       <w:proofErr w:type="spellStart"/>
-      <w:proofErr w:type="gramStart"/>
       <w:r>
         <w:rPr>
           <w:sz w:val="28"/>
@@ -3558,7 +3021,6 @@
         <w:t>руководство</w:t>
       </w:r>
       <w:proofErr w:type="spellEnd"/>
-      <w:proofErr w:type="gramEnd"/>
       <w:r>
         <w:rPr>
           <w:sz w:val="28"/>
@@ -3606,6 +3068,7 @@
           <w:szCs w:val="28"/>
           <w:lang w:val="en-US"/>
         </w:rPr>
+        <w:lastRenderedPageBreak/>
         <w:t xml:space="preserve">5. </w:t>
       </w:r>
       <w:proofErr w:type="spellStart"/>
@@ -3661,14 +3124,7 @@
           <w:sz w:val="28"/>
           <w:szCs w:val="28"/>
         </w:rPr>
-        <w:t xml:space="preserve">Существующие аналоги автоматизированной системы часто имеют избыточный функционал, которой может не соответствовать конкретным потребностям пользователей, что приводит к усложнению работы и снижению общей эффективности. Одним из таких аналогов </w:t>
-      </w:r>
-      <w:r>
-        <w:rPr>
-          <w:sz w:val="28"/>
-          <w:szCs w:val="28"/>
-        </w:rPr>
-        <w:t>является программный продукт “</w:t>
+        <w:t>Существующие аналоги автоматизированной системы часто имеют избыточный функционал, которой может не соответствовать конкретным потребностям пользователей, что приводит к усложнению работы и снижению общей эффективности. Одним из таких аналогов является программный продукт “</w:t>
       </w:r>
       <w:r>
         <w:rPr>
@@ -3714,7 +3170,7 @@
           <w:sz w:val="28"/>
           <w:szCs w:val="28"/>
         </w:rPr>
-        <w:t xml:space="preserve"> от центрального сервера </w:t>
+        <w:t xml:space="preserve"> от центрального сервера компании-</w:t>
       </w:r>
       <w:proofErr w:type="spellStart"/>
       <w:r>
@@ -3722,7 +3178,7 @@
           <w:sz w:val="28"/>
           <w:szCs w:val="28"/>
         </w:rPr>
-        <w:t>компании-разаботчика</w:t>
+        <w:t>разаботчика</w:t>
       </w:r>
       <w:proofErr w:type="spellEnd"/>
       <w:r>
@@ -3730,14 +3186,7 @@
           <w:sz w:val="28"/>
           <w:szCs w:val="28"/>
         </w:rPr>
-        <w:t>. Это создаёт большие расходы на оплату лицензий,</w:t>
-      </w:r>
-      <w:r>
-        <w:rPr>
-          <w:sz w:val="28"/>
-          <w:szCs w:val="28"/>
-        </w:rPr>
-        <w:t xml:space="preserve"> техническую поддержку и администрирование.</w:t>
+        <w:t>. Это создаёт большие расходы на оплату лицензий, техническую поддержку и администрирование.</w:t>
       </w:r>
     </w:p>
     <w:p>
@@ -3747,7 +3196,6 @@
         <w:ind w:firstLine="709"/>
         <w:jc w:val="both"/>
       </w:pPr>
-      <w:proofErr w:type="gramStart"/>
       <w:r>
         <w:rPr>
           <w:sz w:val="28"/>
@@ -3813,16 +3261,8 @@
           <w:sz w:val="28"/>
           <w:szCs w:val="28"/>
         </w:rPr>
-        <w:t>, не требующее дополнительного ПО, обеспечивает уровень безопасности данных – шифрование да</w:t>
-      </w:r>
-      <w:r>
-        <w:rPr>
-          <w:sz w:val="28"/>
-          <w:szCs w:val="28"/>
-        </w:rPr>
-        <w:t>нных, что защищает информацию от несанкционированного доступа.</w:t>
-      </w:r>
-      <w:proofErr w:type="gramEnd"/>
+        <w:t>, не требующее дополнительного ПО, обеспечивает уровень безопасности данных – шифрование данных, что защищает информацию от несанкционированного доступа.</w:t>
+      </w:r>
     </w:p>
     <w:p>
       <w:pPr>
@@ -3902,23 +3342,13 @@
         <w:t>языком</w:t>
       </w:r>
       <w:proofErr w:type="spellEnd"/>
-      <w:proofErr w:type="gramStart"/>
-      <w:r>
-        <w:rPr>
-          <w:sz w:val="28"/>
-          <w:szCs w:val="28"/>
-          <w:lang w:val="en-US"/>
-        </w:rPr>
-        <w:t xml:space="preserve"> С</w:t>
-      </w:r>
-      <w:proofErr w:type="gramEnd"/>
-      <w:r>
-        <w:rPr>
-          <w:sz w:val="28"/>
-          <w:szCs w:val="28"/>
-          <w:lang w:val="en-US"/>
-        </w:rPr>
-        <w:t>#;</w:t>
+      <w:r>
+        <w:rPr>
+          <w:sz w:val="28"/>
+          <w:szCs w:val="28"/>
+          <w:lang w:val="en-US"/>
+        </w:rPr>
+        <w:t xml:space="preserve"> С#;</w:t>
       </w:r>
     </w:p>
     <w:p>
@@ -3941,14 +3371,7 @@
           <w:sz w:val="28"/>
           <w:szCs w:val="28"/>
         </w:rPr>
-        <w:t>разработанный проект может быть использован</w:t>
-      </w:r>
-      <w:r>
-        <w:rPr>
-          <w:sz w:val="28"/>
-          <w:szCs w:val="28"/>
-        </w:rPr>
-        <w:t xml:space="preserve"> в качестве портфолио при прохождении собеседований в рамках трудоустройства.</w:t>
+        <w:t>разработанный проект может быть использован в качестве портфолио при прохождении собеседований в рамках трудоустройства.</w:t>
       </w:r>
     </w:p>
     <w:p>
@@ -4002,7 +3425,6 @@
           <w:sz w:val="28"/>
           <w:szCs w:val="28"/>
         </w:rPr>
-        <w:lastRenderedPageBreak/>
         <w:t>Таблица 6.1 – Стадии и этапы разработки программного продукта</w:t>
       </w:r>
     </w:p>
@@ -4011,7 +3433,7 @@
         <w:tblW w:w="9781" w:type="dxa"/>
         <w:jc w:val="center"/>
         <w:tblLayout w:type="fixed"/>
-        <w:tblLook w:val="04A0"/>
+        <w:tblLook w:val="04A0" w:firstRow="1" w:lastRow="0" w:firstColumn="1" w:lastColumn="0" w:noHBand="0" w:noVBand="1"/>
       </w:tblPr>
       <w:tblGrid>
         <w:gridCol w:w="851"/>
@@ -4049,25 +3471,7 @@
                 <w:sz w:val="28"/>
                 <w:szCs w:val="28"/>
               </w:rPr>
-              <w:t xml:space="preserve">№ </w:t>
-            </w:r>
-            <w:proofErr w:type="gramStart"/>
-            <w:r>
-              <w:rPr>
-                <w:color w:val="000000"/>
-                <w:sz w:val="28"/>
-                <w:szCs w:val="28"/>
-              </w:rPr>
-              <w:t>п</w:t>
-            </w:r>
-            <w:proofErr w:type="gramEnd"/>
-            <w:r>
-              <w:rPr>
-                <w:color w:val="000000"/>
-                <w:sz w:val="28"/>
-                <w:szCs w:val="28"/>
-              </w:rPr>
-              <w:t>/п</w:t>
+              <w:t>№ п/п</w:t>
             </w:r>
           </w:p>
         </w:tc>
@@ -4097,15 +3501,7 @@
                 <w:sz w:val="28"/>
                 <w:szCs w:val="28"/>
               </w:rPr>
-              <w:t>Название э</w:t>
-            </w:r>
-            <w:r>
-              <w:rPr>
-                <w:color w:val="000000"/>
-                <w:sz w:val="28"/>
-                <w:szCs w:val="28"/>
-              </w:rPr>
-              <w:t>тапа</w:t>
+              <w:t>Название этапа</w:t>
             </w:r>
           </w:p>
         </w:tc>
@@ -4452,6 +3848,7 @@
                 <w:sz w:val="28"/>
                 <w:szCs w:val="28"/>
               </w:rPr>
+              <w:lastRenderedPageBreak/>
               <w:t>3</w:t>
             </w:r>
           </w:p>
@@ -4855,15 +4252,7 @@
                 <w:sz w:val="28"/>
                 <w:szCs w:val="28"/>
               </w:rPr>
-              <w:t xml:space="preserve">Проверка </w:t>
-            </w:r>
-            <w:r>
-              <w:rPr>
-                <w:color w:val="000000"/>
-                <w:sz w:val="28"/>
-                <w:szCs w:val="28"/>
-              </w:rPr>
-              <w:t>работоспособности всех функций программного продукта</w:t>
+              <w:t>Проверка работоспособности всех функций программного продукта</w:t>
             </w:r>
           </w:p>
         </w:tc>
@@ -5424,14 +4813,7 @@
           <w:sz w:val="28"/>
           <w:szCs w:val="28"/>
         </w:rPr>
-        <w:t xml:space="preserve">При приёмке программного продукта </w:t>
-      </w:r>
-      <w:r>
-        <w:rPr>
-          <w:sz w:val="28"/>
-          <w:szCs w:val="28"/>
-        </w:rPr>
-        <w:t>должны быть проведены следующие виды испытаний:</w:t>
+        <w:t>При приёмке программного продукта должны быть проведены следующие виды испытаний:</w:t>
       </w:r>
     </w:p>
     <w:p>
@@ -5450,21 +4832,7 @@
           <w:sz w:val="28"/>
           <w:szCs w:val="28"/>
         </w:rPr>
-        <w:t>установка и запуск приложения в соответствии с заявленными те</w:t>
-      </w:r>
-      <w:r>
-        <w:rPr>
-          <w:sz w:val="28"/>
-          <w:szCs w:val="28"/>
-        </w:rPr>
-        <w:t>х</w:t>
-      </w:r>
-      <w:r>
-        <w:rPr>
-          <w:sz w:val="28"/>
-          <w:szCs w:val="28"/>
-        </w:rPr>
-        <w:t>ническими требованиями и программной совместимостью;</w:t>
+        <w:t>установка и запуск приложения в соответствии с заявленными техническими требованиями и программной совместимостью;</w:t>
       </w:r>
     </w:p>
     <w:p>
@@ -5502,14 +4870,7 @@
           <w:sz w:val="28"/>
           <w:szCs w:val="28"/>
         </w:rPr>
-        <w:t>наличие и соответствие эксплуата</w:t>
-      </w:r>
-      <w:r>
-        <w:rPr>
-          <w:sz w:val="28"/>
-          <w:szCs w:val="28"/>
-        </w:rPr>
-        <w:t>ционных документов;</w:t>
+        <w:t>наличие и соответствие эксплуатационных документов;</w:t>
       </w:r>
     </w:p>
     <w:p>
@@ -5626,15 +4987,7 @@
           <w:sz w:val="28"/>
           <w:szCs w:val="28"/>
         </w:rPr>
-        <w:t xml:space="preserve"> Б.Л. Практическая программная инженерия на основе учебного примера - М.:БИНОМ</w:t>
-      </w:r>
-      <w:r>
-        <w:rPr>
-          <w:color w:val="000000"/>
-          <w:sz w:val="28"/>
-          <w:szCs w:val="28"/>
-        </w:rPr>
-        <w:t>, Лаборатория знаний – ЭБК BOOK.RU 2022.</w:t>
+        <w:t xml:space="preserve"> Б.Л. Практическая программная инженерия на основе учебного примера - М.:БИНОМ, Лаборатория знаний – ЭБК BOOK.RU 2022.</w:t>
       </w:r>
     </w:p>
     <w:p>
@@ -5671,25 +5024,7 @@
           <w:sz w:val="28"/>
           <w:szCs w:val="28"/>
         </w:rPr>
-        <w:t xml:space="preserve"> Е.П. Основы языка SQL, учебное пособие. – СПб</w:t>
-      </w:r>
-      <w:proofErr w:type="gramStart"/>
-      <w:r>
-        <w:rPr>
-          <w:color w:val="000000"/>
-          <w:sz w:val="28"/>
-          <w:szCs w:val="28"/>
-        </w:rPr>
-        <w:t xml:space="preserve">.: </w:t>
-      </w:r>
-      <w:proofErr w:type="gramEnd"/>
-      <w:r>
-        <w:rPr>
-          <w:color w:val="000000"/>
-          <w:sz w:val="28"/>
-          <w:szCs w:val="28"/>
-        </w:rPr>
-        <w:t>БХВ-Петербург, 2022.</w:t>
+        <w:t xml:space="preserve"> Е.П. Основы языка SQL, учебное пособие. – СПб.: БХВ-Петербург, 2022.</w:t>
       </w:r>
     </w:p>
     <w:p>
@@ -5726,25 +5061,7 @@
           <w:sz w:val="28"/>
           <w:szCs w:val="28"/>
         </w:rPr>
-        <w:t xml:space="preserve"> </w:t>
-      </w:r>
-      <w:proofErr w:type="spellStart"/>
-      <w:r>
-        <w:rPr>
-          <w:color w:val="000000"/>
-          <w:sz w:val="28"/>
-          <w:szCs w:val="28"/>
-        </w:rPr>
-        <w:t>Professional</w:t>
-      </w:r>
-      <w:proofErr w:type="spellEnd"/>
-      <w:r>
-        <w:rPr>
-          <w:color w:val="000000"/>
-          <w:sz w:val="28"/>
-          <w:szCs w:val="28"/>
-        </w:rPr>
-        <w:t>. - М., 2021.</w:t>
+        <w:t xml:space="preserve"> Professional. - М., 2021.</w:t>
       </w:r>
     </w:p>
     <w:p>
@@ -5850,19 +5167,8 @@
           <w:sz w:val="28"/>
         </w:rPr>
         <w:lastRenderedPageBreak/>
-        <w:t>Приложение</w:t>
-      </w:r>
-      <w:proofErr w:type="gramStart"/>
-      <w:r>
-        <w:rPr>
-          <w:b/>
-          <w:bCs/>
-          <w:color w:val="000000"/>
-          <w:sz w:val="28"/>
-        </w:rPr>
-        <w:t xml:space="preserve"> А</w:t>
-      </w:r>
-      <w:proofErr w:type="gramEnd"/>
+        <w:t>Приложение А</w:t>
+      </w:r>
     </w:p>
     <w:p>
       <w:pPr>
@@ -5963,7 +5269,7 @@
           <w:sz w:val="28"/>
         </w:rPr>
         <w:drawing>
-          <wp:inline distT="0" distB="0" distL="0" distR="0">
+          <wp:inline distT="0" distB="0" distL="0" distR="0" wp14:anchorId="52809C8A" wp14:editId="2B024E93">
             <wp:extent cx="5654040" cy="4312920"/>
             <wp:effectExtent l="0" t="0" r="0" b="0"/>
             <wp:docPr id="23" name="Drawing 176966911"/>
@@ -5983,7 +5289,7 @@
                     <a:blip r:embed="rId7" cstate="print">
                       <a:extLst>
                         <a:ext uri="{28A0092B-C50C-407E-A947-70E740481C1C}">
-                          <a14:useLocalDpi xmlns:a14="http://schemas.microsoft.com/office/drawing/2010/main" xmlns:wps="http://schemas.microsoft.com/office/word/2010/wordprocessingShape" xmlns:wpi="http://schemas.microsoft.com/office/word/2010/wordprocessingInk" xmlns:wpg="http://schemas.microsoft.com/office/word/2010/wordprocessingGroup" xmlns:w16se="http://schemas.microsoft.com/office/word/2015/wordml/symex" xmlns:w16sdtdh="http://schemas.microsoft.com/office/word/2020/wordml/sdtdatahash" xmlns:w16="http://schemas.microsoft.com/office/word/2018/wordml" xmlns:w16cid="http://schemas.microsoft.com/office/word/2016/wordml/cid" xmlns:w16cex="http://schemas.microsoft.com/office/word/2018/wordml/cex" xmlns:w15="http://schemas.microsoft.com/office/word/2012/wordml" xmlns:w14="http://schemas.microsoft.com/office/word/2010/wordml" xmlns:w="http://schemas.openxmlformats.org/wordprocessingml/2006/main" xmlns:w10="urn:schemas-microsoft-com:office:word" xmlns:wp14="http://schemas.microsoft.com/office/word/2010/wordprocessingDrawing" xmlns:v="urn:schemas-microsoft-com:vml" xmlns:oel="http://schemas.microsoft.com/office/2019/extlst" xmlns:o="urn:schemas-microsoft-com:office:office" xmlns:am3d="http://schemas.microsoft.com/office/drawing/2017/model3d" xmlns:aink="http://schemas.microsoft.com/office/drawing/2016/ink" xmlns:mc="http://schemas.openxmlformats.org/markup-compatibility/2006" xmlns:cx8="http://schemas.microsoft.com/office/drawing/2016/5/14/chartex" xmlns:cx7="http://schemas.microsoft.com/office/drawing/2016/5/13/chartex" xmlns:cx6="http://schemas.microsoft.com/office/drawing/2016/5/12/chartex" xmlns:cx5="http://schemas.microsoft.com/office/drawing/2016/5/11/chartex" xmlns:cx4="http://schemas.microsoft.com/office/drawing/2016/5/10/chartex" xmlns:cx3="http://schemas.microsoft.com/office/drawing/2016/5/9/chartex" xmlns:cx2="http://schemas.microsoft.com/office/drawing/2015/10/21/chartex" xmlns:cx1="http://schemas.microsoft.com/office/drawing/2015/9/8/chartex" xmlns:cx="http://schemas.microsoft.com/office/drawing/2014/chartex" xmlns:wpc="http://schemas.microsoft.com/office/word/2010/wordprocessingCanvas" xmlns="" val="0"/>
+                          <a14:useLocalDpi xmlns:a14="http://schemas.microsoft.com/office/drawing/2010/main" val="0"/>
                         </a:ext>
                       </a:extLst>
                     </a:blip>
@@ -6102,7 +5408,7 @@
         </w:rPr>
         <w:lastRenderedPageBreak/>
         <w:drawing>
-          <wp:inline distT="0" distB="0" distL="0" distR="0">
+          <wp:inline distT="0" distB="0" distL="0" distR="0" wp14:anchorId="128D1B39" wp14:editId="4A5A0790">
             <wp:extent cx="5496371" cy="3226204"/>
             <wp:effectExtent l="0" t="0" r="0" b="0"/>
             <wp:docPr id="1" name="Рисунок 1"/>
@@ -6211,38 +5517,27 @@
           <w:szCs w:val="28"/>
         </w:rPr>
         <w:lastRenderedPageBreak/>
-        <w:t>Приложение</w:t>
-      </w:r>
-      <w:proofErr w:type="gramStart"/>
-      <w:r>
+        <w:t>Приложение Б</w:t>
+      </w:r>
+    </w:p>
+    <w:p>
+      <w:pPr>
+        <w:spacing w:line="360" w:lineRule="auto"/>
+        <w:jc w:val="center"/>
         <w:rPr>
           <w:rFonts w:eastAsia="Calibri"/>
           <w:b/>
           <w:sz w:val="28"/>
           <w:szCs w:val="28"/>
         </w:rPr>
-        <w:t xml:space="preserve"> Б</w:t>
-      </w:r>
-      <w:proofErr w:type="gramEnd"/>
-    </w:p>
-    <w:p>
-      <w:pPr>
-        <w:spacing w:line="360" w:lineRule="auto"/>
-        <w:jc w:val="center"/>
+      </w:pPr>
+      <w:r>
         <w:rPr>
           <w:rFonts w:eastAsia="Calibri"/>
           <w:b/>
           <w:sz w:val="28"/>
           <w:szCs w:val="28"/>
         </w:rPr>
-      </w:pPr>
-      <w:r>
-        <w:rPr>
-          <w:rFonts w:eastAsia="Calibri"/>
-          <w:b/>
-          <w:sz w:val="28"/>
-          <w:szCs w:val="28"/>
-        </w:rPr>
         <w:t>Прототипы программы</w:t>
       </w:r>
     </w:p>
@@ -6282,7 +5577,7 @@
           <w:szCs w:val="28"/>
         </w:rPr>
         <w:drawing>
-          <wp:inline distT="0" distB="0" distL="0" distR="0">
+          <wp:inline distT="0" distB="0" distL="0" distR="0" wp14:anchorId="7AE0FF71" wp14:editId="24B493FA">
             <wp:extent cx="2697480" cy="3447096"/>
             <wp:effectExtent l="0" t="0" r="7620" b="1270"/>
             <wp:docPr id="25" name="Рисунок 25"/>
@@ -6355,7 +5650,7 @@
           <w:szCs w:val="28"/>
         </w:rPr>
         <w:drawing>
-          <wp:inline distT="0" distB="0" distL="0" distR="0">
+          <wp:inline distT="0" distB="0" distL="0" distR="0" wp14:anchorId="3E9DB676" wp14:editId="436DA223">
             <wp:extent cx="2122338" cy="2819400"/>
             <wp:effectExtent l="0" t="0" r="0" b="0"/>
             <wp:docPr id="26" name="Рисунок 26"/>
@@ -6435,7 +5730,7 @@
           <w:szCs w:val="28"/>
         </w:rPr>
         <w:drawing>
-          <wp:inline distT="0" distB="0" distL="0" distR="0">
+          <wp:inline distT="0" distB="0" distL="0" distR="0" wp14:anchorId="5FF1E750" wp14:editId="5E43D6A8">
             <wp:extent cx="4389120" cy="3023785"/>
             <wp:effectExtent l="0" t="0" r="0" b="5715"/>
             <wp:docPr id="27" name="Рисунок 27"/>
@@ -6500,7 +5795,7 @@
           <w:szCs w:val="28"/>
         </w:rPr>
         <w:drawing>
-          <wp:inline distT="0" distB="0" distL="0" distR="0">
+          <wp:inline distT="0" distB="0" distL="0" distR="0" wp14:anchorId="6B8EC8C4" wp14:editId="5FB8E9F5">
             <wp:extent cx="4145280" cy="2784793"/>
             <wp:effectExtent l="0" t="0" r="7620" b="0"/>
             <wp:docPr id="28" name="Рисунок 28"/>
@@ -6572,7 +5867,7 @@
         </w:rPr>
         <w:lastRenderedPageBreak/>
         <w:drawing>
-          <wp:inline distT="0" distB="0" distL="0" distR="0">
+          <wp:inline distT="0" distB="0" distL="0" distR="0" wp14:anchorId="53F4456D" wp14:editId="5D18563D">
             <wp:extent cx="3611880" cy="2624579"/>
             <wp:effectExtent l="0" t="0" r="7620" b="4445"/>
             <wp:docPr id="29" name="Рисунок 29"/>
@@ -6645,7 +5940,7 @@
           <w:szCs w:val="28"/>
         </w:rPr>
         <w:drawing>
-          <wp:inline distT="0" distB="0" distL="0" distR="0">
+          <wp:inline distT="0" distB="0" distL="0" distR="0" wp14:anchorId="09B154BB" wp14:editId="730C32FE">
             <wp:extent cx="4259580" cy="2693073"/>
             <wp:effectExtent l="0" t="0" r="7620" b="0"/>
             <wp:docPr id="30" name="Рисунок 30"/>
@@ -6733,7 +6028,7 @@
         </w:rPr>
         <w:lastRenderedPageBreak/>
         <w:drawing>
-          <wp:inline distT="0" distB="0" distL="0" distR="0">
+          <wp:inline distT="0" distB="0" distL="0" distR="0" wp14:anchorId="360D28CB" wp14:editId="31E2CA97">
             <wp:extent cx="3124200" cy="3269512"/>
             <wp:effectExtent l="0" t="0" r="0" b="7620"/>
             <wp:docPr id="31" name="Рисунок 31"/>
@@ -6869,7 +6164,7 @@
 </file>
 
 <file path=word/endnotes.xml><?xml version="1.0" encoding="utf-8"?>
-<w:endnotes xmlns:ve="http://schemas.openxmlformats.org/markup-compatibility/2006" xmlns:o="urn:schemas-microsoft-com:office:office" xmlns:r="http://schemas.openxmlformats.org/officeDocument/2006/relationships" xmlns:m="http://schemas.openxmlformats.org/officeDocument/2006/math" xmlns:v="urn:schemas-microsoft-com:vml" xmlns:wp="http://schemas.openxmlformats.org/drawingml/2006/wordprocessingDrawing" xmlns:w10="urn:schemas-microsoft-com:office:word" xmlns:w="http://schemas.openxmlformats.org/wordprocessingml/2006/main" xmlns:wne="http://schemas.microsoft.com/office/word/2006/wordml">
+<w:endnotes xmlns:wpc="http://schemas.microsoft.com/office/word/2010/wordprocessingCanvas" xmlns:cx="http://schemas.microsoft.com/office/drawing/2014/chartex" xmlns:cx1="http://schemas.microsoft.com/office/drawing/2015/9/8/chartex" xmlns:cx2="http://schemas.microsoft.com/office/drawing/2015/10/21/chartex" xmlns:cx3="http://schemas.microsoft.com/office/drawing/2016/5/9/chartex" xmlns:cx4="http://schemas.microsoft.com/office/drawing/2016/5/10/chartex" xmlns:cx5="http://schemas.microsoft.com/office/drawing/2016/5/11/chartex" xmlns:cx6="http://schemas.microsoft.com/office/drawing/2016/5/12/chartex" xmlns:cx7="http://schemas.microsoft.com/office/drawing/2016/5/13/chartex" xmlns:cx8="http://schemas.microsoft.com/office/drawing/2016/5/14/chartex" xmlns:mc="http://schemas.openxmlformats.org/markup-compatibility/2006" xmlns:aink="http://schemas.microsoft.com/office/drawing/2016/ink" xmlns:am3d="http://schemas.microsoft.com/office/drawing/2017/model3d" xmlns:o="urn:schemas-microsoft-com:office:office" xmlns:oel="http://schemas.microsoft.com/office/2019/extlst" xmlns:r="http://schemas.openxmlformats.org/officeDocument/2006/relationships" xmlns:m="http://schemas.openxmlformats.org/officeDocument/2006/math" xmlns:v="urn:schemas-microsoft-com:vml" xmlns:wp14="http://schemas.microsoft.com/office/word/2010/wordprocessingDrawing" xmlns:wp="http://schemas.openxmlformats.org/drawingml/2006/wordprocessingDrawing" xmlns:w10="urn:schemas-microsoft-com:office:word" xmlns:w="http://schemas.openxmlformats.org/wordprocessingml/2006/main" xmlns:w14="http://schemas.microsoft.com/office/word/2010/wordml" xmlns:w15="http://schemas.microsoft.com/office/word/2012/wordml" xmlns:w16cex="http://schemas.microsoft.com/office/word/2018/wordml/cex" xmlns:w16cid="http://schemas.microsoft.com/office/word/2016/wordml/cid" xmlns:w16="http://schemas.microsoft.com/office/word/2018/wordml" xmlns:w16sdtdh="http://schemas.microsoft.com/office/word/2020/wordml/sdtdatahash" xmlns:w16se="http://schemas.microsoft.com/office/word/2015/wordml/symex" xmlns:wpg="http://schemas.microsoft.com/office/word/2010/wordprocessingGroup" xmlns:wpi="http://schemas.microsoft.com/office/word/2010/wordprocessingInk" xmlns:wne="http://schemas.microsoft.com/office/word/2006/wordml" xmlns:wps="http://schemas.microsoft.com/office/word/2010/wordprocessingShape" mc:Ignorable="w14 w15 w16se w16cid w16 w16cex w16sdtdh wp14">
   <w:endnote w:type="separator" w:id="-1">
     <w:p>
       <w:r>
@@ -6888,7 +6183,7 @@
 </file>
 
 <file path=word/footer1.xml><?xml version="1.0" encoding="utf-8"?>
-<w:ftr xmlns:ve="http://schemas.openxmlformats.org/markup-compatibility/2006" xmlns:o="urn:schemas-microsoft-com:office:office" xmlns:r="http://schemas.openxmlformats.org/officeDocument/2006/relationships" xmlns:m="http://schemas.openxmlformats.org/officeDocument/2006/math" xmlns:v="urn:schemas-microsoft-com:vml" xmlns:wp="http://schemas.openxmlformats.org/drawingml/2006/wordprocessingDrawing" xmlns:w10="urn:schemas-microsoft-com:office:word" xmlns:w="http://schemas.openxmlformats.org/wordprocessingml/2006/main" xmlns:wne="http://schemas.microsoft.com/office/word/2006/wordml">
+<w:ftr xmlns:wpc="http://schemas.microsoft.com/office/word/2010/wordprocessingCanvas" xmlns:cx="http://schemas.microsoft.com/office/drawing/2014/chartex" xmlns:cx1="http://schemas.microsoft.com/office/drawing/2015/9/8/chartex" xmlns:cx2="http://schemas.microsoft.com/office/drawing/2015/10/21/chartex" xmlns:cx3="http://schemas.microsoft.com/office/drawing/2016/5/9/chartex" xmlns:cx4="http://schemas.microsoft.com/office/drawing/2016/5/10/chartex" xmlns:cx5="http://schemas.microsoft.com/office/drawing/2016/5/11/chartex" xmlns:cx6="http://schemas.microsoft.com/office/drawing/2016/5/12/chartex" xmlns:cx7="http://schemas.microsoft.com/office/drawing/2016/5/13/chartex" xmlns:cx8="http://schemas.microsoft.com/office/drawing/2016/5/14/chartex" xmlns:mc="http://schemas.openxmlformats.org/markup-compatibility/2006" xmlns:aink="http://schemas.microsoft.com/office/drawing/2016/ink" xmlns:am3d="http://schemas.microsoft.com/office/drawing/2017/model3d" xmlns:o="urn:schemas-microsoft-com:office:office" xmlns:oel="http://schemas.microsoft.com/office/2019/extlst" xmlns:r="http://schemas.openxmlformats.org/officeDocument/2006/relationships" xmlns:m="http://schemas.openxmlformats.org/officeDocument/2006/math" xmlns:v="urn:schemas-microsoft-com:vml" xmlns:wp14="http://schemas.microsoft.com/office/word/2010/wordprocessingDrawing" xmlns:wp="http://schemas.openxmlformats.org/drawingml/2006/wordprocessingDrawing" xmlns:w10="urn:schemas-microsoft-com:office:word" xmlns:w="http://schemas.openxmlformats.org/wordprocessingml/2006/main" xmlns:w14="http://schemas.microsoft.com/office/word/2010/wordml" xmlns:w15="http://schemas.microsoft.com/office/word/2012/wordml" xmlns:w16cex="http://schemas.microsoft.com/office/word/2018/wordml/cex" xmlns:w16cid="http://schemas.microsoft.com/office/word/2016/wordml/cid" xmlns:w16="http://schemas.microsoft.com/office/word/2018/wordml" xmlns:w16sdtdh="http://schemas.microsoft.com/office/word/2020/wordml/sdtdatahash" xmlns:w16se="http://schemas.microsoft.com/office/word/2015/wordml/symex" xmlns:wpg="http://schemas.microsoft.com/office/word/2010/wordprocessingGroup" xmlns:wpi="http://schemas.microsoft.com/office/word/2010/wordprocessingInk" xmlns:wne="http://schemas.microsoft.com/office/word/2006/wordml" xmlns:wps="http://schemas.microsoft.com/office/word/2010/wordprocessingShape" mc:Ignorable="w14 w15 w16se w16cid w16 w16cex w16sdtdh wp14">
   <w:p>
     <w:pPr>
       <w:ind w:right="283"/>
@@ -6902,7 +6197,7 @@
       <w:rPr>
         <w:noProof/>
       </w:rPr>
-      <w:pict>
+      <w:pict w14:anchorId="62D607F9">
         <v:line id="Прямая соединительная линия 15" o:spid="_x0000_s1043" style="position:absolute;z-index:-503316425;visibility:visible;mso-wrap-distance-left:9.05pt;mso-wrap-distance-right:9.05pt" from="-14.2pt,-1.35pt" to="504.6pt,-1.3pt" o:gfxdata="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" strokeweight=".71mm">
           <v:stroke joinstyle="miter"/>
           <o:lock v:ext="edit" shapetype="f"/>
@@ -6913,7 +6208,7 @@
       <w:rPr>
         <w:noProof/>
       </w:rPr>
-      <w:pict>
+      <w:pict w14:anchorId="47FCC182">
         <v:line id="Прямая соединительная линия 14" o:spid="_x0000_s1042" style="position:absolute;z-index:-503316416;visibility:visible;mso-wrap-distance-left:9.05pt;mso-wrap-distance-right:9.05pt" from="8.55pt,-1.35pt" to="8.6pt,41.2pt" o:gfxdata="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" strokeweight=".71mm">
           <v:stroke joinstyle="miter"/>
           <o:lock v:ext="edit" shapetype="f"/>
@@ -6924,7 +6219,7 @@
       <w:rPr>
         <w:noProof/>
       </w:rPr>
-      <w:pict>
+      <w:pict w14:anchorId="46988133">
         <v:line id="Прямая соединительная линия 13" o:spid="_x0000_s1041" style="position:absolute;z-index:-503316407;visibility:visible;mso-wrap-distance-left:9.05pt;mso-wrap-distance-right:9.05pt" from="36.9pt,-1.35pt" to="36.95pt,41.2pt" o:gfxdata="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" strokeweight=".71mm">
           <v:stroke joinstyle="miter"/>
           <o:lock v:ext="edit" shapetype="f"/>
@@ -6935,7 +6230,7 @@
       <w:rPr>
         <w:noProof/>
       </w:rPr>
-      <w:pict>
+      <w:pict w14:anchorId="63A16DB9">
         <v:line id="Прямая соединительная линия 12" o:spid="_x0000_s1040" style="position:absolute;z-index:-503316398;visibility:visible;mso-wrap-distance-left:9.05pt;mso-wrap-distance-right:9.05pt" from="104.9pt,-1.35pt" to="104.95pt,41.2pt" o:gfxdata="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" strokeweight=".71mm">
           <v:stroke joinstyle="miter"/>
           <o:lock v:ext="edit" shapetype="f"/>
@@ -6946,7 +6241,7 @@
       <w:rPr>
         <w:noProof/>
       </w:rPr>
-      <w:pict>
+      <w:pict w14:anchorId="42FB3723">
         <v:line id="Прямая соединительная линия 11" o:spid="_x0000_s1039" style="position:absolute;z-index:-503316389;visibility:visible;mso-wrap-distance-left:9.05pt;mso-wrap-distance-right:9.05pt" from="147.45pt,-1.35pt" to="147.5pt,41.2pt" o:gfxdata="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" strokeweight=".71mm">
           <v:stroke joinstyle="miter"/>
           <o:lock v:ext="edit" shapetype="f"/>
@@ -6957,7 +6252,7 @@
       <w:rPr>
         <w:noProof/>
       </w:rPr>
-      <w:pict>
+      <w:pict w14:anchorId="3A7F06E4">
         <v:line id="Прямая соединительная линия 10" o:spid="_x0000_s1038" style="position:absolute;z-index:-503316380;visibility:visible;mso-wrap-distance-left:9.05pt;mso-wrap-distance-right:9.05pt" from="175.8pt,-1.35pt" to="175.85pt,41.2pt" o:gfxdata="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" strokeweight=".71mm">
           <v:stroke joinstyle="miter"/>
           <o:lock v:ext="edit" shapetype="f"/>
@@ -6968,7 +6263,7 @@
       <w:rPr>
         <w:noProof/>
       </w:rPr>
-      <w:pict>
+      <w:pict w14:anchorId="3638361D">
         <v:line id="Прямая соединительная линия 9" o:spid="_x0000_s1037" style="position:absolute;z-index:-503316371;visibility:visible;mso-wrap-distance-left:9.05pt;mso-wrap-distance-right:9.05pt" from="476.35pt,-1.35pt" to="476.4pt,41.2pt" o:gfxdata="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" strokeweight=".71mm">
           <v:stroke joinstyle="miter"/>
           <o:lock v:ext="edit" shapetype="f"/>
@@ -6986,7 +6281,7 @@
       <w:rPr>
         <w:noProof/>
       </w:rPr>
-      <w:pict>
+      <w:pict w14:anchorId="2580D5D9">
         <v:shapetype id="_x0000_t202" coordsize="21600,21600" o:spt="202" path="m,l,21600r21600,l21600,xe">
           <v:stroke joinstyle="miter"/>
           <v:path gradientshapeok="t" o:connecttype="rect"/>
@@ -7005,7 +6300,7 @@
       <w:rPr>
         <w:noProof/>
       </w:rPr>
-      <w:pict>
+      <w:pict w14:anchorId="5A989B1B">
         <v:shape id="Надпись 7" o:spid="_x0000_s1031" type="#_x0000_t202" style="position:absolute;margin-left:180.2pt;margin-top:2.7pt;width:4in;height:36.1pt;z-index:-503316335;visibility:visible;mso-wrap-distance-left:9.05pt;mso-wrap-distance-right:9.05pt;mso-position-horizontal-relative:text;mso-position-vertical-relative:text" o:gfxdata="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" stroked="f">
           <v:textbox inset="7.25pt,6.55pt,7.25pt,3.65pt">
             <w:txbxContent>
@@ -7040,7 +6335,7 @@
       <w:rPr>
         <w:noProof/>
       </w:rPr>
-      <w:pict>
+      <w:pict w14:anchorId="2B833A45">
         <v:line id="Прямая соединительная линия 6" o:spid="_x0000_s1036" style="position:absolute;z-index:-503316452;visibility:visible;mso-wrap-distance-left:9.05pt;mso-wrap-distance-top:-3e-5mm;mso-wrap-distance-right:9.05pt;mso-wrap-distance-bottom:-3e-5mm" from="-14.1pt,14.35pt" to="175.85pt,14.35pt" o:gfxdata="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" strokeweight=".71mm">
           <v:stroke joinstyle="miter"/>
           <o:lock v:ext="edit" shapetype="f"/>
@@ -7051,7 +6346,7 @@
       <w:rPr>
         <w:noProof/>
       </w:rPr>
-      <w:pict>
+      <w:pict w14:anchorId="645F2C46">
         <v:line id="Прямая соединительная линия 5" o:spid="_x0000_s1035" style="position:absolute;z-index:-503316443;visibility:visible;mso-wrap-distance-left:9.05pt;mso-wrap-distance-top:-3e-5mm;mso-wrap-distance-right:9.05pt;mso-wrap-distance-bottom:-3e-5mm" from="-14.05pt,.15pt" to="175.9pt,.15pt" o:gfxdata="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" strokeweight=".26mm">
           <v:stroke joinstyle="miter"/>
           <o:lock v:ext="edit" shapetype="f"/>
@@ -7062,7 +6357,7 @@
       <w:rPr>
         <w:noProof/>
       </w:rPr>
-      <w:pict>
+      <w:pict w14:anchorId="32327703">
         <v:line id="Прямая соединительная линия 4" o:spid="_x0000_s1034" style="position:absolute;z-index:-503316434;visibility:visible;mso-wrap-distance-left:9.05pt;mso-wrap-distance-right:9.05pt" from="-14.15pt,28.5pt" to="504.6pt,28.55pt" o:gfxdata="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" strokeweight=".71mm">
           <v:stroke joinstyle="miter"/>
           <o:lock v:ext="edit" shapetype="f"/>
@@ -7073,7 +6368,7 @@
       <w:rPr>
         <w:noProof/>
       </w:rPr>
-      <w:pict>
+      <w:pict w14:anchorId="550C720D">
         <v:line id="Прямая соединительная линия 3" o:spid="_x0000_s1033" style="position:absolute;z-index:-503316362;visibility:visible;mso-wrap-distance-left:9.05pt;mso-wrap-distance-right:9.05pt" from="476.3pt,5.8pt" to="504.65pt,5.85pt" o:gfxdata="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" strokeweight=".71mm">
           <v:stroke joinstyle="miter"/>
           <o:lock v:ext="edit" shapetype="f"/>
@@ -7091,7 +6386,7 @@
       <w:rPr>
         <w:noProof/>
       </w:rPr>
-      <w:pict>
+      <w:pict w14:anchorId="59802CE5">
         <v:shape id="Надпись 2" o:spid="_x0000_s1032" type="#_x0000_t202" style="position:absolute;margin-left:482.6pt;margin-top:9.8pt;width:23.8pt;height:18.7pt;z-index:-503316326;visibility:visible;mso-wrap-distance-left:9.05pt;mso-wrap-distance-right:9.05pt;mso-position-horizontal-relative:text;mso-position-vertical-relative:text" o:gfxdata="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" stroked="f">
           <v:fill opacity="0"/>
           <v:textbox inset=".05pt,.05pt,.05pt,.05pt">
@@ -7150,7 +6445,7 @@
 </file>
 
 <file path=word/footnotes.xml><?xml version="1.0" encoding="utf-8"?>
-<w:footnotes xmlns:ve="http://schemas.openxmlformats.org/markup-compatibility/2006" xmlns:o="urn:schemas-microsoft-com:office:office" xmlns:r="http://schemas.openxmlformats.org/officeDocument/2006/relationships" xmlns:m="http://schemas.openxmlformats.org/officeDocument/2006/math" xmlns:v="urn:schemas-microsoft-com:vml" xmlns:wp="http://schemas.openxmlformats.org/drawingml/2006/wordprocessingDrawing" xmlns:w10="urn:schemas-microsoft-com:office:word" xmlns:w="http://schemas.openxmlformats.org/wordprocessingml/2006/main" xmlns:wne="http://schemas.microsoft.com/office/word/2006/wordml">
+<w:footnotes xmlns:wpc="http://schemas.microsoft.com/office/word/2010/wordprocessingCanvas" xmlns:cx="http://schemas.microsoft.com/office/drawing/2014/chartex" xmlns:cx1="http://schemas.microsoft.com/office/drawing/2015/9/8/chartex" xmlns:cx2="http://schemas.microsoft.com/office/drawing/2015/10/21/chartex" xmlns:cx3="http://schemas.microsoft.com/office/drawing/2016/5/9/chartex" xmlns:cx4="http://schemas.microsoft.com/office/drawing/2016/5/10/chartex" xmlns:cx5="http://schemas.microsoft.com/office/drawing/2016/5/11/chartex" xmlns:cx6="http://schemas.microsoft.com/office/drawing/2016/5/12/chartex" xmlns:cx7="http://schemas.microsoft.com/office/drawing/2016/5/13/chartex" xmlns:cx8="http://schemas.microsoft.com/office/drawing/2016/5/14/chartex" xmlns:mc="http://schemas.openxmlformats.org/markup-compatibility/2006" xmlns:aink="http://schemas.microsoft.com/office/drawing/2016/ink" xmlns:am3d="http://schemas.microsoft.com/office/drawing/2017/model3d" xmlns:o="urn:schemas-microsoft-com:office:office" xmlns:oel="http://schemas.microsoft.com/office/2019/extlst" xmlns:r="http://schemas.openxmlformats.org/officeDocument/2006/relationships" xmlns:m="http://schemas.openxmlformats.org/officeDocument/2006/math" xmlns:v="urn:schemas-microsoft-com:vml" xmlns:wp14="http://schemas.microsoft.com/office/word/2010/wordprocessingDrawing" xmlns:wp="http://schemas.openxmlformats.org/drawingml/2006/wordprocessingDrawing" xmlns:w10="urn:schemas-microsoft-com:office:word" xmlns:w="http://schemas.openxmlformats.org/wordprocessingml/2006/main" xmlns:w14="http://schemas.microsoft.com/office/word/2010/wordml" xmlns:w15="http://schemas.microsoft.com/office/word/2012/wordml" xmlns:w16cex="http://schemas.microsoft.com/office/word/2018/wordml/cex" xmlns:w16cid="http://schemas.microsoft.com/office/word/2016/wordml/cid" xmlns:w16="http://schemas.microsoft.com/office/word/2018/wordml" xmlns:w16sdtdh="http://schemas.microsoft.com/office/word/2020/wordml/sdtdatahash" xmlns:w16se="http://schemas.microsoft.com/office/word/2015/wordml/symex" xmlns:wpg="http://schemas.microsoft.com/office/word/2010/wordprocessingGroup" xmlns:wpi="http://schemas.microsoft.com/office/word/2010/wordprocessingInk" xmlns:wne="http://schemas.microsoft.com/office/word/2006/wordml" xmlns:wps="http://schemas.microsoft.com/office/word/2010/wordprocessingShape" mc:Ignorable="w14 w15 w16se w16cid w16 w16cex w16sdtdh wp14">
   <w:footnote w:type="separator" w:id="-1">
     <w:p>
       <w:r>
@@ -7169,7 +6464,7 @@
 </file>
 
 <file path=word/header1.xml><?xml version="1.0" encoding="utf-8"?>
-<w:hdr xmlns:ve="http://schemas.openxmlformats.org/markup-compatibility/2006" xmlns:o="urn:schemas-microsoft-com:office:office" xmlns:r="http://schemas.openxmlformats.org/officeDocument/2006/relationships" xmlns:m="http://schemas.openxmlformats.org/officeDocument/2006/math" xmlns:v="urn:schemas-microsoft-com:vml" xmlns:wp="http://schemas.openxmlformats.org/drawingml/2006/wordprocessingDrawing" xmlns:w10="urn:schemas-microsoft-com:office:word" xmlns:w="http://schemas.openxmlformats.org/wordprocessingml/2006/main" xmlns:wne="http://schemas.microsoft.com/office/word/2006/wordml">
+<w:hdr xmlns:wpc="http://schemas.microsoft.com/office/word/2010/wordprocessingCanvas" xmlns:cx="http://schemas.microsoft.com/office/drawing/2014/chartex" xmlns:cx1="http://schemas.microsoft.com/office/drawing/2015/9/8/chartex" xmlns:cx2="http://schemas.microsoft.com/office/drawing/2015/10/21/chartex" xmlns:cx3="http://schemas.microsoft.com/office/drawing/2016/5/9/chartex" xmlns:cx4="http://schemas.microsoft.com/office/drawing/2016/5/10/chartex" xmlns:cx5="http://schemas.microsoft.com/office/drawing/2016/5/11/chartex" xmlns:cx6="http://schemas.microsoft.com/office/drawing/2016/5/12/chartex" xmlns:cx7="http://schemas.microsoft.com/office/drawing/2016/5/13/chartex" xmlns:cx8="http://schemas.microsoft.com/office/drawing/2016/5/14/chartex" xmlns:mc="http://schemas.openxmlformats.org/markup-compatibility/2006" xmlns:aink="http://schemas.microsoft.com/office/drawing/2016/ink" xmlns:am3d="http://schemas.microsoft.com/office/drawing/2017/model3d" xmlns:o="urn:schemas-microsoft-com:office:office" xmlns:oel="http://schemas.microsoft.com/office/2019/extlst" xmlns:r="http://schemas.openxmlformats.org/officeDocument/2006/relationships" xmlns:m="http://schemas.openxmlformats.org/officeDocument/2006/math" xmlns:v="urn:schemas-microsoft-com:vml" xmlns:wp14="http://schemas.microsoft.com/office/word/2010/wordprocessingDrawing" xmlns:wp="http://schemas.openxmlformats.org/drawingml/2006/wordprocessingDrawing" xmlns:w10="urn:schemas-microsoft-com:office:word" xmlns:w="http://schemas.openxmlformats.org/wordprocessingml/2006/main" xmlns:w14="http://schemas.microsoft.com/office/word/2010/wordml" xmlns:w15="http://schemas.microsoft.com/office/word/2012/wordml" xmlns:w16cex="http://schemas.microsoft.com/office/word/2018/wordml/cex" xmlns:w16cid="http://schemas.microsoft.com/office/word/2016/wordml/cid" xmlns:w16="http://schemas.microsoft.com/office/word/2018/wordml" xmlns:w16sdtdh="http://schemas.microsoft.com/office/word/2020/wordml/sdtdatahash" xmlns:w16se="http://schemas.microsoft.com/office/word/2015/wordml/symex" xmlns:wpg="http://schemas.microsoft.com/office/word/2010/wordprocessingGroup" xmlns:wpi="http://schemas.microsoft.com/office/word/2010/wordprocessingInk" xmlns:wne="http://schemas.microsoft.com/office/word/2006/wordml" xmlns:wps="http://schemas.microsoft.com/office/word/2010/wordprocessingShape" mc:Ignorable="w14 w15 w16se w16cid w16 w16cex w16sdtdh wp14">
   <w:p>
     <w:pPr>
       <w:pStyle w:val="a7"/>
@@ -7181,7 +6476,7 @@
       <w:rPr>
         <w:noProof/>
       </w:rPr>
-      <w:pict>
+      <w:pict w14:anchorId="607B5F90">
         <v:shape id="Полилиния: фигура 21" o:spid="_x0000_s1026" style="position:absolute;margin-left:504.65pt;margin-top:-21.05pt;width:.05pt;height:809.1pt;z-index:-503316470;visibility:visible;mso-wrap-style:square;mso-width-percent:0;mso-height-percent:0;mso-wrap-distance-left:9.05pt;mso-wrap-distance-top:0;mso-wrap-distance-right:9.05pt;mso-wrap-distance-bottom:0;mso-position-horizontal:absolute;mso-position-horizontal-relative:text;mso-position-vertical:absolute;mso-position-vertical-relative:text;mso-width-percent:0;mso-height-percent:0;mso-width-relative:page;mso-height-relative:page;v-text-anchor:top" coordsize="3,16182" o:gfxdata="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" path="m,l3,16182e" strokeweight=".71mm">
           <v:path arrowok="t"/>
         </v:shape>
@@ -7191,7 +6486,7 @@
       <w:rPr>
         <w:noProof/>
       </w:rPr>
-      <w:pict>
+      <w:pict w14:anchorId="780E11D1">
         <v:polyline id="Полилиния: фигура 20" o:spid="_x0000_s1045" style="position:absolute;z-index:-503316461;visibility:visible;mso-wrap-style:square;mso-width-percent:0;mso-height-percent:0;mso-wrap-distance-left:9.05pt;mso-wrap-distance-top:0;mso-wrap-distance-right:9.05pt;mso-wrap-distance-bottom:0;mso-position-horizontal:absolute;mso-position-horizontal-relative:text;mso-position-vertical:absolute;mso-position-vertical-relative:text;mso-width-percent:0;mso-height-percent:0;mso-width-relative:page;mso-height-relative:page;v-text-anchor:top" points="-14.15pt,-21.05pt,-14.2pt,788.05pt" coordsize="1,16182" o:gfxdata="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" strokeweight=".71mm">
           <v:path arrowok="t"/>
         </v:polyline>
@@ -7201,7 +6496,7 @@
       <w:rPr>
         <w:noProof/>
       </w:rPr>
-      <w:pict>
+      <w:pict w14:anchorId="4ECE7E74">
         <v:group id="Группа 16" o:spid="_x0000_s1044" style="position:absolute;margin-left:-14.15pt;margin-top:-20.15pt;width:520.5pt;height:804.6pt;z-index:-503316353;mso-wrap-distance-left:9.05pt;mso-wrap-distance-right:9.05pt" coordsize="66103,102186" o:gfxdata="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">
           <v:line id="_x0000_s1027" style="position:absolute;visibility:visible" from="0,0" to="65880,0" o:connectortype="straight" o:gfxdata="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" strokeweight=".71mm">
             <v:stroke joinstyle="miter"/>
@@ -7254,8 +6549,8 @@
 </file>
 
 <file path=word/numbering.xml><?xml version="1.0" encoding="utf-8"?>
-<w:numbering xmlns:ve="http://schemas.openxmlformats.org/markup-compatibility/2006" xmlns:o="urn:schemas-microsoft-com:office:office" xmlns:r="http://schemas.openxmlformats.org/officeDocument/2006/relationships" xmlns:m="http://schemas.openxmlformats.org/officeDocument/2006/math" xmlns:v="urn:schemas-microsoft-com:vml" xmlns:wp="http://schemas.openxmlformats.org/drawingml/2006/wordprocessingDrawing" xmlns:w10="urn:schemas-microsoft-com:office:word" xmlns:w="http://schemas.openxmlformats.org/wordprocessingml/2006/main" xmlns:wne="http://schemas.microsoft.com/office/word/2006/wordml">
-  <w:abstractNum w:abstractNumId="0">
+<w:numbering xmlns:wpc="http://schemas.microsoft.com/office/word/2010/wordprocessingCanvas" xmlns:cx="http://schemas.microsoft.com/office/drawing/2014/chartex" xmlns:cx1="http://schemas.microsoft.com/office/drawing/2015/9/8/chartex" xmlns:cx2="http://schemas.microsoft.com/office/drawing/2015/10/21/chartex" xmlns:cx3="http://schemas.microsoft.com/office/drawing/2016/5/9/chartex" xmlns:cx4="http://schemas.microsoft.com/office/drawing/2016/5/10/chartex" xmlns:cx5="http://schemas.microsoft.com/office/drawing/2016/5/11/chartex" xmlns:cx6="http://schemas.microsoft.com/office/drawing/2016/5/12/chartex" xmlns:cx7="http://schemas.microsoft.com/office/drawing/2016/5/13/chartex" xmlns:cx8="http://schemas.microsoft.com/office/drawing/2016/5/14/chartex" xmlns:mc="http://schemas.openxmlformats.org/markup-compatibility/2006" xmlns:aink="http://schemas.microsoft.com/office/drawing/2016/ink" xmlns:am3d="http://schemas.microsoft.com/office/drawing/2017/model3d" xmlns:o="urn:schemas-microsoft-com:office:office" xmlns:oel="http://schemas.microsoft.com/office/2019/extlst" xmlns:r="http://schemas.openxmlformats.org/officeDocument/2006/relationships" xmlns:m="http://schemas.openxmlformats.org/officeDocument/2006/math" xmlns:v="urn:schemas-microsoft-com:vml" xmlns:wp14="http://schemas.microsoft.com/office/word/2010/wordprocessingDrawing" xmlns:wp="http://schemas.openxmlformats.org/drawingml/2006/wordprocessingDrawing" xmlns:w10="urn:schemas-microsoft-com:office:word" xmlns:w="http://schemas.openxmlformats.org/wordprocessingml/2006/main" xmlns:w14="http://schemas.microsoft.com/office/word/2010/wordml" xmlns:w15="http://schemas.microsoft.com/office/word/2012/wordml" xmlns:w16cex="http://schemas.microsoft.com/office/word/2018/wordml/cex" xmlns:w16cid="http://schemas.microsoft.com/office/word/2016/wordml/cid" xmlns:w16="http://schemas.microsoft.com/office/word/2018/wordml" xmlns:w16sdtdh="http://schemas.microsoft.com/office/word/2020/wordml/sdtdatahash" xmlns:w16se="http://schemas.microsoft.com/office/word/2015/wordml/symex" xmlns:wpg="http://schemas.microsoft.com/office/word/2010/wordprocessingGroup" xmlns:wpi="http://schemas.microsoft.com/office/word/2010/wordprocessingInk" xmlns:wne="http://schemas.microsoft.com/office/word/2006/wordml" xmlns:wps="http://schemas.microsoft.com/office/word/2010/wordprocessingShape" mc:Ignorable="w14 w15 w16se w16cid w16 w16cex w16sdtdh wp14">
+  <w:abstractNum w:abstractNumId="0" w15:restartNumberingAfterBreak="0">
     <w:nsid w:val="07FE4F93"/>
     <w:multiLevelType w:val="multilevel"/>
     <w:tmpl w:val="273E008E"/>
@@ -7379,7 +6674,7 @@
       </w:pPr>
     </w:lvl>
   </w:abstractNum>
-  <w:abstractNum w:abstractNumId="1">
+  <w:abstractNum w:abstractNumId="1" w15:restartNumberingAfterBreak="0">
     <w:nsid w:val="0DD01C41"/>
     <w:multiLevelType w:val="multilevel"/>
     <w:tmpl w:val="3D10F120"/>
@@ -7439,7 +6734,7 @@
       <w:lvlJc w:val="left"/>
     </w:lvl>
   </w:abstractNum>
-  <w:abstractNum w:abstractNumId="2">
+  <w:abstractNum w:abstractNumId="2" w15:restartNumberingAfterBreak="0">
     <w:nsid w:val="0E947224"/>
     <w:multiLevelType w:val="multilevel"/>
     <w:tmpl w:val="5D142780"/>
@@ -7499,7 +6794,7 @@
       <w:lvlJc w:val="left"/>
     </w:lvl>
   </w:abstractNum>
-  <w:abstractNum w:abstractNumId="3">
+  <w:abstractNum w:abstractNumId="3" w15:restartNumberingAfterBreak="0">
     <w:nsid w:val="1F3C041F"/>
     <w:multiLevelType w:val="multilevel"/>
     <w:tmpl w:val="89564714"/>
@@ -7559,7 +6854,7 @@
       <w:lvlJc w:val="left"/>
     </w:lvl>
   </w:abstractNum>
-  <w:abstractNum w:abstractNumId="4">
+  <w:abstractNum w:abstractNumId="4" w15:restartNumberingAfterBreak="0">
     <w:nsid w:val="372E0C3D"/>
     <w:multiLevelType w:val="multilevel"/>
     <w:tmpl w:val="4F6432F8"/>
@@ -7619,7 +6914,7 @@
       <w:lvlJc w:val="left"/>
     </w:lvl>
   </w:abstractNum>
-  <w:abstractNum w:abstractNumId="5">
+  <w:abstractNum w:abstractNumId="5" w15:restartNumberingAfterBreak="0">
     <w:nsid w:val="4A6D6D8C"/>
     <w:multiLevelType w:val="hybridMultilevel"/>
     <w:tmpl w:val="EA1CFA5A"/>
@@ -7733,7 +7028,7 @@
       </w:rPr>
     </w:lvl>
   </w:abstractNum>
-  <w:abstractNum w:abstractNumId="6">
+  <w:abstractNum w:abstractNumId="6" w15:restartNumberingAfterBreak="0">
     <w:nsid w:val="5E8B4C25"/>
     <w:multiLevelType w:val="multilevel"/>
     <w:tmpl w:val="F0661F28"/>
@@ -7873,7 +7168,7 @@
       </w:rPr>
     </w:lvl>
   </w:abstractNum>
-  <w:abstractNum w:abstractNumId="7">
+  <w:abstractNum w:abstractNumId="7" w15:restartNumberingAfterBreak="0">
     <w:nsid w:val="62E253C1"/>
     <w:multiLevelType w:val="multilevel"/>
     <w:tmpl w:val="C83AF2E6"/>
@@ -7933,7 +7228,7 @@
       <w:lvlJc w:val="left"/>
     </w:lvl>
   </w:abstractNum>
-  <w:abstractNum w:abstractNumId="8">
+  <w:abstractNum w:abstractNumId="8" w15:restartNumberingAfterBreak="0">
     <w:nsid w:val="7F5B0DF5"/>
     <w:multiLevelType w:val="multilevel"/>
     <w:tmpl w:val="4A18E3EC"/>
@@ -7993,38 +7288,38 @@
       <w:lvlJc w:val="left"/>
     </w:lvl>
   </w:abstractNum>
-  <w:num w:numId="1">
+  <w:num w:numId="1" w16cid:durableId="465123433">
     <w:abstractNumId w:val="0"/>
   </w:num>
-  <w:num w:numId="2">
+  <w:num w:numId="2" w16cid:durableId="1957784308">
     <w:abstractNumId w:val="8"/>
   </w:num>
-  <w:num w:numId="3">
+  <w:num w:numId="3" w16cid:durableId="942612757">
     <w:abstractNumId w:val="2"/>
   </w:num>
-  <w:num w:numId="4">
+  <w:num w:numId="4" w16cid:durableId="967709153">
     <w:abstractNumId w:val="6"/>
   </w:num>
-  <w:num w:numId="5">
+  <w:num w:numId="5" w16cid:durableId="835344783">
     <w:abstractNumId w:val="1"/>
   </w:num>
-  <w:num w:numId="6">
+  <w:num w:numId="6" w16cid:durableId="1827282039">
     <w:abstractNumId w:val="7"/>
   </w:num>
-  <w:num w:numId="7">
+  <w:num w:numId="7" w16cid:durableId="2080327288">
     <w:abstractNumId w:val="4"/>
   </w:num>
-  <w:num w:numId="8">
+  <w:num w:numId="8" w16cid:durableId="1026129427">
     <w:abstractNumId w:val="3"/>
   </w:num>
-  <w:num w:numId="9">
+  <w:num w:numId="9" w16cid:durableId="1197426212">
     <w:abstractNumId w:val="5"/>
   </w:num>
 </w:numbering>
 </file>
 
 <file path=word/styles.xml><?xml version="1.0" encoding="utf-8"?>
-<w:styles xmlns:r="http://schemas.openxmlformats.org/officeDocument/2006/relationships" xmlns:w="http://schemas.openxmlformats.org/wordprocessingml/2006/main">
+<w:styles xmlns:mc="http://schemas.openxmlformats.org/markup-compatibility/2006" xmlns:r="http://schemas.openxmlformats.org/officeDocument/2006/relationships" xmlns:w="http://schemas.openxmlformats.org/wordprocessingml/2006/main" xmlns:w14="http://schemas.microsoft.com/office/word/2010/wordml" xmlns:w15="http://schemas.microsoft.com/office/word/2012/wordml" xmlns:w16cex="http://schemas.microsoft.com/office/word/2018/wordml/cex" xmlns:w16cid="http://schemas.microsoft.com/office/word/2016/wordml/cid" xmlns:w16="http://schemas.microsoft.com/office/word/2018/wordml" xmlns:w16sdtdh="http://schemas.microsoft.com/office/word/2020/wordml/sdtdatahash" xmlns:w16se="http://schemas.microsoft.com/office/word/2015/wordml/symex" mc:Ignorable="w14 w15 w16se w16cid w16 w16cex w16sdtdh">
   <w:docDefaults>
     <w:rPrDefault>
       <w:rPr>
@@ -8034,144 +7329,383 @@
     </w:rPrDefault>
     <w:pPrDefault/>
   </w:docDefaults>
-  <w:latentStyles w:defLockedState="0" w:defUIPriority="99" w:defSemiHidden="1" w:defUnhideWhenUsed="1" w:defQFormat="0" w:count="267">
-    <w:lsdException w:name="Normal" w:semiHidden="0" w:uiPriority="0" w:unhideWhenUsed="0" w:qFormat="1"/>
-    <w:lsdException w:name="heading 1" w:semiHidden="0" w:uiPriority="9" w:unhideWhenUsed="0" w:qFormat="1"/>
-    <w:lsdException w:name="heading 2" w:uiPriority="9" w:qFormat="1"/>
-    <w:lsdException w:name="heading 3" w:uiPriority="9" w:qFormat="1"/>
-    <w:lsdException w:name="heading 4" w:uiPriority="9" w:qFormat="1"/>
-    <w:lsdException w:name="heading 5" w:uiPriority="9" w:qFormat="1"/>
-    <w:lsdException w:name="heading 6" w:uiPriority="9" w:qFormat="1"/>
-    <w:lsdException w:name="heading 7" w:uiPriority="9" w:qFormat="1"/>
-    <w:lsdException w:name="heading 8" w:uiPriority="9" w:qFormat="1"/>
-    <w:lsdException w:name="heading 9" w:uiPriority="9" w:qFormat="1"/>
-    <w:lsdException w:name="toc 1" w:uiPriority="39"/>
-    <w:lsdException w:name="toc 2" w:uiPriority="39"/>
-    <w:lsdException w:name="toc 3" w:uiPriority="39"/>
-    <w:lsdException w:name="toc 4" w:uiPriority="39"/>
-    <w:lsdException w:name="toc 5" w:uiPriority="39"/>
-    <w:lsdException w:name="toc 6" w:uiPriority="39"/>
-    <w:lsdException w:name="toc 7" w:uiPriority="39"/>
-    <w:lsdException w:name="toc 8" w:uiPriority="39"/>
-    <w:lsdException w:name="toc 9" w:uiPriority="39"/>
-    <w:lsdException w:name="caption" w:uiPriority="35" w:qFormat="1"/>
-    <w:lsdException w:name="Title" w:semiHidden="0" w:uiPriority="10" w:unhideWhenUsed="0" w:qFormat="1"/>
-    <w:lsdException w:name="Default Paragraph Font" w:uiPriority="1"/>
-    <w:lsdException w:name="Subtitle" w:semiHidden="0" w:uiPriority="11" w:unhideWhenUsed="0" w:qFormat="1"/>
-    <w:lsdException w:name="Strong" w:semiHidden="0" w:uiPriority="22" w:unhideWhenUsed="0" w:qFormat="1"/>
-    <w:lsdException w:name="Emphasis" w:semiHidden="0" w:uiPriority="20" w:unhideWhenUsed="0" w:qFormat="1"/>
-    <w:lsdException w:name="Table Grid" w:semiHidden="0" w:uiPriority="39" w:unhideWhenUsed="0"/>
-    <w:lsdException w:name="Placeholder Text" w:unhideWhenUsed="0"/>
-    <w:lsdException w:name="No Spacing" w:semiHidden="0" w:uiPriority="1" w:unhideWhenUsed="0" w:qFormat="1"/>
-    <w:lsdException w:name="Light Shading" w:semiHidden="0" w:uiPriority="60" w:unhideWhenUsed="0"/>
-    <w:lsdException w:name="Light List" w:semiHidden="0" w:uiPriority="61" w:unhideWhenUsed="0"/>
-    <w:lsdException w:name="Light Grid" w:semiHidden="0" w:uiPriority="62" w:unhideWhenUsed="0"/>
-    <w:lsdException w:name="Medium Shading 1" w:semiHidden="0" w:uiPriority="63" w:unhideWhenUsed="0"/>
-    <w:lsdException w:name="Medium Shading 2" w:semiHidden="0" w:uiPriority="64" w:unhideWhenUsed="0"/>
-    <w:lsdException w:name="Medium List 1" w:semiHidden="0" w:uiPriority="65" w:unhideWhenUsed="0"/>
-    <w:lsdException w:name="Medium List 2" w:semiHidden="0" w:uiPriority="66" w:unhideWhenUsed="0"/>
-    <w:lsdException w:name="Medium Grid 1" w:semiHidden="0" w:uiPriority="67" w:unhideWhenUsed="0"/>
-    <w:lsdException w:name="Medium Grid 2" w:semiHidden="0" w:uiPriority="68" w:unhideWhenUsed="0"/>
-    <w:lsdException w:name="Medium Grid 3" w:semiHidden="0" w:uiPriority="69" w:unhideWhenUsed="0"/>
-    <w:lsdException w:name="Dark List" w:semiHidden="0" w:uiPriority="70" w:unhideWhenUsed="0"/>
-    <w:lsdException w:name="Colorful Shading" w:semiHidden="0" w:uiPriority="71" w:unhideWhenUsed="0"/>
-    <w:lsdException w:name="Colorful List" w:semiHidden="0" w:uiPriority="72" w:unhideWhenUsed="0"/>
-    <w:lsdException w:name="Colorful Grid" w:semiHidden="0" w:uiPriority="73" w:unhideWhenUsed="0"/>
-    <w:lsdException w:name="Light Shading Accent 1" w:semiHidden="0" w:uiPriority="60" w:unhideWhenUsed="0"/>
-    <w:lsdException w:name="Light List Accent 1" w:semiHidden="0" w:uiPriority="61" w:unhideWhenUsed="0"/>
-    <w:lsdException w:name="Light Grid Accent 1" w:semiHidden="0" w:uiPriority="62" w:unhideWhenUsed="0"/>
-    <w:lsdException w:name="Medium Shading 1 Accent 1" w:semiHidden="0" w:uiPriority="63" w:unhideWhenUsed="0"/>
-    <w:lsdException w:name="Medium Shading 2 Accent 1" w:semiHidden="0" w:uiPriority="64" w:unhideWhenUsed="0"/>
-    <w:lsdException w:name="Medium List 1 Accent 1" w:semiHidden="0" w:uiPriority="65" w:unhideWhenUsed="0"/>
-    <w:lsdException w:name="Revision" w:unhideWhenUsed="0"/>
-    <w:lsdException w:name="List Paragraph" w:semiHidden="0" w:uiPriority="34" w:unhideWhenUsed="0" w:qFormat="1"/>
-    <w:lsdException w:name="Quote" w:semiHidden="0" w:uiPriority="29" w:unhideWhenUsed="0" w:qFormat="1"/>
-    <w:lsdException w:name="Intense Quote" w:semiHidden="0" w:uiPriority="30" w:unhideWhenUsed="0" w:qFormat="1"/>
-    <w:lsdException w:name="Medium List 2 Accent 1" w:semiHidden="0" w:uiPriority="66" w:unhideWhenUsed="0"/>
-    <w:lsdException w:name="Medium Grid 1 Accent 1" w:semiHidden="0" w:uiPriority="67" w:unhideWhenUsed="0"/>
-    <w:lsdException w:name="Medium Grid 2 Accent 1" w:semiHidden="0" w:uiPriority="68" w:unhideWhenUsed="0"/>
-    <w:lsdException w:name="Medium Grid 3 Accent 1" w:semiHidden="0" w:uiPriority="69" w:unhideWhenUsed="0"/>
-    <w:lsdException w:name="Dark List Accent 1" w:semiHidden="0" w:uiPriority="70" w:unhideWhenUsed="0"/>
-    <w:lsdException w:name="Colorful Shading Accent 1" w:semiHidden="0" w:uiPriority="71" w:unhideWhenUsed="0"/>
-    <w:lsdException w:name="Colorful List Accent 1" w:semiHidden="0" w:uiPriority="72" w:unhideWhenUsed="0"/>
-    <w:lsdException w:name="Colorful Grid Accent 1" w:semiHidden="0" w:uiPriority="73" w:unhideWhenUsed="0"/>
-    <w:lsdException w:name="Light Shading Accent 2" w:semiHidden="0" w:uiPriority="60" w:unhideWhenUsed="0"/>
-    <w:lsdException w:name="Light List Accent 2" w:semiHidden="0" w:uiPriority="61" w:unhideWhenUsed="0"/>
-    <w:lsdException w:name="Light Grid Accent 2" w:semiHidden="0" w:uiPriority="62" w:unhideWhenUsed="0"/>
-    <w:lsdException w:name="Medium Shading 1 Accent 2" w:semiHidden="0" w:uiPriority="63" w:unhideWhenUsed="0"/>
-    <w:lsdException w:name="Medium Shading 2 Accent 2" w:semiHidden="0" w:uiPriority="64" w:unhideWhenUsed="0"/>
-    <w:lsdException w:name="Medium List 1 Accent 2" w:semiHidden="0" w:uiPriority="65" w:unhideWhenUsed="0"/>
-    <w:lsdException w:name="Medium List 2 Accent 2" w:semiHidden="0" w:uiPriority="66" w:unhideWhenUsed="0"/>
-    <w:lsdException w:name="Medium Grid 1 Accent 2" w:semiHidden="0" w:uiPriority="67" w:unhideWhenUsed="0"/>
-    <w:lsdException w:name="Medium Grid 2 Accent 2" w:semiHidden="0" w:uiPriority="68" w:unhideWhenUsed="0"/>
-    <w:lsdException w:name="Medium Grid 3 Accent 2" w:semiHidden="0" w:uiPriority="69" w:unhideWhenUsed="0"/>
-    <w:lsdException w:name="Dark List Accent 2" w:semiHidden="0" w:uiPriority="70" w:unhideWhenUsed="0"/>
-    <w:lsdException w:name="Colorful Shading Accent 2" w:semiHidden="0" w:uiPriority="71" w:unhideWhenUsed="0"/>
-    <w:lsdException w:name="Colorful List Accent 2" w:semiHidden="0" w:uiPriority="72" w:unhideWhenUsed="0"/>
-    <w:lsdException w:name="Colorful Grid Accent 2" w:semiHidden="0" w:uiPriority="73" w:unhideWhenUsed="0"/>
-    <w:lsdException w:name="Light Shading Accent 3" w:semiHidden="0" w:uiPriority="60" w:unhideWhenUsed="0"/>
-    <w:lsdException w:name="Light List Accent 3" w:semiHidden="0" w:uiPriority="61" w:unhideWhenUsed="0"/>
-    <w:lsdException w:name="Light Grid Accent 3" w:semiHidden="0" w:uiPriority="62" w:unhideWhenUsed="0"/>
-    <w:lsdException w:name="Medium Shading 1 Accent 3" w:semiHidden="0" w:uiPriority="63" w:unhideWhenUsed="0"/>
-    <w:lsdException w:name="Medium Shading 2 Accent 3" w:semiHidden="0" w:uiPriority="64" w:unhideWhenUsed="0"/>
-    <w:lsdException w:name="Medium List 1 Accent 3" w:semiHidden="0" w:uiPriority="65" w:unhideWhenUsed="0"/>
-    <w:lsdException w:name="Medium List 2 Accent 3" w:semiHidden="0" w:uiPriority="66" w:unhideWhenUsed="0"/>
-    <w:lsdException w:name="Medium Grid 1 Accent 3" w:semiHidden="0" w:uiPriority="67" w:unhideWhenUsed="0"/>
-    <w:lsdException w:name="Medium Grid 2 Accent 3" w:semiHidden="0" w:uiPriority="68" w:unhideWhenUsed="0"/>
-    <w:lsdException w:name="Medium Grid 3 Accent 3" w:semiHidden="0" w:uiPriority="69" w:unhideWhenUsed="0"/>
-    <w:lsdException w:name="Dark List Accent 3" w:semiHidden="0" w:uiPriority="70" w:unhideWhenUsed="0"/>
-    <w:lsdException w:name="Colorful Shading Accent 3" w:semiHidden="0" w:uiPriority="71" w:unhideWhenUsed="0"/>
-    <w:lsdException w:name="Colorful List Accent 3" w:semiHidden="0" w:uiPriority="72" w:unhideWhenUsed="0"/>
-    <w:lsdException w:name="Colorful Grid Accent 3" w:semiHidden="0" w:uiPriority="73" w:unhideWhenUsed="0"/>
-    <w:lsdException w:name="Light Shading Accent 4" w:semiHidden="0" w:uiPriority="60" w:unhideWhenUsed="0"/>
-    <w:lsdException w:name="Light List Accent 4" w:semiHidden="0" w:uiPriority="61" w:unhideWhenUsed="0"/>
-    <w:lsdException w:name="Light Grid Accent 4" w:semiHidden="0" w:uiPriority="62" w:unhideWhenUsed="0"/>
-    <w:lsdException w:name="Medium Shading 1 Accent 4" w:semiHidden="0" w:uiPriority="63" w:unhideWhenUsed="0"/>
-    <w:lsdException w:name="Medium Shading 2 Accent 4" w:semiHidden="0" w:uiPriority="64" w:unhideWhenUsed="0"/>
-    <w:lsdException w:name="Medium List 1 Accent 4" w:semiHidden="0" w:uiPriority="65" w:unhideWhenUsed="0"/>
-    <w:lsdException w:name="Medium List 2 Accent 4" w:semiHidden="0" w:uiPriority="66" w:unhideWhenUsed="0"/>
-    <w:lsdException w:name="Medium Grid 1 Accent 4" w:semiHidden="0" w:uiPriority="67" w:unhideWhenUsed="0"/>
-    <w:lsdException w:name="Medium Grid 2 Accent 4" w:semiHidden="0" w:uiPriority="68" w:unhideWhenUsed="0"/>
-    <w:lsdException w:name="Medium Grid 3 Accent 4" w:semiHidden="0" w:uiPriority="69" w:unhideWhenUsed="0"/>
-    <w:lsdException w:name="Dark List Accent 4" w:semiHidden="0" w:uiPriority="70" w:unhideWhenUsed="0"/>
-    <w:lsdException w:name="Colorful Shading Accent 4" w:semiHidden="0" w:uiPriority="71" w:unhideWhenUsed="0"/>
-    <w:lsdException w:name="Colorful List Accent 4" w:semiHidden="0" w:uiPriority="72" w:unhideWhenUsed="0"/>
-    <w:lsdException w:name="Colorful Grid Accent 4" w:semiHidden="0" w:uiPriority="73" w:unhideWhenUsed="0"/>
-    <w:lsdException w:name="Light Shading Accent 5" w:semiHidden="0" w:uiPriority="60" w:unhideWhenUsed="0"/>
-    <w:lsdException w:name="Light List Accent 5" w:semiHidden="0" w:uiPriority="61" w:unhideWhenUsed="0"/>
-    <w:lsdException w:name="Light Grid Accent 5" w:semiHidden="0" w:uiPriority="62" w:unhideWhenUsed="0"/>
-    <w:lsdException w:name="Medium Shading 1 Accent 5" w:semiHidden="0" w:uiPriority="63" w:unhideWhenUsed="0"/>
-    <w:lsdException w:name="Medium Shading 2 Accent 5" w:semiHidden="0" w:uiPriority="64" w:unhideWhenUsed="0"/>
-    <w:lsdException w:name="Medium List 1 Accent 5" w:semiHidden="0" w:uiPriority="65" w:unhideWhenUsed="0"/>
-    <w:lsdException w:name="Medium List 2 Accent 5" w:semiHidden="0" w:uiPriority="66" w:unhideWhenUsed="0"/>
-    <w:lsdException w:name="Medium Grid 1 Accent 5" w:semiHidden="0" w:uiPriority="67" w:unhideWhenUsed="0"/>
-    <w:lsdException w:name="Medium Grid 2 Accent 5" w:semiHidden="0" w:uiPriority="68" w:unhideWhenUsed="0"/>
-    <w:lsdException w:name="Medium Grid 3 Accent 5" w:semiHidden="0" w:uiPriority="69" w:unhideWhenUsed="0"/>
-    <w:lsdException w:name="Dark List Accent 5" w:semiHidden="0" w:uiPriority="70" w:unhideWhenUsed="0"/>
-    <w:lsdException w:name="Colorful Shading Accent 5" w:semiHidden="0" w:uiPriority="71" w:unhideWhenUsed="0"/>
-    <w:lsdException w:name="Colorful List Accent 5" w:semiHidden="0" w:uiPriority="72" w:unhideWhenUsed="0"/>
-    <w:lsdException w:name="Colorful Grid Accent 5" w:semiHidden="0" w:uiPriority="73" w:unhideWhenUsed="0"/>
-    <w:lsdException w:name="Light Shading Accent 6" w:semiHidden="0" w:uiPriority="60" w:unhideWhenUsed="0"/>
-    <w:lsdException w:name="Light List Accent 6" w:semiHidden="0" w:uiPriority="61" w:unhideWhenUsed="0"/>
-    <w:lsdException w:name="Light Grid Accent 6" w:semiHidden="0" w:uiPriority="62" w:unhideWhenUsed="0"/>
-    <w:lsdException w:name="Medium Shading 1 Accent 6" w:semiHidden="0" w:uiPriority="63" w:unhideWhenUsed="0"/>
-    <w:lsdException w:name="Medium Shading 2 Accent 6" w:semiHidden="0" w:uiPriority="64" w:unhideWhenUsed="0"/>
-    <w:lsdException w:name="Medium List 1 Accent 6" w:semiHidden="0" w:uiPriority="65" w:unhideWhenUsed="0"/>
-    <w:lsdException w:name="Medium List 2 Accent 6" w:semiHidden="0" w:uiPriority="66" w:unhideWhenUsed="0"/>
-    <w:lsdException w:name="Medium Grid 1 Accent 6" w:semiHidden="0" w:uiPriority="67" w:unhideWhenUsed="0"/>
-    <w:lsdException w:name="Medium Grid 2 Accent 6" w:semiHidden="0" w:uiPriority="68" w:unhideWhenUsed="0"/>
-    <w:lsdException w:name="Medium Grid 3 Accent 6" w:semiHidden="0" w:uiPriority="69" w:unhideWhenUsed="0"/>
-    <w:lsdException w:name="Dark List Accent 6" w:semiHidden="0" w:uiPriority="70" w:unhideWhenUsed="0"/>
-    <w:lsdException w:name="Colorful Shading Accent 6" w:semiHidden="0" w:uiPriority="71" w:unhideWhenUsed="0"/>
-    <w:lsdException w:name="Colorful List Accent 6" w:semiHidden="0" w:uiPriority="72" w:unhideWhenUsed="0"/>
-    <w:lsdException w:name="Colorful Grid Accent 6" w:semiHidden="0" w:uiPriority="73" w:unhideWhenUsed="0"/>
-    <w:lsdException w:name="Subtle Emphasis" w:semiHidden="0" w:uiPriority="19" w:unhideWhenUsed="0" w:qFormat="1"/>
-    <w:lsdException w:name="Intense Emphasis" w:semiHidden="0" w:uiPriority="21" w:unhideWhenUsed="0" w:qFormat="1"/>
-    <w:lsdException w:name="Subtle Reference" w:semiHidden="0" w:uiPriority="31" w:unhideWhenUsed="0" w:qFormat="1"/>
-    <w:lsdException w:name="Intense Reference" w:semiHidden="0" w:uiPriority="32" w:unhideWhenUsed="0" w:qFormat="1"/>
-    <w:lsdException w:name="Book Title" w:semiHidden="0" w:uiPriority="33" w:unhideWhenUsed="0" w:qFormat="1"/>
-    <w:lsdException w:name="Bibliography" w:uiPriority="37"/>
-    <w:lsdException w:name="TOC Heading" w:uiPriority="39" w:qFormat="1"/>
+  <w:latentStyles w:defLockedState="0" w:defUIPriority="99" w:defSemiHidden="0" w:defUnhideWhenUsed="0" w:defQFormat="0" w:count="376">
+    <w:lsdException w:name="Normal" w:uiPriority="0" w:qFormat="1"/>
+    <w:lsdException w:name="heading 1" w:uiPriority="9" w:qFormat="1"/>
+    <w:lsdException w:name="heading 2" w:semiHidden="1" w:uiPriority="9" w:unhideWhenUsed="1" w:qFormat="1"/>
+    <w:lsdException w:name="heading 3" w:semiHidden="1" w:uiPriority="9" w:unhideWhenUsed="1" w:qFormat="1"/>
+    <w:lsdException w:name="heading 4" w:semiHidden="1" w:uiPriority="9" w:unhideWhenUsed="1" w:qFormat="1"/>
+    <w:lsdException w:name="heading 5" w:semiHidden="1" w:uiPriority="9" w:unhideWhenUsed="1" w:qFormat="1"/>
+    <w:lsdException w:name="heading 6" w:semiHidden="1" w:uiPriority="9" w:unhideWhenUsed="1" w:qFormat="1"/>
+    <w:lsdException w:name="heading 7" w:semiHidden="1" w:uiPriority="9" w:unhideWhenUsed="1" w:qFormat="1"/>
+    <w:lsdException w:name="heading 8" w:semiHidden="1" w:uiPriority="9" w:unhideWhenUsed="1" w:qFormat="1"/>
+    <w:lsdException w:name="heading 9" w:semiHidden="1" w:uiPriority="9" w:unhideWhenUsed="1" w:qFormat="1"/>
+    <w:lsdException w:name="index 1" w:semiHidden="1" w:unhideWhenUsed="1"/>
+    <w:lsdException w:name="index 2" w:semiHidden="1" w:unhideWhenUsed="1"/>
+    <w:lsdException w:name="index 3" w:semiHidden="1" w:unhideWhenUsed="1"/>
+    <w:lsdException w:name="index 4" w:semiHidden="1" w:unhideWhenUsed="1"/>
+    <w:lsdException w:name="index 5" w:semiHidden="1" w:unhideWhenUsed="1"/>
+    <w:lsdException w:name="index 6" w:semiHidden="1" w:unhideWhenUsed="1"/>
+    <w:lsdException w:name="index 7" w:semiHidden="1" w:unhideWhenUsed="1"/>
+    <w:lsdException w:name="index 8" w:semiHidden="1" w:unhideWhenUsed="1"/>
+    <w:lsdException w:name="index 9" w:semiHidden="1" w:unhideWhenUsed="1"/>
+    <w:lsdException w:name="toc 1" w:semiHidden="1" w:uiPriority="39" w:unhideWhenUsed="1"/>
+    <w:lsdException w:name="toc 2" w:semiHidden="1" w:uiPriority="39" w:unhideWhenUsed="1"/>
+    <w:lsdException w:name="toc 3" w:semiHidden="1" w:uiPriority="39" w:unhideWhenUsed="1"/>
+    <w:lsdException w:name="toc 4" w:semiHidden="1" w:uiPriority="39" w:unhideWhenUsed="1"/>
+    <w:lsdException w:name="toc 5" w:semiHidden="1" w:uiPriority="39" w:unhideWhenUsed="1"/>
+    <w:lsdException w:name="toc 6" w:semiHidden="1" w:uiPriority="39" w:unhideWhenUsed="1"/>
+    <w:lsdException w:name="toc 7" w:semiHidden="1" w:uiPriority="39" w:unhideWhenUsed="1"/>
+    <w:lsdException w:name="toc 8" w:semiHidden="1" w:uiPriority="39" w:unhideWhenUsed="1"/>
+    <w:lsdException w:name="toc 9" w:semiHidden="1" w:uiPriority="39" w:unhideWhenUsed="1"/>
+    <w:lsdException w:name="Normal Indent" w:semiHidden="1" w:unhideWhenUsed="1"/>
+    <w:lsdException w:name="footnote text" w:semiHidden="1" w:unhideWhenUsed="1"/>
+    <w:lsdException w:name="annotation text" w:semiHidden="1" w:unhideWhenUsed="1"/>
+    <w:lsdException w:name="header" w:semiHidden="1" w:unhideWhenUsed="1"/>
+    <w:lsdException w:name="footer" w:semiHidden="1" w:unhideWhenUsed="1"/>
+    <w:lsdException w:name="index heading" w:semiHidden="1" w:unhideWhenUsed="1"/>
+    <w:lsdException w:name="caption" w:semiHidden="1" w:uiPriority="35" w:unhideWhenUsed="1" w:qFormat="1"/>
+    <w:lsdException w:name="table of figures" w:semiHidden="1" w:unhideWhenUsed="1"/>
+    <w:lsdException w:name="envelope address" w:semiHidden="1" w:unhideWhenUsed="1"/>
+    <w:lsdException w:name="envelope return" w:semiHidden="1" w:unhideWhenUsed="1"/>
+    <w:lsdException w:name="footnote reference" w:semiHidden="1" w:unhideWhenUsed="1"/>
+    <w:lsdException w:name="annotation reference" w:semiHidden="1" w:unhideWhenUsed="1"/>
+    <w:lsdException w:name="line number" w:semiHidden="1" w:unhideWhenUsed="1"/>
+    <w:lsdException w:name="page number" w:semiHidden="1" w:unhideWhenUsed="1"/>
+    <w:lsdException w:name="endnote reference" w:semiHidden="1" w:unhideWhenUsed="1"/>
+    <w:lsdException w:name="endnote text" w:semiHidden="1" w:unhideWhenUsed="1"/>
+    <w:lsdException w:name="table of authorities" w:semiHidden="1" w:unhideWhenUsed="1"/>
+    <w:lsdException w:name="macro" w:semiHidden="1" w:unhideWhenUsed="1"/>
+    <w:lsdException w:name="toa heading" w:semiHidden="1" w:unhideWhenUsed="1"/>
+    <w:lsdException w:name="List" w:semiHidden="1" w:unhideWhenUsed="1"/>
+    <w:lsdException w:name="List Bullet" w:semiHidden="1" w:unhideWhenUsed="1"/>
+    <w:lsdException w:name="List Number" w:semiHidden="1" w:unhideWhenUsed="1"/>
+    <w:lsdException w:name="List 2" w:semiHidden="1" w:unhideWhenUsed="1"/>
+    <w:lsdException w:name="List 3" w:semiHidden="1" w:unhideWhenUsed="1"/>
+    <w:lsdException w:name="List 4" w:semiHidden="1" w:unhideWhenUsed="1"/>
+    <w:lsdException w:name="List 5" w:semiHidden="1" w:unhideWhenUsed="1"/>
+    <w:lsdException w:name="List Bullet 2" w:semiHidden="1" w:unhideWhenUsed="1"/>
+    <w:lsdException w:name="List Bullet 3" w:semiHidden="1" w:unhideWhenUsed="1"/>
+    <w:lsdException w:name="List Bullet 4" w:semiHidden="1" w:unhideWhenUsed="1"/>
+    <w:lsdException w:name="List Bullet 5" w:semiHidden="1" w:unhideWhenUsed="1"/>
+    <w:lsdException w:name="List Number 2" w:semiHidden="1" w:unhideWhenUsed="1"/>
+    <w:lsdException w:name="List Number 3" w:semiHidden="1" w:unhideWhenUsed="1"/>
+    <w:lsdException w:name="List Number 4" w:semiHidden="1" w:unhideWhenUsed="1"/>
+    <w:lsdException w:name="List Number 5" w:semiHidden="1" w:unhideWhenUsed="1"/>
+    <w:lsdException w:name="Title" w:uiPriority="10" w:qFormat="1"/>
+    <w:lsdException w:name="Closing" w:semiHidden="1" w:unhideWhenUsed="1"/>
+    <w:lsdException w:name="Signature" w:semiHidden="1" w:unhideWhenUsed="1"/>
+    <w:lsdException w:name="Default Paragraph Font" w:semiHidden="1" w:uiPriority="1" w:unhideWhenUsed="1"/>
+    <w:lsdException w:name="Body Text" w:semiHidden="1" w:unhideWhenUsed="1"/>
+    <w:lsdException w:name="Body Text Indent" w:semiHidden="1" w:unhideWhenUsed="1"/>
+    <w:lsdException w:name="List Continue" w:semiHidden="1" w:unhideWhenUsed="1"/>
+    <w:lsdException w:name="List Continue 2" w:semiHidden="1" w:unhideWhenUsed="1"/>
+    <w:lsdException w:name="List Continue 3" w:semiHidden="1" w:unhideWhenUsed="1"/>
+    <w:lsdException w:name="List Continue 4" w:semiHidden="1" w:unhideWhenUsed="1"/>
+    <w:lsdException w:name="List Continue 5" w:semiHidden="1" w:unhideWhenUsed="1"/>
+    <w:lsdException w:name="Message Header" w:semiHidden="1" w:unhideWhenUsed="1"/>
+    <w:lsdException w:name="Subtitle" w:uiPriority="11" w:qFormat="1"/>
+    <w:lsdException w:name="Salutation" w:semiHidden="1" w:unhideWhenUsed="1"/>
+    <w:lsdException w:name="Date" w:semiHidden="1" w:unhideWhenUsed="1"/>
+    <w:lsdException w:name="Body Text First Indent" w:semiHidden="1" w:unhideWhenUsed="1"/>
+    <w:lsdException w:name="Body Text First Indent 2" w:semiHidden="1" w:unhideWhenUsed="1"/>
+    <w:lsdException w:name="Note Heading" w:semiHidden="1" w:unhideWhenUsed="1"/>
+    <w:lsdException w:name="Body Text 2" w:semiHidden="1" w:unhideWhenUsed="1"/>
+    <w:lsdException w:name="Body Text 3" w:semiHidden="1" w:unhideWhenUsed="1"/>
+    <w:lsdException w:name="Body Text Indent 2" w:semiHidden="1" w:unhideWhenUsed="1"/>
+    <w:lsdException w:name="Body Text Indent 3" w:semiHidden="1" w:unhideWhenUsed="1"/>
+    <w:lsdException w:name="Block Text" w:semiHidden="1" w:unhideWhenUsed="1"/>
+    <w:lsdException w:name="Hyperlink" w:semiHidden="1" w:unhideWhenUsed="1"/>
+    <w:lsdException w:name="FollowedHyperlink" w:semiHidden="1" w:unhideWhenUsed="1"/>
+    <w:lsdException w:name="Strong" w:uiPriority="22" w:qFormat="1"/>
+    <w:lsdException w:name="Emphasis" w:uiPriority="20" w:qFormat="1"/>
+    <w:lsdException w:name="Document Map" w:semiHidden="1" w:unhideWhenUsed="1"/>
+    <w:lsdException w:name="Plain Text" w:semiHidden="1" w:unhideWhenUsed="1"/>
+    <w:lsdException w:name="E-mail Signature" w:semiHidden="1" w:unhideWhenUsed="1"/>
+    <w:lsdException w:name="HTML Top of Form" w:semiHidden="1" w:unhideWhenUsed="1"/>
+    <w:lsdException w:name="HTML Bottom of Form" w:semiHidden="1" w:unhideWhenUsed="1"/>
+    <w:lsdException w:name="Normal (Web)" w:semiHidden="1" w:unhideWhenUsed="1"/>
+    <w:lsdException w:name="HTML Acronym" w:semiHidden="1" w:unhideWhenUsed="1"/>
+    <w:lsdException w:name="HTML Address" w:semiHidden="1" w:unhideWhenUsed="1"/>
+    <w:lsdException w:name="HTML Cite" w:semiHidden="1" w:unhideWhenUsed="1"/>
+    <w:lsdException w:name="HTML Code" w:semiHidden="1" w:unhideWhenUsed="1"/>
+    <w:lsdException w:name="HTML Definition" w:semiHidden="1" w:unhideWhenUsed="1"/>
+    <w:lsdException w:name="HTML Keyboard" w:semiHidden="1" w:unhideWhenUsed="1"/>
+    <w:lsdException w:name="HTML Preformatted" w:semiHidden="1" w:unhideWhenUsed="1"/>
+    <w:lsdException w:name="HTML Sample" w:semiHidden="1" w:unhideWhenUsed="1"/>
+    <w:lsdException w:name="HTML Typewriter" w:semiHidden="1" w:unhideWhenUsed="1"/>
+    <w:lsdException w:name="HTML Variable" w:semiHidden="1" w:unhideWhenUsed="1"/>
+    <w:lsdException w:name="Normal Table" w:semiHidden="1" w:unhideWhenUsed="1"/>
+    <w:lsdException w:name="annotation subject" w:semiHidden="1" w:unhideWhenUsed="1"/>
+    <w:lsdException w:name="No List" w:semiHidden="1" w:unhideWhenUsed="1"/>
+    <w:lsdException w:name="Outline List 1" w:semiHidden="1" w:unhideWhenUsed="1"/>
+    <w:lsdException w:name="Outline List 2" w:semiHidden="1" w:unhideWhenUsed="1"/>
+    <w:lsdException w:name="Outline List 3" w:semiHidden="1" w:unhideWhenUsed="1"/>
+    <w:lsdException w:name="Table Simple 1" w:semiHidden="1" w:unhideWhenUsed="1"/>
+    <w:lsdException w:name="Table Simple 2" w:semiHidden="1" w:unhideWhenUsed="1"/>
+    <w:lsdException w:name="Table Simple 3" w:semiHidden="1" w:unhideWhenUsed="1"/>
+    <w:lsdException w:name="Table Classic 1" w:semiHidden="1" w:unhideWhenUsed="1"/>
+    <w:lsdException w:name="Table Classic 2" w:semiHidden="1" w:unhideWhenUsed="1"/>
+    <w:lsdException w:name="Table Classic 3" w:semiHidden="1" w:unhideWhenUsed="1"/>
+    <w:lsdException w:name="Table Classic 4" w:semiHidden="1" w:unhideWhenUsed="1"/>
+    <w:lsdException w:name="Table Colorful 1" w:semiHidden="1" w:unhideWhenUsed="1"/>
+    <w:lsdException w:name="Table Colorful 2" w:semiHidden="1" w:unhideWhenUsed="1"/>
+    <w:lsdException w:name="Table Colorful 3" w:semiHidden="1" w:unhideWhenUsed="1"/>
+    <w:lsdException w:name="Table Columns 1" w:semiHidden="1" w:unhideWhenUsed="1"/>
+    <w:lsdException w:name="Table Columns 2" w:semiHidden="1" w:unhideWhenUsed="1"/>
+    <w:lsdException w:name="Table Columns 3" w:semiHidden="1" w:unhideWhenUsed="1"/>
+    <w:lsdException w:name="Table Columns 4" w:semiHidden="1" w:unhideWhenUsed="1"/>
+    <w:lsdException w:name="Table Columns 5" w:semiHidden="1" w:unhideWhenUsed="1"/>
+    <w:lsdException w:name="Table Grid 1" w:semiHidden="1" w:unhideWhenUsed="1"/>
+    <w:lsdException w:name="Table Grid 2" w:semiHidden="1" w:unhideWhenUsed="1"/>
+    <w:lsdException w:name="Table Grid 3" w:semiHidden="1" w:unhideWhenUsed="1"/>
+    <w:lsdException w:name="Table Grid 4" w:semiHidden="1" w:unhideWhenUsed="1"/>
+    <w:lsdException w:name="Table Grid 5" w:semiHidden="1" w:unhideWhenUsed="1"/>
+    <w:lsdException w:name="Table Grid 6" w:semiHidden="1" w:unhideWhenUsed="1"/>
+    <w:lsdException w:name="Table Grid 7" w:semiHidden="1" w:unhideWhenUsed="1"/>
+    <w:lsdException w:name="Table Grid 8" w:semiHidden="1" w:unhideWhenUsed="1"/>
+    <w:lsdException w:name="Table List 1" w:semiHidden="1" w:unhideWhenUsed="1"/>
+    <w:lsdException w:name="Table List 2" w:semiHidden="1" w:unhideWhenUsed="1"/>
+    <w:lsdException w:name="Table List 3" w:semiHidden="1" w:unhideWhenUsed="1"/>
+    <w:lsdException w:name="Table List 4" w:semiHidden="1" w:unhideWhenUsed="1"/>
+    <w:lsdException w:name="Table List 5" w:semiHidden="1" w:unhideWhenUsed="1"/>
+    <w:lsdException w:name="Table List 6" w:semiHidden="1" w:unhideWhenUsed="1"/>
+    <w:lsdException w:name="Table List 7" w:semiHidden="1" w:unhideWhenUsed="1"/>
+    <w:lsdException w:name="Table List 8" w:semiHidden="1" w:unhideWhenUsed="1"/>
+    <w:lsdException w:name="Table 3D effects 1" w:semiHidden="1" w:unhideWhenUsed="1"/>
+    <w:lsdException w:name="Table 3D effects 2" w:semiHidden="1" w:unhideWhenUsed="1"/>
+    <w:lsdException w:name="Table 3D effects 3" w:semiHidden="1" w:unhideWhenUsed="1"/>
+    <w:lsdException w:name="Table Contemporary" w:semiHidden="1" w:unhideWhenUsed="1"/>
+    <w:lsdException w:name="Table Elegant" w:semiHidden="1" w:unhideWhenUsed="1"/>
+    <w:lsdException w:name="Table Professional" w:semiHidden="1" w:unhideWhenUsed="1"/>
+    <w:lsdException w:name="Table Subtle 1" w:semiHidden="1" w:unhideWhenUsed="1"/>
+    <w:lsdException w:name="Table Subtle 2" w:semiHidden="1" w:unhideWhenUsed="1"/>
+    <w:lsdException w:name="Table Web 1" w:semiHidden="1" w:unhideWhenUsed="1"/>
+    <w:lsdException w:name="Table Web 2" w:semiHidden="1" w:unhideWhenUsed="1"/>
+    <w:lsdException w:name="Table Web 3" w:semiHidden="1" w:unhideWhenUsed="1"/>
+    <w:lsdException w:name="Balloon Text" w:semiHidden="1" w:unhideWhenUsed="1"/>
+    <w:lsdException w:name="Table Grid" w:uiPriority="39"/>
+    <w:lsdException w:name="Table Theme" w:semiHidden="1" w:unhideWhenUsed="1"/>
+    <w:lsdException w:name="Placeholder Text" w:semiHidden="1"/>
+    <w:lsdException w:name="No Spacing" w:uiPriority="1" w:qFormat="1"/>
+    <w:lsdException w:name="Light Shading" w:uiPriority="60"/>
+    <w:lsdException w:name="Light List" w:uiPriority="61"/>
+    <w:lsdException w:name="Light Grid" w:uiPriority="62"/>
+    <w:lsdException w:name="Medium Shading 1" w:uiPriority="63"/>
+    <w:lsdException w:name="Medium Shading 2" w:uiPriority="64"/>
+    <w:lsdException w:name="Medium List 1" w:uiPriority="65"/>
+    <w:lsdException w:name="Medium List 2" w:uiPriority="66"/>
+    <w:lsdException w:name="Medium Grid 1" w:uiPriority="67"/>
+    <w:lsdException w:name="Medium Grid 2" w:uiPriority="68"/>
+    <w:lsdException w:name="Medium Grid 3" w:uiPriority="69"/>
+    <w:lsdException w:name="Dark List" w:uiPriority="70"/>
+    <w:lsdException w:name="Colorful Shading" w:uiPriority="71"/>
+    <w:lsdException w:name="Colorful List" w:uiPriority="72"/>
+    <w:lsdException w:name="Colorful Grid" w:uiPriority="73"/>
+    <w:lsdException w:name="Light Shading Accent 1" w:uiPriority="60"/>
+    <w:lsdException w:name="Light List Accent 1" w:uiPriority="61"/>
+    <w:lsdException w:name="Light Grid Accent 1" w:uiPriority="62"/>
+    <w:lsdException w:name="Medium Shading 1 Accent 1" w:uiPriority="63"/>
+    <w:lsdException w:name="Medium Shading 2 Accent 1" w:uiPriority="64"/>
+    <w:lsdException w:name="Medium List 1 Accent 1" w:uiPriority="65"/>
+    <w:lsdException w:name="Revision" w:semiHidden="1"/>
+    <w:lsdException w:name="List Paragraph" w:uiPriority="34" w:qFormat="1"/>
+    <w:lsdException w:name="Quote" w:uiPriority="29" w:qFormat="1"/>
+    <w:lsdException w:name="Intense Quote" w:uiPriority="30" w:qFormat="1"/>
+    <w:lsdException w:name="Medium List 2 Accent 1" w:uiPriority="66"/>
+    <w:lsdException w:name="Medium Grid 1 Accent 1" w:uiPriority="67"/>
+    <w:lsdException w:name="Medium Grid 2 Accent 1" w:uiPriority="68"/>
+    <w:lsdException w:name="Medium Grid 3 Accent 1" w:uiPriority="69"/>
+    <w:lsdException w:name="Dark List Accent 1" w:uiPriority="70"/>
+    <w:lsdException w:name="Colorful Shading Accent 1" w:uiPriority="71"/>
+    <w:lsdException w:name="Colorful List Accent 1" w:uiPriority="72"/>
+    <w:lsdException w:name="Colorful Grid Accent 1" w:uiPriority="73"/>
+    <w:lsdException w:name="Light Shading Accent 2" w:uiPriority="60"/>
+    <w:lsdException w:name="Light List Accent 2" w:uiPriority="61"/>
+    <w:lsdException w:name="Light Grid Accent 2" w:uiPriority="62"/>
+    <w:lsdException w:name="Medium Shading 1 Accent 2" w:uiPriority="63"/>
+    <w:lsdException w:name="Medium Shading 2 Accent 2" w:uiPriority="64"/>
+    <w:lsdException w:name="Medium List 1 Accent 2" w:uiPriority="65"/>
+    <w:lsdException w:name="Medium List 2 Accent 2" w:uiPriority="66"/>
+    <w:lsdException w:name="Medium Grid 1 Accent 2" w:uiPriority="67"/>
+    <w:lsdException w:name="Medium Grid 2 Accent 2" w:uiPriority="68"/>
+    <w:lsdException w:name="Medium Grid 3 Accent 2" w:uiPriority="69"/>
+    <w:lsdException w:name="Dark List Accent 2" w:uiPriority="70"/>
+    <w:lsdException w:name="Colorful Shading Accent 2" w:uiPriority="71"/>
+    <w:lsdException w:name="Colorful List Accent 2" w:uiPriority="72"/>
+    <w:lsdException w:name="Colorful Grid Accent 2" w:uiPriority="73"/>
+    <w:lsdException w:name="Light Shading Accent 3" w:uiPriority="60"/>
+    <w:lsdException w:name="Light List Accent 3" w:uiPriority="61"/>
+    <w:lsdException w:name="Light Grid Accent 3" w:uiPriority="62"/>
+    <w:lsdException w:name="Medium Shading 1 Accent 3" w:uiPriority="63"/>
+    <w:lsdException w:name="Medium Shading 2 Accent 3" w:uiPriority="64"/>
+    <w:lsdException w:name="Medium List 1 Accent 3" w:uiPriority="65"/>
+    <w:lsdException w:name="Medium List 2 Accent 3" w:uiPriority="66"/>
+    <w:lsdException w:name="Medium Grid 1 Accent 3" w:uiPriority="67"/>
+    <w:lsdException w:name="Medium Grid 2 Accent 3" w:uiPriority="68"/>
+    <w:lsdException w:name="Medium Grid 3 Accent 3" w:uiPriority="69"/>
+    <w:lsdException w:name="Dark List Accent 3" w:uiPriority="70"/>
+    <w:lsdException w:name="Colorful Shading Accent 3" w:uiPriority="71"/>
+    <w:lsdException w:name="Colorful List Accent 3" w:uiPriority="72"/>
+    <w:lsdException w:name="Colorful Grid Accent 3" w:uiPriority="73"/>
+    <w:lsdException w:name="Light Shading Accent 4" w:uiPriority="60"/>
+    <w:lsdException w:name="Light List Accent 4" w:uiPriority="61"/>
+    <w:lsdException w:name="Light Grid Accent 4" w:uiPriority="62"/>
+    <w:lsdException w:name="Medium Shading 1 Accent 4" w:uiPriority="63"/>
+    <w:lsdException w:name="Medium Shading 2 Accent 4" w:uiPriority="64"/>
+    <w:lsdException w:name="Medium List 1 Accent 4" w:uiPriority="65"/>
+    <w:lsdException w:name="Medium List 2 Accent 4" w:uiPriority="66"/>
+    <w:lsdException w:name="Medium Grid 1 Accent 4" w:uiPriority="67"/>
+    <w:lsdException w:name="Medium Grid 2 Accent 4" w:uiPriority="68"/>
+    <w:lsdException w:name="Medium Grid 3 Accent 4" w:uiPriority="69"/>
+    <w:lsdException w:name="Dark List Accent 4" w:uiPriority="70"/>
+    <w:lsdException w:name="Colorful Shading Accent 4" w:uiPriority="71"/>
+    <w:lsdException w:name="Colorful List Accent 4" w:uiPriority="72"/>
+    <w:lsdException w:name="Colorful Grid Accent 4" w:uiPriority="73"/>
+    <w:lsdException w:name="Light Shading Accent 5" w:uiPriority="60"/>
+    <w:lsdException w:name="Light List Accent 5" w:uiPriority="61"/>
+    <w:lsdException w:name="Light Grid Accent 5" w:uiPriority="62"/>
+    <w:lsdException w:name="Medium Shading 1 Accent 5" w:uiPriority="63"/>
+    <w:lsdException w:name="Medium Shading 2 Accent 5" w:uiPriority="64"/>
+    <w:lsdException w:name="Medium List 1 Accent 5" w:uiPriority="65"/>
+    <w:lsdException w:name="Medium List 2 Accent 5" w:uiPriority="66"/>
+    <w:lsdException w:name="Medium Grid 1 Accent 5" w:uiPriority="67"/>
+    <w:lsdException w:name="Medium Grid 2 Accent 5" w:uiPriority="68"/>
+    <w:lsdException w:name="Medium Grid 3 Accent 5" w:uiPriority="69"/>
+    <w:lsdException w:name="Dark List Accent 5" w:uiPriority="70"/>
+    <w:lsdException w:name="Colorful Shading Accent 5" w:uiPriority="71"/>
+    <w:lsdException w:name="Colorful List Accent 5" w:uiPriority="72"/>
+    <w:lsdException w:name="Colorful Grid Accent 5" w:uiPriority="73"/>
+    <w:lsdException w:name="Light Shading Accent 6" w:uiPriority="60"/>
+    <w:lsdException w:name="Light List Accent 6" w:uiPriority="61"/>
+    <w:lsdException w:name="Light Grid Accent 6" w:uiPriority="62"/>
+    <w:lsdException w:name="Medium Shading 1 Accent 6" w:uiPriority="63"/>
+    <w:lsdException w:name="Medium Shading 2 Accent 6" w:uiPriority="64"/>
+    <w:lsdException w:name="Medium List 1 Accent 6" w:uiPriority="65"/>
+    <w:lsdException w:name="Medium List 2 Accent 6" w:uiPriority="66"/>
+    <w:lsdException w:name="Medium Grid 1 Accent 6" w:uiPriority="67"/>
+    <w:lsdException w:name="Medium Grid 2 Accent 6" w:uiPriority="68"/>
+    <w:lsdException w:name="Medium Grid 3 Accent 6" w:uiPriority="69"/>
+    <w:lsdException w:name="Dark List Accent 6" w:uiPriority="70"/>
+    <w:lsdException w:name="Colorful Shading Accent 6" w:uiPriority="71"/>
+    <w:lsdException w:name="Colorful List Accent 6" w:uiPriority="72"/>
+    <w:lsdException w:name="Colorful Grid Accent 6" w:uiPriority="73"/>
+    <w:lsdException w:name="Subtle Emphasis" w:uiPriority="19" w:qFormat="1"/>
+    <w:lsdException w:name="Intense Emphasis" w:uiPriority="21" w:qFormat="1"/>
+    <w:lsdException w:name="Subtle Reference" w:uiPriority="31" w:qFormat="1"/>
+    <w:lsdException w:name="Intense Reference" w:uiPriority="32" w:qFormat="1"/>
+    <w:lsdException w:name="Book Title" w:uiPriority="33" w:qFormat="1"/>
+    <w:lsdException w:name="Bibliography" w:semiHidden="1" w:uiPriority="37" w:unhideWhenUsed="1"/>
+    <w:lsdException w:name="TOC Heading" w:semiHidden="1" w:uiPriority="39" w:unhideWhenUsed="1" w:qFormat="1"/>
+    <w:lsdException w:name="Plain Table 1" w:uiPriority="41"/>
+    <w:lsdException w:name="Plain Table 2" w:uiPriority="42"/>
+    <w:lsdException w:name="Plain Table 3" w:uiPriority="43"/>
+    <w:lsdException w:name="Plain Table 4" w:uiPriority="44"/>
+    <w:lsdException w:name="Plain Table 5" w:uiPriority="45"/>
+    <w:lsdException w:name="Grid Table Light" w:uiPriority="40"/>
+    <w:lsdException w:name="Grid Table 1 Light" w:uiPriority="46"/>
+    <w:lsdException w:name="Grid Table 2" w:uiPriority="47"/>
+    <w:lsdException w:name="Grid Table 3" w:uiPriority="48"/>
+    <w:lsdException w:name="Grid Table 4" w:uiPriority="49"/>
+    <w:lsdException w:name="Grid Table 5 Dark" w:uiPriority="50"/>
+    <w:lsdException w:name="Grid Table 6 Colorful" w:uiPriority="51"/>
+    <w:lsdException w:name="Grid Table 7 Colorful" w:uiPriority="52"/>
+    <w:lsdException w:name="Grid Table 1 Light Accent 1" w:uiPriority="46"/>
+    <w:lsdException w:name="Grid Table 2 Accent 1" w:uiPriority="47"/>
+    <w:lsdException w:name="Grid Table 3 Accent 1" w:uiPriority="48"/>
+    <w:lsdException w:name="Grid Table 4 Accent 1" w:uiPriority="49"/>
+    <w:lsdException w:name="Grid Table 5 Dark Accent 1" w:uiPriority="50"/>
+    <w:lsdException w:name="Grid Table 6 Colorful Accent 1" w:uiPriority="51"/>
+    <w:lsdException w:name="Grid Table 7 Colorful Accent 1" w:uiPriority="52"/>
+    <w:lsdException w:name="Grid Table 1 Light Accent 2" w:uiPriority="46"/>
+    <w:lsdException w:name="Grid Table 2 Accent 2" w:uiPriority="47"/>
+    <w:lsdException w:name="Grid Table 3 Accent 2" w:uiPriority="48"/>
+    <w:lsdException w:name="Grid Table 4 Accent 2" w:uiPriority="49"/>
+    <w:lsdException w:name="Grid Table 5 Dark Accent 2" w:uiPriority="50"/>
+    <w:lsdException w:name="Grid Table 6 Colorful Accent 2" w:uiPriority="51"/>
+    <w:lsdException w:name="Grid Table 7 Colorful Accent 2" w:uiPriority="52"/>
+    <w:lsdException w:name="Grid Table 1 Light Accent 3" w:uiPriority="46"/>
+    <w:lsdException w:name="Grid Table 2 Accent 3" w:uiPriority="47"/>
+    <w:lsdException w:name="Grid Table 3 Accent 3" w:uiPriority="48"/>
+    <w:lsdException w:name="Grid Table 4 Accent 3" w:uiPriority="49"/>
+    <w:lsdException w:name="Grid Table 5 Dark Accent 3" w:uiPriority="50"/>
+    <w:lsdException w:name="Grid Table 6 Colorful Accent 3" w:uiPriority="51"/>
+    <w:lsdException w:name="Grid Table 7 Colorful Accent 3" w:uiPriority="52"/>
+    <w:lsdException w:name="Grid Table 1 Light Accent 4" w:uiPriority="46"/>
+    <w:lsdException w:name="Grid Table 2 Accent 4" w:uiPriority="47"/>
+    <w:lsdException w:name="Grid Table 3 Accent 4" w:uiPriority="48"/>
+    <w:lsdException w:name="Grid Table 4 Accent 4" w:uiPriority="49"/>
+    <w:lsdException w:name="Grid Table 5 Dark Accent 4" w:uiPriority="50"/>
+    <w:lsdException w:name="Grid Table 6 Colorful Accent 4" w:uiPriority="51"/>
+    <w:lsdException w:name="Grid Table 7 Colorful Accent 4" w:uiPriority="52"/>
+    <w:lsdException w:name="Grid Table 1 Light Accent 5" w:uiPriority="46"/>
+    <w:lsdException w:name="Grid Table 2 Accent 5" w:uiPriority="47"/>
+    <w:lsdException w:name="Grid Table 3 Accent 5" w:uiPriority="48"/>
+    <w:lsdException w:name="Grid Table 4 Accent 5" w:uiPriority="49"/>
+    <w:lsdException w:name="Grid Table 5 Dark Accent 5" w:uiPriority="50"/>
+    <w:lsdException w:name="Grid Table 6 Colorful Accent 5" w:uiPriority="51"/>
+    <w:lsdException w:name="Grid Table 7 Colorful Accent 5" w:uiPriority="52"/>
+    <w:lsdException w:name="Grid Table 1 Light Accent 6" w:uiPriority="46"/>
+    <w:lsdException w:name="Grid Table 2 Accent 6" w:uiPriority="47"/>
+    <w:lsdException w:name="Grid Table 3 Accent 6" w:uiPriority="48"/>
+    <w:lsdException w:name="Grid Table 4 Accent 6" w:uiPriority="49"/>
+    <w:lsdException w:name="Grid Table 5 Dark Accent 6" w:uiPriority="50"/>
+    <w:lsdException w:name="Grid Table 6 Colorful Accent 6" w:uiPriority="51"/>
+    <w:lsdException w:name="Grid Table 7 Colorful Accent 6" w:uiPriority="52"/>
+    <w:lsdException w:name="List Table 1 Light" w:uiPriority="46"/>
+    <w:lsdException w:name="List Table 2" w:uiPriority="47"/>
+    <w:lsdException w:name="List Table 3" w:uiPriority="48"/>
+    <w:lsdException w:name="List Table 4" w:uiPriority="49"/>
+    <w:lsdException w:name="List Table 5 Dark" w:uiPriority="50"/>
+    <w:lsdException w:name="List Table 6 Colorful" w:uiPriority="51"/>
+    <w:lsdException w:name="List Table 7 Colorful" w:uiPriority="52"/>
+    <w:lsdException w:name="List Table 1 Light Accent 1" w:uiPriority="46"/>
+    <w:lsdException w:name="List Table 2 Accent 1" w:uiPriority="47"/>
+    <w:lsdException w:name="List Table 3 Accent 1" w:uiPriority="48"/>
+    <w:lsdException w:name="List Table 4 Accent 1" w:uiPriority="49"/>
+    <w:lsdException w:name="List Table 5 Dark Accent 1" w:uiPriority="50"/>
+    <w:lsdException w:name="List Table 6 Colorful Accent 1" w:uiPriority="51"/>
+    <w:lsdException w:name="List Table 7 Colorful Accent 1" w:uiPriority="52"/>
+    <w:lsdException w:name="List Table 1 Light Accent 2" w:uiPriority="46"/>
+    <w:lsdException w:name="List Table 2 Accent 2" w:uiPriority="47"/>
+    <w:lsdException w:name="List Table 3 Accent 2" w:uiPriority="48"/>
+    <w:lsdException w:name="List Table 4 Accent 2" w:uiPriority="49"/>
+    <w:lsdException w:name="List Table 5 Dark Accent 2" w:uiPriority="50"/>
+    <w:lsdException w:name="List Table 6 Colorful Accent 2" w:uiPriority="51"/>
+    <w:lsdException w:name="List Table 7 Colorful Accent 2" w:uiPriority="52"/>
+    <w:lsdException w:name="List Table 1 Light Accent 3" w:uiPriority="46"/>
+    <w:lsdException w:name="List Table 2 Accent 3" w:uiPriority="47"/>
+    <w:lsdException w:name="List Table 3 Accent 3" w:uiPriority="48"/>
+    <w:lsdException w:name="List Table 4 Accent 3" w:uiPriority="49"/>
+    <w:lsdException w:name="List Table 5 Dark Accent 3" w:uiPriority="50"/>
+    <w:lsdException w:name="List Table 6 Colorful Accent 3" w:uiPriority="51"/>
+    <w:lsdException w:name="List Table 7 Colorful Accent 3" w:uiPriority="52"/>
+    <w:lsdException w:name="List Table 1 Light Accent 4" w:uiPriority="46"/>
+    <w:lsdException w:name="List Table 2 Accent 4" w:uiPriority="47"/>
+    <w:lsdException w:name="List Table 3 Accent 4" w:uiPriority="48"/>
+    <w:lsdException w:name="List Table 4 Accent 4" w:uiPriority="49"/>
+    <w:lsdException w:name="List Table 5 Dark Accent 4" w:uiPriority="50"/>
+    <w:lsdException w:name="List Table 6 Colorful Accent 4" w:uiPriority="51"/>
+    <w:lsdException w:name="List Table 7 Colorful Accent 4" w:uiPriority="52"/>
+    <w:lsdException w:name="List Table 1 Light Accent 5" w:uiPriority="46"/>
+    <w:lsdException w:name="List Table 2 Accent 5" w:uiPriority="47"/>
+    <w:lsdException w:name="List Table 3 Accent 5" w:uiPriority="48"/>
+    <w:lsdException w:name="List Table 4 Accent 5" w:uiPriority="49"/>
+    <w:lsdException w:name="List Table 5 Dark Accent 5" w:uiPriority="50"/>
+    <w:lsdException w:name="List Table 6 Colorful Accent 5" w:uiPriority="51"/>
+    <w:lsdException w:name="List Table 7 Colorful Accent 5" w:uiPriority="52"/>
+    <w:lsdException w:name="List Table 1 Light Accent 6" w:uiPriority="46"/>
+    <w:lsdException w:name="List Table 2 Accent 6" w:uiPriority="47"/>
+    <w:lsdException w:name="List Table 3 Accent 6" w:uiPriority="48"/>
+    <w:lsdException w:name="List Table 4 Accent 6" w:uiPriority="49"/>
+    <w:lsdException w:name="List Table 5 Dark Accent 6" w:uiPriority="50"/>
+    <w:lsdException w:name="List Table 6 Colorful Accent 6" w:uiPriority="51"/>
+    <w:lsdException w:name="List Table 7 Colorful Accent 6" w:uiPriority="52"/>
+    <w:lsdException w:name="Mention" w:semiHidden="1" w:unhideWhenUsed="1"/>
+    <w:lsdException w:name="Smart Hyperlink" w:semiHidden="1" w:unhideWhenUsed="1"/>
+    <w:lsdException w:name="Hashtag" w:semiHidden="1" w:unhideWhenUsed="1"/>
+    <w:lsdException w:name="Unresolved Mention" w:semiHidden="1" w:unhideWhenUsed="1"/>
+    <w:lsdException w:name="Smart Link" w:semiHidden="1" w:unhideWhenUsed="1"/>
   </w:latentStyles>
   <w:style w:type="paragraph" w:default="1" w:styleId="a">
     <w:name w:val="Normal"/>
@@ -8253,7 +7787,6 @@
     <w:uiPriority w:val="99"/>
     <w:semiHidden/>
     <w:unhideWhenUsed/>
-    <w:qFormat/>
     <w:tblPr>
       <w:tblInd w:w="0" w:type="dxa"/>
       <w:tblCellMar>
@@ -8522,7 +8055,6 @@
     <w:basedOn w:val="a1"/>
     <w:rsid w:val="003F2DFE"/>
     <w:tblPr>
-      <w:tblInd w:w="0" w:type="dxa"/>
       <w:tblBorders>
         <w:top w:val="single" w:sz="6" w:space="0" w:color="000000"/>
         <w:left w:val="single" w:sz="6" w:space="0" w:color="000000"/>
@@ -8531,12 +8063,6 @@
         <w:insideH w:val="single" w:sz="6" w:space="0" w:color="000000"/>
         <w:insideV w:val="single" w:sz="6" w:space="0" w:color="000000"/>
       </w:tblBorders>
-      <w:tblCellMar>
-        <w:top w:w="0" w:type="dxa"/>
-        <w:left w:w="108" w:type="dxa"/>
-        <w:bottom w:w="0" w:type="dxa"/>
-        <w:right w:w="108" w:type="dxa"/>
-      </w:tblCellMar>
     </w:tblPr>
   </w:style>
   <w:style w:type="paragraph" w:customStyle="1" w:styleId="TableHeading">

--- a/doc/ТЗ.docx
+++ b/doc/ТЗ.docx
@@ -19,7 +19,7 @@
           <w:sz w:val="28"/>
           <w:szCs w:val="28"/>
         </w:rPr>
-        <w:t xml:space="preserve"> Введение</w:t>
+        <w:t>Введение</w:t>
       </w:r>
     </w:p>
     <w:p>
